--- a/zht/docx/088.content.docx
+++ b/zht/docx/088.content.docx
@@ -149,7 +149,7 @@
         <w:rPr>
           <w:lang w:val="zh_TW" w:bidi="zh_TW"/>
         </w:rPr>
-        <w:t>liu</w:t>
+        <w:t>ling</w:t>
       </w:r>
       <w:r>
         <w:rPr>
@@ -212,7 +212,7 @@
         <w:rPr>
           <w:lang w:val="zh_TW" w:bidi="zh_TW"/>
         </w:rPr>
-        <w:t>流放，放逐</w:t>
+        <w:t>靈魂</w:t>
       </w:r>
       <w:r>
         <w:rPr>
@@ -231,7 +231,33 @@
         <w:rPr>
           <w:lang w:val="zh_TW" w:bidi="zh_TW"/>
         </w:rPr>
-        <w:t>懲罰的一種，將人從國家或群體中排除。</w:t>
+        <w:t>用來翻譯希臘文「</w:t>
+      </w:r>
+      <w:r>
+        <w:rPr>
+          <w:i/>
+          <w:lang w:val="zh_TW" w:bidi="zh_TW"/>
+        </w:rPr>
+        <w:t>psuche</w:t>
+      </w:r>
+      <w:r>
+        <w:rPr>
+          <w:lang w:val="zh_TW" w:bidi="zh_TW"/>
+        </w:rPr>
+        <w:t>」和希伯來文「</w:t>
+      </w:r>
+      <w:r>
+        <w:rPr>
+          <w:i/>
+          <w:lang w:val="zh_TW" w:bidi="zh_TW"/>
+        </w:rPr>
+        <w:t>nephesh</w:t>
+      </w:r>
+      <w:r>
+        <w:rPr>
+          <w:lang w:val="zh_TW" w:bidi="zh_TW"/>
+        </w:rPr>
+        <w:t>」的詞。</w:t>
       </w:r>
     </w:p>
     <w:p>
@@ -245,7 +271,223 @@
         <w:rPr>
           <w:lang w:val="zh_TW" w:bidi="zh_TW"/>
         </w:rPr>
-        <w:t>在聖經中，「放逐」或類似詞語多次出現：</w:t>
+        <w:t>希臘哲學家柏拉圖（生活在公元前四世紀）相信靈魂是人類永恆的一部分。雖然身體會死，但靈魂不會。當一個人死去時，他們的靈魂會進入另一個身體。如果他們是壞人，他們的靈魂可能會進入較低等的人、動物或鳥類。隨著時間的推移，通過從一個身體移動到另一個身體，靈魂會從邪惡中被淨化。在基督教早期的幾個世紀中，諾斯底主義也教導身體就像是靈魂的監牢。救贖，或被拯救，發生在人們學習了諾斯底的秘密時，這會使他們的靈魂從身體中解放出來。</w:t>
+      </w:r>
+    </w:p>
+    <w:p>
+      <w:pPr>
+        <w:pStyle w:val="Heading3"/>
+      </w:pPr>
+      <w:r>
+        <w:rPr>
+          <w:lang w:val="zh_TW" w:bidi="zh_TW"/>
+        </w:rPr>
+        <w:t>聖經對靈魂的看法</w:t>
+      </w:r>
+    </w:p>
+    <w:p>
+      <w:pPr/>
+      <w:r>
+        <w:rPr>
+          <w:lang w:val="zh_TW" w:bidi="zh_TW"/>
+        </w:rPr>
+      </w:r>
+      <w:r>
+        <w:rPr>
+          <w:lang w:val="zh_TW" w:bidi="zh_TW"/>
+        </w:rPr>
+        <w:t>聖經對靈魂有不同的看法。</w:t>
+      </w:r>
+    </w:p>
+    <w:p>
+      <w:pPr>
+        <w:pStyle w:val="Heading4"/>
+      </w:pPr>
+      <w:r>
+        <w:rPr>
+          <w:lang w:val="zh_TW" w:bidi="zh_TW"/>
+        </w:rPr>
+        <w:t>舊約聖經中的靈魂</w:t>
+      </w:r>
+    </w:p>
+    <w:p>
+      <w:pPr/>
+      <w:r>
+        <w:rPr>
+          <w:lang w:val="zh_TW" w:bidi="zh_TW"/>
+        </w:rPr>
+      </w:r>
+      <w:r>
+        <w:rPr>
+          <w:lang w:val="zh_TW" w:bidi="zh_TW"/>
+        </w:rPr>
+        <w:t>在舊約聖經中，靈魂對人類生命至關重要。希伯來文和希臘文中的靈魂一詞通常意味著「生命」，有時也可以指動物的生命（</w:t>
+      </w:r>
+      <w:hyperlink r:id="rId13">
+        <w:r>
+          <w:rPr>
+            <w:lang w:val="zh_TW" w:bidi="zh_TW"/>
+          </w:rPr>
+          <w:rPr>
+            <w:color w:val="0000EE"/>
+            <w:u w:val="single"/>
+          </w:rPr>
+          <w:t>創世記1:20</w:t>
+        </w:r>
+      </w:hyperlink>
+      <w:r>
+        <w:rPr>
+          <w:lang w:val="zh_TW" w:bidi="zh_TW"/>
+        </w:rPr>
+        <w:t>；</w:t>
+      </w:r>
+      <w:hyperlink r:id="rId14">
+        <w:r>
+          <w:rPr>
+            <w:lang w:val="zh_TW" w:bidi="zh_TW"/>
+          </w:rPr>
+          <w:rPr>
+            <w:color w:val="0000EE"/>
+            <w:u w:val="single"/>
+          </w:rPr>
+          <w:t>利未記11:10</w:t>
+        </w:r>
+      </w:hyperlink>
+      <w:r>
+        <w:rPr>
+          <w:lang w:val="zh_TW" w:bidi="zh_TW"/>
+        </w:rPr>
+        <w:t>）。「</w:t>
+      </w:r>
+      <w:r>
+        <w:rPr>
+          <w:lang w:val="zh_TW" w:bidi="zh_TW"/>
+        </w:rPr>
+        <w:t>以命償命</w:t>
+      </w:r>
+      <w:r>
+        <w:rPr>
+          <w:lang w:val="zh_TW" w:bidi="zh_TW"/>
+        </w:rPr>
+        <w:t>」意味著「生命換生命」（</w:t>
+      </w:r>
+      <w:hyperlink r:id="rId15">
+        <w:r>
+          <w:rPr>
+            <w:lang w:val="zh_TW" w:bidi="zh_TW"/>
+          </w:rPr>
+          <w:rPr>
+            <w:color w:val="0000EE"/>
+            <w:u w:val="single"/>
+          </w:rPr>
+          <w:t>出埃及記21:23</w:t>
+        </w:r>
+      </w:hyperlink>
+      <w:r>
+        <w:rPr>
+          <w:lang w:val="zh_TW" w:bidi="zh_TW"/>
+        </w:rPr>
+        <w:t>）。在法律文本中，靈魂指的是與法律相關的人（比如，「若有靈魂犯罪……（其它譯本翻譯）」，</w:t>
+      </w:r>
+      <w:hyperlink r:id="rId16">
+        <w:r>
+          <w:rPr>
+            <w:lang w:val="zh_TW" w:bidi="zh_TW"/>
+          </w:rPr>
+          <w:rPr>
+            <w:color w:val="0000EE"/>
+            <w:u w:val="single"/>
+          </w:rPr>
+          <w:t xml:space="preserve">利未記4:2 </w:t>
+        </w:r>
+      </w:hyperlink>
+      <w:r>
+        <w:rPr>
+          <w:lang w:val="zh_TW" w:bidi="zh_TW"/>
+        </w:rPr>
+        <w:t>）。當計算人數時，是以靈魂計算，意味著人（</w:t>
+      </w:r>
+      <w:hyperlink r:id="rId17">
+        <w:r>
+          <w:rPr>
+            <w:lang w:val="zh_TW" w:bidi="zh_TW"/>
+          </w:rPr>
+          <w:rPr>
+            <w:color w:val="0000EE"/>
+            <w:u w:val="single"/>
+          </w:rPr>
+          <w:t>出埃及記1:5</w:t>
+        </w:r>
+      </w:hyperlink>
+      <w:r>
+        <w:rPr>
+          <w:lang w:val="zh_TW" w:bidi="zh_TW"/>
+        </w:rPr>
+        <w:t>；</w:t>
+      </w:r>
+      <w:hyperlink r:id="rId18">
+        <w:r>
+          <w:rPr>
+            <w:lang w:val="zh_TW" w:bidi="zh_TW"/>
+          </w:rPr>
+          <w:rPr>
+            <w:color w:val="0000EE"/>
+            <w:u w:val="single"/>
+          </w:rPr>
+          <w:t>申命記10:22</w:t>
+        </w:r>
+      </w:hyperlink>
+      <w:r>
+        <w:rPr>
+          <w:lang w:val="zh_TW" w:bidi="zh_TW"/>
+        </w:rPr>
+        <w:t>）。</w:t>
+      </w:r>
+    </w:p>
+    <w:p>
+      <w:pPr/>
+      <w:r>
+        <w:rPr>
+          <w:lang w:val="zh_TW" w:bidi="zh_TW"/>
+        </w:rPr>
+      </w:r>
+      <w:r>
+        <w:rPr>
+          <w:lang w:val="zh_TW" w:bidi="zh_TW"/>
+        </w:rPr>
+        <w:t>更狹義地說，靈魂指的是人的情感和內在力量。人們被呼召要盡心盡性來愛神（</w:t>
+      </w:r>
+      <w:hyperlink r:id="rId19">
+        <w:r>
+          <w:rPr>
+            <w:lang w:val="zh_TW" w:bidi="zh_TW"/>
+          </w:rPr>
+          <w:rPr>
+            <w:color w:val="0000EE"/>
+            <w:u w:val="single"/>
+          </w:rPr>
+          <w:t>申命記13:3</w:t>
+        </w:r>
+      </w:hyperlink>
+      <w:r>
+        <w:rPr>
+          <w:lang w:val="zh_TW" w:bidi="zh_TW"/>
+        </w:rPr>
+        <w:t>）。</w:t>
+      </w:r>
+    </w:p>
+    <w:p>
+      <w:pPr/>
+      <w:r>
+        <w:rPr>
+          <w:lang w:val="zh_TW" w:bidi="zh_TW"/>
+        </w:rPr>
+      </w:r>
+      <w:r>
+        <w:rPr>
+          <w:lang w:val="zh_TW" w:bidi="zh_TW"/>
+        </w:rPr>
+        <w:t>生命中的某些部分來自靈魂：</w:t>
       </w:r>
     </w:p>
     <w:p>
@@ -263,25 +505,25 @@
         <w:rPr>
           <w:lang w:val="zh_TW" w:bidi="zh_TW"/>
         </w:rPr>
-        <w:t>神審判亞當和夏娃（</w:t>
-      </w:r>
-      <w:hyperlink r:id="rId13">
-        <w:r>
-          <w:rPr>
-            <w:lang w:val="zh_TW" w:bidi="zh_TW"/>
-          </w:rPr>
-          <w:rPr>
-            <w:color w:val="0000EE"/>
-            <w:u w:val="single"/>
-          </w:rPr>
-          <w:t>創3:23–24</w:t>
-        </w:r>
-      </w:hyperlink>
-      <w:r>
-        <w:rPr>
-          <w:lang w:val="zh_TW" w:bidi="zh_TW"/>
-        </w:rPr>
-        <w:t>，譯註：和合本譯為打發）</w:t>
+        <w:t>知識和理解（</w:t>
+      </w:r>
+      <w:hyperlink r:id="rId20">
+        <w:r>
+          <w:rPr>
+            <w:lang w:val="zh_TW" w:bidi="zh_TW"/>
+          </w:rPr>
+          <w:rPr>
+            <w:color w:val="0000EE"/>
+            <w:u w:val="single"/>
+          </w:rPr>
+          <w:t>詩篇139:14</w:t>
+        </w:r>
+      </w:hyperlink>
+      <w:r>
+        <w:rPr>
+          <w:lang w:val="zh_TW" w:bidi="zh_TW"/>
+        </w:rPr>
+        <w:t>）</w:t>
       </w:r>
     </w:p>
     <w:p>
@@ -299,25 +541,25 @@
         <w:rPr>
           <w:lang w:val="zh_TW" w:bidi="zh_TW"/>
         </w:rPr>
-        <w:t>神審判該隱 （</w:t>
-      </w:r>
-      <w:hyperlink r:id="rId14">
-        <w:r>
-          <w:rPr>
-            <w:lang w:val="zh_TW" w:bidi="zh_TW"/>
-          </w:rPr>
-          <w:rPr>
-            <w:color w:val="0000EE"/>
-            <w:u w:val="single"/>
-          </w:rPr>
-          <w:t>4:9–14</w:t>
-        </w:r>
-      </w:hyperlink>
-      <w:r>
-        <w:rPr>
-          <w:lang w:val="zh_TW" w:bidi="zh_TW"/>
-        </w:rPr>
-        <w:t>，譯註：和合本未有譯出放逐一詞）</w:t>
+        <w:t>思想（</w:t>
+      </w:r>
+      <w:hyperlink r:id="rId21">
+        <w:r>
+          <w:rPr>
+            <w:lang w:val="zh_TW" w:bidi="zh_TW"/>
+          </w:rPr>
+          <w:rPr>
+            <w:color w:val="0000EE"/>
+            <w:u w:val="single"/>
+          </w:rPr>
+          <w:t>撒母耳記上20:3</w:t>
+        </w:r>
+      </w:hyperlink>
+      <w:r>
+        <w:rPr>
+          <w:lang w:val="zh_TW" w:bidi="zh_TW"/>
+        </w:rPr>
+        <w:t>）</w:t>
       </w:r>
     </w:p>
     <w:p>
@@ -335,37 +577,25 @@
         <w:rPr>
           <w:lang w:val="zh_TW" w:bidi="zh_TW"/>
         </w:rPr>
-        <w:t>押沙龍的父親把押沙龍流放（</w:t>
-      </w:r>
-      <w:hyperlink r:id="rId15">
-        <w:r>
-          <w:rPr>
-            <w:lang w:val="zh_TW" w:bidi="zh_TW"/>
-          </w:rPr>
-          <w:rPr>
-            <w:color w:val="0000EE"/>
-            <w:u w:val="single"/>
-          </w:rPr>
-          <w:t>撒下13:37–39，</w:t>
-        </w:r>
-      </w:hyperlink>
-      <w:hyperlink r:id="rId16">
-        <w:r>
-          <w:rPr>
-            <w:lang w:val="zh_TW" w:bidi="zh_TW"/>
-          </w:rPr>
-          <w:rPr>
-            <w:color w:val="0000EE"/>
-            <w:u w:val="single"/>
-          </w:rPr>
-          <w:t>14:13–14</w:t>
-        </w:r>
-      </w:hyperlink>
-      <w:r>
-        <w:rPr>
-          <w:lang w:val="zh_TW" w:bidi="zh_TW"/>
-        </w:rPr>
-        <w:t>，譯註：和合本譯為逃亡）</w:t>
+        <w:t>愛（</w:t>
+      </w:r>
+      <w:hyperlink r:id="rId22">
+        <w:r>
+          <w:rPr>
+            <w:lang w:val="zh_TW" w:bidi="zh_TW"/>
+          </w:rPr>
+          <w:rPr>
+            <w:color w:val="0000EE"/>
+            <w:u w:val="single"/>
+          </w:rPr>
+          <w:t>撒母耳記上18:1</w:t>
+        </w:r>
+      </w:hyperlink>
+      <w:r>
+        <w:rPr>
+          <w:lang w:val="zh_TW" w:bidi="zh_TW"/>
+        </w:rPr>
+        <w:t>）</w:t>
       </w:r>
     </w:p>
     <w:p>
@@ -383,79 +613,25 @@
         <w:rPr>
           <w:lang w:val="zh_TW" w:bidi="zh_TW"/>
         </w:rPr>
-        <w:t>以色列從應許之地被擄（</w:t>
-      </w:r>
-      <w:hyperlink r:id="rId17">
-        <w:r>
-          <w:rPr>
-            <w:lang w:val="zh_TW" w:bidi="zh_TW"/>
-          </w:rPr>
-          <w:rPr>
-            <w:color w:val="0000EE"/>
-            <w:u w:val="single"/>
-          </w:rPr>
-          <w:t>申30:1</w:t>
-        </w:r>
-      </w:hyperlink>
-      <w:r>
-        <w:rPr>
-          <w:lang w:val="zh_TW" w:bidi="zh_TW"/>
-        </w:rPr>
-        <w:t>；</w:t>
-      </w:r>
-      <w:hyperlink r:id="rId18">
-        <w:r>
-          <w:rPr>
-            <w:lang w:val="zh_TW" w:bidi="zh_TW"/>
-          </w:rPr>
-          <w:rPr>
-            <w:color w:val="0000EE"/>
-            <w:u w:val="single"/>
-          </w:rPr>
-          <w:t>賽11:12</w:t>
-        </w:r>
-      </w:hyperlink>
-      <w:r>
-        <w:rPr>
-          <w:lang w:val="zh_TW" w:bidi="zh_TW"/>
-        </w:rPr>
-        <w:t>；</w:t>
-      </w:r>
-      <w:hyperlink r:id="rId19">
-        <w:r>
-          <w:rPr>
-            <w:lang w:val="zh_TW" w:bidi="zh_TW"/>
-          </w:rPr>
-          <w:rPr>
-            <w:color w:val="0000EE"/>
-            <w:u w:val="single"/>
-          </w:rPr>
-          <w:t>耶16:15</w:t>
-        </w:r>
-      </w:hyperlink>
-      <w:r>
-        <w:rPr>
-          <w:lang w:val="zh_TW" w:bidi="zh_TW"/>
-        </w:rPr>
-        <w:t>；</w:t>
-      </w:r>
-      <w:hyperlink r:id="rId20">
-        <w:r>
-          <w:rPr>
-            <w:lang w:val="zh_TW" w:bidi="zh_TW"/>
-          </w:rPr>
-          <w:rPr>
-            <w:color w:val="0000EE"/>
-            <w:u w:val="single"/>
-          </w:rPr>
-          <w:t>結4:13</w:t>
-        </w:r>
-      </w:hyperlink>
-      <w:r>
-        <w:rPr>
-          <w:lang w:val="zh_TW" w:bidi="zh_TW"/>
-        </w:rPr>
-        <w:t>，譯註：和合本譯為追趕、趕）</w:t>
+        <w:t>記憶（</w:t>
+      </w:r>
+      <w:hyperlink r:id="rId23">
+        <w:r>
+          <w:rPr>
+            <w:lang w:val="zh_TW" w:bidi="zh_TW"/>
+          </w:rPr>
+          <w:rPr>
+            <w:color w:val="0000EE"/>
+            <w:u w:val="single"/>
+          </w:rPr>
+          <w:t>耶利米哀歌3:20</w:t>
+        </w:r>
+      </w:hyperlink>
+      <w:r>
+        <w:rPr>
+          <w:lang w:val="zh_TW" w:bidi="zh_TW"/>
+        </w:rPr>
+        <w:t>）</w:t>
       </w:r>
     </w:p>
     <w:p>
@@ -469,25 +645,7 @@
         <w:rPr>
           <w:lang w:val="zh_TW" w:bidi="zh_TW"/>
         </w:rPr>
-        <w:t>在以色列被擄到巴比倫期間，放逐也是懲罰之一，適用於不順服神或波斯王亞達薛西的人（</w:t>
-      </w:r>
-      <w:hyperlink r:id="rId21">
-        <w:r>
-          <w:rPr>
-            <w:lang w:val="zh_TW" w:bidi="zh_TW"/>
-          </w:rPr>
-          <w:rPr>
-            <w:color w:val="0000EE"/>
-            <w:u w:val="single"/>
-          </w:rPr>
-          <w:t>拉7:26</w:t>
-        </w:r>
-      </w:hyperlink>
-      <w:r>
-        <w:rPr>
-          <w:lang w:val="zh_TW" w:bidi="zh_TW"/>
-        </w:rPr>
-        <w:t>，譯註：和合本譯為充軍）。</w:t>
+        <w:t>在這裡，靈魂就像自我，即一個人的人性或自我。</w:t>
       </w:r>
     </w:p>
     <w:p>
@@ -501,7 +659,1096 @@
         <w:rPr>
           <w:lang w:val="zh_TW" w:bidi="zh_TW"/>
         </w:rPr>
-        <w:t>摩西律法規定，以色列人因各種過犯可能會被「剪除」，也就是被排除於群體之外：</w:t>
+        <w:t>舊約聖經並不暗示靈魂在死後會轉移到另一個身體。人類被視為身體和靈魂的統一體，意味著是從不同角度看待同一個人。在</w:t>
+      </w:r>
+      <w:hyperlink r:id="rId24">
+        <w:r>
+          <w:rPr>
+            <w:lang w:val="zh_TW" w:bidi="zh_TW"/>
+          </w:rPr>
+          <w:rPr>
+            <w:color w:val="0000EE"/>
+            <w:u w:val="single"/>
+          </w:rPr>
+          <w:t>創世記二章7節</w:t>
+        </w:r>
+      </w:hyperlink>
+      <w:r>
+        <w:rPr>
+          <w:lang w:val="zh_TW" w:bidi="zh_TW"/>
+        </w:rPr>
+        <w:t>中，片語「有靈的活人」有時被錯誤地翻譯為「活的靈魂」。這個想法並不是說男人和女人成為</w:t>
+      </w:r>
+      <w:r>
+        <w:rPr>
+          <w:i/>
+          <w:lang w:val="zh_TW" w:bidi="zh_TW"/>
+        </w:rPr>
+        <w:t>靈魂，</w:t>
+      </w:r>
+      <w:r>
+        <w:rPr>
+          <w:lang w:val="zh_TW" w:bidi="zh_TW"/>
+        </w:rPr>
+        <w:t>因為他們顯然有身體。原文中使用這個詞是為了強調人作為「活的生命」的層面。這並不意味著人成為靈，而是突出了作為「活的生命」的重要層面。希伯來思想對統一的人的觀念有助於解釋舊約聖經中對死後生命的陰影看法，因為很難想像沒有身體的存在（</w:t>
+      </w:r>
+      <w:hyperlink r:id="rId25">
+        <w:r>
+          <w:rPr>
+            <w:lang w:val="zh_TW" w:bidi="zh_TW"/>
+          </w:rPr>
+          <w:rPr>
+            <w:color w:val="0000EE"/>
+            <w:u w:val="single"/>
+          </w:rPr>
+          <w:t>詩篇16:10</w:t>
+        </w:r>
+      </w:hyperlink>
+      <w:r>
+        <w:rPr>
+          <w:lang w:val="zh_TW" w:bidi="zh_TW"/>
+        </w:rPr>
+        <w:t>，</w:t>
+      </w:r>
+      <w:hyperlink r:id="rId26">
+        <w:r>
+          <w:rPr>
+            <w:lang w:val="zh_TW" w:bidi="zh_TW"/>
+          </w:rPr>
+          <w:rPr>
+            <w:color w:val="0000EE"/>
+            <w:u w:val="single"/>
+          </w:rPr>
+          <w:t>49:15</w:t>
+        </w:r>
+      </w:hyperlink>
+      <w:r>
+        <w:rPr>
+          <w:lang w:val="zh_TW" w:bidi="zh_TW"/>
+        </w:rPr>
+        <w:t>，</w:t>
+      </w:r>
+      <w:hyperlink r:id="rId27">
+        <w:r>
+          <w:rPr>
+            <w:lang w:val="zh_TW" w:bidi="zh_TW"/>
+          </w:rPr>
+          <w:rPr>
+            <w:color w:val="0000EE"/>
+            <w:u w:val="single"/>
+          </w:rPr>
+          <w:t>88:3–12</w:t>
+        </w:r>
+      </w:hyperlink>
+      <w:r>
+        <w:rPr>
+          <w:lang w:val="zh_TW" w:bidi="zh_TW"/>
+        </w:rPr>
+        <w:t>）。存在死後生命的希望，是由於相信神對死亡的權能，相信與祂的交流在死後會繼續（</w:t>
+      </w:r>
+      <w:hyperlink r:id="rId28">
+        <w:r>
+          <w:rPr>
+            <w:lang w:val="zh_TW" w:bidi="zh_TW"/>
+          </w:rPr>
+          <w:rPr>
+            <w:color w:val="0000EE"/>
+            <w:u w:val="single"/>
+          </w:rPr>
+          <w:t>出埃及記3:6</w:t>
+        </w:r>
+      </w:hyperlink>
+      <w:r>
+        <w:rPr>
+          <w:lang w:val="zh_TW" w:bidi="zh_TW"/>
+        </w:rPr>
+        <w:t>；</w:t>
+      </w:r>
+      <w:hyperlink r:id="rId29">
+        <w:r>
+          <w:rPr>
+            <w:lang w:val="zh_TW" w:bidi="zh_TW"/>
+          </w:rPr>
+          <w:rPr>
+            <w:color w:val="0000EE"/>
+            <w:u w:val="single"/>
+          </w:rPr>
+          <w:t>撒母耳記上2:6</w:t>
+        </w:r>
+      </w:hyperlink>
+      <w:r>
+        <w:rPr>
+          <w:lang w:val="zh_TW" w:bidi="zh_TW"/>
+        </w:rPr>
+        <w:t>；</w:t>
+      </w:r>
+      <w:hyperlink r:id="rId30">
+        <w:r>
+          <w:rPr>
+            <w:lang w:val="zh_TW" w:bidi="zh_TW"/>
+          </w:rPr>
+          <w:rPr>
+            <w:color w:val="0000EE"/>
+            <w:u w:val="single"/>
+          </w:rPr>
+          <w:t>約伯記19:25–26</w:t>
+        </w:r>
+      </w:hyperlink>
+      <w:r>
+        <w:rPr>
+          <w:lang w:val="zh_TW" w:bidi="zh_TW"/>
+        </w:rPr>
+        <w:t>；</w:t>
+      </w:r>
+      <w:hyperlink r:id="rId31">
+        <w:r>
+          <w:rPr>
+            <w:lang w:val="zh_TW" w:bidi="zh_TW"/>
+          </w:rPr>
+          <w:rPr>
+            <w:color w:val="0000EE"/>
+            <w:u w:val="single"/>
+          </w:rPr>
+          <w:t>詩篇16:10–11</w:t>
+        </w:r>
+      </w:hyperlink>
+      <w:r>
+        <w:rPr>
+          <w:lang w:val="zh_TW" w:bidi="zh_TW"/>
+        </w:rPr>
+        <w:t>，</w:t>
+      </w:r>
+      <w:hyperlink r:id="rId32">
+        <w:r>
+          <w:rPr>
+            <w:lang w:val="zh_TW" w:bidi="zh_TW"/>
+          </w:rPr>
+          <w:rPr>
+            <w:color w:val="0000EE"/>
+            <w:u w:val="single"/>
+          </w:rPr>
+          <w:t>73:24–25</w:t>
+        </w:r>
+      </w:hyperlink>
+      <w:r>
+        <w:rPr>
+          <w:lang w:val="zh_TW" w:bidi="zh_TW"/>
+        </w:rPr>
+        <w:t>；</w:t>
+      </w:r>
+      <w:hyperlink r:id="rId33">
+        <w:r>
+          <w:rPr>
+            <w:lang w:val="zh_TW" w:bidi="zh_TW"/>
+          </w:rPr>
+          <w:rPr>
+            <w:color w:val="0000EE"/>
+            <w:u w:val="single"/>
+          </w:rPr>
+          <w:t>以賽亞書25:8</w:t>
+        </w:r>
+      </w:hyperlink>
+      <w:r>
+        <w:rPr>
+          <w:lang w:val="zh_TW" w:bidi="zh_TW"/>
+        </w:rPr>
+        <w:t>，</w:t>
+      </w:r>
+      <w:hyperlink r:id="rId34">
+        <w:r>
+          <w:rPr>
+            <w:lang w:val="zh_TW" w:bidi="zh_TW"/>
+          </w:rPr>
+          <w:rPr>
+            <w:color w:val="0000EE"/>
+            <w:u w:val="single"/>
+          </w:rPr>
+          <w:t>26:19</w:t>
+        </w:r>
+      </w:hyperlink>
+      <w:r>
+        <w:rPr>
+          <w:lang w:val="zh_TW" w:bidi="zh_TW"/>
+        </w:rPr>
+        <w:t>；</w:t>
+      </w:r>
+      <w:hyperlink r:id="rId35">
+        <w:r>
+          <w:rPr>
+            <w:lang w:val="zh_TW" w:bidi="zh_TW"/>
+          </w:rPr>
+          <w:rPr>
+            <w:color w:val="0000EE"/>
+            <w:u w:val="single"/>
+          </w:rPr>
+          <w:t>但以理書12:2</w:t>
+        </w:r>
+      </w:hyperlink>
+      <w:r>
+        <w:rPr>
+          <w:lang w:val="zh_TW" w:bidi="zh_TW"/>
+        </w:rPr>
+        <w:t>；</w:t>
+      </w:r>
+      <w:hyperlink r:id="rId36">
+        <w:r>
+          <w:rPr>
+            <w:lang w:val="zh_TW" w:bidi="zh_TW"/>
+          </w:rPr>
+          <w:rPr>
+            <w:color w:val="0000EE"/>
+            <w:u w:val="single"/>
+          </w:rPr>
+          <w:t>何西阿6:1–3</w:t>
+        </w:r>
+      </w:hyperlink>
+      <w:r>
+        <w:rPr>
+          <w:lang w:val="zh_TW" w:bidi="zh_TW"/>
+        </w:rPr>
+        <w:t>，</w:t>
+      </w:r>
+      <w:hyperlink r:id="rId37">
+        <w:r>
+          <w:rPr>
+            <w:lang w:val="zh_TW" w:bidi="zh_TW"/>
+          </w:rPr>
+          <w:rPr>
+            <w:color w:val="0000EE"/>
+            <w:u w:val="single"/>
+          </w:rPr>
+          <w:t>13:14</w:t>
+        </w:r>
+      </w:hyperlink>
+      <w:r>
+        <w:rPr>
+          <w:lang w:val="zh_TW" w:bidi="zh_TW"/>
+        </w:rPr>
+        <w:t>）。</w:t>
+      </w:r>
+    </w:p>
+    <w:p>
+      <w:pPr>
+        <w:pStyle w:val="Heading4"/>
+      </w:pPr>
+      <w:r>
+        <w:rPr>
+          <w:lang w:val="zh_TW" w:bidi="zh_TW"/>
+        </w:rPr>
+        <w:t>新約聖經中的靈魂</w:t>
+      </w:r>
+    </w:p>
+    <w:p>
+      <w:pPr/>
+      <w:r>
+        <w:rPr>
+          <w:lang w:val="zh_TW" w:bidi="zh_TW"/>
+        </w:rPr>
+      </w:r>
+      <w:r>
+        <w:rPr>
+          <w:lang w:val="zh_TW" w:bidi="zh_TW"/>
+        </w:rPr>
+        <w:t>在新約聖經中，靈魂（</w:t>
+      </w:r>
+      <w:r>
+        <w:rPr>
+          <w:i/>
+          <w:lang w:val="zh_TW" w:bidi="zh_TW"/>
+        </w:rPr>
+        <w:t>psuche</w:t>
+      </w:r>
+      <w:r>
+        <w:rPr>
+          <w:lang w:val="zh_TW" w:bidi="zh_TW"/>
+        </w:rPr>
+        <w:t>）的意義與舊約聖經中相似。通常，它意味著生命本身。耶穌的跟從者為了祂的緣故冒著生命（靈魂）的危險（</w:t>
+      </w:r>
+      <w:hyperlink r:id="rId38">
+        <w:r>
+          <w:rPr>
+            <w:lang w:val="zh_TW" w:bidi="zh_TW"/>
+          </w:rPr>
+          <w:rPr>
+            <w:color w:val="0000EE"/>
+            <w:u w:val="single"/>
+          </w:rPr>
+          <w:t>使徒行傳15:26</w:t>
+        </w:r>
+      </w:hyperlink>
+      <w:r>
+        <w:rPr>
+          <w:lang w:val="zh_TW" w:bidi="zh_TW"/>
+        </w:rPr>
+        <w:t>；比較</w:t>
+      </w:r>
+      <w:hyperlink r:id="rId39">
+        <w:r>
+          <w:rPr>
+            <w:lang w:val="zh_TW" w:bidi="zh_TW"/>
+          </w:rPr>
+          <w:rPr>
+            <w:color w:val="0000EE"/>
+            <w:u w:val="single"/>
+          </w:rPr>
+          <w:t>約翰福音13:37</w:t>
+        </w:r>
+      </w:hyperlink>
+      <w:r>
+        <w:rPr>
+          <w:lang w:val="zh_TW" w:bidi="zh_TW"/>
+        </w:rPr>
+        <w:t>；</w:t>
+      </w:r>
+      <w:hyperlink r:id="rId40">
+        <w:r>
+          <w:rPr>
+            <w:lang w:val="zh_TW" w:bidi="zh_TW"/>
+          </w:rPr>
+          <w:rPr>
+            <w:color w:val="0000EE"/>
+            <w:u w:val="single"/>
+          </w:rPr>
+          <w:t>羅馬書16:4</w:t>
+        </w:r>
+      </w:hyperlink>
+      <w:r>
+        <w:rPr>
+          <w:lang w:val="zh_TW" w:bidi="zh_TW"/>
+        </w:rPr>
+        <w:t>；</w:t>
+      </w:r>
+      <w:hyperlink r:id="rId41">
+        <w:r>
+          <w:rPr>
+            <w:lang w:val="zh_TW" w:bidi="zh_TW"/>
+          </w:rPr>
+          <w:rPr>
+            <w:color w:val="0000EE"/>
+            <w:u w:val="single"/>
+          </w:rPr>
+          <w:t>腓利比書2:30</w:t>
+        </w:r>
+      </w:hyperlink>
+      <w:r>
+        <w:rPr>
+          <w:lang w:val="zh_TW" w:bidi="zh_TW"/>
+        </w:rPr>
+        <w:t>）。耶穌是人子，祂來是要服事人並捨命（靈魂）作多人的贖價（</w:t>
+      </w:r>
+      <w:hyperlink r:id="rId42">
+        <w:r>
+          <w:rPr>
+            <w:lang w:val="zh_TW" w:bidi="zh_TW"/>
+          </w:rPr>
+          <w:rPr>
+            <w:color w:val="0000EE"/>
+            <w:u w:val="single"/>
+          </w:rPr>
+          <w:t>馬太福音20:28</w:t>
+        </w:r>
+      </w:hyperlink>
+      <w:r>
+        <w:rPr>
+          <w:lang w:val="zh_TW" w:bidi="zh_TW"/>
+        </w:rPr>
+        <w:t>；</w:t>
+      </w:r>
+      <w:hyperlink r:id="rId43">
+        <w:r>
+          <w:rPr>
+            <w:lang w:val="zh_TW" w:bidi="zh_TW"/>
+          </w:rPr>
+          <w:rPr>
+            <w:color w:val="0000EE"/>
+            <w:u w:val="single"/>
+          </w:rPr>
+          <w:t>馬可福音10:45</w:t>
+        </w:r>
+      </w:hyperlink>
+      <w:r>
+        <w:rPr>
+          <w:lang w:val="zh_TW" w:bidi="zh_TW"/>
+        </w:rPr>
+        <w:t>）。耶穌是好牧羊人，為羊捨命（靈魂）（</w:t>
+      </w:r>
+      <w:hyperlink r:id="rId44">
+        <w:r>
+          <w:rPr>
+            <w:lang w:val="zh_TW" w:bidi="zh_TW"/>
+          </w:rPr>
+          <w:rPr>
+            <w:color w:val="0000EE"/>
+            <w:u w:val="single"/>
+          </w:rPr>
+          <w:t>約翰福音10:14、17</w:t>
+        </w:r>
+      </w:hyperlink>
+      <w:hyperlink r:id="rId45">
+        <w:r>
+          <w:rPr>
+            <w:lang w:val="zh_TW" w:bidi="zh_TW"/>
+          </w:rPr>
+          <w:rPr>
+            <w:color w:val="0000EE"/>
+            <w:u w:val="single"/>
+          </w:rPr>
+          <w:t>–</w:t>
+        </w:r>
+      </w:hyperlink>
+      <w:hyperlink r:id="rId44">
+        <w:r>
+          <w:rPr>
+            <w:lang w:val="zh_TW" w:bidi="zh_TW"/>
+          </w:rPr>
+          <w:rPr>
+            <w:color w:val="0000EE"/>
+            <w:u w:val="single"/>
+          </w:rPr>
+          <w:t>18</w:t>
+        </w:r>
+      </w:hyperlink>
+      <w:r>
+        <w:rPr>
+          <w:lang w:val="zh_TW" w:bidi="zh_TW"/>
+        </w:rPr>
+        <w:t>）。在</w:t>
+      </w:r>
+      <w:hyperlink r:id="rId46">
+        <w:r>
+          <w:rPr>
+            <w:lang w:val="zh_TW" w:bidi="zh_TW"/>
+          </w:rPr>
+          <w:rPr>
+            <w:color w:val="0000EE"/>
+            <w:u w:val="single"/>
+          </w:rPr>
+          <w:t>路加福音十四章26節</w:t>
+        </w:r>
+      </w:hyperlink>
+      <w:r>
+        <w:rPr>
+          <w:lang w:val="zh_TW" w:bidi="zh_TW"/>
+        </w:rPr>
+        <w:t>，作門徒意味著願意捨己，甚至為基督的緣故捨去自己的生命（比較</w:t>
+      </w:r>
+      <w:hyperlink r:id="rId47">
+        <w:r>
+          <w:rPr>
+            <w:lang w:val="zh_TW" w:bidi="zh_TW"/>
+          </w:rPr>
+          <w:rPr>
+            <w:color w:val="0000EE"/>
+            <w:u w:val="single"/>
+          </w:rPr>
+          <w:t>路加福音9:23</w:t>
+        </w:r>
+      </w:hyperlink>
+      <w:r>
+        <w:rPr>
+          <w:lang w:val="zh_TW" w:bidi="zh_TW"/>
+        </w:rPr>
+        <w:t>、</w:t>
+      </w:r>
+      <w:hyperlink r:id="rId48">
+        <w:r>
+          <w:rPr>
+            <w:lang w:val="zh_TW" w:bidi="zh_TW"/>
+          </w:rPr>
+          <w:rPr>
+            <w:color w:val="0000EE"/>
+            <w:u w:val="single"/>
+          </w:rPr>
+          <w:t>啟示錄12:11</w:t>
+        </w:r>
+      </w:hyperlink>
+      <w:r>
+        <w:rPr>
+          <w:lang w:val="zh_TW" w:bidi="zh_TW"/>
+        </w:rPr>
+        <w:t>）。</w:t>
+      </w:r>
+    </w:p>
+    <w:p>
+      <w:pPr/>
+      <w:r>
+        <w:rPr>
+          <w:lang w:val="zh_TW" w:bidi="zh_TW"/>
+        </w:rPr>
+      </w:r>
+      <w:r>
+        <w:rPr>
+          <w:lang w:val="zh_TW" w:bidi="zh_TW"/>
+        </w:rPr>
+        <w:t>「靈魂」經常可以指「人」（</w:t>
+      </w:r>
+      <w:hyperlink r:id="rId49">
+        <w:r>
+          <w:rPr>
+            <w:lang w:val="zh_TW" w:bidi="zh_TW"/>
+          </w:rPr>
+          <w:rPr>
+            <w:color w:val="0000EE"/>
+            <w:u w:val="single"/>
+          </w:rPr>
+          <w:t>使徒行傳2:43</w:t>
+        </w:r>
+      </w:hyperlink>
+      <w:r>
+        <w:rPr>
+          <w:lang w:val="zh_TW" w:bidi="zh_TW"/>
+        </w:rPr>
+        <w:t>，</w:t>
+      </w:r>
+      <w:hyperlink r:id="rId50">
+        <w:r>
+          <w:rPr>
+            <w:lang w:val="zh_TW" w:bidi="zh_TW"/>
+          </w:rPr>
+          <w:rPr>
+            <w:color w:val="0000EE"/>
+            <w:u w:val="single"/>
+          </w:rPr>
+          <w:t>3:23</w:t>
+        </w:r>
+      </w:hyperlink>
+      <w:r>
+        <w:rPr>
+          <w:lang w:val="zh_TW" w:bidi="zh_TW"/>
+        </w:rPr>
+        <w:t>，</w:t>
+      </w:r>
+      <w:hyperlink r:id="rId51">
+        <w:r>
+          <w:rPr>
+            <w:lang w:val="zh_TW" w:bidi="zh_TW"/>
+          </w:rPr>
+          <w:rPr>
+            <w:color w:val="0000EE"/>
+            <w:u w:val="single"/>
+          </w:rPr>
+          <w:t>7:14</w:t>
+        </w:r>
+      </w:hyperlink>
+      <w:r>
+        <w:rPr>
+          <w:lang w:val="zh_TW" w:bidi="zh_TW"/>
+        </w:rPr>
+        <w:t>；</w:t>
+      </w:r>
+      <w:hyperlink r:id="rId52">
+        <w:r>
+          <w:rPr>
+            <w:lang w:val="zh_TW" w:bidi="zh_TW"/>
+          </w:rPr>
+          <w:rPr>
+            <w:color w:val="0000EE"/>
+            <w:u w:val="single"/>
+          </w:rPr>
+          <w:t>羅馬書2:9</w:t>
+        </w:r>
+      </w:hyperlink>
+      <w:r>
+        <w:rPr>
+          <w:lang w:val="zh_TW" w:bidi="zh_TW"/>
+        </w:rPr>
+        <w:t>，</w:t>
+      </w:r>
+      <w:hyperlink r:id="rId53">
+        <w:r>
+          <w:rPr>
+            <w:lang w:val="zh_TW" w:bidi="zh_TW"/>
+          </w:rPr>
+          <w:rPr>
+            <w:color w:val="0000EE"/>
+            <w:u w:val="single"/>
+          </w:rPr>
+          <w:t>13:1</w:t>
+        </w:r>
+      </w:hyperlink>
+      <w:r>
+        <w:rPr>
+          <w:lang w:val="zh_TW" w:bidi="zh_TW"/>
+        </w:rPr>
+        <w:t>；</w:t>
+      </w:r>
+      <w:hyperlink r:id="rId54">
+        <w:r>
+          <w:rPr>
+            <w:lang w:val="zh_TW" w:bidi="zh_TW"/>
+          </w:rPr>
+          <w:rPr>
+            <w:color w:val="0000EE"/>
+            <w:u w:val="single"/>
+          </w:rPr>
+          <w:t>彼得前書3:20</w:t>
+        </w:r>
+      </w:hyperlink>
+      <w:r>
+        <w:rPr>
+          <w:lang w:val="zh_TW" w:bidi="zh_TW"/>
+        </w:rPr>
+        <w:t>）。「活物」這個表達（有時在</w:t>
+      </w:r>
+      <w:hyperlink r:id="rId55">
+        <w:r>
+          <w:rPr>
+            <w:lang w:val="zh_TW" w:bidi="zh_TW"/>
+          </w:rPr>
+          <w:rPr>
+            <w:color w:val="0000EE"/>
+            <w:u w:val="single"/>
+          </w:rPr>
+          <w:t>啟示錄16:3</w:t>
+        </w:r>
+      </w:hyperlink>
+      <w:r>
+        <w:rPr>
+          <w:lang w:val="zh_TW" w:bidi="zh_TW"/>
+        </w:rPr>
+        <w:t>中使用）反映了活物有生命的一面。就像在舊約聖經中一樣，靈魂可以指一個人的情感能量。它代表著人的內在存在。當耶穌為祂的死亡憂傷時，祂談到了祂的靈魂被壓碎（</w:t>
+      </w:r>
+      <w:hyperlink r:id="rId56">
+        <w:r>
+          <w:rPr>
+            <w:lang w:val="zh_TW" w:bidi="zh_TW"/>
+          </w:rPr>
+          <w:rPr>
+            <w:color w:val="0000EE"/>
+            <w:u w:val="single"/>
+          </w:rPr>
+          <w:t>馬太福音26:38</w:t>
+        </w:r>
+      </w:hyperlink>
+      <w:r>
+        <w:rPr>
+          <w:lang w:val="zh_TW" w:bidi="zh_TW"/>
+        </w:rPr>
+        <w:t>；</w:t>
+      </w:r>
+      <w:hyperlink r:id="rId57">
+        <w:r>
+          <w:rPr>
+            <w:lang w:val="zh_TW" w:bidi="zh_TW"/>
+          </w:rPr>
+          <w:rPr>
+            <w:color w:val="0000EE"/>
+            <w:u w:val="single"/>
+          </w:rPr>
+          <w:t>馬可福音14:34</w:t>
+        </w:r>
+      </w:hyperlink>
+      <w:r>
+        <w:rPr>
+          <w:lang w:val="zh_TW" w:bidi="zh_TW"/>
+        </w:rPr>
+        <w:t>；比較</w:t>
+      </w:r>
+      <w:hyperlink r:id="rId58">
+        <w:r>
+          <w:rPr>
+            <w:lang w:val="zh_TW" w:bidi="zh_TW"/>
+          </w:rPr>
+          <w:rPr>
+            <w:color w:val="0000EE"/>
+            <w:u w:val="single"/>
+          </w:rPr>
+          <w:t>詩篇42:6</w:t>
+        </w:r>
+      </w:hyperlink>
+      <w:r>
+        <w:rPr>
+          <w:lang w:val="zh_TW" w:bidi="zh_TW"/>
+        </w:rPr>
+        <w:t>）。在另一處經文中，耶穌應許那些來到祂面前的人靈魂得安息（</w:t>
+      </w:r>
+      <w:hyperlink r:id="rId59">
+        <w:r>
+          <w:rPr>
+            <w:lang w:val="zh_TW" w:bidi="zh_TW"/>
+          </w:rPr>
+          <w:rPr>
+            <w:color w:val="0000EE"/>
+            <w:u w:val="single"/>
+          </w:rPr>
+          <w:t>馬太福音11:29</w:t>
+        </w:r>
+      </w:hyperlink>
+      <w:r>
+        <w:rPr>
+          <w:lang w:val="zh_TW" w:bidi="zh_TW"/>
+        </w:rPr>
+        <w:t>）。在這裡，「靈魂」意味著人的本質（比較</w:t>
+      </w:r>
+      <w:hyperlink r:id="rId60">
+        <w:r>
+          <w:rPr>
+            <w:lang w:val="zh_TW" w:bidi="zh_TW"/>
+          </w:rPr>
+          <w:rPr>
+            <w:color w:val="0000EE"/>
+            <w:u w:val="single"/>
+          </w:rPr>
+          <w:t>路加福音2:35</w:t>
+        </w:r>
+      </w:hyperlink>
+      <w:r>
+        <w:rPr>
+          <w:lang w:val="zh_TW" w:bidi="zh_TW"/>
+        </w:rPr>
+        <w:t>；</w:t>
+      </w:r>
+      <w:hyperlink r:id="rId61">
+        <w:r>
+          <w:rPr>
+            <w:lang w:val="zh_TW" w:bidi="zh_TW"/>
+          </w:rPr>
+          <w:rPr>
+            <w:color w:val="0000EE"/>
+            <w:u w:val="single"/>
+          </w:rPr>
+          <w:t>哥林多後書1:23</w:t>
+        </w:r>
+      </w:hyperlink>
+      <w:r>
+        <w:rPr>
+          <w:lang w:val="zh_TW" w:bidi="zh_TW"/>
+        </w:rPr>
+        <w:t>；</w:t>
+      </w:r>
+      <w:hyperlink r:id="rId62">
+        <w:r>
+          <w:rPr>
+            <w:lang w:val="zh_TW" w:bidi="zh_TW"/>
+          </w:rPr>
+          <w:rPr>
+            <w:color w:val="0000EE"/>
+            <w:u w:val="single"/>
+          </w:rPr>
+          <w:t>帖撒羅尼迦後書2:8</w:t>
+        </w:r>
+      </w:hyperlink>
+      <w:r>
+        <w:rPr>
+          <w:lang w:val="zh_TW" w:bidi="zh_TW"/>
+        </w:rPr>
+        <w:t>；</w:t>
+      </w:r>
+      <w:hyperlink r:id="rId63">
+        <w:r>
+          <w:rPr>
+            <w:lang w:val="zh_TW" w:bidi="zh_TW"/>
+          </w:rPr>
+          <w:rPr>
+            <w:color w:val="0000EE"/>
+            <w:u w:val="single"/>
+          </w:rPr>
+          <w:t>約翰三書1:2</w:t>
+        </w:r>
+      </w:hyperlink>
+      <w:r>
+        <w:rPr>
+          <w:lang w:val="zh_TW" w:bidi="zh_TW"/>
+        </w:rPr>
+        <w:t>）。</w:t>
+      </w:r>
+    </w:p>
+    <w:p>
+      <w:pPr>
+        <w:pStyle w:val="Heading3"/>
+      </w:pPr>
+      <w:r>
+        <w:rPr>
+          <w:lang w:val="zh_TW" w:bidi="zh_TW"/>
+        </w:rPr>
+        <w:t>靈魂與靈</w:t>
+      </w:r>
+    </w:p>
+    <w:p>
+      <w:pPr/>
+      <w:r>
+        <w:rPr>
+          <w:lang w:val="zh_TW" w:bidi="zh_TW"/>
+        </w:rPr>
+      </w:r>
+      <w:r>
+        <w:rPr>
+          <w:lang w:val="zh_TW" w:bidi="zh_TW"/>
+        </w:rPr>
+        <w:t>幾段經文同時提到靈魂與靈。</w:t>
+      </w:r>
+      <w:hyperlink r:id="rId64">
+        <w:r>
+          <w:rPr>
+            <w:lang w:val="zh_TW" w:bidi="zh_TW"/>
+          </w:rPr>
+          <w:rPr>
+            <w:color w:val="0000EE"/>
+            <w:u w:val="single"/>
+          </w:rPr>
+          <w:t>路加福音一章46節</w:t>
+        </w:r>
+      </w:hyperlink>
+      <w:r>
+        <w:rPr>
+          <w:lang w:val="zh_TW" w:bidi="zh_TW"/>
+        </w:rPr>
+        <w:t>可能是「詩意平行」，即用兩種不同方式表達一個想法。這兩個詞都指馬利亞最裡面的人。</w:t>
+      </w:r>
+      <w:hyperlink r:id="rId65">
+        <w:r>
+          <w:rPr>
+            <w:lang w:val="zh_TW" w:bidi="zh_TW"/>
+          </w:rPr>
+          <w:rPr>
+            <w:color w:val="0000EE"/>
+            <w:u w:val="single"/>
+          </w:rPr>
+          <w:t>希伯來書四章12節</w:t>
+        </w:r>
+      </w:hyperlink>
+      <w:r>
+        <w:rPr>
+          <w:lang w:val="zh_TW" w:bidi="zh_TW"/>
+        </w:rPr>
+        <w:t>，「</w:t>
+      </w:r>
+      <w:r>
+        <w:rPr>
+          <w:lang w:val="zh_TW" w:bidi="zh_TW"/>
+        </w:rPr>
+        <w:t>剖開</w:t>
+      </w:r>
+      <w:r>
+        <w:rPr>
+          <w:lang w:val="zh_TW" w:bidi="zh_TW"/>
+        </w:rPr>
+        <w:t>魂與靈」，是形象地展示神的話語如何探測我們的內心。</w:t>
+      </w:r>
+      <w:hyperlink r:id="rId66">
+        <w:r>
+          <w:rPr>
+            <w:lang w:val="zh_TW" w:bidi="zh_TW"/>
+          </w:rPr>
+          <w:rPr>
+            <w:color w:val="0000EE"/>
+            <w:u w:val="single"/>
+          </w:rPr>
+          <w:t>帖撒羅尼迦前書五章23節</w:t>
+        </w:r>
+      </w:hyperlink>
+      <w:r>
+        <w:rPr>
+          <w:lang w:val="zh_TW" w:bidi="zh_TW"/>
+        </w:rPr>
+        <w:t>，為讀者禱告</w:t>
+      </w:r>
+      <w:r>
+        <w:rPr>
+          <w:lang w:val="zh_TW" w:bidi="zh_TW"/>
+        </w:rPr>
+        <w:t>靈與魂與身子得蒙保守，無可指摘，</w:t>
+      </w:r>
+      <w:r>
+        <w:rPr>
+          <w:lang w:val="zh_TW" w:bidi="zh_TW"/>
+        </w:rPr>
+        <w:t>意味著整個人。在這裡，靈魂可能暗示著物質存在，而靈則可能意味著更高或「屬靈的」生命。</w:t>
+      </w:r>
+    </w:p>
+    <w:p>
+      <w:pPr/>
+      <w:r>
+        <w:rPr>
+          <w:lang w:val="zh_TW" w:bidi="zh_TW"/>
+        </w:rPr>
+      </w:r>
+      <w:r>
+        <w:rPr>
+          <w:lang w:val="zh_TW" w:bidi="zh_TW"/>
+        </w:rPr>
+        <w:t>在其它經文中，靈魂與情感、意志和心智相關，總是暗示著一個人的內在存在。人們應當</w:t>
+      </w:r>
+      <w:r>
+        <w:rPr>
+          <w:lang w:val="zh_TW" w:bidi="zh_TW"/>
+        </w:rPr>
+        <w:t>盡心盡意</w:t>
+      </w:r>
+      <w:r>
+        <w:rPr>
+          <w:lang w:val="zh_TW" w:bidi="zh_TW"/>
+        </w:rPr>
+        <w:t>愛神（</w:t>
+      </w:r>
+      <w:hyperlink r:id="rId67">
+        <w:r>
+          <w:rPr>
+            <w:lang w:val="zh_TW" w:bidi="zh_TW"/>
+          </w:rPr>
+          <w:rPr>
+            <w:color w:val="0000EE"/>
+            <w:u w:val="single"/>
+          </w:rPr>
+          <w:t>馬太福音22:37</w:t>
+        </w:r>
+      </w:hyperlink>
+      <w:r>
+        <w:rPr>
+          <w:lang w:val="zh_TW" w:bidi="zh_TW"/>
+        </w:rPr>
+        <w:t>；</w:t>
+      </w:r>
+      <w:hyperlink r:id="rId68">
+        <w:r>
+          <w:rPr>
+            <w:lang w:val="zh_TW" w:bidi="zh_TW"/>
+          </w:rPr>
+          <w:rPr>
+            <w:color w:val="0000EE"/>
+            <w:u w:val="single"/>
+          </w:rPr>
+          <w:t>馬可福音12:30</w:t>
+        </w:r>
+      </w:hyperlink>
+      <w:r>
+        <w:rPr>
+          <w:lang w:val="zh_TW" w:bidi="zh_TW"/>
+        </w:rPr>
+        <w:t>；比較</w:t>
+      </w:r>
+      <w:hyperlink r:id="rId69">
+        <w:r>
+          <w:rPr>
+            <w:lang w:val="zh_TW" w:bidi="zh_TW"/>
+          </w:rPr>
+          <w:rPr>
+            <w:color w:val="0000EE"/>
+            <w:u w:val="single"/>
+          </w:rPr>
+          <w:t>申命記6:5</w:t>
+        </w:r>
+      </w:hyperlink>
+      <w:r>
+        <w:rPr>
+          <w:lang w:val="zh_TW" w:bidi="zh_TW"/>
+        </w:rPr>
+        <w:t>）。片語「從靈裡」（</w:t>
+      </w:r>
+      <w:hyperlink r:id="rId70">
+        <w:r>
+          <w:rPr>
+            <w:lang w:val="zh_TW" w:bidi="zh_TW"/>
+          </w:rPr>
+          <w:rPr>
+            <w:color w:val="0000EE"/>
+            <w:u w:val="single"/>
+          </w:rPr>
+          <w:t>以弗所書6:6</w:t>
+        </w:r>
+      </w:hyperlink>
+      <w:r>
+        <w:rPr>
+          <w:lang w:val="zh_TW" w:bidi="zh_TW"/>
+        </w:rPr>
+        <w:t>；</w:t>
+      </w:r>
+      <w:hyperlink r:id="rId71">
+        <w:r>
+          <w:rPr>
+            <w:lang w:val="zh_TW" w:bidi="zh_TW"/>
+          </w:rPr>
+          <w:rPr>
+            <w:color w:val="0000EE"/>
+            <w:u w:val="single"/>
+          </w:rPr>
+          <w:t>歌羅西書3:23</w:t>
+        </w:r>
+      </w:hyperlink>
+      <w:r>
+        <w:rPr>
+          <w:lang w:val="zh_TW" w:bidi="zh_TW"/>
+        </w:rPr>
+        <w:t>有些時候的翻譯）意指「從心裡」，以全心。在</w:t>
+      </w:r>
+      <w:hyperlink r:id="rId72">
+        <w:r>
+          <w:rPr>
+            <w:lang w:val="zh_TW" w:bidi="zh_TW"/>
+          </w:rPr>
+          <w:rPr>
+            <w:color w:val="0000EE"/>
+            <w:u w:val="single"/>
+          </w:rPr>
+          <w:t>腓利比書一章27節</w:t>
+        </w:r>
+      </w:hyperlink>
+      <w:r>
+        <w:rPr>
+          <w:lang w:val="zh_TW" w:bidi="zh_TW"/>
+        </w:rPr>
+        <w:t>中，信徒被呼召要同心合意（比較</w:t>
+      </w:r>
+      <w:hyperlink r:id="rId73">
+        <w:r>
+          <w:rPr>
+            <w:lang w:val="zh_TW" w:bidi="zh_TW"/>
+          </w:rPr>
+          <w:rPr>
+            <w:color w:val="0000EE"/>
+            <w:u w:val="single"/>
+          </w:rPr>
+          <w:t>使徒行傳4:32</w:t>
+        </w:r>
+      </w:hyperlink>
+      <w:r>
+        <w:rPr>
+          <w:lang w:val="zh_TW" w:bidi="zh_TW"/>
+        </w:rPr>
+        <w:t>，</w:t>
+      </w:r>
+      <w:hyperlink r:id="rId74">
+        <w:r>
+          <w:rPr>
+            <w:lang w:val="zh_TW" w:bidi="zh_TW"/>
+          </w:rPr>
+          <w:rPr>
+            <w:color w:val="0000EE"/>
+            <w:u w:val="single"/>
+          </w:rPr>
+          <w:t>14:2</w:t>
+        </w:r>
+      </w:hyperlink>
+      <w:r>
+        <w:rPr>
+          <w:lang w:val="zh_TW" w:bidi="zh_TW"/>
+        </w:rPr>
+        <w:t>）。</w:t>
+      </w:r>
+    </w:p>
+    <w:p>
+      <w:pPr>
+        <w:pStyle w:val="Heading3"/>
+      </w:pPr>
+      <w:r>
+        <w:rPr>
+          <w:lang w:val="zh_TW" w:bidi="zh_TW"/>
+        </w:rPr>
+        <w:t>靈魂與救恩</w:t>
+      </w:r>
+    </w:p>
+    <w:p>
+      <w:pPr/>
+      <w:r>
+        <w:rPr>
+          <w:lang w:val="zh_TW" w:bidi="zh_TW"/>
+        </w:rPr>
+      </w:r>
+      <w:r>
+        <w:rPr>
+          <w:lang w:val="zh_TW" w:bidi="zh_TW"/>
+        </w:rPr>
+        <w:t>有關靈魂和救恩的經文包括：</w:t>
       </w:r>
     </w:p>
     <w:p>
@@ -515,30 +1762,18 @@
           <w:lang w:val="zh_TW" w:bidi="zh_TW"/>
         </w:rPr>
       </w:r>
-      <w:r>
-        <w:rPr>
-          <w:lang w:val="zh_TW" w:bidi="zh_TW"/>
-        </w:rPr>
-        <w:t>沒有給男嬰行割禮（</w:t>
-      </w:r>
-      <w:hyperlink r:id="rId22">
-        <w:r>
-          <w:rPr>
-            <w:lang w:val="zh_TW" w:bidi="zh_TW"/>
-          </w:rPr>
-          <w:rPr>
-            <w:color w:val="0000EE"/>
-            <w:u w:val="single"/>
-          </w:rPr>
-          <w:t>創17:12、14</w:t>
-        </w:r>
-      </w:hyperlink>
-      <w:r>
-        <w:rPr>
-          <w:lang w:val="zh_TW" w:bidi="zh_TW"/>
-        </w:rPr>
-        <w:t>）</w:t>
-      </w:r>
+      <w:hyperlink r:id="rId75">
+        <w:r>
+          <w:rPr>
+            <w:lang w:val="zh_TW" w:bidi="zh_TW"/>
+          </w:rPr>
+          <w:rPr>
+            <w:color w:val="0000EE"/>
+            <w:u w:val="single"/>
+          </w:rPr>
+          <w:t>馬太福音十章28節</w:t>
+        </w:r>
+      </w:hyperlink>
     </w:p>
     <w:p>
       <w:pPr>
@@ -551,30 +1786,18 @@
           <w:lang w:val="zh_TW" w:bidi="zh_TW"/>
         </w:rPr>
       </w:r>
-      <w:r>
-        <w:rPr>
-          <w:lang w:val="zh_TW" w:bidi="zh_TW"/>
-        </w:rPr>
-        <w:t>在逾越節期間吃有酵的餅 （</w:t>
-      </w:r>
-      <w:hyperlink r:id="rId23">
-        <w:r>
-          <w:rPr>
-            <w:lang w:val="zh_TW" w:bidi="zh_TW"/>
-          </w:rPr>
-          <w:rPr>
-            <w:color w:val="0000EE"/>
-            <w:u w:val="single"/>
-          </w:rPr>
-          <w:t>出12:15</w:t>
-        </w:r>
-      </w:hyperlink>
-      <w:r>
-        <w:rPr>
-          <w:lang w:val="zh_TW" w:bidi="zh_TW"/>
-        </w:rPr>
-        <w:t>）</w:t>
-      </w:r>
+      <w:hyperlink r:id="rId76">
+        <w:r>
+          <w:rPr>
+            <w:lang w:val="zh_TW" w:bidi="zh_TW"/>
+          </w:rPr>
+          <w:rPr>
+            <w:color w:val="0000EE"/>
+            <w:u w:val="single"/>
+          </w:rPr>
+          <w:t>路加福音十二章5節</w:t>
+        </w:r>
+      </w:hyperlink>
     </w:p>
     <w:p>
       <w:pPr>
@@ -587,30 +1810,18 @@
           <w:lang w:val="zh_TW" w:bidi="zh_TW"/>
         </w:rPr>
       </w:r>
-      <w:r>
-        <w:rPr>
-          <w:lang w:val="zh_TW" w:bidi="zh_TW"/>
-        </w:rPr>
-        <w:t>獻上不潔的牲畜作供物 （</w:t>
-      </w:r>
-      <w:hyperlink r:id="rId24">
-        <w:r>
-          <w:rPr>
-            <w:lang w:val="zh_TW" w:bidi="zh_TW"/>
-          </w:rPr>
-          <w:rPr>
-            <w:color w:val="0000EE"/>
-            <w:u w:val="single"/>
-          </w:rPr>
-          <w:t>利17:1–4</w:t>
-        </w:r>
-      </w:hyperlink>
-      <w:r>
-        <w:rPr>
-          <w:lang w:val="zh_TW" w:bidi="zh_TW"/>
-        </w:rPr>
-        <w:t>）</w:t>
-      </w:r>
+      <w:hyperlink r:id="rId77">
+        <w:r>
+          <w:rPr>
+            <w:lang w:val="zh_TW" w:bidi="zh_TW"/>
+          </w:rPr>
+          <w:rPr>
+            <w:color w:val="0000EE"/>
+            <w:u w:val="single"/>
+          </w:rPr>
+          <w:t>希伯來書六章19節</w:t>
+        </w:r>
+      </w:hyperlink>
     </w:p>
     <w:p>
       <w:pPr>
@@ -623,30 +1834,18 @@
           <w:lang w:val="zh_TW" w:bidi="zh_TW"/>
         </w:rPr>
       </w:r>
-      <w:r>
-        <w:rPr>
-          <w:lang w:val="zh_TW" w:bidi="zh_TW"/>
-        </w:rPr>
-        <w:t>吃血（</w:t>
-      </w:r>
-      <w:hyperlink r:id="rId25">
-        <w:r>
-          <w:rPr>
-            <w:lang w:val="zh_TW" w:bidi="zh_TW"/>
-          </w:rPr>
-          <w:rPr>
-            <w:color w:val="0000EE"/>
-            <w:u w:val="single"/>
-          </w:rPr>
-          <w:t>利17:10</w:t>
-        </w:r>
-      </w:hyperlink>
-      <w:r>
-        <w:rPr>
-          <w:lang w:val="zh_TW" w:bidi="zh_TW"/>
-        </w:rPr>
-        <w:t>）</w:t>
-      </w:r>
+      <w:hyperlink r:id="rId78">
+        <w:r>
+          <w:rPr>
+            <w:lang w:val="zh_TW" w:bidi="zh_TW"/>
+          </w:rPr>
+          <w:rPr>
+            <w:color w:val="0000EE"/>
+            <w:u w:val="single"/>
+          </w:rPr>
+          <w:t>希伯來書十章39節</w:t>
+        </w:r>
+      </w:hyperlink>
     </w:p>
     <w:p>
       <w:pPr>
@@ -659,30 +1858,18 @@
           <w:lang w:val="zh_TW" w:bidi="zh_TW"/>
         </w:rPr>
       </w:r>
-      <w:r>
-        <w:rPr>
-          <w:lang w:val="zh_TW" w:bidi="zh_TW"/>
-        </w:rPr>
-        <w:t>故意犯罪（</w:t>
-      </w:r>
-      <w:hyperlink r:id="rId26">
-        <w:r>
-          <w:rPr>
-            <w:lang w:val="zh_TW" w:bidi="zh_TW"/>
-          </w:rPr>
-          <w:rPr>
-            <w:color w:val="0000EE"/>
-            <w:u w:val="single"/>
-          </w:rPr>
-          <w:t>民15:30–31</w:t>
-        </w:r>
-      </w:hyperlink>
-      <w:r>
-        <w:rPr>
-          <w:lang w:val="zh_TW" w:bidi="zh_TW"/>
-        </w:rPr>
-        <w:t>）</w:t>
-      </w:r>
+      <w:hyperlink r:id="rId79">
+        <w:r>
+          <w:rPr>
+            <w:lang w:val="zh_TW" w:bidi="zh_TW"/>
+          </w:rPr>
+          <w:rPr>
+            <w:color w:val="0000EE"/>
+            <w:u w:val="single"/>
+          </w:rPr>
+          <w:t>希伯來書十二章3節</w:t>
+        </w:r>
+      </w:hyperlink>
     </w:p>
     <w:p>
       <w:pPr>
@@ -695,30 +1882,210 @@
           <w:lang w:val="zh_TW" w:bidi="zh_TW"/>
         </w:rPr>
       </w:r>
-      <w:r>
-        <w:rPr>
-          <w:lang w:val="zh_TW" w:bidi="zh_TW"/>
-        </w:rPr>
-        <w:t>與死人接觸後沒有進行禮儀上的潔淨（</w:t>
-      </w:r>
-      <w:hyperlink r:id="rId27">
-        <w:r>
-          <w:rPr>
-            <w:lang w:val="zh_TW" w:bidi="zh_TW"/>
-          </w:rPr>
-          <w:rPr>
-            <w:color w:val="0000EE"/>
-            <w:u w:val="single"/>
-          </w:rPr>
-          <w:t>民19:11–20</w:t>
-        </w:r>
-      </w:hyperlink>
-      <w:r>
-        <w:rPr>
-          <w:lang w:val="zh_TW" w:bidi="zh_TW"/>
-        </w:rPr>
-        <w:t>）</w:t>
-      </w:r>
+      <w:hyperlink r:id="rId80">
+        <w:r>
+          <w:rPr>
+            <w:lang w:val="zh_TW" w:bidi="zh_TW"/>
+          </w:rPr>
+          <w:rPr>
+            <w:color w:val="0000EE"/>
+            <w:u w:val="single"/>
+          </w:rPr>
+          <w:t>希伯來書十三章7節</w:t>
+        </w:r>
+      </w:hyperlink>
+    </w:p>
+    <w:p>
+      <w:pPr>
+        <w:pStyle w:val="ListBullet"/>
+        <w:spacing w:line="240" w:lineRule="auto"/>
+        <w:ind w:left="720"/>
+      </w:pPr>
+      <w:r>
+        <w:rPr>
+          <w:lang w:val="zh_TW" w:bidi="zh_TW"/>
+        </w:rPr>
+      </w:r>
+      <w:hyperlink r:id="rId81">
+        <w:r>
+          <w:rPr>
+            <w:lang w:val="zh_TW" w:bidi="zh_TW"/>
+          </w:rPr>
+          <w:rPr>
+            <w:color w:val="0000EE"/>
+            <w:u w:val="single"/>
+          </w:rPr>
+          <w:t>雅各書一章21節</w:t>
+        </w:r>
+      </w:hyperlink>
+    </w:p>
+    <w:p>
+      <w:pPr>
+        <w:pStyle w:val="ListBullet"/>
+        <w:spacing w:line="240" w:lineRule="auto"/>
+        <w:ind w:left="720"/>
+      </w:pPr>
+      <w:r>
+        <w:rPr>
+          <w:lang w:val="zh_TW" w:bidi="zh_TW"/>
+        </w:rPr>
+      </w:r>
+      <w:hyperlink r:id="rId82">
+        <w:r>
+          <w:rPr>
+            <w:lang w:val="zh_TW" w:bidi="zh_TW"/>
+          </w:rPr>
+          <w:rPr>
+            <w:color w:val="0000EE"/>
+            <w:u w:val="single"/>
+          </w:rPr>
+          <w:t>雅各書五章20節</w:t>
+        </w:r>
+      </w:hyperlink>
+    </w:p>
+    <w:p>
+      <w:pPr>
+        <w:pStyle w:val="ListBullet"/>
+        <w:spacing w:line="240" w:lineRule="auto"/>
+        <w:ind w:left="720"/>
+      </w:pPr>
+      <w:r>
+        <w:rPr>
+          <w:lang w:val="zh_TW" w:bidi="zh_TW"/>
+        </w:rPr>
+      </w:r>
+      <w:hyperlink r:id="rId83">
+        <w:r>
+          <w:rPr>
+            <w:lang w:val="zh_TW" w:bidi="zh_TW"/>
+          </w:rPr>
+          <w:rPr>
+            <w:color w:val="0000EE"/>
+            <w:u w:val="single"/>
+          </w:rPr>
+          <w:t>彼得前書一章9節、22</w:t>
+        </w:r>
+      </w:hyperlink>
+      <w:hyperlink r:id="rId84">
+        <w:r>
+          <w:rPr>
+            <w:lang w:val="zh_TW" w:bidi="zh_TW"/>
+          </w:rPr>
+          <w:rPr>
+            <w:color w:val="0000EE"/>
+            <w:u w:val="single"/>
+          </w:rPr>
+          <w:t>至</w:t>
+        </w:r>
+      </w:hyperlink>
+      <w:hyperlink r:id="rId83">
+        <w:r>
+          <w:rPr>
+            <w:lang w:val="zh_TW" w:bidi="zh_TW"/>
+          </w:rPr>
+          <w:rPr>
+            <w:color w:val="0000EE"/>
+            <w:u w:val="single"/>
+          </w:rPr>
+          <w:t>23節</w:t>
+        </w:r>
+      </w:hyperlink>
+    </w:p>
+    <w:p>
+      <w:pPr>
+        <w:pStyle w:val="ListBullet"/>
+        <w:spacing w:line="240" w:lineRule="auto"/>
+        <w:ind w:left="720"/>
+      </w:pPr>
+      <w:r>
+        <w:rPr>
+          <w:lang w:val="zh_TW" w:bidi="zh_TW"/>
+        </w:rPr>
+      </w:r>
+      <w:hyperlink r:id="rId85">
+        <w:r>
+          <w:rPr>
+            <w:lang w:val="zh_TW" w:bidi="zh_TW"/>
+          </w:rPr>
+          <w:rPr>
+            <w:color w:val="0000EE"/>
+            <w:u w:val="single"/>
+          </w:rPr>
+          <w:t>彼得前書二章25節</w:t>
+        </w:r>
+      </w:hyperlink>
+    </w:p>
+    <w:p>
+      <w:pPr>
+        <w:pStyle w:val="ListBullet"/>
+        <w:spacing w:line="240" w:lineRule="auto"/>
+        <w:ind w:left="720"/>
+      </w:pPr>
+      <w:r>
+        <w:rPr>
+          <w:lang w:val="zh_TW" w:bidi="zh_TW"/>
+        </w:rPr>
+      </w:r>
+      <w:hyperlink r:id="rId86">
+        <w:r>
+          <w:rPr>
+            <w:lang w:val="zh_TW" w:bidi="zh_TW"/>
+          </w:rPr>
+          <w:rPr>
+            <w:color w:val="0000EE"/>
+            <w:u w:val="single"/>
+          </w:rPr>
+          <w:t>彼得前書四章19節</w:t>
+        </w:r>
+      </w:hyperlink>
+    </w:p>
+    <w:p>
+      <w:pPr>
+        <w:pStyle w:val="ListBullet"/>
+        <w:spacing w:line="240" w:lineRule="auto"/>
+        <w:ind w:left="720"/>
+      </w:pPr>
+      <w:r>
+        <w:rPr>
+          <w:lang w:val="zh_TW" w:bidi="zh_TW"/>
+        </w:rPr>
+      </w:r>
+      <w:hyperlink r:id="rId87">
+        <w:r>
+          <w:rPr>
+            <w:lang w:val="zh_TW" w:bidi="zh_TW"/>
+          </w:rPr>
+          <w:rPr>
+            <w:color w:val="0000EE"/>
+            <w:u w:val="single"/>
+          </w:rPr>
+          <w:t>啟示錄六章9節</w:t>
+        </w:r>
+      </w:hyperlink>
+    </w:p>
+    <w:p>
+      <w:pPr>
+        <w:pStyle w:val="ListBullet"/>
+        <w:spacing w:line="240" w:lineRule="auto"/>
+        <w:ind w:left="720"/>
+      </w:pPr>
+      <w:r>
+        <w:rPr>
+          <w:lang w:val="zh_TW" w:bidi="zh_TW"/>
+        </w:rPr>
+      </w:r>
+      <w:hyperlink r:id="rId88">
+        <w:r>
+          <w:rPr>
+            <w:lang w:val="zh_TW" w:bidi="zh_TW"/>
+          </w:rPr>
+          <w:rPr>
+            <w:color w:val="0000EE"/>
+            <w:u w:val="single"/>
+          </w:rPr>
+          <w:t>啟示錄二十章4節</w:t>
+        </w:r>
+      </w:hyperlink>
     </w:p>
     <w:p>
       <w:pPr/>
@@ -731,67 +2098,7 @@
         <w:rPr>
           <w:lang w:val="zh_TW" w:bidi="zh_TW"/>
         </w:rPr>
-        <w:t>被「剪除」很可能表示同時被排除在社會與宗教生活之外（</w:t>
-      </w:r>
-      <w:hyperlink r:id="rId28">
-        <w:r>
-          <w:rPr>
-            <w:lang w:val="zh_TW" w:bidi="zh_TW"/>
-          </w:rPr>
-          <w:rPr>
-            <w:color w:val="0000EE"/>
-            <w:u w:val="single"/>
-          </w:rPr>
-          <w:t>約9:18</w:t>
-        </w:r>
-      </w:hyperlink>
-      <w:hyperlink r:id="rId29">
-        <w:r>
-          <w:rPr>
-            <w:lang w:val="zh_TW" w:bidi="zh_TW"/>
-          </w:rPr>
-          <w:rPr>
-            <w:color w:val="0000EE"/>
-            <w:u w:val="single"/>
-          </w:rPr>
-          <w:t>–</w:t>
-        </w:r>
-      </w:hyperlink>
-      <w:hyperlink r:id="rId28">
-        <w:r>
-          <w:rPr>
-            <w:lang w:val="zh_TW" w:bidi="zh_TW"/>
-          </w:rPr>
-          <w:rPr>
-            <w:color w:val="0000EE"/>
-            <w:u w:val="single"/>
-          </w:rPr>
-          <w:t>23、34</w:t>
-        </w:r>
-      </w:hyperlink>
-      <w:r>
-        <w:rPr>
-          <w:lang w:val="zh_TW" w:bidi="zh_TW"/>
-        </w:rPr>
-        <w:t>）。以色列民族曾被流放在外邦，到了被擄歸回之後，失去產業與永遠從神的百姓中被剪除，便成了正式的懲罰（</w:t>
-      </w:r>
-      <w:hyperlink r:id="rId30">
-        <w:r>
-          <w:rPr>
-            <w:lang w:val="zh_TW" w:bidi="zh_TW"/>
-          </w:rPr>
-          <w:rPr>
-            <w:color w:val="0000EE"/>
-            <w:u w:val="single"/>
-          </w:rPr>
-          <w:t>拉10:7–8</w:t>
-        </w:r>
-      </w:hyperlink>
-      <w:r>
-        <w:rPr>
-          <w:lang w:val="zh_TW" w:bidi="zh_TW"/>
-        </w:rPr>
-        <w:t>）。</w:t>
+        <w:t>這些段落要或強調肉體之外的人，又或強調人在復活前，在神面前持續的存在。</w:t>
       </w:r>
     </w:p>
     <w:p>
@@ -803,56 +2110,6 @@
       </w:r>
       <w:r>
         <w:rPr>
-          <w:lang w:val="zh_TW" w:bidi="zh_TW"/>
-        </w:rPr>
-        <w:t>羅馬人與其他征服者一樣，把放逐當作懲罰的方式。例如，在皇帝克勞第時期，由於猶太人之間為了基督的事起了紛爭，克勞第將他們逐出羅馬城（</w:t>
-      </w:r>
-      <w:hyperlink r:id="rId31">
-        <w:r>
-          <w:rPr>
-            <w:lang w:val="zh_TW" w:bidi="zh_TW"/>
-          </w:rPr>
-          <w:rPr>
-            <w:color w:val="0000EE"/>
-            <w:u w:val="single"/>
-          </w:rPr>
-          <w:t>徒18:2</w:t>
-        </w:r>
-      </w:hyperlink>
-      <w:r>
-        <w:rPr>
-          <w:lang w:val="zh_TW" w:bidi="zh_TW"/>
-        </w:rPr>
-        <w:t>）。啟示錄的作者也在羅馬逼迫基督徒期間，被流放到拔摩島（</w:t>
-      </w:r>
-      <w:hyperlink r:id="rId32">
-        <w:r>
-          <w:rPr>
-            <w:lang w:val="zh_TW" w:bidi="zh_TW"/>
-          </w:rPr>
-          <w:rPr>
-            <w:color w:val="0000EE"/>
-            <w:u w:val="single"/>
-          </w:rPr>
-          <w:t>啟1:9</w:t>
-        </w:r>
-      </w:hyperlink>
-      <w:r>
-        <w:rPr>
-          <w:lang w:val="zh_TW" w:bidi="zh_TW"/>
-        </w:rPr>
-        <w:t>）。更嚴厲的放逐包括永遠不得返回某地、喪失公民權，以及財產被沒收。</w:t>
-      </w:r>
-    </w:p>
-    <w:p>
-      <w:pPr/>
-      <w:r>
-        <w:rPr>
-          <w:lang w:val="zh_TW" w:bidi="zh_TW"/>
-        </w:rPr>
-      </w:r>
-      <w:r>
-        <w:rPr>
           <w:i/>
           <w:lang w:val="zh_TW" w:bidi="zh_TW"/>
         </w:rPr>
@@ -868,1120 +2125,19 @@
         <w:rPr>
           <w:lang w:val="zh_TW" w:bidi="zh_TW"/>
         </w:rPr>
-        <w:t>猶太人的散居</w:t>
-      </w:r>
-      <w:r>
-        <w:rPr>
-          <w:lang w:val="zh_TW" w:bidi="zh_TW"/>
-        </w:rPr>
-        <w:t>。</w:t>
-      </w:r>
-      <w:r>
-        <w:rPr>
-          <w:lang w:val="zh_TW" w:bidi="zh_TW"/>
-        </w:rPr>
-      </w:r>
-      <w:r>
-        <w:rPr>
-          <w:lang w:val="zh_TW" w:bidi="zh_TW"/>
-        </w:rPr>
-      </w:r>
-    </w:p>
-    <w:p>
-      <w:pPr/>
-      <w:r>
-        <w:rPr>
-          <w:lang w:val="zh_TW" w:bidi="zh_TW"/>
-        </w:rPr>
-      </w:r>
-    </w:p>
-    <w:p>
-      <w:pPr>
-        <w:pStyle w:val="Heading2"/>
-      </w:pPr>
-      <w:r>
-        <w:rPr>
-          <w:lang w:val="zh_TW" w:bidi="zh_TW"/>
-        </w:rPr>
-        <w:t>流瑪</w:t>
-      </w:r>
-      <w:r>
-        <w:rPr>
-          <w:lang w:val="zh_TW" w:bidi="zh_TW"/>
-        </w:rPr>
-      </w:r>
-    </w:p>
-    <w:p>
-      <w:pPr>
-        <w:pStyle w:val="Heading2"/>
-      </w:pPr>
-      <w:r>
-        <w:rPr>
-          <w:lang w:val="zh_TW" w:bidi="zh_TW"/>
-        </w:rPr>
-        <w:t>流瑪</w:t>
-      </w:r>
-    </w:p>
-    <w:p>
-      <w:pPr/>
-      <w:r>
-        <w:rPr>
-          <w:lang w:val="zh_TW" w:bidi="zh_TW"/>
-        </w:rPr>
-      </w:r>
-      <w:r>
-        <w:rPr>
-          <w:lang w:val="zh_TW" w:bidi="zh_TW"/>
-        </w:rPr>
-        <w:t>拿鶴的妾（</w:t>
-      </w:r>
-      <w:hyperlink r:id="rId33">
-        <w:r>
-          <w:rPr>
-            <w:lang w:val="zh_TW" w:bidi="zh_TW"/>
-          </w:rPr>
-          <w:rPr>
-            <w:color w:val="0000EE"/>
-            <w:u w:val="single"/>
-          </w:rPr>
-          <w:t>創22:24</w:t>
-        </w:r>
-      </w:hyperlink>
-      <w:r>
-        <w:rPr>
-          <w:lang w:val="zh_TW" w:bidi="zh_TW"/>
-        </w:rPr>
-        <w:t>）。她的四個兒子是居住在大馬士革以北的亞蘭人的祖先。</w:t>
-      </w:r>
-      <w:r>
-        <w:rPr>
-          <w:lang w:val="zh_TW" w:bidi="zh_TW"/>
-        </w:rPr>
-      </w:r>
-      <w:r>
-        <w:rPr>
-          <w:lang w:val="zh_TW" w:bidi="zh_TW"/>
-        </w:rPr>
-      </w:r>
-    </w:p>
-    <w:p>
-      <w:pPr/>
-      <w:r>
-        <w:rPr>
-          <w:lang w:val="zh_TW" w:bidi="zh_TW"/>
-        </w:rPr>
-      </w:r>
-    </w:p>
-    <w:p>
-      <w:pPr>
-        <w:pStyle w:val="Heading2"/>
-      </w:pPr>
-      <w:r>
-        <w:rPr>
-          <w:lang w:val="zh_TW" w:bidi="zh_TW"/>
-        </w:rPr>
-        <w:t>流人血的罪</w:t>
-      </w:r>
-      <w:r>
-        <w:rPr>
-          <w:lang w:val="zh_TW" w:bidi="zh_TW"/>
-        </w:rPr>
-      </w:r>
-    </w:p>
-    <w:p>
-      <w:pPr/>
-      <w:r>
-        <w:rPr>
-          <w:lang w:val="zh_TW" w:bidi="zh_TW"/>
-        </w:rPr>
-      </w:r>
-      <w:r>
-        <w:rPr>
-          <w:lang w:val="zh_TW" w:bidi="zh_TW"/>
-        </w:rPr>
-        <w:t>「流人血的罪」指對他人的死亡負上責任。在聖經中，這術語來自一個希伯來文，意思是「血」或「流血」（</w:t>
-      </w:r>
-      <w:hyperlink r:id="rId34">
-        <w:r>
-          <w:rPr>
-            <w:lang w:val="zh_TW" w:bidi="zh_TW"/>
-          </w:rPr>
-          <w:rPr>
-            <w:color w:val="0000EE"/>
-            <w:u w:val="single"/>
-          </w:rPr>
-          <w:t>出22:2–3</w:t>
-        </w:r>
-      </w:hyperlink>
+        <w:t>人</w:t>
+      </w:r>
       <w:r>
         <w:rPr>
           <w:lang w:val="zh_TW" w:bidi="zh_TW"/>
         </w:rPr>
         <w:t>；</w:t>
       </w:r>
-      <w:hyperlink r:id="rId35">
-        <w:r>
-          <w:rPr>
-            <w:lang w:val="zh_TW" w:bidi="zh_TW"/>
-          </w:rPr>
-          <w:rPr>
-            <w:color w:val="0000EE"/>
-            <w:u w:val="single"/>
-          </w:rPr>
-          <w:t>利17:4</w:t>
-        </w:r>
-      </w:hyperlink>
-      <w:r>
-        <w:rPr>
-          <w:lang w:val="zh_TW" w:bidi="zh_TW"/>
-        </w:rPr>
-        <w:t>；</w:t>
-      </w:r>
-      <w:hyperlink r:id="rId36">
-        <w:r>
-          <w:rPr>
-            <w:lang w:val="zh_TW" w:bidi="zh_TW"/>
-          </w:rPr>
-          <w:rPr>
-            <w:color w:val="0000EE"/>
-            <w:u w:val="single"/>
-          </w:rPr>
-          <w:t>撒上25:26、33</w:t>
-        </w:r>
-      </w:hyperlink>
-      <w:r>
-        <w:rPr>
-          <w:lang w:val="zh_TW" w:bidi="zh_TW"/>
-        </w:rPr>
-        <w:t>；</w:t>
-      </w:r>
-      <w:hyperlink r:id="rId37">
-        <w:r>
-          <w:rPr>
-            <w:lang w:val="zh_TW" w:bidi="zh_TW"/>
-          </w:rPr>
-          <w:rPr>
-            <w:color w:val="0000EE"/>
-            <w:u w:val="single"/>
-          </w:rPr>
-          <w:t>何12:14</w:t>
-        </w:r>
-      </w:hyperlink>
-      <w:r>
-        <w:rPr>
-          <w:lang w:val="zh_TW" w:bidi="zh_TW"/>
-        </w:rPr>
-        <w:t>）。當一個人殺死另一個人，就被稱為「流血」，並且因令那人死亡而有罪。</w:t>
-      </w:r>
-    </w:p>
-    <w:p>
-      <w:pPr/>
-      <w:r>
-        <w:rPr>
-          <w:lang w:val="zh_TW" w:bidi="zh_TW"/>
-        </w:rPr>
-      </w:r>
-      <w:r>
-        <w:rPr>
-          <w:lang w:val="zh_TW" w:bidi="zh_TW"/>
-        </w:rPr>
-        <w:t>「流人血的罪（bloodguiltiness）」這翻譯只在</w:t>
-      </w:r>
-      <w:hyperlink r:id="rId38">
-        <w:r>
-          <w:rPr>
-            <w:lang w:val="zh_TW" w:bidi="zh_TW"/>
-          </w:rPr>
-          <w:rPr>
-            <w:color w:val="0000EE"/>
-            <w:u w:val="single"/>
-          </w:rPr>
-          <w:t>詩篇五十一篇14節</w:t>
-        </w:r>
-      </w:hyperlink>
-      <w:r>
-        <w:rPr>
-          <w:lang w:val="zh_TW" w:bidi="zh_TW"/>
-        </w:rPr>
-        <w:t>中使用。當這個希伯來文詞語以複數形式出現時，通常是指某人殺了另一個人；單數形式則可能有三種意思，分別指：</w:t>
-      </w:r>
-    </w:p>
-    <w:p>
-      <w:pPr>
-        <w:pStyle w:val="ListBullet"/>
-        <w:spacing w:line="240" w:lineRule="auto"/>
-        <w:ind w:left="720"/>
-      </w:pPr>
-      <w:r>
-        <w:rPr>
-          <w:lang w:val="zh_TW" w:bidi="zh_TW"/>
-        </w:rPr>
-      </w:r>
-      <w:r>
-        <w:rPr>
-          <w:lang w:val="zh_TW" w:bidi="zh_TW"/>
-        </w:rPr>
-        <w:t>血本身</w:t>
-      </w:r>
-    </w:p>
-    <w:p>
-      <w:pPr>
-        <w:pStyle w:val="ListBullet"/>
-        <w:spacing w:line="240" w:lineRule="auto"/>
-        <w:ind w:left="720"/>
-      </w:pPr>
-      <w:r>
-        <w:rPr>
-          <w:lang w:val="zh_TW" w:bidi="zh_TW"/>
-        </w:rPr>
-      </w:r>
-      <w:r>
-        <w:rPr>
-          <w:lang w:val="zh_TW" w:bidi="zh_TW"/>
-        </w:rPr>
-        <w:t>殺人的行動</w:t>
-      </w:r>
-    </w:p>
-    <w:p>
-      <w:pPr>
-        <w:pStyle w:val="ListBullet"/>
-        <w:spacing w:line="240" w:lineRule="auto"/>
-        <w:ind w:left="720"/>
-      </w:pPr>
-      <w:r>
-        <w:rPr>
-          <w:lang w:val="zh_TW" w:bidi="zh_TW"/>
-        </w:rPr>
-      </w:r>
-      <w:r>
-        <w:rPr>
-          <w:lang w:val="zh_TW" w:bidi="zh_TW"/>
-        </w:rPr>
-        <w:t>因殺人而有罪</w:t>
-      </w:r>
-    </w:p>
-    <w:p>
-      <w:pPr/>
-      <w:r>
-        <w:rPr>
-          <w:lang w:val="zh_TW" w:bidi="zh_TW"/>
-        </w:rPr>
-      </w:r>
-      <w:r>
-        <w:rPr>
-          <w:lang w:val="zh_TW" w:bidi="zh_TW"/>
-        </w:rPr>
-        <w:t>在整本聖經裡，我們看到殺人者必須判以死刑。在聖經時代，殺人的情況多是使人流血而發生。</w:t>
-      </w:r>
-    </w:p>
-    <w:p>
-      <w:pPr>
-        <w:pStyle w:val="Heading3"/>
-      </w:pPr>
-      <w:r>
-        <w:rPr>
-          <w:lang w:val="zh_TW" w:bidi="zh_TW"/>
-        </w:rPr>
-        <w:t>流人血的罪的種類</w:t>
-      </w:r>
-    </w:p>
-    <w:p>
-      <w:pPr/>
-      <w:r>
-        <w:rPr>
-          <w:lang w:val="zh_TW" w:bidi="zh_TW"/>
-        </w:rPr>
-      </w:r>
-      <w:r>
-        <w:rPr>
-          <w:lang w:val="zh_TW" w:bidi="zh_TW"/>
-        </w:rPr>
-        <w:t>第一種流人血的罪，是有人故意殺害另一個人。舊約聖經把這類殺害稱為「流無辜血」（</w:t>
-      </w:r>
-      <w:hyperlink r:id="rId39">
-        <w:r>
-          <w:rPr>
-            <w:lang w:val="zh_TW" w:bidi="zh_TW"/>
-          </w:rPr>
-          <w:rPr>
-            <w:color w:val="0000EE"/>
-            <w:u w:val="single"/>
-          </w:rPr>
-          <w:t>拿1:14</w:t>
-        </w:r>
-      </w:hyperlink>
-      <w:r>
-        <w:rPr>
-          <w:lang w:val="zh_TW" w:bidi="zh_TW"/>
-        </w:rPr>
-        <w:t>）。聖經解釋了當有人殺了無辜的人時會發生甚麼事，以及這樣的人應當受甚麼懲罰（</w:t>
-      </w:r>
-      <w:hyperlink r:id="rId40">
-        <w:r>
-          <w:rPr>
-            <w:lang w:val="zh_TW" w:bidi="zh_TW"/>
-          </w:rPr>
-          <w:rPr>
-            <w:color w:val="0000EE"/>
-            <w:u w:val="single"/>
-          </w:rPr>
-          <w:t>創9:6</w:t>
-        </w:r>
-      </w:hyperlink>
-      <w:r>
-        <w:rPr>
-          <w:lang w:val="zh_TW" w:bidi="zh_TW"/>
-        </w:rPr>
-        <w:t>；</w:t>
-      </w:r>
-      <w:hyperlink r:id="rId41">
-        <w:r>
-          <w:rPr>
-            <w:lang w:val="zh_TW" w:bidi="zh_TW"/>
-          </w:rPr>
-          <w:rPr>
-            <w:color w:val="0000EE"/>
-            <w:u w:val="single"/>
-          </w:rPr>
-          <w:t>申19:11–13</w:t>
-        </w:r>
-      </w:hyperlink>
-      <w:r>
-        <w:rPr>
-          <w:lang w:val="zh_TW" w:bidi="zh_TW"/>
-        </w:rPr>
-        <w:t>；</w:t>
-      </w:r>
-      <w:hyperlink r:id="rId42">
-        <w:r>
-          <w:rPr>
-            <w:lang w:val="zh_TW" w:bidi="zh_TW"/>
-          </w:rPr>
-          <w:rPr>
-            <w:color w:val="0000EE"/>
-            <w:u w:val="single"/>
-          </w:rPr>
-          <w:t>王下24:4</w:t>
-        </w:r>
-      </w:hyperlink>
-      <w:r>
-        <w:rPr>
-          <w:lang w:val="zh_TW" w:bidi="zh_TW"/>
-        </w:rPr>
-        <w:t>；</w:t>
-      </w:r>
-      <w:hyperlink r:id="rId43">
-        <w:r>
-          <w:rPr>
-            <w:lang w:val="zh_TW" w:bidi="zh_TW"/>
-          </w:rPr>
-          <w:rPr>
-            <w:color w:val="0000EE"/>
-            <w:u w:val="single"/>
-          </w:rPr>
-          <w:t>結33:6</w:t>
-        </w:r>
-      </w:hyperlink>
-      <w:r>
-        <w:rPr>
-          <w:lang w:val="zh_TW" w:bidi="zh_TW"/>
-        </w:rPr>
-        <w:t>）。根據聖經的教導，謀殺別人的人不能以贖價來逃避刑罰（</w:t>
-      </w:r>
-      <w:hyperlink r:id="rId44">
-        <w:r>
-          <w:rPr>
-            <w:lang w:val="zh_TW" w:bidi="zh_TW"/>
-          </w:rPr>
-          <w:rPr>
-            <w:color w:val="0000EE"/>
-            <w:u w:val="single"/>
-          </w:rPr>
-          <w:t>民35:31</w:t>
-        </w:r>
-      </w:hyperlink>
-      <w:r>
-        <w:rPr>
-          <w:lang w:val="zh_TW" w:bidi="zh_TW"/>
-        </w:rPr>
-        <w:t>）。</w:t>
-      </w:r>
-    </w:p>
-    <w:p>
-      <w:pPr/>
-      <w:r>
-        <w:rPr>
-          <w:lang w:val="zh_TW" w:bidi="zh_TW"/>
-        </w:rPr>
-      </w:r>
-      <w:r>
-        <w:rPr>
-          <w:lang w:val="zh_TW" w:bidi="zh_TW"/>
-        </w:rPr>
-        <w:t>另一種流人血的罪是有人誤殺他人（</w:t>
-      </w:r>
-      <w:hyperlink r:id="rId45">
-        <w:r>
-          <w:rPr>
-            <w:lang w:val="zh_TW" w:bidi="zh_TW"/>
-          </w:rPr>
-          <w:rPr>
-            <w:color w:val="0000EE"/>
-            <w:u w:val="single"/>
-          </w:rPr>
-          <w:t>民35:9–28；</w:t>
-        </w:r>
-      </w:hyperlink>
-      <w:hyperlink r:id="rId46">
-        <w:r>
-          <w:rPr>
-            <w:lang w:val="zh_TW" w:bidi="zh_TW"/>
-          </w:rPr>
-          <w:rPr>
-            <w:color w:val="0000EE"/>
-            <w:u w:val="single"/>
-          </w:rPr>
-          <w:t>申19:4–10</w:t>
-        </w:r>
-      </w:hyperlink>
-      <w:r>
-        <w:rPr>
-          <w:lang w:val="zh_TW" w:bidi="zh_TW"/>
-        </w:rPr>
-        <w:t>）。在這類情況中，造成別人死亡的人可以逃到稱為「逃城」的地方尋求保護。如果他離開逃城，死者至親中有權申冤的人就可以殺死他，而這位至親被稱為「報血仇的人」。</w:t>
-      </w:r>
-    </w:p>
-    <w:p>
-      <w:pPr/>
-      <w:r>
-        <w:rPr>
-          <w:lang w:val="zh_TW" w:bidi="zh_TW"/>
-        </w:rPr>
-      </w:r>
-      <w:r>
-        <w:rPr>
-          <w:lang w:val="zh_TW" w:bidi="zh_TW"/>
-        </w:rPr>
-        <w:t>有時候，人們會發現屍體，但沒有人知道那人是被誰殺的。在這種情況下，離屍體最近的那座城要為這死亡負責。</w:t>
-      </w:r>
-      <w:hyperlink r:id="rId47">
-        <w:r>
-          <w:rPr>
-            <w:lang w:val="zh_TW" w:bidi="zh_TW"/>
-          </w:rPr>
-          <w:rPr>
-            <w:color w:val="0000EE"/>
-            <w:u w:val="single"/>
-          </w:rPr>
-          <w:t>申命記二十一章1至9節</w:t>
-        </w:r>
-      </w:hyperlink>
-      <w:r>
-        <w:rPr>
-          <w:lang w:val="zh_TW" w:bidi="zh_TW"/>
-        </w:rPr>
-        <w:t>說明，這些城可以一種特別禮儀，來除去這項責任。</w:t>
-      </w:r>
-    </w:p>
-    <w:p>
-      <w:pPr/>
-      <w:r>
-        <w:rPr>
-          <w:lang w:val="zh_TW" w:bidi="zh_TW"/>
-        </w:rPr>
-      </w:r>
-      <w:r>
-        <w:rPr>
-          <w:lang w:val="zh_TW" w:bidi="zh_TW"/>
-        </w:rPr>
-        <w:t>在古代以色列，百姓在處理牲畜時，也可能因處理不當而犯罪（</w:t>
-      </w:r>
-      <w:hyperlink r:id="rId48">
-        <w:r>
-          <w:rPr>
-            <w:lang w:val="zh_TW" w:bidi="zh_TW"/>
-          </w:rPr>
-          <w:rPr>
-            <w:color w:val="0000EE"/>
-            <w:u w:val="single"/>
-          </w:rPr>
-          <w:t>利17:3–4、10–11</w:t>
-        </w:r>
-      </w:hyperlink>
-      <w:r>
-        <w:rPr>
-          <w:lang w:val="zh_TW" w:bidi="zh_TW"/>
-        </w:rPr>
-        <w:t>）。如果一隻牲畜殺了人，就要用石頭打死那隻牲畜（</w:t>
-      </w:r>
-      <w:hyperlink r:id="rId49">
-        <w:r>
-          <w:rPr>
-            <w:lang w:val="zh_TW" w:bidi="zh_TW"/>
-          </w:rPr>
-          <w:rPr>
-            <w:color w:val="0000EE"/>
-            <w:u w:val="single"/>
-          </w:rPr>
-          <w:t>出21:28–29</w:t>
-        </w:r>
-      </w:hyperlink>
-      <w:r>
-        <w:rPr>
-          <w:lang w:val="zh_TW" w:bidi="zh_TW"/>
-        </w:rPr>
-        <w:t>）。</w:t>
-      </w:r>
-    </w:p>
-    <w:p>
-      <w:pPr/>
-      <w:r>
-        <w:rPr>
-          <w:lang w:val="zh_TW" w:bidi="zh_TW"/>
-        </w:rPr>
-      </w:r>
-      <w:r>
-        <w:rPr>
-          <w:lang w:val="zh_TW" w:bidi="zh_TW"/>
-        </w:rPr>
-        <w:t>有些情況下，殺人不算有罪：</w:t>
-      </w:r>
-    </w:p>
-    <w:p>
-      <w:pPr>
-        <w:pStyle w:val="ListBullet"/>
-        <w:spacing w:line="240" w:lineRule="auto"/>
-        <w:ind w:left="720"/>
-      </w:pPr>
-      <w:r>
-        <w:rPr>
-          <w:lang w:val="zh_TW" w:bidi="zh_TW"/>
-        </w:rPr>
-      </w:r>
-      <w:r>
-        <w:rPr>
-          <w:lang w:val="zh_TW" w:bidi="zh_TW"/>
-        </w:rPr>
-        <w:t>保護自己（</w:t>
-      </w:r>
-      <w:hyperlink r:id="rId50">
-        <w:r>
-          <w:rPr>
-            <w:lang w:val="zh_TW" w:bidi="zh_TW"/>
-          </w:rPr>
-          <w:rPr>
-            <w:color w:val="0000EE"/>
-            <w:u w:val="single"/>
-          </w:rPr>
-          <w:t>出22:2</w:t>
-        </w:r>
-      </w:hyperlink>
-      <w:r>
-        <w:rPr>
-          <w:lang w:val="zh_TW" w:bidi="zh_TW"/>
-        </w:rPr>
-        <w:t>）</w:t>
-      </w:r>
-    </w:p>
-    <w:p>
-      <w:pPr>
-        <w:pStyle w:val="ListBullet"/>
-        <w:spacing w:line="240" w:lineRule="auto"/>
-        <w:ind w:left="720"/>
-      </w:pPr>
-      <w:r>
-        <w:rPr>
-          <w:lang w:val="zh_TW" w:bidi="zh_TW"/>
-        </w:rPr>
-      </w:r>
-      <w:r>
-        <w:rPr>
-          <w:lang w:val="zh_TW" w:bidi="zh_TW"/>
-        </w:rPr>
-        <w:t>執行合法的處決（</w:t>
-      </w:r>
-      <w:hyperlink r:id="rId51">
-        <w:r>
-          <w:rPr>
-            <w:lang w:val="zh_TW" w:bidi="zh_TW"/>
-          </w:rPr>
-          <w:rPr>
-            <w:color w:val="0000EE"/>
-            <w:u w:val="single"/>
-          </w:rPr>
-          <w:t>利20:9–16</w:t>
-        </w:r>
-      </w:hyperlink>
-      <w:r>
-        <w:rPr>
-          <w:lang w:val="zh_TW" w:bidi="zh_TW"/>
-        </w:rPr>
-        <w:t>）</w:t>
-      </w:r>
-    </w:p>
-    <w:p>
-      <w:pPr>
-        <w:pStyle w:val="ListBullet"/>
-        <w:spacing w:line="240" w:lineRule="auto"/>
-        <w:ind w:left="720"/>
-      </w:pPr>
-      <w:r>
-        <w:rPr>
-          <w:lang w:val="zh_TW" w:bidi="zh_TW"/>
-        </w:rPr>
-      </w:r>
-      <w:r>
-        <w:rPr>
-          <w:lang w:val="zh_TW" w:bidi="zh_TW"/>
-        </w:rPr>
-        <w:t>在戰爭中的殺敵（</w:t>
-      </w:r>
-      <w:hyperlink r:id="rId52">
-        <w:r>
-          <w:rPr>
-            <w:lang w:val="zh_TW" w:bidi="zh_TW"/>
-          </w:rPr>
-          <w:rPr>
-            <w:color w:val="0000EE"/>
-            <w:u w:val="single"/>
-          </w:rPr>
-          <w:t>王上2:5–6</w:t>
-        </w:r>
-      </w:hyperlink>
-      <w:r>
-        <w:rPr>
-          <w:lang w:val="zh_TW" w:bidi="zh_TW"/>
-        </w:rPr>
-        <w:t>）</w:t>
-      </w:r>
-    </w:p>
-    <w:p>
-      <w:pPr/>
-      <w:r>
-        <w:rPr>
-          <w:lang w:val="zh_TW" w:bidi="zh_TW"/>
-        </w:rPr>
-      </w:r>
-      <w:r>
-        <w:rPr>
-          <w:lang w:val="zh_TW" w:bidi="zh_TW"/>
-        </w:rPr>
-        <w:t>先知們常用「血」這個詞，來指全以色列民的罪責（</w:t>
-      </w:r>
-      <w:hyperlink r:id="rId53">
-        <w:r>
-          <w:rPr>
-            <w:lang w:val="zh_TW" w:bidi="zh_TW"/>
-          </w:rPr>
-          <w:rPr>
-            <w:color w:val="0000EE"/>
-            <w:u w:val="single"/>
-          </w:rPr>
-          <w:t>賽1:15</w:t>
-        </w:r>
-      </w:hyperlink>
-      <w:r>
-        <w:rPr>
-          <w:lang w:val="zh_TW" w:bidi="zh_TW"/>
-        </w:rPr>
-        <w:t>，</w:t>
-      </w:r>
-      <w:hyperlink r:id="rId54">
-        <w:r>
-          <w:rPr>
-            <w:lang w:val="zh_TW" w:bidi="zh_TW"/>
-          </w:rPr>
-          <w:rPr>
-            <w:color w:val="0000EE"/>
-            <w:u w:val="single"/>
-          </w:rPr>
-          <w:t>4:4；</w:t>
-        </w:r>
-      </w:hyperlink>
-      <w:hyperlink r:id="rId55">
-        <w:r>
-          <w:rPr>
-            <w:lang w:val="zh_TW" w:bidi="zh_TW"/>
-          </w:rPr>
-          <w:rPr>
-            <w:color w:val="0000EE"/>
-            <w:u w:val="single"/>
-          </w:rPr>
-          <w:t>結7:23</w:t>
-        </w:r>
-      </w:hyperlink>
-      <w:r>
-        <w:rPr>
-          <w:lang w:val="zh_TW" w:bidi="zh_TW"/>
-        </w:rPr>
-        <w:t>，</w:t>
-      </w:r>
-      <w:hyperlink r:id="rId56">
-        <w:r>
-          <w:rPr>
-            <w:lang w:val="zh_TW" w:bidi="zh_TW"/>
-          </w:rPr>
-          <w:rPr>
-            <w:color w:val="0000EE"/>
-            <w:u w:val="single"/>
-          </w:rPr>
-          <w:t>9:9；</w:t>
-        </w:r>
-      </w:hyperlink>
-      <w:hyperlink r:id="rId57">
-        <w:r>
-          <w:rPr>
-            <w:lang w:val="zh_TW" w:bidi="zh_TW"/>
-          </w:rPr>
-          <w:rPr>
-            <w:color w:val="0000EE"/>
-            <w:u w:val="single"/>
-          </w:rPr>
-          <w:t>何1:4</w:t>
-        </w:r>
-      </w:hyperlink>
-      <w:r>
-        <w:rPr>
-          <w:lang w:val="zh_TW" w:bidi="zh_TW"/>
-        </w:rPr>
-        <w:t>，</w:t>
-      </w:r>
-      <w:hyperlink r:id="rId58">
-        <w:r>
-          <w:rPr>
-            <w:lang w:val="zh_TW" w:bidi="zh_TW"/>
-          </w:rPr>
-          <w:rPr>
-            <w:color w:val="0000EE"/>
-            <w:u w:val="single"/>
-          </w:rPr>
-          <w:t>4:2</w:t>
-        </w:r>
-      </w:hyperlink>
-      <w:r>
-        <w:rPr>
-          <w:lang w:val="zh_TW" w:bidi="zh_TW"/>
-        </w:rPr>
-        <w:t>；</w:t>
-      </w:r>
-      <w:hyperlink r:id="rId59">
-        <w:r>
-          <w:rPr>
-            <w:lang w:val="zh_TW" w:bidi="zh_TW"/>
-          </w:rPr>
-          <w:rPr>
-            <w:color w:val="0000EE"/>
-            <w:u w:val="single"/>
-          </w:rPr>
-          <w:t>彌3:10；</w:t>
-        </w:r>
-      </w:hyperlink>
-      <w:hyperlink r:id="rId60">
-        <w:r>
-          <w:rPr>
-            <w:lang w:val="zh_TW" w:bidi="zh_TW"/>
-          </w:rPr>
-          <w:rPr>
-            <w:color w:val="0000EE"/>
-            <w:u w:val="single"/>
-          </w:rPr>
-          <w:t>哈2:8、12、17</w:t>
-        </w:r>
-      </w:hyperlink>
-      <w:r>
-        <w:rPr>
-          <w:lang w:val="zh_TW" w:bidi="zh_TW"/>
-        </w:rPr>
-        <w:t>）。</w:t>
-      </w:r>
-    </w:p>
-    <w:p>
-      <w:pPr/>
-      <w:r>
-        <w:rPr>
-          <w:lang w:val="zh_TW" w:bidi="zh_TW"/>
-        </w:rPr>
-      </w:r>
-      <w:r>
-        <w:rPr>
-          <w:lang w:val="zh_TW" w:bidi="zh_TW"/>
-        </w:rPr>
-        <w:t>有些罪極為嚴重，即使不涉及殺人，律法也規定要用死刑來懲罰犯罪的人（</w:t>
-      </w:r>
-      <w:hyperlink r:id="rId51">
-        <w:r>
-          <w:rPr>
-            <w:lang w:val="zh_TW" w:bidi="zh_TW"/>
-          </w:rPr>
-          <w:rPr>
-            <w:color w:val="0000EE"/>
-            <w:u w:val="single"/>
-          </w:rPr>
-          <w:t>利20:9–16</w:t>
-        </w:r>
-      </w:hyperlink>
-      <w:r>
-        <w:rPr>
-          <w:lang w:val="zh_TW" w:bidi="zh_TW"/>
-        </w:rPr>
-        <w:t>；</w:t>
-      </w:r>
-      <w:hyperlink r:id="rId61">
-        <w:r>
-          <w:rPr>
-            <w:lang w:val="zh_TW" w:bidi="zh_TW"/>
-          </w:rPr>
-          <w:rPr>
-            <w:color w:val="0000EE"/>
-            <w:u w:val="single"/>
-          </w:rPr>
-          <w:t>結8:10–13</w:t>
-        </w:r>
-      </w:hyperlink>
-      <w:r>
-        <w:rPr>
-          <w:lang w:val="zh_TW" w:bidi="zh_TW"/>
-        </w:rPr>
-        <w:t>）。這些罪包括：</w:t>
-      </w:r>
-    </w:p>
-    <w:p>
-      <w:pPr>
-        <w:pStyle w:val="ListBullet"/>
-        <w:spacing w:line="240" w:lineRule="auto"/>
-        <w:ind w:left="720"/>
-      </w:pPr>
-      <w:r>
-        <w:rPr>
-          <w:lang w:val="zh_TW" w:bidi="zh_TW"/>
-        </w:rPr>
-      </w:r>
-      <w:r>
-        <w:rPr>
-          <w:lang w:val="zh_TW" w:bidi="zh_TW"/>
-        </w:rPr>
-        <w:t>敬拜假神</w:t>
-      </w:r>
-    </w:p>
-    <w:p>
-      <w:pPr>
-        <w:pStyle w:val="ListBullet"/>
-        <w:spacing w:line="240" w:lineRule="auto"/>
-        <w:ind w:left="720"/>
-      </w:pPr>
-      <w:r>
-        <w:rPr>
-          <w:lang w:val="zh_TW" w:bidi="zh_TW"/>
-        </w:rPr>
-      </w:r>
-      <w:r>
-        <w:rPr>
-          <w:lang w:val="zh_TW" w:bidi="zh_TW"/>
-        </w:rPr>
-        <w:t>將受造物當作神（偶像）來敬拜</w:t>
-      </w:r>
-    </w:p>
-    <w:p>
-      <w:pPr>
-        <w:pStyle w:val="ListBullet"/>
-        <w:spacing w:line="240" w:lineRule="auto"/>
-        <w:ind w:left="720"/>
-      </w:pPr>
-      <w:r>
-        <w:rPr>
-          <w:lang w:val="zh_TW" w:bidi="zh_TW"/>
-        </w:rPr>
-      </w:r>
-      <w:r>
-        <w:rPr>
-          <w:lang w:val="zh_TW" w:bidi="zh_TW"/>
-        </w:rPr>
-        <w:t>在婚姻中不忠（姦淫）</w:t>
-      </w:r>
-    </w:p>
-    <w:p>
-      <w:pPr>
-        <w:pStyle w:val="ListBullet"/>
-        <w:spacing w:line="240" w:lineRule="auto"/>
-        <w:ind w:left="720"/>
-      </w:pPr>
-      <w:r>
-        <w:rPr>
-          <w:lang w:val="zh_TW" w:bidi="zh_TW"/>
-        </w:rPr>
-      </w:r>
-      <w:r>
-        <w:rPr>
-          <w:lang w:val="zh_TW" w:bidi="zh_TW"/>
-        </w:rPr>
-        <w:t>偷竊（搶奪）</w:t>
-      </w:r>
-    </w:p>
-    <w:p>
-      <w:pPr>
-        <w:pStyle w:val="ListBullet"/>
-        <w:spacing w:line="240" w:lineRule="auto"/>
-        <w:ind w:left="720"/>
-      </w:pPr>
-      <w:r>
-        <w:rPr>
-          <w:lang w:val="zh_TW" w:bidi="zh_TW"/>
-        </w:rPr>
-      </w:r>
-      <w:r>
-        <w:rPr>
-          <w:lang w:val="zh_TW" w:bidi="zh_TW"/>
-        </w:rPr>
-        <w:t>欺壓貧窮人</w:t>
-      </w:r>
-    </w:p>
-    <w:p>
-      <w:pPr>
-        <w:pStyle w:val="ListBullet"/>
-        <w:spacing w:line="240" w:lineRule="auto"/>
-        <w:ind w:left="720"/>
-      </w:pPr>
-      <w:r>
-        <w:rPr>
-          <w:lang w:val="zh_TW" w:bidi="zh_TW"/>
-        </w:rPr>
-      </w:r>
-      <w:r>
-        <w:rPr>
-          <w:lang w:val="zh_TW" w:bidi="zh_TW"/>
-        </w:rPr>
-        <w:t>違背重要的誓言</w:t>
-      </w:r>
-    </w:p>
-    <w:p>
-      <w:pPr>
-        <w:pStyle w:val="ListBullet"/>
-        <w:spacing w:line="240" w:lineRule="auto"/>
-        <w:ind w:left="720"/>
-      </w:pPr>
-      <w:r>
-        <w:rPr>
-          <w:lang w:val="zh_TW" w:bidi="zh_TW"/>
-        </w:rPr>
-      </w:r>
-      <w:r>
-        <w:rPr>
-          <w:lang w:val="zh_TW" w:bidi="zh_TW"/>
-        </w:rPr>
-        <w:t>向別人收取不公平的利息</w:t>
-      </w:r>
-    </w:p>
-    <w:p>
-      <w:pPr/>
-      <w:r>
-        <w:rPr>
-          <w:lang w:val="zh_TW" w:bidi="zh_TW"/>
-        </w:rPr>
-      </w:r>
-      <w:r>
-        <w:rPr>
-          <w:lang w:val="zh_TW" w:bidi="zh_TW"/>
-        </w:rPr>
-        <w:t>在整本聖經中，從創世記（</w:t>
-      </w:r>
-      <w:hyperlink r:id="rId62">
-        <w:r>
-          <w:rPr>
-            <w:lang w:val="zh_TW" w:bidi="zh_TW"/>
-          </w:rPr>
-          <w:rPr>
-            <w:color w:val="0000EE"/>
-            <w:u w:val="single"/>
-          </w:rPr>
-          <w:t>4:10–12</w:t>
-        </w:r>
-      </w:hyperlink>
-      <w:r>
-        <w:rPr>
-          <w:lang w:val="zh_TW" w:bidi="zh_TW"/>
-        </w:rPr>
-        <w:t>）到先知書（</w:t>
-      </w:r>
-      <w:hyperlink r:id="rId63">
-        <w:r>
-          <w:rPr>
-            <w:lang w:val="zh_TW" w:bidi="zh_TW"/>
-          </w:rPr>
-          <w:rPr>
-            <w:color w:val="0000EE"/>
-            <w:u w:val="single"/>
-          </w:rPr>
-          <w:t>賽26:21；</w:t>
-        </w:r>
-      </w:hyperlink>
-      <w:hyperlink r:id="rId64">
-        <w:r>
-          <w:rPr>
-            <w:lang w:val="zh_TW" w:bidi="zh_TW"/>
-          </w:rPr>
-          <w:rPr>
-            <w:color w:val="0000EE"/>
-            <w:u w:val="single"/>
-          </w:rPr>
-          <w:t>結24:6–9</w:t>
-        </w:r>
-      </w:hyperlink>
-      <w:r>
-        <w:rPr>
-          <w:lang w:val="zh_TW" w:bidi="zh_TW"/>
-        </w:rPr>
-        <w:t>），直至新約聖經（</w:t>
-      </w:r>
-      <w:hyperlink r:id="rId65">
-        <w:r>
-          <w:rPr>
-            <w:lang w:val="zh_TW" w:bidi="zh_TW"/>
-          </w:rPr>
-          <w:rPr>
-            <w:color w:val="0000EE"/>
-            <w:u w:val="single"/>
-          </w:rPr>
-          <w:t>啟6:10</w:t>
-        </w:r>
-      </w:hyperlink>
-      <w:r>
-        <w:rPr>
-          <w:lang w:val="zh_TW" w:bidi="zh_TW"/>
-        </w:rPr>
-        <w:t>）我們都看見神要施行公義，並且懲罰那些殺害別人的人。</w:t>
-      </w:r>
-    </w:p>
-    <w:p>
-      <w:pPr/>
-      <w:r>
-        <w:rPr>
-          <w:lang w:val="zh_TW" w:bidi="zh_TW"/>
-        </w:rPr>
-      </w:r>
-      <w:r>
-        <w:rPr>
-          <w:i/>
-          <w:lang w:val="zh_TW" w:bidi="zh_TW"/>
-        </w:rPr>
-        <w:t>另見</w:t>
-      </w:r>
-      <w:r>
-        <w:rPr>
-          <w:lang w:val="zh_TW" w:bidi="zh_TW"/>
-        </w:rPr>
-        <w:t xml:space="preserve"> </w:t>
-      </w:r>
-      <w:r>
-        <w:rPr>
-          <w:lang w:val="zh_TW" w:bidi="zh_TW"/>
-        </w:rPr>
-        <w:t>逃城；</w:t>
-      </w:r>
-      <w:r>
-        <w:rPr>
-          <w:lang w:val="zh_TW" w:bidi="zh_TW"/>
-        </w:rPr>
-        <w:t>刑法和懲罰</w:t>
+      <w:r>
+        <w:rPr>
+          <w:lang w:val="zh_TW" w:bidi="zh_TW"/>
+        </w:rPr>
+        <w:t>人的靈</w:t>
       </w:r>
       <w:r>
         <w:rPr>

--- a/zht/docx/088.content.docx
+++ b/zht/docx/088.content.docx
@@ -149,7 +149,7 @@
         <w:rPr>
           <w:lang w:val="zh_TW" w:bidi="zh_TW"/>
         </w:rPr>
-        <w:t>ling</w:t>
+        <w:t>lie</w:t>
       </w:r>
       <w:r>
         <w:rPr>
@@ -212,7 +212,7 @@
         <w:rPr>
           <w:lang w:val="zh_TW" w:bidi="zh_TW"/>
         </w:rPr>
-        <w:t>靈魂</w:t>
+        <w:t>列國</w:t>
       </w:r>
       <w:r>
         <w:rPr>
@@ -231,33 +231,18 @@
         <w:rPr>
           <w:lang w:val="zh_TW" w:bidi="zh_TW"/>
         </w:rPr>
-        <w:t>用來翻譯希臘文「</w:t>
-      </w:r>
-      <w:r>
-        <w:rPr>
-          <w:i/>
-          <w:lang w:val="zh_TW" w:bidi="zh_TW"/>
-        </w:rPr>
-        <w:t>psuche</w:t>
-      </w:r>
-      <w:r>
-        <w:rPr>
-          <w:lang w:val="zh_TW" w:bidi="zh_TW"/>
-        </w:rPr>
-        <w:t>」和希伯來文「</w:t>
-      </w:r>
-      <w:r>
-        <w:rPr>
-          <w:i/>
-          <w:lang w:val="zh_TW" w:bidi="zh_TW"/>
-        </w:rPr>
-        <w:t>nephesh</w:t>
-      </w:r>
-      <w:r>
-        <w:rPr>
-          <w:lang w:val="zh_TW" w:bidi="zh_TW"/>
-        </w:rPr>
-        <w:t>」的詞。</w:t>
+        <w:t>基於政治或社會利益，或血緣關係而形成的群體。一般而言，「列國」一詞指的是希伯來人以外的世界各民族，儘管有時也包括猶太人。</w:t>
+      </w:r>
+    </w:p>
+    <w:p>
+      <w:pPr>
+        <w:pStyle w:val="Heading3"/>
+      </w:pPr>
+      <w:r>
+        <w:rPr>
+          <w:lang w:val="zh_TW" w:bidi="zh_TW"/>
+        </w:rPr>
+        <w:t>起源</w:t>
       </w:r>
     </w:p>
     <w:p>
@@ -271,18 +256,73 @@
         <w:rPr>
           <w:lang w:val="zh_TW" w:bidi="zh_TW"/>
         </w:rPr>
-        <w:t>希臘哲學家柏拉圖（生活在公元前四世紀）相信靈魂是人類永恆的一部分。雖然身體會死，但靈魂不會。當一個人死去時，他們的靈魂會進入另一個身體。如果他們是壞人，他們的靈魂可能會進入較低等的人、動物或鳥類。隨著時間的推移，通過從一個身體移動到另一個身體，靈魂會從邪惡中被淨化。在基督教早期的幾個世紀中，諾斯底主義也教導身體就像是靈魂的監牢。救贖，或被拯救，發生在人們學習了諾斯底的秘密時，這會使他們的靈魂從身體中解放出來。</w:t>
-      </w:r>
-    </w:p>
-    <w:p>
-      <w:pPr>
-        <w:pStyle w:val="Heading3"/>
-      </w:pPr>
-      <w:r>
-        <w:rPr>
-          <w:lang w:val="zh_TW" w:bidi="zh_TW"/>
-        </w:rPr>
-        <w:t>聖經對靈魂的看法</w:t>
+        <w:t>創世記記載挪亞的三個兒子為眾多「家族」或民族（約70個）的祖先，這些家族分布於地中海東部地區（</w:t>
+      </w:r>
+      <w:hyperlink r:id="rId13">
+        <w:r>
+          <w:rPr>
+            <w:lang w:val="zh_TW" w:bidi="zh_TW"/>
+          </w:rPr>
+          <w:rPr>
+            <w:color w:val="0000EE"/>
+            <w:u w:val="single"/>
+          </w:rPr>
+          <w:t>創10章</w:t>
+        </w:r>
+      </w:hyperlink>
+      <w:r>
+        <w:rPr>
+          <w:lang w:val="zh_TW" w:bidi="zh_TW"/>
+        </w:rPr>
+        <w:t>）。經文假設每個民族都有自己的地理位置和語言（</w:t>
+      </w:r>
+      <w:hyperlink r:id="rId14">
+        <w:r>
+          <w:rPr>
+            <w:lang w:val="zh_TW" w:bidi="zh_TW"/>
+          </w:rPr>
+          <w:rPr>
+            <w:color w:val="0000EE"/>
+            <w:u w:val="single"/>
+          </w:rPr>
+          <w:t>5、20、31節</w:t>
+        </w:r>
+      </w:hyperlink>
+      <w:r>
+        <w:rPr>
+          <w:lang w:val="zh_TW" w:bidi="zh_TW"/>
+        </w:rPr>
+        <w:t>）。巴別塔（</w:t>
+      </w:r>
+      <w:r>
+        <w:rPr>
+          <w:lang w:val="zh_TW" w:bidi="zh_TW"/>
+        </w:rPr>
+        <w:t>金字塔型廟宇</w:t>
+      </w:r>
+      <w:r>
+        <w:rPr>
+          <w:lang w:val="zh_TW" w:bidi="zh_TW"/>
+        </w:rPr>
+        <w:t>）的故事，其頂要達到天上（</w:t>
+      </w:r>
+      <w:hyperlink r:id="rId15">
+        <w:r>
+          <w:rPr>
+            <w:lang w:val="zh_TW" w:bidi="zh_TW"/>
+          </w:rPr>
+          <w:rPr>
+            <w:color w:val="0000EE"/>
+            <w:u w:val="single"/>
+          </w:rPr>
+          <w:t>11</w:t>
+        </w:r>
+      </w:hyperlink>
+      <w:r>
+        <w:rPr>
+          <w:lang w:val="zh_TW" w:bidi="zh_TW"/>
+        </w:rPr>
+        <w:t>章），解釋了民族因語言障礙而分離並散居，以致無法在自傲的企圖中合作。</w:t>
       </w:r>
     </w:p>
     <w:p>
@@ -296,18 +336,61 @@
         <w:rPr>
           <w:lang w:val="zh_TW" w:bidi="zh_TW"/>
         </w:rPr>
-        <w:t>聖經對靈魂有不同的看法。</w:t>
-      </w:r>
-    </w:p>
-    <w:p>
-      <w:pPr>
-        <w:pStyle w:val="Heading4"/>
-      </w:pPr>
-      <w:r>
-        <w:rPr>
-          <w:lang w:val="zh_TW" w:bidi="zh_TW"/>
-        </w:rPr>
-        <w:t>舊約聖經中的靈魂</w:t>
+        <w:t>保羅在雅典的講道中也假設列國有共同的起源，這與創世記的作者一致，並接受了列國由地理界線區分乃是神的旨意（</w:t>
+      </w:r>
+      <w:hyperlink r:id="rId16">
+        <w:r>
+          <w:rPr>
+            <w:lang w:val="zh_TW" w:bidi="zh_TW"/>
+          </w:rPr>
+          <w:rPr>
+            <w:color w:val="0000EE"/>
+            <w:u w:val="single"/>
+          </w:rPr>
+          <w:t>徒17:26</w:t>
+        </w:r>
+      </w:hyperlink>
+      <w:r>
+        <w:rPr>
+          <w:lang w:val="zh_TW" w:bidi="zh_TW"/>
+        </w:rPr>
+        <w:t>）。先知西番雅期待有一天，神將逆轉這種狀況，使列國同說一種語言（</w:t>
+      </w:r>
+      <w:hyperlink r:id="rId17">
+        <w:r>
+          <w:rPr>
+            <w:lang w:val="zh_TW" w:bidi="zh_TW"/>
+          </w:rPr>
+          <w:rPr>
+            <w:color w:val="0000EE"/>
+            <w:u w:val="single"/>
+          </w:rPr>
+          <w:t>番3:9</w:t>
+        </w:r>
+      </w:hyperlink>
+      <w:r>
+        <w:rPr>
+          <w:lang w:val="zh_TW" w:bidi="zh_TW"/>
+        </w:rPr>
+        <w:t>）。啟示錄的作者在新天新地的異象中看見這些天然界限被廢除，列國在新耶路撒冷中自由往來（</w:t>
+      </w:r>
+      <w:hyperlink r:id="rId18">
+        <w:r>
+          <w:rPr>
+            <w:lang w:val="zh_TW" w:bidi="zh_TW"/>
+          </w:rPr>
+          <w:rPr>
+            <w:color w:val="0000EE"/>
+            <w:u w:val="single"/>
+          </w:rPr>
+          <w:t>啟21:22–26</w:t>
+        </w:r>
+      </w:hyperlink>
+      <w:r>
+        <w:rPr>
+          <w:lang w:val="zh_TW" w:bidi="zh_TW"/>
+        </w:rPr>
+        <w:t>）。</w:t>
       </w:r>
     </w:p>
     <w:p>
@@ -321,9 +404,9 @@
         <w:rPr>
           <w:lang w:val="zh_TW" w:bidi="zh_TW"/>
         </w:rPr>
-        <w:t>在舊約聖經中，靈魂對人類生命至關重要。希伯來文和希臘文中的靈魂一詞通常意味著「生命」，有時也可以指動物的生命（</w:t>
-      </w:r>
-      <w:hyperlink r:id="rId13">
+        <w:t>「以色列」與「列國」之間的區分並非絕對清晰。「以色列」是由不同民族演變而來的，而許多「列國」的起源也與以色列社群中的著名人物有關。猶太民族的祖先亞伯拉罕，原住在底格里斯—幼發拉底河流域的迦勒底的吾珥。與父親一同北遷至哈蘭，最終向西南進入迦南地（</w:t>
+      </w:r>
+      <w:hyperlink r:id="rId19">
         <w:r>
           <w:rPr>
             <w:lang w:val="zh_TW" w:bidi="zh_TW"/>
@@ -332,16 +415,16 @@
             <w:color w:val="0000EE"/>
             <w:u w:val="single"/>
           </w:rPr>
-          <w:t>創世記1:20</w:t>
+          <w:t>創11:31–12:9</w:t>
         </w:r>
       </w:hyperlink>
       <w:r>
         <w:rPr>
           <w:lang w:val="zh_TW" w:bidi="zh_TW"/>
         </w:rPr>
-        <w:t>；</w:t>
-      </w:r>
-      <w:hyperlink r:id="rId14">
+        <w:t>）。</w:t>
+      </w:r>
+      <w:hyperlink r:id="rId20">
         <w:r>
           <w:rPr>
             <w:lang w:val="zh_TW" w:bidi="zh_TW"/>
@@ -350,28 +433,28 @@
             <w:color w:val="0000EE"/>
             <w:u w:val="single"/>
           </w:rPr>
-          <w:t>利未記11:10</w:t>
+          <w:t>申命記二十六章5節</w:t>
         </w:r>
       </w:hyperlink>
       <w:r>
         <w:rPr>
           <w:lang w:val="zh_TW" w:bidi="zh_TW"/>
         </w:rPr>
-        <w:t>）。「</w:t>
-      </w:r>
-      <w:r>
-        <w:rPr>
-          <w:lang w:val="zh_TW" w:bidi="zh_TW"/>
-        </w:rPr>
-        <w:t>以命償命</w:t>
-      </w:r>
-      <w:r>
-        <w:rPr>
-          <w:lang w:val="zh_TW" w:bidi="zh_TW"/>
-        </w:rPr>
-        <w:t>」意味著「生命換生命」（</w:t>
-      </w:r>
-      <w:hyperlink r:id="rId15">
+        <w:t>（「我祖原是一個將亡的亞蘭人」）表明亞伯拉罕曾居於美索不達米亞地區的</w:t>
+      </w:r>
+      <w:r>
+        <w:rPr>
+          <w:lang w:val="zh_TW" w:bidi="zh_TW"/>
+        </w:rPr>
+        <w:t>亞蘭一納哈拉音（Aram-naharaim）</w:t>
+      </w:r>
+      <w:r>
+        <w:rPr>
+          <w:lang w:val="zh_TW" w:bidi="zh_TW"/>
+        </w:rPr>
+        <w:t>。當亞伯拉罕與神立約時，神給予他割禮作為約的記號。外邦人若被買為奴隸也須行割禮，從而納入約的群體中。當摩西帶領以色列人出埃及進入曠野時，也有許多閒雜人上去（</w:t>
+      </w:r>
+      <w:hyperlink r:id="rId21">
         <w:r>
           <w:rPr>
             <w:lang w:val="zh_TW" w:bidi="zh_TW"/>
@@ -380,68 +463,14 @@
             <w:color w:val="0000EE"/>
             <w:u w:val="single"/>
           </w:rPr>
-          <w:t>出埃及記21:23</w:t>
+          <w:t>出12:38</w:t>
         </w:r>
       </w:hyperlink>
       <w:r>
         <w:rPr>
           <w:lang w:val="zh_TW" w:bidi="zh_TW"/>
         </w:rPr>
-        <w:t>）。在法律文本中，靈魂指的是與法律相關的人（比如，「若有靈魂犯罪……（其它譯本翻譯）」，</w:t>
-      </w:r>
-      <w:hyperlink r:id="rId16">
-        <w:r>
-          <w:rPr>
-            <w:lang w:val="zh_TW" w:bidi="zh_TW"/>
-          </w:rPr>
-          <w:rPr>
-            <w:color w:val="0000EE"/>
-            <w:u w:val="single"/>
-          </w:rPr>
-          <w:t xml:space="preserve">利未記4:2 </w:t>
-        </w:r>
-      </w:hyperlink>
-      <w:r>
-        <w:rPr>
-          <w:lang w:val="zh_TW" w:bidi="zh_TW"/>
-        </w:rPr>
-        <w:t>）。當計算人數時，是以靈魂計算，意味著人（</w:t>
-      </w:r>
-      <w:hyperlink r:id="rId17">
-        <w:r>
-          <w:rPr>
-            <w:lang w:val="zh_TW" w:bidi="zh_TW"/>
-          </w:rPr>
-          <w:rPr>
-            <w:color w:val="0000EE"/>
-            <w:u w:val="single"/>
-          </w:rPr>
-          <w:t>出埃及記1:5</w:t>
-        </w:r>
-      </w:hyperlink>
-      <w:r>
-        <w:rPr>
-          <w:lang w:val="zh_TW" w:bidi="zh_TW"/>
-        </w:rPr>
-        <w:t>；</w:t>
-      </w:r>
-      <w:hyperlink r:id="rId18">
-        <w:r>
-          <w:rPr>
-            <w:lang w:val="zh_TW" w:bidi="zh_TW"/>
-          </w:rPr>
-          <w:rPr>
-            <w:color w:val="0000EE"/>
-            <w:u w:val="single"/>
-          </w:rPr>
-          <w:t>申命記10:22</w:t>
-        </w:r>
-      </w:hyperlink>
-      <w:r>
-        <w:rPr>
-          <w:lang w:val="zh_TW" w:bidi="zh_TW"/>
-        </w:rPr>
-        <w:t>）。</w:t>
+        <w:t>），這再次表明某些與以色列人沒有血緣關係的群體，仍自我認同為以色列人。</w:t>
       </w:r>
     </w:p>
     <w:p>
@@ -455,9 +484,9 @@
         <w:rPr>
           <w:lang w:val="zh_TW" w:bidi="zh_TW"/>
         </w:rPr>
-        <w:t>更狹義地說，靈魂指的是人的情感和內在力量。人們被呼召要盡心盡性來愛神（</w:t>
-      </w:r>
-      <w:hyperlink r:id="rId19">
+        <w:t>以色列民族並不包括所有亞伯拉罕的後裔。亞伯拉罕的長子以實瑪利的母親是埃及人，他是游牧於南部曠野的以實瑪利人的祖先（</w:t>
+      </w:r>
+      <w:hyperlink r:id="rId22">
         <w:r>
           <w:rPr>
             <w:lang w:val="zh_TW" w:bidi="zh_TW"/>
@@ -466,14 +495,61 @@
             <w:color w:val="0000EE"/>
             <w:u w:val="single"/>
           </w:rPr>
-          <w:t>申命記13:3</w:t>
+          <w:t>創16</w:t>
         </w:r>
       </w:hyperlink>
       <w:r>
         <w:rPr>
           <w:lang w:val="zh_TW" w:bidi="zh_TW"/>
         </w:rPr>
+        <w:t>）。以撒與利百加所生的雙胞胎中，長子以掃是住在東南方的以東人的祖先，是以色列傳統上的敵人（</w:t>
+      </w:r>
+      <w:hyperlink r:id="rId23">
+        <w:r>
+          <w:rPr>
+            <w:lang w:val="zh_TW" w:bidi="zh_TW"/>
+          </w:rPr>
+          <w:rPr>
+            <w:color w:val="0000EE"/>
+            <w:u w:val="single"/>
+          </w:rPr>
+          <w:t>創25:23</w:t>
+        </w:r>
+      </w:hyperlink>
+      <w:r>
+        <w:rPr>
+          <w:lang w:val="zh_TW" w:bidi="zh_TW"/>
+        </w:rPr>
+        <w:t>；</w:t>
+      </w:r>
+      <w:hyperlink r:id="rId24">
+        <w:r>
+          <w:rPr>
+            <w:lang w:val="zh_TW" w:bidi="zh_TW"/>
+          </w:rPr>
+          <w:rPr>
+            <w:color w:val="0000EE"/>
+            <w:u w:val="single"/>
+          </w:rPr>
+          <w:t>民20:21</w:t>
+        </w:r>
+      </w:hyperlink>
+      <w:r>
+        <w:rPr>
+          <w:lang w:val="zh_TW" w:bidi="zh_TW"/>
+        </w:rPr>
         <w:t>）。</w:t>
+      </w:r>
+    </w:p>
+    <w:p>
+      <w:pPr>
+        <w:pStyle w:val="Heading3"/>
+      </w:pPr>
+      <w:r>
+        <w:rPr>
+          <w:lang w:val="zh_TW" w:bidi="zh_TW"/>
+        </w:rPr>
+        <w:t>神與列國</w:t>
       </w:r>
     </w:p>
     <w:p>
@@ -487,27 +563,9 @@
         <w:rPr>
           <w:lang w:val="zh_TW" w:bidi="zh_TW"/>
         </w:rPr>
-        <w:t>生命中的某些部分來自靈魂：</w:t>
-      </w:r>
-    </w:p>
-    <w:p>
-      <w:pPr>
-        <w:pStyle w:val="ListBullet"/>
-        <w:spacing w:line="240" w:lineRule="auto"/>
-        <w:ind w:left="720"/>
-      </w:pPr>
-      <w:r>
-        <w:rPr>
-          <w:lang w:val="zh_TW" w:bidi="zh_TW"/>
-        </w:rPr>
-      </w:r>
-      <w:r>
-        <w:rPr>
-          <w:lang w:val="zh_TW" w:bidi="zh_TW"/>
-        </w:rPr>
-        <w:t>知識和理解（</w:t>
-      </w:r>
-      <w:hyperlink r:id="rId20">
+        <w:t>聖經對列國的態度有正面和負面的兩面。居於底格里斯—幼發拉底河谷和尼羅河之間的列國被認為是邪惡的，因此神奪取了他們的土地，將之賜給亞伯拉罕的後裔（</w:t>
+      </w:r>
+      <w:hyperlink r:id="rId25">
         <w:r>
           <w:rPr>
             <w:lang w:val="zh_TW" w:bidi="zh_TW"/>
@@ -516,34 +574,16 @@
             <w:color w:val="0000EE"/>
             <w:u w:val="single"/>
           </w:rPr>
-          <w:t>詩篇139:14</w:t>
+          <w:t>創15:16–20</w:t>
         </w:r>
       </w:hyperlink>
       <w:r>
         <w:rPr>
           <w:lang w:val="zh_TW" w:bidi="zh_TW"/>
         </w:rPr>
-        <w:t>）</w:t>
-      </w:r>
-    </w:p>
-    <w:p>
-      <w:pPr>
-        <w:pStyle w:val="ListBullet"/>
-        <w:spacing w:line="240" w:lineRule="auto"/>
-        <w:ind w:left="720"/>
-      </w:pPr>
-      <w:r>
-        <w:rPr>
-          <w:lang w:val="zh_TW" w:bidi="zh_TW"/>
-        </w:rPr>
-      </w:r>
-      <w:r>
-        <w:rPr>
-          <w:lang w:val="zh_TW" w:bidi="zh_TW"/>
-        </w:rPr>
-        <w:t>思想（</w:t>
-      </w:r>
-      <w:hyperlink r:id="rId21">
+        <w:t>）。列國中充斥著亂倫、姦淫、同性戀和人獸間的不潔行為，激怒了神（</w:t>
+      </w:r>
+      <w:hyperlink r:id="rId26">
         <w:r>
           <w:rPr>
             <w:lang w:val="zh_TW" w:bidi="zh_TW"/>
@@ -552,34 +592,16 @@
             <w:color w:val="0000EE"/>
             <w:u w:val="single"/>
           </w:rPr>
-          <w:t>撒母耳記上20:3</w:t>
+          <w:t>利18</w:t>
         </w:r>
       </w:hyperlink>
       <w:r>
         <w:rPr>
           <w:lang w:val="zh_TW" w:bidi="zh_TW"/>
         </w:rPr>
-        <w:t>）</w:t>
-      </w:r>
-    </w:p>
-    <w:p>
-      <w:pPr>
-        <w:pStyle w:val="ListBullet"/>
-        <w:spacing w:line="240" w:lineRule="auto"/>
-        <w:ind w:left="720"/>
-      </w:pPr>
-      <w:r>
-        <w:rPr>
-          <w:lang w:val="zh_TW" w:bidi="zh_TW"/>
-        </w:rPr>
-      </w:r>
-      <w:r>
-        <w:rPr>
-          <w:lang w:val="zh_TW" w:bidi="zh_TW"/>
-        </w:rPr>
-        <w:t>愛（</w:t>
-      </w:r>
-      <w:hyperlink r:id="rId22">
+        <w:t>）。他們沉迷於巫術、占卜、招魂等靈異活動，因此希伯來人被告誡避免這些行為（</w:t>
+      </w:r>
+      <w:hyperlink r:id="rId27">
         <w:r>
           <w:rPr>
             <w:lang w:val="zh_TW" w:bidi="zh_TW"/>
@@ -588,34 +610,10 @@
             <w:color w:val="0000EE"/>
             <w:u w:val="single"/>
           </w:rPr>
-          <w:t>撒母耳記上18:1</w:t>
+          <w:t>19:26，</w:t>
         </w:r>
       </w:hyperlink>
-      <w:r>
-        <w:rPr>
-          <w:lang w:val="zh_TW" w:bidi="zh_TW"/>
-        </w:rPr>
-        <w:t>）</w:t>
-      </w:r>
-    </w:p>
-    <w:p>
-      <w:pPr>
-        <w:pStyle w:val="ListBullet"/>
-        <w:spacing w:line="240" w:lineRule="auto"/>
-        <w:ind w:left="720"/>
-      </w:pPr>
-      <w:r>
-        <w:rPr>
-          <w:lang w:val="zh_TW" w:bidi="zh_TW"/>
-        </w:rPr>
-      </w:r>
-      <w:r>
-        <w:rPr>
-          <w:lang w:val="zh_TW" w:bidi="zh_TW"/>
-        </w:rPr>
-        <w:t>記憶（</w:t>
-      </w:r>
-      <w:hyperlink r:id="rId23">
+      <w:hyperlink r:id="rId28">
         <w:r>
           <w:rPr>
             <w:lang w:val="zh_TW" w:bidi="zh_TW"/>
@@ -624,14 +622,140 @@
             <w:color w:val="0000EE"/>
             <w:u w:val="single"/>
           </w:rPr>
-          <w:t>耶利米哀歌3:20</w:t>
+          <w:t>20:6</w:t>
         </w:r>
       </w:hyperlink>
       <w:r>
         <w:rPr>
           <w:lang w:val="zh_TW" w:bidi="zh_TW"/>
         </w:rPr>
-        <w:t>）</w:t>
+        <w:t>）。列國敬拜多神，並進行人祭，尤其是兒童的獻祭——這是神所厭惡的（</w:t>
+      </w:r>
+      <w:hyperlink r:id="rId29">
+        <w:r>
+          <w:rPr>
+            <w:lang w:val="zh_TW" w:bidi="zh_TW"/>
+          </w:rPr>
+          <w:rPr>
+            <w:color w:val="0000EE"/>
+            <w:u w:val="single"/>
+          </w:rPr>
+          <w:t>利20:1–5</w:t>
+        </w:r>
+      </w:hyperlink>
+      <w:r>
+        <w:rPr>
+          <w:lang w:val="zh_TW" w:bidi="zh_TW"/>
+        </w:rPr>
+        <w:t>；</w:t>
+      </w:r>
+      <w:hyperlink r:id="rId30">
+        <w:r>
+          <w:rPr>
+            <w:lang w:val="zh_TW" w:bidi="zh_TW"/>
+          </w:rPr>
+          <w:rPr>
+            <w:color w:val="0000EE"/>
+            <w:u w:val="single"/>
+          </w:rPr>
+          <w:t>王下17:29–34</w:t>
+        </w:r>
+      </w:hyperlink>
+      <w:r>
+        <w:rPr>
+          <w:lang w:val="zh_TW" w:bidi="zh_TW"/>
+        </w:rPr>
+        <w:t>）。先知以賽亞對工匠的行為予以嚴厲譴責，這些工匠取一段樹枝，一部分用來生火，另一部分則雕刻成雕像並敬拜它（</w:t>
+      </w:r>
+      <w:hyperlink r:id="rId31">
+        <w:r>
+          <w:rPr>
+            <w:lang w:val="zh_TW" w:bidi="zh_TW"/>
+          </w:rPr>
+          <w:rPr>
+            <w:color w:val="0000EE"/>
+            <w:u w:val="single"/>
+          </w:rPr>
+          <w:t>賽44:12–20</w:t>
+        </w:r>
+      </w:hyperlink>
+      <w:r>
+        <w:rPr>
+          <w:lang w:val="zh_TW" w:bidi="zh_TW"/>
+        </w:rPr>
+        <w:t>）。巴力和亞斯她錄是迦南人的生育之神，成為以色列人常見的試探源。聖經中不斷重複的信息是，因為這些原因，神會驅逐列國，將其土地賜給以色列（</w:t>
+      </w:r>
+      <w:hyperlink r:id="rId32">
+        <w:r>
+          <w:rPr>
+            <w:lang w:val="zh_TW" w:bidi="zh_TW"/>
+          </w:rPr>
+          <w:rPr>
+            <w:color w:val="0000EE"/>
+            <w:u w:val="single"/>
+          </w:rPr>
+          <w:t>出34:24</w:t>
+        </w:r>
+      </w:hyperlink>
+      <w:r>
+        <w:rPr>
+          <w:lang w:val="zh_TW" w:bidi="zh_TW"/>
+        </w:rPr>
+        <w:t>；</w:t>
+      </w:r>
+      <w:hyperlink r:id="rId33">
+        <w:r>
+          <w:rPr>
+            <w:lang w:val="zh_TW" w:bidi="zh_TW"/>
+          </w:rPr>
+          <w:rPr>
+            <w:color w:val="0000EE"/>
+            <w:u w:val="single"/>
+          </w:rPr>
+          <w:t>申12:29–31</w:t>
+        </w:r>
+      </w:hyperlink>
+      <w:r>
+        <w:rPr>
+          <w:lang w:val="zh_TW" w:bidi="zh_TW"/>
+        </w:rPr>
+        <w:t>）。先知書中對列國的預言鞏固了這一負面態度（</w:t>
+      </w:r>
+      <w:hyperlink r:id="rId34">
+        <w:r>
+          <w:rPr>
+            <w:lang w:val="zh_TW" w:bidi="zh_TW"/>
+          </w:rPr>
+          <w:rPr>
+            <w:color w:val="0000EE"/>
+            <w:u w:val="single"/>
+          </w:rPr>
+          <w:t>耶46–51</w:t>
+        </w:r>
+      </w:hyperlink>
+      <w:r>
+        <w:rPr>
+          <w:lang w:val="zh_TW" w:bidi="zh_TW"/>
+        </w:rPr>
+        <w:t>；</w:t>
+      </w:r>
+      <w:hyperlink r:id="rId35">
+        <w:r>
+          <w:rPr>
+            <w:lang w:val="zh_TW" w:bidi="zh_TW"/>
+          </w:rPr>
+          <w:rPr>
+            <w:color w:val="0000EE"/>
+            <w:u w:val="single"/>
+          </w:rPr>
+          <w:t>摩1:3–2:3</w:t>
+        </w:r>
+      </w:hyperlink>
+      <w:r>
+        <w:rPr>
+          <w:lang w:val="zh_TW" w:bidi="zh_TW"/>
+        </w:rPr>
+        <w:t>）。</w:t>
       </w:r>
     </w:p>
     <w:p>
@@ -645,7 +769,90 @@
         <w:rPr>
           <w:lang w:val="zh_TW" w:bidi="zh_TW"/>
         </w:rPr>
-        <w:t>在這裡，靈魂就像自我，即一個人的人性或自我。</w:t>
+        <w:t>然而，聖經也有對列國正面的觀點。詩篇揭示，神不僅關心以色列，祂的眼目也關注列國，全地都應當讚美和敬拜祂（</w:t>
+      </w:r>
+      <w:hyperlink r:id="rId36">
+        <w:r>
+          <w:rPr>
+            <w:lang w:val="zh_TW" w:bidi="zh_TW"/>
+          </w:rPr>
+          <w:rPr>
+            <w:color w:val="0000EE"/>
+            <w:u w:val="single"/>
+          </w:rPr>
+          <w:t>詩66:1–8</w:t>
+        </w:r>
+      </w:hyperlink>
+      <w:r>
+        <w:rPr>
+          <w:lang w:val="zh_TW" w:bidi="zh_TW"/>
+        </w:rPr>
+        <w:t>）。詩人禱告神的救恩能在列國中得知。他肯定神以公義審判萬民，引導列國，地極都應敬畏祂（</w:t>
+      </w:r>
+      <w:hyperlink r:id="rId37">
+        <w:r>
+          <w:rPr>
+            <w:lang w:val="zh_TW" w:bidi="zh_TW"/>
+          </w:rPr>
+          <w:rPr>
+            <w:color w:val="0000EE"/>
+            <w:u w:val="single"/>
+          </w:rPr>
+          <w:t>67:7</w:t>
+        </w:r>
+      </w:hyperlink>
+      <w:r>
+        <w:rPr>
+          <w:lang w:val="zh_TW" w:bidi="zh_TW"/>
+        </w:rPr>
+        <w:t>）。先知以賽亞宣告耶路撒冷的聖殿將成為萬民禱告的殿，神歡迎來獻祭並敬拜的外邦人（</w:t>
+      </w:r>
+      <w:hyperlink r:id="rId38">
+        <w:r>
+          <w:rPr>
+            <w:lang w:val="zh_TW" w:bidi="zh_TW"/>
+          </w:rPr>
+          <w:rPr>
+            <w:color w:val="0000EE"/>
+            <w:u w:val="single"/>
+          </w:rPr>
+          <w:t>賽56:6–8</w:t>
+        </w:r>
+      </w:hyperlink>
+      <w:r>
+        <w:rPr>
+          <w:lang w:val="zh_TW" w:bidi="zh_TW"/>
+        </w:rPr>
+        <w:t>）。以賽亞的末世異象描繪萬民湧入耶路撒冷敬拜神，並學習祂的道。在神的統治下，國與國不再相爭，而是和平相處（</w:t>
+      </w:r>
+      <w:hyperlink r:id="rId39">
+        <w:r>
+          <w:rPr>
+            <w:lang w:val="zh_TW" w:bidi="zh_TW"/>
+          </w:rPr>
+          <w:rPr>
+            <w:color w:val="0000EE"/>
+            <w:u w:val="single"/>
+          </w:rPr>
+          <w:t>2:2–4</w:t>
+        </w:r>
+      </w:hyperlink>
+      <w:r>
+        <w:rPr>
+          <w:lang w:val="zh_TW" w:bidi="zh_TW"/>
+        </w:rPr>
+        <w:t>）。</w:t>
+      </w:r>
+    </w:p>
+    <w:p>
+      <w:pPr>
+        <w:pStyle w:val="Heading3"/>
+      </w:pPr>
+      <w:r>
+        <w:rPr>
+          <w:lang w:val="zh_TW" w:bidi="zh_TW"/>
+        </w:rPr>
+        <w:t>新約中的列國</w:t>
       </w:r>
     </w:p>
     <w:p>
@@ -659,9 +866,9 @@
         <w:rPr>
           <w:lang w:val="zh_TW" w:bidi="zh_TW"/>
         </w:rPr>
-        <w:t>舊約聖經並不暗示靈魂在死後會轉移到另一個身體。人類被視為身體和靈魂的統一體，意味著是從不同角度看待同一個人。在</w:t>
-      </w:r>
-      <w:hyperlink r:id="rId24">
+        <w:t>根據四福音書，耶穌不僅服事猶太人，也按古代的預言服事外邦列國（</w:t>
+      </w:r>
+      <w:hyperlink r:id="rId40">
         <w:r>
           <w:rPr>
             <w:lang w:val="zh_TW" w:bidi="zh_TW"/>
@@ -670,29 +877,16 @@
             <w:color w:val="0000EE"/>
             <w:u w:val="single"/>
           </w:rPr>
-          <w:t>創世記二章7節</w:t>
+          <w:t>太4:15–16</w:t>
         </w:r>
       </w:hyperlink>
       <w:r>
         <w:rPr>
           <w:lang w:val="zh_TW" w:bidi="zh_TW"/>
         </w:rPr>
-        <w:t>中，片語「有靈的活人」有時被錯誤地翻譯為「活的靈魂」。這個想法並不是說男人和女人成為</w:t>
-      </w:r>
-      <w:r>
-        <w:rPr>
-          <w:i/>
-          <w:lang w:val="zh_TW" w:bidi="zh_TW"/>
-        </w:rPr>
-        <w:t>靈魂，</w:t>
-      </w:r>
-      <w:r>
-        <w:rPr>
-          <w:lang w:val="zh_TW" w:bidi="zh_TW"/>
-        </w:rPr>
-        <w:t>因為他們顯然有身體。原文中使用這個詞是為了強調人作為「活的生命」的層面。這並不意味著人成為靈，而是突出了作為「活的生命」的重要層面。希伯來思想對統一的人的觀念有助於解釋舊約聖經中對死後生命的陰影看法，因為很難想像沒有身體的存在（</w:t>
-      </w:r>
-      <w:hyperlink r:id="rId25">
+        <w:t>）。耶穌在外邦人聚居的加利利教導百姓，前往泰爾和西頓（</w:t>
+      </w:r>
+      <w:hyperlink r:id="rId41">
         <w:r>
           <w:rPr>
             <w:lang w:val="zh_TW" w:bidi="zh_TW"/>
@@ -701,16 +895,16 @@
             <w:color w:val="0000EE"/>
             <w:u w:val="single"/>
           </w:rPr>
-          <w:t>詩篇16:10</w:t>
+          <w:t>可7:24</w:t>
         </w:r>
       </w:hyperlink>
       <w:r>
         <w:rPr>
           <w:lang w:val="zh_TW" w:bidi="zh_TW"/>
         </w:rPr>
-        <w:t>，</w:t>
-      </w:r>
-      <w:hyperlink r:id="rId26">
+        <w:t>），並經過低加坡里（</w:t>
+      </w:r>
+      <w:hyperlink r:id="rId42">
         <w:r>
           <w:rPr>
             <w:lang w:val="zh_TW" w:bidi="zh_TW"/>
@@ -719,16 +913,16 @@
             <w:color w:val="0000EE"/>
             <w:u w:val="single"/>
           </w:rPr>
-          <w:t>49:15</w:t>
+          <w:t>31</w:t>
         </w:r>
       </w:hyperlink>
       <w:r>
         <w:rPr>
           <w:lang w:val="zh_TW" w:bidi="zh_TW"/>
         </w:rPr>
-        <w:t>，</w:t>
-      </w:r>
-      <w:hyperlink r:id="rId27">
+        <w:t>節）。祂曾醫治一位羅馬百夫長（</w:t>
+      </w:r>
+      <w:hyperlink r:id="rId43">
         <w:r>
           <w:rPr>
             <w:lang w:val="zh_TW" w:bidi="zh_TW"/>
@@ -737,16 +931,16 @@
             <w:color w:val="0000EE"/>
             <w:u w:val="single"/>
           </w:rPr>
-          <w:t>88:3–12</w:t>
+          <w:t>路7:1–10</w:t>
         </w:r>
       </w:hyperlink>
       <w:r>
         <w:rPr>
           <w:lang w:val="zh_TW" w:bidi="zh_TW"/>
         </w:rPr>
-        <w:t>）。存在死後生命的希望，是由於相信神對死亡的權能，相信與祂的交流在死後會繼續（</w:t>
-      </w:r>
-      <w:hyperlink r:id="rId28">
+        <w:t>）、拿因的寡婦（</w:t>
+      </w:r>
+      <w:hyperlink r:id="rId44">
         <w:r>
           <w:rPr>
             <w:lang w:val="zh_TW" w:bidi="zh_TW"/>
@@ -755,16 +949,16 @@
             <w:color w:val="0000EE"/>
             <w:u w:val="single"/>
           </w:rPr>
-          <w:t>出埃及記3:6</w:t>
+          <w:t>11–17</w:t>
         </w:r>
       </w:hyperlink>
       <w:r>
         <w:rPr>
           <w:lang w:val="zh_TW" w:bidi="zh_TW"/>
         </w:rPr>
-        <w:t>；</w:t>
-      </w:r>
-      <w:hyperlink r:id="rId29">
+        <w:t>節），以及一位敘利腓尼基婦人（</w:t>
+      </w:r>
+      <w:hyperlink r:id="rId45">
         <w:r>
           <w:rPr>
             <w:lang w:val="zh_TW" w:bidi="zh_TW"/>
@@ -773,16 +967,16 @@
             <w:color w:val="0000EE"/>
             <w:u w:val="single"/>
           </w:rPr>
-          <w:t>撒母耳記上2:6</w:t>
+          <w:t>可7:26</w:t>
         </w:r>
       </w:hyperlink>
       <w:r>
         <w:rPr>
           <w:lang w:val="zh_TW" w:bidi="zh_TW"/>
         </w:rPr>
-        <w:t>；</w:t>
-      </w:r>
-      <w:hyperlink r:id="rId30">
+        <w:t>）。以土買人也來觀看祂的神蹟（</w:t>
+      </w:r>
+      <w:hyperlink r:id="rId46">
         <w:r>
           <w:rPr>
             <w:lang w:val="zh_TW" w:bidi="zh_TW"/>
@@ -791,151 +985,14 @@
             <w:color w:val="0000EE"/>
             <w:u w:val="single"/>
           </w:rPr>
-          <w:t>約伯記19:25–26</w:t>
+          <w:t>3:8</w:t>
         </w:r>
       </w:hyperlink>
       <w:r>
         <w:rPr>
           <w:lang w:val="zh_TW" w:bidi="zh_TW"/>
         </w:rPr>
-        <w:t>；</w:t>
-      </w:r>
-      <w:hyperlink r:id="rId31">
-        <w:r>
-          <w:rPr>
-            <w:lang w:val="zh_TW" w:bidi="zh_TW"/>
-          </w:rPr>
-          <w:rPr>
-            <w:color w:val="0000EE"/>
-            <w:u w:val="single"/>
-          </w:rPr>
-          <w:t>詩篇16:10–11</w:t>
-        </w:r>
-      </w:hyperlink>
-      <w:r>
-        <w:rPr>
-          <w:lang w:val="zh_TW" w:bidi="zh_TW"/>
-        </w:rPr>
-        <w:t>，</w:t>
-      </w:r>
-      <w:hyperlink r:id="rId32">
-        <w:r>
-          <w:rPr>
-            <w:lang w:val="zh_TW" w:bidi="zh_TW"/>
-          </w:rPr>
-          <w:rPr>
-            <w:color w:val="0000EE"/>
-            <w:u w:val="single"/>
-          </w:rPr>
-          <w:t>73:24–25</w:t>
-        </w:r>
-      </w:hyperlink>
-      <w:r>
-        <w:rPr>
-          <w:lang w:val="zh_TW" w:bidi="zh_TW"/>
-        </w:rPr>
-        <w:t>；</w:t>
-      </w:r>
-      <w:hyperlink r:id="rId33">
-        <w:r>
-          <w:rPr>
-            <w:lang w:val="zh_TW" w:bidi="zh_TW"/>
-          </w:rPr>
-          <w:rPr>
-            <w:color w:val="0000EE"/>
-            <w:u w:val="single"/>
-          </w:rPr>
-          <w:t>以賽亞書25:8</w:t>
-        </w:r>
-      </w:hyperlink>
-      <w:r>
-        <w:rPr>
-          <w:lang w:val="zh_TW" w:bidi="zh_TW"/>
-        </w:rPr>
-        <w:t>，</w:t>
-      </w:r>
-      <w:hyperlink r:id="rId34">
-        <w:r>
-          <w:rPr>
-            <w:lang w:val="zh_TW" w:bidi="zh_TW"/>
-          </w:rPr>
-          <w:rPr>
-            <w:color w:val="0000EE"/>
-            <w:u w:val="single"/>
-          </w:rPr>
-          <w:t>26:19</w:t>
-        </w:r>
-      </w:hyperlink>
-      <w:r>
-        <w:rPr>
-          <w:lang w:val="zh_TW" w:bidi="zh_TW"/>
-        </w:rPr>
-        <w:t>；</w:t>
-      </w:r>
-      <w:hyperlink r:id="rId35">
-        <w:r>
-          <w:rPr>
-            <w:lang w:val="zh_TW" w:bidi="zh_TW"/>
-          </w:rPr>
-          <w:rPr>
-            <w:color w:val="0000EE"/>
-            <w:u w:val="single"/>
-          </w:rPr>
-          <w:t>但以理書12:2</w:t>
-        </w:r>
-      </w:hyperlink>
-      <w:r>
-        <w:rPr>
-          <w:lang w:val="zh_TW" w:bidi="zh_TW"/>
-        </w:rPr>
-        <w:t>；</w:t>
-      </w:r>
-      <w:hyperlink r:id="rId36">
-        <w:r>
-          <w:rPr>
-            <w:lang w:val="zh_TW" w:bidi="zh_TW"/>
-          </w:rPr>
-          <w:rPr>
-            <w:color w:val="0000EE"/>
-            <w:u w:val="single"/>
-          </w:rPr>
-          <w:t>何西阿6:1–3</w:t>
-        </w:r>
-      </w:hyperlink>
-      <w:r>
-        <w:rPr>
-          <w:lang w:val="zh_TW" w:bidi="zh_TW"/>
-        </w:rPr>
-        <w:t>，</w:t>
-      </w:r>
-      <w:hyperlink r:id="rId37">
-        <w:r>
-          <w:rPr>
-            <w:lang w:val="zh_TW" w:bidi="zh_TW"/>
-          </w:rPr>
-          <w:rPr>
-            <w:color w:val="0000EE"/>
-            <w:u w:val="single"/>
-          </w:rPr>
-          <w:t>13:14</w:t>
-        </w:r>
-      </w:hyperlink>
-      <w:r>
-        <w:rPr>
-          <w:lang w:val="zh_TW" w:bidi="zh_TW"/>
-        </w:rPr>
         <w:t>）。</w:t>
-      </w:r>
-    </w:p>
-    <w:p>
-      <w:pPr>
-        <w:pStyle w:val="Heading4"/>
-      </w:pPr>
-      <w:r>
-        <w:rPr>
-          <w:lang w:val="zh_TW" w:bidi="zh_TW"/>
-        </w:rPr>
-        <w:t>新約聖經中的靈魂</w:t>
       </w:r>
     </w:p>
     <w:p>
@@ -949,22 +1006,9 @@
         <w:rPr>
           <w:lang w:val="zh_TW" w:bidi="zh_TW"/>
         </w:rPr>
-        <w:t>在新約聖經中，靈魂（</w:t>
-      </w:r>
-      <w:r>
-        <w:rPr>
-          <w:i/>
-          <w:lang w:val="zh_TW" w:bidi="zh_TW"/>
-        </w:rPr>
-        <w:t>psuche</w:t>
-      </w:r>
-      <w:r>
-        <w:rPr>
-          <w:lang w:val="zh_TW" w:bidi="zh_TW"/>
-        </w:rPr>
-        <w:t>）的意義與舊約聖經中相似。通常，它意味著生命本身。耶穌的跟從者為了祂的緣故冒著生命（靈魂）的危險（</w:t>
-      </w:r>
-      <w:hyperlink r:id="rId38">
+        <w:t>耶穌的教導範疇也非常廣泛。關於大審判的敘述（</w:t>
+      </w:r>
+      <w:hyperlink r:id="rId47">
         <w:r>
           <w:rPr>
             <w:lang w:val="zh_TW" w:bidi="zh_TW"/>
@@ -973,16 +1017,16 @@
             <w:color w:val="0000EE"/>
             <w:u w:val="single"/>
           </w:rPr>
-          <w:t>使徒行傳15:26</w:t>
+          <w:t>太25:31–46</w:t>
         </w:r>
       </w:hyperlink>
       <w:r>
         <w:rPr>
           <w:lang w:val="zh_TW" w:bidi="zh_TW"/>
         </w:rPr>
-        <w:t>；比較</w:t>
-      </w:r>
-      <w:hyperlink r:id="rId39">
+        <w:t>）顯示萬國聚集在人子面前，耶穌命令使徒「使萬民作我的門徒」（</w:t>
+      </w:r>
+      <w:hyperlink r:id="rId48">
         <w:r>
           <w:rPr>
             <w:lang w:val="zh_TW" w:bidi="zh_TW"/>
@@ -991,175 +1035,7 @@
             <w:color w:val="0000EE"/>
             <w:u w:val="single"/>
           </w:rPr>
-          <w:t>約翰福音13:37</w:t>
-        </w:r>
-      </w:hyperlink>
-      <w:r>
-        <w:rPr>
-          <w:lang w:val="zh_TW" w:bidi="zh_TW"/>
-        </w:rPr>
-        <w:t>；</w:t>
-      </w:r>
-      <w:hyperlink r:id="rId40">
-        <w:r>
-          <w:rPr>
-            <w:lang w:val="zh_TW" w:bidi="zh_TW"/>
-          </w:rPr>
-          <w:rPr>
-            <w:color w:val="0000EE"/>
-            <w:u w:val="single"/>
-          </w:rPr>
-          <w:t>羅馬書16:4</w:t>
-        </w:r>
-      </w:hyperlink>
-      <w:r>
-        <w:rPr>
-          <w:lang w:val="zh_TW" w:bidi="zh_TW"/>
-        </w:rPr>
-        <w:t>；</w:t>
-      </w:r>
-      <w:hyperlink r:id="rId41">
-        <w:r>
-          <w:rPr>
-            <w:lang w:val="zh_TW" w:bidi="zh_TW"/>
-          </w:rPr>
-          <w:rPr>
-            <w:color w:val="0000EE"/>
-            <w:u w:val="single"/>
-          </w:rPr>
-          <w:t>腓利比書2:30</w:t>
-        </w:r>
-      </w:hyperlink>
-      <w:r>
-        <w:rPr>
-          <w:lang w:val="zh_TW" w:bidi="zh_TW"/>
-        </w:rPr>
-        <w:t>）。耶穌是人子，祂來是要服事人並捨命（靈魂）作多人的贖價（</w:t>
-      </w:r>
-      <w:hyperlink r:id="rId42">
-        <w:r>
-          <w:rPr>
-            <w:lang w:val="zh_TW" w:bidi="zh_TW"/>
-          </w:rPr>
-          <w:rPr>
-            <w:color w:val="0000EE"/>
-            <w:u w:val="single"/>
-          </w:rPr>
-          <w:t>馬太福音20:28</w:t>
-        </w:r>
-      </w:hyperlink>
-      <w:r>
-        <w:rPr>
-          <w:lang w:val="zh_TW" w:bidi="zh_TW"/>
-        </w:rPr>
-        <w:t>；</w:t>
-      </w:r>
-      <w:hyperlink r:id="rId43">
-        <w:r>
-          <w:rPr>
-            <w:lang w:val="zh_TW" w:bidi="zh_TW"/>
-          </w:rPr>
-          <w:rPr>
-            <w:color w:val="0000EE"/>
-            <w:u w:val="single"/>
-          </w:rPr>
-          <w:t>馬可福音10:45</w:t>
-        </w:r>
-      </w:hyperlink>
-      <w:r>
-        <w:rPr>
-          <w:lang w:val="zh_TW" w:bidi="zh_TW"/>
-        </w:rPr>
-        <w:t>）。耶穌是好牧羊人，為羊捨命（靈魂）（</w:t>
-      </w:r>
-      <w:hyperlink r:id="rId44">
-        <w:r>
-          <w:rPr>
-            <w:lang w:val="zh_TW" w:bidi="zh_TW"/>
-          </w:rPr>
-          <w:rPr>
-            <w:color w:val="0000EE"/>
-            <w:u w:val="single"/>
-          </w:rPr>
-          <w:t>約翰福音10:14、17</w:t>
-        </w:r>
-      </w:hyperlink>
-      <w:hyperlink r:id="rId45">
-        <w:r>
-          <w:rPr>
-            <w:lang w:val="zh_TW" w:bidi="zh_TW"/>
-          </w:rPr>
-          <w:rPr>
-            <w:color w:val="0000EE"/>
-            <w:u w:val="single"/>
-          </w:rPr>
-          <w:t>–</w:t>
-        </w:r>
-      </w:hyperlink>
-      <w:hyperlink r:id="rId44">
-        <w:r>
-          <w:rPr>
-            <w:lang w:val="zh_TW" w:bidi="zh_TW"/>
-          </w:rPr>
-          <w:rPr>
-            <w:color w:val="0000EE"/>
-            <w:u w:val="single"/>
-          </w:rPr>
-          <w:t>18</w:t>
-        </w:r>
-      </w:hyperlink>
-      <w:r>
-        <w:rPr>
-          <w:lang w:val="zh_TW" w:bidi="zh_TW"/>
-        </w:rPr>
-        <w:t>）。在</w:t>
-      </w:r>
-      <w:hyperlink r:id="rId46">
-        <w:r>
-          <w:rPr>
-            <w:lang w:val="zh_TW" w:bidi="zh_TW"/>
-          </w:rPr>
-          <w:rPr>
-            <w:color w:val="0000EE"/>
-            <w:u w:val="single"/>
-          </w:rPr>
-          <w:t>路加福音十四章26節</w:t>
-        </w:r>
-      </w:hyperlink>
-      <w:r>
-        <w:rPr>
-          <w:lang w:val="zh_TW" w:bidi="zh_TW"/>
-        </w:rPr>
-        <w:t>，作門徒意味著願意捨己，甚至為基督的緣故捨去自己的生命（比較</w:t>
-      </w:r>
-      <w:hyperlink r:id="rId47">
-        <w:r>
-          <w:rPr>
-            <w:lang w:val="zh_TW" w:bidi="zh_TW"/>
-          </w:rPr>
-          <w:rPr>
-            <w:color w:val="0000EE"/>
-            <w:u w:val="single"/>
-          </w:rPr>
-          <w:t>路加福音9:23</w:t>
-        </w:r>
-      </w:hyperlink>
-      <w:r>
-        <w:rPr>
-          <w:lang w:val="zh_TW" w:bidi="zh_TW"/>
-        </w:rPr>
-        <w:t>、</w:t>
-      </w:r>
-      <w:hyperlink r:id="rId48">
-        <w:r>
-          <w:rPr>
-            <w:lang w:val="zh_TW" w:bidi="zh_TW"/>
-          </w:rPr>
-          <w:rPr>
-            <w:color w:val="0000EE"/>
-            <w:u w:val="single"/>
-          </w:rPr>
-          <w:t>啟示錄12:11</w:t>
+          <w:t>太28:19</w:t>
         </w:r>
       </w:hyperlink>
       <w:r>
@@ -1180,7 +1056,7 @@
         <w:rPr>
           <w:lang w:val="zh_TW" w:bidi="zh_TW"/>
         </w:rPr>
-        <w:t>「靈魂」經常可以指「人」（</w:t>
+        <w:t>儘管使徒行傳提到列國在耶穌的死亡（</w:t>
       </w:r>
       <w:hyperlink r:id="rId49">
         <w:r>
@@ -1191,14 +1067,14 @@
             <w:color w:val="0000EE"/>
             <w:u w:val="single"/>
           </w:rPr>
-          <w:t>使徒行傳2:43</w:t>
+          <w:t>徒4:27</w:t>
         </w:r>
       </w:hyperlink>
       <w:r>
         <w:rPr>
           <w:lang w:val="zh_TW" w:bidi="zh_TW"/>
         </w:rPr>
-        <w:t>，</w:t>
+        <w:t>），以及反對保羅事工中的角色（</w:t>
       </w:r>
       <w:hyperlink r:id="rId50">
         <w:r>
@@ -1209,14 +1085,14 @@
             <w:color w:val="0000EE"/>
             <w:u w:val="single"/>
           </w:rPr>
-          <w:t>3:23</w:t>
+          <w:t>26:17</w:t>
         </w:r>
       </w:hyperlink>
       <w:r>
         <w:rPr>
           <w:lang w:val="zh_TW" w:bidi="zh_TW"/>
         </w:rPr>
-        <w:t>，</w:t>
+        <w:t>），但它清楚表明教會完成了向非猶太民族傳福音的使命。彼得向意大利營的一位羅馬軍官哥尼流家人宣講耶穌的信息（</w:t>
       </w:r>
       <w:hyperlink r:id="rId51">
         <w:r>
@@ -1227,14 +1103,14 @@
             <w:color w:val="0000EE"/>
             <w:u w:val="single"/>
           </w:rPr>
-          <w:t>7:14</w:t>
+          <w:t>10</w:t>
         </w:r>
       </w:hyperlink>
       <w:r>
         <w:rPr>
           <w:lang w:val="zh_TW" w:bidi="zh_TW"/>
         </w:rPr>
-        <w:t>；</w:t>
+        <w:t>章）。雖然早期教會曾抗拒外邦人可以自由接受聖靈的事實，但最終他們接受了這結論（</w:t>
       </w:r>
       <w:hyperlink r:id="rId52">
         <w:r>
@@ -1245,15 +1121,9 @@
             <w:color w:val="0000EE"/>
             <w:u w:val="single"/>
           </w:rPr>
-          <w:t>羅馬書2:9</w:t>
+          <w:t>11:1–8，</w:t>
         </w:r>
       </w:hyperlink>
-      <w:r>
-        <w:rPr>
-          <w:lang w:val="zh_TW" w:bidi="zh_TW"/>
-        </w:rPr>
-        <w:t>，</w:t>
-      </w:r>
       <w:hyperlink r:id="rId53">
         <w:r>
           <w:rPr>
@@ -1263,887 +1133,14 @@
             <w:color w:val="0000EE"/>
             <w:u w:val="single"/>
           </w:rPr>
-          <w:t>13:1</w:t>
+          <w:t>15:1–29</w:t>
         </w:r>
       </w:hyperlink>
       <w:r>
         <w:rPr>
           <w:lang w:val="zh_TW" w:bidi="zh_TW"/>
         </w:rPr>
-        <w:t>；</w:t>
-      </w:r>
-      <w:hyperlink r:id="rId54">
-        <w:r>
-          <w:rPr>
-            <w:lang w:val="zh_TW" w:bidi="zh_TW"/>
-          </w:rPr>
-          <w:rPr>
-            <w:color w:val="0000EE"/>
-            <w:u w:val="single"/>
-          </w:rPr>
-          <w:t>彼得前書3:20</w:t>
-        </w:r>
-      </w:hyperlink>
-      <w:r>
-        <w:rPr>
-          <w:lang w:val="zh_TW" w:bidi="zh_TW"/>
-        </w:rPr>
-        <w:t>）。「活物」這個表達（有時在</w:t>
-      </w:r>
-      <w:hyperlink r:id="rId55">
-        <w:r>
-          <w:rPr>
-            <w:lang w:val="zh_TW" w:bidi="zh_TW"/>
-          </w:rPr>
-          <w:rPr>
-            <w:color w:val="0000EE"/>
-            <w:u w:val="single"/>
-          </w:rPr>
-          <w:t>啟示錄16:3</w:t>
-        </w:r>
-      </w:hyperlink>
-      <w:r>
-        <w:rPr>
-          <w:lang w:val="zh_TW" w:bidi="zh_TW"/>
-        </w:rPr>
-        <w:t>中使用）反映了活物有生命的一面。就像在舊約聖經中一樣，靈魂可以指一個人的情感能量。它代表著人的內在存在。當耶穌為祂的死亡憂傷時，祂談到了祂的靈魂被壓碎（</w:t>
-      </w:r>
-      <w:hyperlink r:id="rId56">
-        <w:r>
-          <w:rPr>
-            <w:lang w:val="zh_TW" w:bidi="zh_TW"/>
-          </w:rPr>
-          <w:rPr>
-            <w:color w:val="0000EE"/>
-            <w:u w:val="single"/>
-          </w:rPr>
-          <w:t>馬太福音26:38</w:t>
-        </w:r>
-      </w:hyperlink>
-      <w:r>
-        <w:rPr>
-          <w:lang w:val="zh_TW" w:bidi="zh_TW"/>
-        </w:rPr>
-        <w:t>；</w:t>
-      </w:r>
-      <w:hyperlink r:id="rId57">
-        <w:r>
-          <w:rPr>
-            <w:lang w:val="zh_TW" w:bidi="zh_TW"/>
-          </w:rPr>
-          <w:rPr>
-            <w:color w:val="0000EE"/>
-            <w:u w:val="single"/>
-          </w:rPr>
-          <w:t>馬可福音14:34</w:t>
-        </w:r>
-      </w:hyperlink>
-      <w:r>
-        <w:rPr>
-          <w:lang w:val="zh_TW" w:bidi="zh_TW"/>
-        </w:rPr>
-        <w:t>；比較</w:t>
-      </w:r>
-      <w:hyperlink r:id="rId58">
-        <w:r>
-          <w:rPr>
-            <w:lang w:val="zh_TW" w:bidi="zh_TW"/>
-          </w:rPr>
-          <w:rPr>
-            <w:color w:val="0000EE"/>
-            <w:u w:val="single"/>
-          </w:rPr>
-          <w:t>詩篇42:6</w:t>
-        </w:r>
-      </w:hyperlink>
-      <w:r>
-        <w:rPr>
-          <w:lang w:val="zh_TW" w:bidi="zh_TW"/>
-        </w:rPr>
-        <w:t>）。在另一處經文中，耶穌應許那些來到祂面前的人靈魂得安息（</w:t>
-      </w:r>
-      <w:hyperlink r:id="rId59">
-        <w:r>
-          <w:rPr>
-            <w:lang w:val="zh_TW" w:bidi="zh_TW"/>
-          </w:rPr>
-          <w:rPr>
-            <w:color w:val="0000EE"/>
-            <w:u w:val="single"/>
-          </w:rPr>
-          <w:t>馬太福音11:29</w:t>
-        </w:r>
-      </w:hyperlink>
-      <w:r>
-        <w:rPr>
-          <w:lang w:val="zh_TW" w:bidi="zh_TW"/>
-        </w:rPr>
-        <w:t>）。在這裡，「靈魂」意味著人的本質（比較</w:t>
-      </w:r>
-      <w:hyperlink r:id="rId60">
-        <w:r>
-          <w:rPr>
-            <w:lang w:val="zh_TW" w:bidi="zh_TW"/>
-          </w:rPr>
-          <w:rPr>
-            <w:color w:val="0000EE"/>
-            <w:u w:val="single"/>
-          </w:rPr>
-          <w:t>路加福音2:35</w:t>
-        </w:r>
-      </w:hyperlink>
-      <w:r>
-        <w:rPr>
-          <w:lang w:val="zh_TW" w:bidi="zh_TW"/>
-        </w:rPr>
-        <w:t>；</w:t>
-      </w:r>
-      <w:hyperlink r:id="rId61">
-        <w:r>
-          <w:rPr>
-            <w:lang w:val="zh_TW" w:bidi="zh_TW"/>
-          </w:rPr>
-          <w:rPr>
-            <w:color w:val="0000EE"/>
-            <w:u w:val="single"/>
-          </w:rPr>
-          <w:t>哥林多後書1:23</w:t>
-        </w:r>
-      </w:hyperlink>
-      <w:r>
-        <w:rPr>
-          <w:lang w:val="zh_TW" w:bidi="zh_TW"/>
-        </w:rPr>
-        <w:t>；</w:t>
-      </w:r>
-      <w:hyperlink r:id="rId62">
-        <w:r>
-          <w:rPr>
-            <w:lang w:val="zh_TW" w:bidi="zh_TW"/>
-          </w:rPr>
-          <w:rPr>
-            <w:color w:val="0000EE"/>
-            <w:u w:val="single"/>
-          </w:rPr>
-          <w:t>帖撒羅尼迦後書2:8</w:t>
-        </w:r>
-      </w:hyperlink>
-      <w:r>
-        <w:rPr>
-          <w:lang w:val="zh_TW" w:bidi="zh_TW"/>
-        </w:rPr>
-        <w:t>；</w:t>
-      </w:r>
-      <w:hyperlink r:id="rId63">
-        <w:r>
-          <w:rPr>
-            <w:lang w:val="zh_TW" w:bidi="zh_TW"/>
-          </w:rPr>
-          <w:rPr>
-            <w:color w:val="0000EE"/>
-            <w:u w:val="single"/>
-          </w:rPr>
-          <w:t>約翰三書1:2</w:t>
-        </w:r>
-      </w:hyperlink>
-      <w:r>
-        <w:rPr>
-          <w:lang w:val="zh_TW" w:bidi="zh_TW"/>
-        </w:rPr>
-        <w:t>）。</w:t>
-      </w:r>
-    </w:p>
-    <w:p>
-      <w:pPr>
-        <w:pStyle w:val="Heading3"/>
-      </w:pPr>
-      <w:r>
-        <w:rPr>
-          <w:lang w:val="zh_TW" w:bidi="zh_TW"/>
-        </w:rPr>
-        <w:t>靈魂與靈</w:t>
-      </w:r>
-    </w:p>
-    <w:p>
-      <w:pPr/>
-      <w:r>
-        <w:rPr>
-          <w:lang w:val="zh_TW" w:bidi="zh_TW"/>
-        </w:rPr>
-      </w:r>
-      <w:r>
-        <w:rPr>
-          <w:lang w:val="zh_TW" w:bidi="zh_TW"/>
-        </w:rPr>
-        <w:t>幾段經文同時提到靈魂與靈。</w:t>
-      </w:r>
-      <w:hyperlink r:id="rId64">
-        <w:r>
-          <w:rPr>
-            <w:lang w:val="zh_TW" w:bidi="zh_TW"/>
-          </w:rPr>
-          <w:rPr>
-            <w:color w:val="0000EE"/>
-            <w:u w:val="single"/>
-          </w:rPr>
-          <w:t>路加福音一章46節</w:t>
-        </w:r>
-      </w:hyperlink>
-      <w:r>
-        <w:rPr>
-          <w:lang w:val="zh_TW" w:bidi="zh_TW"/>
-        </w:rPr>
-        <w:t>可能是「詩意平行」，即用兩種不同方式表達一個想法。這兩個詞都指馬利亞最裡面的人。</w:t>
-      </w:r>
-      <w:hyperlink r:id="rId65">
-        <w:r>
-          <w:rPr>
-            <w:lang w:val="zh_TW" w:bidi="zh_TW"/>
-          </w:rPr>
-          <w:rPr>
-            <w:color w:val="0000EE"/>
-            <w:u w:val="single"/>
-          </w:rPr>
-          <w:t>希伯來書四章12節</w:t>
-        </w:r>
-      </w:hyperlink>
-      <w:r>
-        <w:rPr>
-          <w:lang w:val="zh_TW" w:bidi="zh_TW"/>
-        </w:rPr>
-        <w:t>，「</w:t>
-      </w:r>
-      <w:r>
-        <w:rPr>
-          <w:lang w:val="zh_TW" w:bidi="zh_TW"/>
-        </w:rPr>
-        <w:t>剖開</w:t>
-      </w:r>
-      <w:r>
-        <w:rPr>
-          <w:lang w:val="zh_TW" w:bidi="zh_TW"/>
-        </w:rPr>
-        <w:t>魂與靈」，是形象地展示神的話語如何探測我們的內心。</w:t>
-      </w:r>
-      <w:hyperlink r:id="rId66">
-        <w:r>
-          <w:rPr>
-            <w:lang w:val="zh_TW" w:bidi="zh_TW"/>
-          </w:rPr>
-          <w:rPr>
-            <w:color w:val="0000EE"/>
-            <w:u w:val="single"/>
-          </w:rPr>
-          <w:t>帖撒羅尼迦前書五章23節</w:t>
-        </w:r>
-      </w:hyperlink>
-      <w:r>
-        <w:rPr>
-          <w:lang w:val="zh_TW" w:bidi="zh_TW"/>
-        </w:rPr>
-        <w:t>，為讀者禱告</w:t>
-      </w:r>
-      <w:r>
-        <w:rPr>
-          <w:lang w:val="zh_TW" w:bidi="zh_TW"/>
-        </w:rPr>
-        <w:t>靈與魂與身子得蒙保守，無可指摘，</w:t>
-      </w:r>
-      <w:r>
-        <w:rPr>
-          <w:lang w:val="zh_TW" w:bidi="zh_TW"/>
-        </w:rPr>
-        <w:t>意味著整個人。在這裡，靈魂可能暗示著物質存在，而靈則可能意味著更高或「屬靈的」生命。</w:t>
-      </w:r>
-    </w:p>
-    <w:p>
-      <w:pPr/>
-      <w:r>
-        <w:rPr>
-          <w:lang w:val="zh_TW" w:bidi="zh_TW"/>
-        </w:rPr>
-      </w:r>
-      <w:r>
-        <w:rPr>
-          <w:lang w:val="zh_TW" w:bidi="zh_TW"/>
-        </w:rPr>
-        <w:t>在其它經文中，靈魂與情感、意志和心智相關，總是暗示著一個人的內在存在。人們應當</w:t>
-      </w:r>
-      <w:r>
-        <w:rPr>
-          <w:lang w:val="zh_TW" w:bidi="zh_TW"/>
-        </w:rPr>
-        <w:t>盡心盡意</w:t>
-      </w:r>
-      <w:r>
-        <w:rPr>
-          <w:lang w:val="zh_TW" w:bidi="zh_TW"/>
-        </w:rPr>
-        <w:t>愛神（</w:t>
-      </w:r>
-      <w:hyperlink r:id="rId67">
-        <w:r>
-          <w:rPr>
-            <w:lang w:val="zh_TW" w:bidi="zh_TW"/>
-          </w:rPr>
-          <w:rPr>
-            <w:color w:val="0000EE"/>
-            <w:u w:val="single"/>
-          </w:rPr>
-          <w:t>馬太福音22:37</w:t>
-        </w:r>
-      </w:hyperlink>
-      <w:r>
-        <w:rPr>
-          <w:lang w:val="zh_TW" w:bidi="zh_TW"/>
-        </w:rPr>
-        <w:t>；</w:t>
-      </w:r>
-      <w:hyperlink r:id="rId68">
-        <w:r>
-          <w:rPr>
-            <w:lang w:val="zh_TW" w:bidi="zh_TW"/>
-          </w:rPr>
-          <w:rPr>
-            <w:color w:val="0000EE"/>
-            <w:u w:val="single"/>
-          </w:rPr>
-          <w:t>馬可福音12:30</w:t>
-        </w:r>
-      </w:hyperlink>
-      <w:r>
-        <w:rPr>
-          <w:lang w:val="zh_TW" w:bidi="zh_TW"/>
-        </w:rPr>
-        <w:t>；比較</w:t>
-      </w:r>
-      <w:hyperlink r:id="rId69">
-        <w:r>
-          <w:rPr>
-            <w:lang w:val="zh_TW" w:bidi="zh_TW"/>
-          </w:rPr>
-          <w:rPr>
-            <w:color w:val="0000EE"/>
-            <w:u w:val="single"/>
-          </w:rPr>
-          <w:t>申命記6:5</w:t>
-        </w:r>
-      </w:hyperlink>
-      <w:r>
-        <w:rPr>
-          <w:lang w:val="zh_TW" w:bidi="zh_TW"/>
-        </w:rPr>
-        <w:t>）。片語「從靈裡」（</w:t>
-      </w:r>
-      <w:hyperlink r:id="rId70">
-        <w:r>
-          <w:rPr>
-            <w:lang w:val="zh_TW" w:bidi="zh_TW"/>
-          </w:rPr>
-          <w:rPr>
-            <w:color w:val="0000EE"/>
-            <w:u w:val="single"/>
-          </w:rPr>
-          <w:t>以弗所書6:6</w:t>
-        </w:r>
-      </w:hyperlink>
-      <w:r>
-        <w:rPr>
-          <w:lang w:val="zh_TW" w:bidi="zh_TW"/>
-        </w:rPr>
-        <w:t>；</w:t>
-      </w:r>
-      <w:hyperlink r:id="rId71">
-        <w:r>
-          <w:rPr>
-            <w:lang w:val="zh_TW" w:bidi="zh_TW"/>
-          </w:rPr>
-          <w:rPr>
-            <w:color w:val="0000EE"/>
-            <w:u w:val="single"/>
-          </w:rPr>
-          <w:t>歌羅西書3:23</w:t>
-        </w:r>
-      </w:hyperlink>
-      <w:r>
-        <w:rPr>
-          <w:lang w:val="zh_TW" w:bidi="zh_TW"/>
-        </w:rPr>
-        <w:t>有些時候的翻譯）意指「從心裡」，以全心。在</w:t>
-      </w:r>
-      <w:hyperlink r:id="rId72">
-        <w:r>
-          <w:rPr>
-            <w:lang w:val="zh_TW" w:bidi="zh_TW"/>
-          </w:rPr>
-          <w:rPr>
-            <w:color w:val="0000EE"/>
-            <w:u w:val="single"/>
-          </w:rPr>
-          <w:t>腓利比書一章27節</w:t>
-        </w:r>
-      </w:hyperlink>
-      <w:r>
-        <w:rPr>
-          <w:lang w:val="zh_TW" w:bidi="zh_TW"/>
-        </w:rPr>
-        <w:t>中，信徒被呼召要同心合意（比較</w:t>
-      </w:r>
-      <w:hyperlink r:id="rId73">
-        <w:r>
-          <w:rPr>
-            <w:lang w:val="zh_TW" w:bidi="zh_TW"/>
-          </w:rPr>
-          <w:rPr>
-            <w:color w:val="0000EE"/>
-            <w:u w:val="single"/>
-          </w:rPr>
-          <w:t>使徒行傳4:32</w:t>
-        </w:r>
-      </w:hyperlink>
-      <w:r>
-        <w:rPr>
-          <w:lang w:val="zh_TW" w:bidi="zh_TW"/>
-        </w:rPr>
-        <w:t>，</w:t>
-      </w:r>
-      <w:hyperlink r:id="rId74">
-        <w:r>
-          <w:rPr>
-            <w:lang w:val="zh_TW" w:bidi="zh_TW"/>
-          </w:rPr>
-          <w:rPr>
-            <w:color w:val="0000EE"/>
-            <w:u w:val="single"/>
-          </w:rPr>
-          <w:t>14:2</w:t>
-        </w:r>
-      </w:hyperlink>
-      <w:r>
-        <w:rPr>
-          <w:lang w:val="zh_TW" w:bidi="zh_TW"/>
-        </w:rPr>
-        <w:t>）。</w:t>
-      </w:r>
-    </w:p>
-    <w:p>
-      <w:pPr>
-        <w:pStyle w:val="Heading3"/>
-      </w:pPr>
-      <w:r>
-        <w:rPr>
-          <w:lang w:val="zh_TW" w:bidi="zh_TW"/>
-        </w:rPr>
-        <w:t>靈魂與救恩</w:t>
-      </w:r>
-    </w:p>
-    <w:p>
-      <w:pPr/>
-      <w:r>
-        <w:rPr>
-          <w:lang w:val="zh_TW" w:bidi="zh_TW"/>
-        </w:rPr>
-      </w:r>
-      <w:r>
-        <w:rPr>
-          <w:lang w:val="zh_TW" w:bidi="zh_TW"/>
-        </w:rPr>
-        <w:t>有關靈魂和救恩的經文包括：</w:t>
-      </w:r>
-    </w:p>
-    <w:p>
-      <w:pPr>
-        <w:pStyle w:val="ListBullet"/>
-        <w:spacing w:line="240" w:lineRule="auto"/>
-        <w:ind w:left="720"/>
-      </w:pPr>
-      <w:r>
-        <w:rPr>
-          <w:lang w:val="zh_TW" w:bidi="zh_TW"/>
-        </w:rPr>
-      </w:r>
-      <w:hyperlink r:id="rId75">
-        <w:r>
-          <w:rPr>
-            <w:lang w:val="zh_TW" w:bidi="zh_TW"/>
-          </w:rPr>
-          <w:rPr>
-            <w:color w:val="0000EE"/>
-            <w:u w:val="single"/>
-          </w:rPr>
-          <w:t>馬太福音十章28節</w:t>
-        </w:r>
-      </w:hyperlink>
-    </w:p>
-    <w:p>
-      <w:pPr>
-        <w:pStyle w:val="ListBullet"/>
-        <w:spacing w:line="240" w:lineRule="auto"/>
-        <w:ind w:left="720"/>
-      </w:pPr>
-      <w:r>
-        <w:rPr>
-          <w:lang w:val="zh_TW" w:bidi="zh_TW"/>
-        </w:rPr>
-      </w:r>
-      <w:hyperlink r:id="rId76">
-        <w:r>
-          <w:rPr>
-            <w:lang w:val="zh_TW" w:bidi="zh_TW"/>
-          </w:rPr>
-          <w:rPr>
-            <w:color w:val="0000EE"/>
-            <w:u w:val="single"/>
-          </w:rPr>
-          <w:t>路加福音十二章5節</w:t>
-        </w:r>
-      </w:hyperlink>
-    </w:p>
-    <w:p>
-      <w:pPr>
-        <w:pStyle w:val="ListBullet"/>
-        <w:spacing w:line="240" w:lineRule="auto"/>
-        <w:ind w:left="720"/>
-      </w:pPr>
-      <w:r>
-        <w:rPr>
-          <w:lang w:val="zh_TW" w:bidi="zh_TW"/>
-        </w:rPr>
-      </w:r>
-      <w:hyperlink r:id="rId77">
-        <w:r>
-          <w:rPr>
-            <w:lang w:val="zh_TW" w:bidi="zh_TW"/>
-          </w:rPr>
-          <w:rPr>
-            <w:color w:val="0000EE"/>
-            <w:u w:val="single"/>
-          </w:rPr>
-          <w:t>希伯來書六章19節</w:t>
-        </w:r>
-      </w:hyperlink>
-    </w:p>
-    <w:p>
-      <w:pPr>
-        <w:pStyle w:val="ListBullet"/>
-        <w:spacing w:line="240" w:lineRule="auto"/>
-        <w:ind w:left="720"/>
-      </w:pPr>
-      <w:r>
-        <w:rPr>
-          <w:lang w:val="zh_TW" w:bidi="zh_TW"/>
-        </w:rPr>
-      </w:r>
-      <w:hyperlink r:id="rId78">
-        <w:r>
-          <w:rPr>
-            <w:lang w:val="zh_TW" w:bidi="zh_TW"/>
-          </w:rPr>
-          <w:rPr>
-            <w:color w:val="0000EE"/>
-            <w:u w:val="single"/>
-          </w:rPr>
-          <w:t>希伯來書十章39節</w:t>
-        </w:r>
-      </w:hyperlink>
-    </w:p>
-    <w:p>
-      <w:pPr>
-        <w:pStyle w:val="ListBullet"/>
-        <w:spacing w:line="240" w:lineRule="auto"/>
-        <w:ind w:left="720"/>
-      </w:pPr>
-      <w:r>
-        <w:rPr>
-          <w:lang w:val="zh_TW" w:bidi="zh_TW"/>
-        </w:rPr>
-      </w:r>
-      <w:hyperlink r:id="rId79">
-        <w:r>
-          <w:rPr>
-            <w:lang w:val="zh_TW" w:bidi="zh_TW"/>
-          </w:rPr>
-          <w:rPr>
-            <w:color w:val="0000EE"/>
-            <w:u w:val="single"/>
-          </w:rPr>
-          <w:t>希伯來書十二章3節</w:t>
-        </w:r>
-      </w:hyperlink>
-    </w:p>
-    <w:p>
-      <w:pPr>
-        <w:pStyle w:val="ListBullet"/>
-        <w:spacing w:line="240" w:lineRule="auto"/>
-        <w:ind w:left="720"/>
-      </w:pPr>
-      <w:r>
-        <w:rPr>
-          <w:lang w:val="zh_TW" w:bidi="zh_TW"/>
-        </w:rPr>
-      </w:r>
-      <w:hyperlink r:id="rId80">
-        <w:r>
-          <w:rPr>
-            <w:lang w:val="zh_TW" w:bidi="zh_TW"/>
-          </w:rPr>
-          <w:rPr>
-            <w:color w:val="0000EE"/>
-            <w:u w:val="single"/>
-          </w:rPr>
-          <w:t>希伯來書十三章7節</w:t>
-        </w:r>
-      </w:hyperlink>
-    </w:p>
-    <w:p>
-      <w:pPr>
-        <w:pStyle w:val="ListBullet"/>
-        <w:spacing w:line="240" w:lineRule="auto"/>
-        <w:ind w:left="720"/>
-      </w:pPr>
-      <w:r>
-        <w:rPr>
-          <w:lang w:val="zh_TW" w:bidi="zh_TW"/>
-        </w:rPr>
-      </w:r>
-      <w:hyperlink r:id="rId81">
-        <w:r>
-          <w:rPr>
-            <w:lang w:val="zh_TW" w:bidi="zh_TW"/>
-          </w:rPr>
-          <w:rPr>
-            <w:color w:val="0000EE"/>
-            <w:u w:val="single"/>
-          </w:rPr>
-          <w:t>雅各書一章21節</w:t>
-        </w:r>
-      </w:hyperlink>
-    </w:p>
-    <w:p>
-      <w:pPr>
-        <w:pStyle w:val="ListBullet"/>
-        <w:spacing w:line="240" w:lineRule="auto"/>
-        <w:ind w:left="720"/>
-      </w:pPr>
-      <w:r>
-        <w:rPr>
-          <w:lang w:val="zh_TW" w:bidi="zh_TW"/>
-        </w:rPr>
-      </w:r>
-      <w:hyperlink r:id="rId82">
-        <w:r>
-          <w:rPr>
-            <w:lang w:val="zh_TW" w:bidi="zh_TW"/>
-          </w:rPr>
-          <w:rPr>
-            <w:color w:val="0000EE"/>
-            <w:u w:val="single"/>
-          </w:rPr>
-          <w:t>雅各書五章20節</w:t>
-        </w:r>
-      </w:hyperlink>
-    </w:p>
-    <w:p>
-      <w:pPr>
-        <w:pStyle w:val="ListBullet"/>
-        <w:spacing w:line="240" w:lineRule="auto"/>
-        <w:ind w:left="720"/>
-      </w:pPr>
-      <w:r>
-        <w:rPr>
-          <w:lang w:val="zh_TW" w:bidi="zh_TW"/>
-        </w:rPr>
-      </w:r>
-      <w:hyperlink r:id="rId83">
-        <w:r>
-          <w:rPr>
-            <w:lang w:val="zh_TW" w:bidi="zh_TW"/>
-          </w:rPr>
-          <w:rPr>
-            <w:color w:val="0000EE"/>
-            <w:u w:val="single"/>
-          </w:rPr>
-          <w:t>彼得前書一章9節、22</w:t>
-        </w:r>
-      </w:hyperlink>
-      <w:hyperlink r:id="rId84">
-        <w:r>
-          <w:rPr>
-            <w:lang w:val="zh_TW" w:bidi="zh_TW"/>
-          </w:rPr>
-          <w:rPr>
-            <w:color w:val="0000EE"/>
-            <w:u w:val="single"/>
-          </w:rPr>
-          <w:t>至</w:t>
-        </w:r>
-      </w:hyperlink>
-      <w:hyperlink r:id="rId83">
-        <w:r>
-          <w:rPr>
-            <w:lang w:val="zh_TW" w:bidi="zh_TW"/>
-          </w:rPr>
-          <w:rPr>
-            <w:color w:val="0000EE"/>
-            <w:u w:val="single"/>
-          </w:rPr>
-          <w:t>23節</w:t>
-        </w:r>
-      </w:hyperlink>
-    </w:p>
-    <w:p>
-      <w:pPr>
-        <w:pStyle w:val="ListBullet"/>
-        <w:spacing w:line="240" w:lineRule="auto"/>
-        <w:ind w:left="720"/>
-      </w:pPr>
-      <w:r>
-        <w:rPr>
-          <w:lang w:val="zh_TW" w:bidi="zh_TW"/>
-        </w:rPr>
-      </w:r>
-      <w:hyperlink r:id="rId85">
-        <w:r>
-          <w:rPr>
-            <w:lang w:val="zh_TW" w:bidi="zh_TW"/>
-          </w:rPr>
-          <w:rPr>
-            <w:color w:val="0000EE"/>
-            <w:u w:val="single"/>
-          </w:rPr>
-          <w:t>彼得前書二章25節</w:t>
-        </w:r>
-      </w:hyperlink>
-    </w:p>
-    <w:p>
-      <w:pPr>
-        <w:pStyle w:val="ListBullet"/>
-        <w:spacing w:line="240" w:lineRule="auto"/>
-        <w:ind w:left="720"/>
-      </w:pPr>
-      <w:r>
-        <w:rPr>
-          <w:lang w:val="zh_TW" w:bidi="zh_TW"/>
-        </w:rPr>
-      </w:r>
-      <w:hyperlink r:id="rId86">
-        <w:r>
-          <w:rPr>
-            <w:lang w:val="zh_TW" w:bidi="zh_TW"/>
-          </w:rPr>
-          <w:rPr>
-            <w:color w:val="0000EE"/>
-            <w:u w:val="single"/>
-          </w:rPr>
-          <w:t>彼得前書四章19節</w:t>
-        </w:r>
-      </w:hyperlink>
-    </w:p>
-    <w:p>
-      <w:pPr>
-        <w:pStyle w:val="ListBullet"/>
-        <w:spacing w:line="240" w:lineRule="auto"/>
-        <w:ind w:left="720"/>
-      </w:pPr>
-      <w:r>
-        <w:rPr>
-          <w:lang w:val="zh_TW" w:bidi="zh_TW"/>
-        </w:rPr>
-      </w:r>
-      <w:hyperlink r:id="rId87">
-        <w:r>
-          <w:rPr>
-            <w:lang w:val="zh_TW" w:bidi="zh_TW"/>
-          </w:rPr>
-          <w:rPr>
-            <w:color w:val="0000EE"/>
-            <w:u w:val="single"/>
-          </w:rPr>
-          <w:t>啟示錄六章9節</w:t>
-        </w:r>
-      </w:hyperlink>
-    </w:p>
-    <w:p>
-      <w:pPr>
-        <w:pStyle w:val="ListBullet"/>
-        <w:spacing w:line="240" w:lineRule="auto"/>
-        <w:ind w:left="720"/>
-      </w:pPr>
-      <w:r>
-        <w:rPr>
-          <w:lang w:val="zh_TW" w:bidi="zh_TW"/>
-        </w:rPr>
-      </w:r>
-      <w:hyperlink r:id="rId88">
-        <w:r>
-          <w:rPr>
-            <w:lang w:val="zh_TW" w:bidi="zh_TW"/>
-          </w:rPr>
-          <w:rPr>
-            <w:color w:val="0000EE"/>
-            <w:u w:val="single"/>
-          </w:rPr>
-          <w:t>啟示錄二十章4節</w:t>
-        </w:r>
-      </w:hyperlink>
-    </w:p>
-    <w:p>
-      <w:pPr/>
-      <w:r>
-        <w:rPr>
-          <w:lang w:val="zh_TW" w:bidi="zh_TW"/>
-        </w:rPr>
-      </w:r>
-      <w:r>
-        <w:rPr>
-          <w:lang w:val="zh_TW" w:bidi="zh_TW"/>
-        </w:rPr>
-        <w:t>這些段落要或強調肉體之外的人，又或強調人在復活前，在神面前持續的存在。</w:t>
-      </w:r>
-    </w:p>
-    <w:p>
-      <w:pPr/>
-      <w:r>
-        <w:rPr>
-          <w:lang w:val="zh_TW" w:bidi="zh_TW"/>
-        </w:rPr>
-      </w:r>
-      <w:r>
-        <w:rPr>
-          <w:i/>
-          <w:lang w:val="zh_TW" w:bidi="zh_TW"/>
-        </w:rPr>
-        <w:t>另見</w:t>
-      </w:r>
-      <w:r>
-        <w:rPr>
-          <w:lang w:val="zh_TW" w:bidi="zh_TW"/>
-        </w:rPr>
-        <w:t xml:space="preserve"> </w:t>
-      </w:r>
-      <w:r>
-        <w:rPr>
-          <w:lang w:val="zh_TW" w:bidi="zh_TW"/>
-        </w:rPr>
-        <w:t>人</w:t>
-      </w:r>
-      <w:r>
-        <w:rPr>
-          <w:lang w:val="zh_TW" w:bidi="zh_TW"/>
-        </w:rPr>
-        <w:t>；</w:t>
-      </w:r>
-      <w:r>
-        <w:rPr>
-          <w:lang w:val="zh_TW" w:bidi="zh_TW"/>
-        </w:rPr>
-        <w:t>人的靈</w:t>
-      </w:r>
-      <w:r>
-        <w:rPr>
-          <w:lang w:val="zh_TW" w:bidi="zh_TW"/>
-        </w:rPr>
-        <w:t>。</w:t>
+        <w:t>）。保羅旅行至塞浦路斯、小亞細亞、希臘和意大利，在外邦人為主的教會中建立或探訪。使徒行傳戲劇性地結尾於保羅在羅馬城——羅馬帝國的核心地區宣講福音。</w:t>
       </w:r>
       <w:r>
         <w:rPr>

--- a/zht/docx/088.content.docx
+++ b/zht/docx/088.content.docx
@@ -19,7 +19,7 @@
         <w:rPr>
           <w:lang w:val="zh_TW" w:bidi="zh_TW"/>
         </w:rPr>
-        <w:t>Resource: Tyndale Open Bible Dictionary</w:t>
+        <w:t>Resource: Aquifer Open Bible Dictionary</w:t>
       </w:r>
       <w:r>
         <w:rPr>
@@ -112,7 +112,7 @@
         <w:rPr>
           <w:lang w:val="zh_TW" w:bidi="zh_TW"/>
         </w:rPr>
-        <w:t>Tyndale Open Bible Dictionary</w:t>
+        <w:t>Aquifer Open Bible Dictionary</w:t>
       </w:r>
     </w:p>
     <w:p>

--- a/zht/docx/088.content.docx
+++ b/zht/docx/088.content.docx
@@ -149,7 +149,7 @@
         <w:rPr>
           <w:lang w:val="zh_TW" w:bidi="zh_TW"/>
         </w:rPr>
-        <w:t>lie</w:t>
+        <w:t>lian</w:t>
       </w:r>
       <w:r>
         <w:rPr>
@@ -212,7 +212,7 @@
         <w:rPr>
           <w:lang w:val="zh_TW" w:bidi="zh_TW"/>
         </w:rPr>
-        <w:t>列國</w:t>
+        <w:t>憐憫</w:t>
       </w:r>
       <w:r>
         <w:rPr>
@@ -231,18 +231,115 @@
         <w:rPr>
           <w:lang w:val="zh_TW" w:bidi="zh_TW"/>
         </w:rPr>
-        <w:t>基於政治或社會利益，或血緣關係而形成的群體。一般而言，「列國」一詞指的是希伯來人以外的世界各民族，儘管有時也包括猶太人。</w:t>
-      </w:r>
-    </w:p>
-    <w:p>
-      <w:pPr>
-        <w:pStyle w:val="Heading3"/>
-      </w:pPr>
-      <w:r>
-        <w:rPr>
-          <w:lang w:val="zh_TW" w:bidi="zh_TW"/>
-        </w:rPr>
-        <w:t>起源</w:t>
+        <w:t>一種神的屬性，神信實地履行祂的應許，並在祂的選民不配和不忠的情況下，仍維持與他們的立約關係（</w:t>
+      </w:r>
+      <w:hyperlink r:id="rId13">
+        <w:r>
+          <w:rPr>
+            <w:lang w:val="zh_TW" w:bidi="zh_TW"/>
+          </w:rPr>
+          <w:rPr>
+            <w:color w:val="0000EE"/>
+            <w:u w:val="single"/>
+          </w:rPr>
+          <w:t>申30:1–6</w:t>
+        </w:r>
+      </w:hyperlink>
+      <w:r>
+        <w:rPr>
+          <w:lang w:val="zh_TW" w:bidi="zh_TW"/>
+        </w:rPr>
+        <w:t>；</w:t>
+      </w:r>
+      <w:hyperlink r:id="rId14">
+        <w:r>
+          <w:rPr>
+            <w:lang w:val="zh_TW" w:bidi="zh_TW"/>
+          </w:rPr>
+          <w:rPr>
+            <w:color w:val="0000EE"/>
+            <w:u w:val="single"/>
+          </w:rPr>
+          <w:t>賽14:1</w:t>
+        </w:r>
+      </w:hyperlink>
+      <w:r>
+        <w:rPr>
+          <w:lang w:val="zh_TW" w:bidi="zh_TW"/>
+        </w:rPr>
+        <w:t>；</w:t>
+      </w:r>
+      <w:hyperlink r:id="rId15">
+        <w:r>
+          <w:rPr>
+            <w:lang w:val="zh_TW" w:bidi="zh_TW"/>
+          </w:rPr>
+          <w:rPr>
+            <w:color w:val="0000EE"/>
+            <w:u w:val="single"/>
+          </w:rPr>
+          <w:t>結39:25–29</w:t>
+        </w:r>
+      </w:hyperlink>
+      <w:r>
+        <w:rPr>
+          <w:lang w:val="zh_TW" w:bidi="zh_TW"/>
+        </w:rPr>
+        <w:t>；</w:t>
+      </w:r>
+      <w:hyperlink r:id="rId16">
+        <w:r>
+          <w:rPr>
+            <w:lang w:val="zh_TW" w:bidi="zh_TW"/>
+          </w:rPr>
+          <w:rPr>
+            <w:color w:val="0000EE"/>
+            <w:u w:val="single"/>
+          </w:rPr>
+          <w:t>羅9:15–16、23</w:t>
+        </w:r>
+      </w:hyperlink>
+      <w:r>
+        <w:rPr>
+          <w:lang w:val="zh_TW" w:bidi="zh_TW"/>
+        </w:rPr>
+        <w:t>，</w:t>
+      </w:r>
+      <w:hyperlink r:id="rId17">
+        <w:r>
+          <w:rPr>
+            <w:lang w:val="zh_TW" w:bidi="zh_TW"/>
+          </w:rPr>
+          <w:rPr>
+            <w:color w:val="0000EE"/>
+            <w:u w:val="single"/>
+          </w:rPr>
+          <w:t>11:32</w:t>
+        </w:r>
+      </w:hyperlink>
+      <w:r>
+        <w:rPr>
+          <w:lang w:val="zh_TW" w:bidi="zh_TW"/>
+        </w:rPr>
+        <w:t>；</w:t>
+      </w:r>
+      <w:hyperlink r:id="rId18">
+        <w:r>
+          <w:rPr>
+            <w:lang w:val="zh_TW" w:bidi="zh_TW"/>
+          </w:rPr>
+          <w:rPr>
+            <w:color w:val="0000EE"/>
+            <w:u w:val="single"/>
+          </w:rPr>
+          <w:t>弗2:4</w:t>
+        </w:r>
+      </w:hyperlink>
+      <w:r>
+        <w:rPr>
+          <w:lang w:val="zh_TW" w:bidi="zh_TW"/>
+        </w:rPr>
+        <w:t>）。</w:t>
       </w:r>
     </w:p>
     <w:p>
@@ -256,73 +353,18 @@
         <w:rPr>
           <w:lang w:val="zh_TW" w:bidi="zh_TW"/>
         </w:rPr>
-        <w:t>創世記記載挪亞的三個兒子為眾多「家族」或民族（約70個）的祖先，這些家族分布於地中海東部地區（</w:t>
-      </w:r>
-      <w:hyperlink r:id="rId13">
-        <w:r>
-          <w:rPr>
-            <w:lang w:val="zh_TW" w:bidi="zh_TW"/>
-          </w:rPr>
-          <w:rPr>
-            <w:color w:val="0000EE"/>
-            <w:u w:val="single"/>
-          </w:rPr>
-          <w:t>創10章</w:t>
-        </w:r>
-      </w:hyperlink>
-      <w:r>
-        <w:rPr>
-          <w:lang w:val="zh_TW" w:bidi="zh_TW"/>
-        </w:rPr>
-        <w:t>）。經文假設每個民族都有自己的地理位置和語言（</w:t>
-      </w:r>
-      <w:hyperlink r:id="rId14">
-        <w:r>
-          <w:rPr>
-            <w:lang w:val="zh_TW" w:bidi="zh_TW"/>
-          </w:rPr>
-          <w:rPr>
-            <w:color w:val="0000EE"/>
-            <w:u w:val="single"/>
-          </w:rPr>
-          <w:t>5、20、31節</w:t>
-        </w:r>
-      </w:hyperlink>
-      <w:r>
-        <w:rPr>
-          <w:lang w:val="zh_TW" w:bidi="zh_TW"/>
-        </w:rPr>
-        <w:t>）。巴別塔（</w:t>
-      </w:r>
-      <w:r>
-        <w:rPr>
-          <w:lang w:val="zh_TW" w:bidi="zh_TW"/>
-        </w:rPr>
-        <w:t>金字塔型廟宇</w:t>
-      </w:r>
-      <w:r>
-        <w:rPr>
-          <w:lang w:val="zh_TW" w:bidi="zh_TW"/>
-        </w:rPr>
-        <w:t>）的故事，其頂要達到天上（</w:t>
-      </w:r>
-      <w:hyperlink r:id="rId15">
-        <w:r>
-          <w:rPr>
-            <w:lang w:val="zh_TW" w:bidi="zh_TW"/>
-          </w:rPr>
-          <w:rPr>
-            <w:color w:val="0000EE"/>
-            <w:u w:val="single"/>
-          </w:rPr>
-          <w:t>11</w:t>
-        </w:r>
-      </w:hyperlink>
-      <w:r>
-        <w:rPr>
-          <w:lang w:val="zh_TW" w:bidi="zh_TW"/>
-        </w:rPr>
-        <w:t>章），解釋了民族因語言障礙而分離並散居，以致無法在自傲的企圖中合作。</w:t>
+        <w:t>聖經中憐憫一詞的意義極其豐富且複雜，這一點可以從使用多個希伯來文和希臘文詞彙來表達這一概念中看出。因此，在翻譯中使用了許多同義詞來表達其含義的不同層面，如「仁慈」、「慈愛」、「良善」、「恩典」、「恩惠」、「顧惜」、「憐恤」和「慈愛」。憐憫概念中的一個重要方面是寬恕冒犯者或對手的同情態度，並在他們的困境中幫助或憐恤他們。</w:t>
+      </w:r>
+    </w:p>
+    <w:p>
+      <w:pPr>
+        <w:pStyle w:val="Heading3"/>
+      </w:pPr>
+      <w:r>
+        <w:rPr>
+          <w:lang w:val="zh_TW" w:bidi="zh_TW"/>
+        </w:rPr>
+        <w:t>神學意義</w:t>
       </w:r>
     </w:p>
     <w:p>
@@ -336,54 +378,324 @@
         <w:rPr>
           <w:lang w:val="zh_TW" w:bidi="zh_TW"/>
         </w:rPr>
-        <w:t>保羅在雅典的講道中也假設列國有共同的起源，這與創世記的作者一致，並接受了列國由地理界線區分乃是神的旨意（</w:t>
-      </w:r>
-      <w:hyperlink r:id="rId16">
-        <w:r>
-          <w:rPr>
-            <w:lang w:val="zh_TW" w:bidi="zh_TW"/>
-          </w:rPr>
-          <w:rPr>
-            <w:color w:val="0000EE"/>
-            <w:u w:val="single"/>
-          </w:rPr>
-          <w:t>徒17:26</w:t>
-        </w:r>
-      </w:hyperlink>
-      <w:r>
-        <w:rPr>
-          <w:lang w:val="zh_TW" w:bidi="zh_TW"/>
-        </w:rPr>
-        <w:t>）。先知西番雅期待有一天，神將逆轉這種狀況，使列國同說一種語言（</w:t>
-      </w:r>
-      <w:hyperlink r:id="rId17">
-        <w:r>
-          <w:rPr>
-            <w:lang w:val="zh_TW" w:bidi="zh_TW"/>
-          </w:rPr>
-          <w:rPr>
-            <w:color w:val="0000EE"/>
-            <w:u w:val="single"/>
-          </w:rPr>
-          <w:t>番3:9</w:t>
-        </w:r>
-      </w:hyperlink>
-      <w:r>
-        <w:rPr>
-          <w:lang w:val="zh_TW" w:bidi="zh_TW"/>
-        </w:rPr>
-        <w:t>）。啟示錄的作者在新天新地的異象中看見這些天然界限被廢除，列國在新耶路撒冷中自由往來（</w:t>
-      </w:r>
-      <w:hyperlink r:id="rId18">
-        <w:r>
-          <w:rPr>
-            <w:lang w:val="zh_TW" w:bidi="zh_TW"/>
-          </w:rPr>
-          <w:rPr>
-            <w:color w:val="0000EE"/>
-            <w:u w:val="single"/>
-          </w:rPr>
-          <w:t>啟21:22–26</w:t>
+        <w:t>憐憫概念的核心是神的愛，這愛藉著祂在立約關係中，為那些祂已應許要拯救的人施行恩慈的救贖行動而顯明。在舊約中，神選擇了以色列成為祂的子民，顯明祂對他們的憐憫（</w:t>
+      </w:r>
+      <w:hyperlink r:id="rId19">
+        <w:r>
+          <w:rPr>
+            <w:lang w:val="zh_TW" w:bidi="zh_TW"/>
+          </w:rPr>
+          <w:rPr>
+            <w:color w:val="0000EE"/>
+            <w:u w:val="single"/>
+          </w:rPr>
+          <w:t>出33:19</w:t>
+        </w:r>
+      </w:hyperlink>
+      <w:r>
+        <w:rPr>
+          <w:lang w:val="zh_TW" w:bidi="zh_TW"/>
+        </w:rPr>
+        <w:t>；</w:t>
+      </w:r>
+      <w:hyperlink r:id="rId20">
+        <w:r>
+          <w:rPr>
+            <w:lang w:val="zh_TW" w:bidi="zh_TW"/>
+          </w:rPr>
+          <w:rPr>
+            <w:color w:val="0000EE"/>
+            <w:u w:val="single"/>
+          </w:rPr>
+          <w:t>賽54:10</w:t>
+        </w:r>
+      </w:hyperlink>
+      <w:r>
+        <w:rPr>
+          <w:lang w:val="zh_TW" w:bidi="zh_TW"/>
+        </w:rPr>
+        <w:t>；</w:t>
+      </w:r>
+      <w:hyperlink r:id="rId21">
+        <w:r>
+          <w:rPr>
+            <w:lang w:val="zh_TW" w:bidi="zh_TW"/>
+          </w:rPr>
+          <w:rPr>
+            <w:color w:val="0000EE"/>
+            <w:u w:val="single"/>
+          </w:rPr>
+          <w:t>63:9</w:t>
+        </w:r>
+      </w:hyperlink>
+      <w:r>
+        <w:rPr>
+          <w:lang w:val="zh_TW" w:bidi="zh_TW"/>
+        </w:rPr>
+        <w:t>）。神不斷地容忍著祂悖逆且偏行己路的子民，不斷尋找他們，將他們重新帶回祂自己面前。詩人描述神像父親一樣，憐恤那些敬畏並信靠祂的兒女（</w:t>
+      </w:r>
+      <w:hyperlink r:id="rId22">
+        <w:r>
+          <w:rPr>
+            <w:lang w:val="zh_TW" w:bidi="zh_TW"/>
+          </w:rPr>
+          <w:rPr>
+            <w:color w:val="0000EE"/>
+            <w:u w:val="single"/>
+          </w:rPr>
+          <w:t>詩103:13</w:t>
+        </w:r>
+      </w:hyperlink>
+      <w:r>
+        <w:rPr>
+          <w:lang w:val="zh_TW" w:bidi="zh_TW"/>
+        </w:rPr>
+        <w:t>）。何西阿將神比作一位慈愛的父親，從天上以憐憫的心，看著祂那叛逆和迷途的子民（</w:t>
+      </w:r>
+      <w:hyperlink r:id="rId23">
+        <w:r>
+          <w:rPr>
+            <w:lang w:val="zh_TW" w:bidi="zh_TW"/>
+          </w:rPr>
+          <w:rPr>
+            <w:color w:val="0000EE"/>
+            <w:u w:val="single"/>
+          </w:rPr>
+          <w:t>何11</w:t>
+        </w:r>
+      </w:hyperlink>
+      <w:r>
+        <w:rPr>
+          <w:lang w:val="zh_TW" w:bidi="zh_TW"/>
+        </w:rPr>
+        <w:t>；參</w:t>
+      </w:r>
+      <w:hyperlink r:id="rId24">
+        <w:r>
+          <w:rPr>
+            <w:lang w:val="zh_TW" w:bidi="zh_TW"/>
+          </w:rPr>
+          <w:rPr>
+            <w:color w:val="0000EE"/>
+            <w:u w:val="single"/>
+          </w:rPr>
+          <w:t>耶31:20</w:t>
+        </w:r>
+      </w:hyperlink>
+      <w:r>
+        <w:rPr>
+          <w:lang w:val="zh_TW" w:bidi="zh_TW"/>
+        </w:rPr>
+        <w:t>）。他也將以色列比作一位不忠且行淫的妻子，而神卻像一位忠貞的丈夫，雖然她處於背道且罪惡的狀態，仍然愛她（</w:t>
+      </w:r>
+      <w:hyperlink r:id="rId25">
+        <w:r>
+          <w:rPr>
+            <w:lang w:val="zh_TW" w:bidi="zh_TW"/>
+          </w:rPr>
+          <w:rPr>
+            <w:color w:val="0000EE"/>
+            <w:u w:val="single"/>
+          </w:rPr>
+          <w:t>何1–3章</w:t>
+        </w:r>
+      </w:hyperlink>
+      <w:r>
+        <w:rPr>
+          <w:lang w:val="zh_TW" w:bidi="zh_TW"/>
+        </w:rPr>
+        <w:t>；參</w:t>
+      </w:r>
+      <w:hyperlink r:id="rId26">
+        <w:r>
+          <w:rPr>
+            <w:lang w:val="zh_TW" w:bidi="zh_TW"/>
+          </w:rPr>
+          <w:rPr>
+            <w:color w:val="0000EE"/>
+            <w:u w:val="single"/>
+          </w:rPr>
+          <w:t>賽54:4–8</w:t>
+        </w:r>
+      </w:hyperlink>
+      <w:r>
+        <w:rPr>
+          <w:lang w:val="zh_TW" w:bidi="zh_TW"/>
+        </w:rPr>
+        <w:t>）。以賽亞將神描繪為母親，對腹中所生的孩子充滿憐恤（</w:t>
+      </w:r>
+      <w:hyperlink r:id="rId27">
+        <w:r>
+          <w:rPr>
+            <w:lang w:val="zh_TW" w:bidi="zh_TW"/>
+          </w:rPr>
+          <w:rPr>
+            <w:color w:val="0000EE"/>
+            <w:u w:val="single"/>
+          </w:rPr>
+          <w:t>賽49:15</w:t>
+        </w:r>
+      </w:hyperlink>
+      <w:r>
+        <w:rPr>
+          <w:lang w:val="zh_TW" w:bidi="zh_TW"/>
+        </w:rPr>
+        <w:t>）。這些比喻以豐富多樣的方式顯明神的憐恤。其它層面包括饒恕和恢復恩惠（</w:t>
+      </w:r>
+      <w:hyperlink r:id="rId28">
+        <w:r>
+          <w:rPr>
+            <w:lang w:val="zh_TW" w:bidi="zh_TW"/>
+          </w:rPr>
+          <w:rPr>
+            <w:color w:val="0000EE"/>
+            <w:u w:val="single"/>
+          </w:rPr>
+          <w:t>王下13:23</w:t>
+        </w:r>
+      </w:hyperlink>
+      <w:r>
+        <w:rPr>
+          <w:lang w:val="zh_TW" w:bidi="zh_TW"/>
+        </w:rPr>
+        <w:t>；</w:t>
+      </w:r>
+      <w:hyperlink r:id="rId29">
+        <w:r>
+          <w:rPr>
+            <w:lang w:val="zh_TW" w:bidi="zh_TW"/>
+          </w:rPr>
+          <w:rPr>
+            <w:color w:val="0000EE"/>
+            <w:u w:val="single"/>
+          </w:rPr>
+          <w:t>賽54:8</w:t>
+        </w:r>
+      </w:hyperlink>
+      <w:r>
+        <w:rPr>
+          <w:lang w:val="zh_TW" w:bidi="zh_TW"/>
+        </w:rPr>
+        <w:t>；</w:t>
+      </w:r>
+      <w:hyperlink r:id="rId30">
+        <w:r>
+          <w:rPr>
+            <w:lang w:val="zh_TW" w:bidi="zh_TW"/>
+          </w:rPr>
+          <w:rPr>
+            <w:color w:val="0000EE"/>
+            <w:u w:val="single"/>
+          </w:rPr>
+          <w:t>珥2:18–32</w:t>
+        </w:r>
+      </w:hyperlink>
+      <w:r>
+        <w:rPr>
+          <w:lang w:val="zh_TW" w:bidi="zh_TW"/>
+        </w:rPr>
+        <w:t>；</w:t>
+      </w:r>
+      <w:hyperlink r:id="rId31">
+        <w:r>
+          <w:rPr>
+            <w:lang w:val="zh_TW" w:bidi="zh_TW"/>
+          </w:rPr>
+          <w:rPr>
+            <w:color w:val="0000EE"/>
+            <w:u w:val="single"/>
+          </w:rPr>
+          <w:t>彌7:18–20</w:t>
+        </w:r>
+      </w:hyperlink>
+      <w:r>
+        <w:rPr>
+          <w:lang w:val="zh_TW" w:bidi="zh_TW"/>
+        </w:rPr>
+        <w:t>），以及脫離困苦和危難（</w:t>
+      </w:r>
+      <w:hyperlink r:id="rId32">
+        <w:r>
+          <w:rPr>
+            <w:lang w:val="zh_TW" w:bidi="zh_TW"/>
+          </w:rPr>
+          <w:rPr>
+            <w:color w:val="0000EE"/>
+            <w:u w:val="single"/>
+          </w:rPr>
+          <w:t>尼9:19–21</w:t>
+        </w:r>
+      </w:hyperlink>
+      <w:r>
+        <w:rPr>
+          <w:lang w:val="zh_TW" w:bidi="zh_TW"/>
+        </w:rPr>
+        <w:t>；</w:t>
+      </w:r>
+      <w:hyperlink r:id="rId33">
+        <w:r>
+          <w:rPr>
+            <w:lang w:val="zh_TW" w:bidi="zh_TW"/>
+          </w:rPr>
+          <w:rPr>
+            <w:color w:val="0000EE"/>
+            <w:u w:val="single"/>
+          </w:rPr>
+          <w:t>詩40:11–17</w:t>
+        </w:r>
+      </w:hyperlink>
+      <w:r>
+        <w:rPr>
+          <w:lang w:val="zh_TW" w:bidi="zh_TW"/>
+        </w:rPr>
+        <w:t>，</w:t>
+      </w:r>
+      <w:hyperlink r:id="rId34">
+        <w:r>
+          <w:rPr>
+            <w:lang w:val="zh_TW" w:bidi="zh_TW"/>
+          </w:rPr>
+          <w:rPr>
+            <w:color w:val="0000EE"/>
+            <w:u w:val="single"/>
+          </w:rPr>
+          <w:t>69:16–36</w:t>
+        </w:r>
+      </w:hyperlink>
+      <w:r>
+        <w:rPr>
+          <w:lang w:val="zh_TW" w:bidi="zh_TW"/>
+        </w:rPr>
+        <w:t>，</w:t>
+      </w:r>
+      <w:hyperlink r:id="rId35">
+        <w:r>
+          <w:rPr>
+            <w:lang w:val="zh_TW" w:bidi="zh_TW"/>
+          </w:rPr>
+          <w:rPr>
+            <w:color w:val="0000EE"/>
+            <w:u w:val="single"/>
+          </w:rPr>
+          <w:t>79:8–9</w:t>
+        </w:r>
+      </w:hyperlink>
+      <w:r>
+        <w:rPr>
+          <w:lang w:val="zh_TW" w:bidi="zh_TW"/>
+        </w:rPr>
+        <w:t>；</w:t>
+      </w:r>
+      <w:hyperlink r:id="rId36">
+        <w:r>
+          <w:rPr>
+            <w:lang w:val="zh_TW" w:bidi="zh_TW"/>
+          </w:rPr>
+          <w:rPr>
+            <w:color w:val="0000EE"/>
+            <w:u w:val="single"/>
+          </w:rPr>
+          <w:t>賽49:10</w:t>
         </w:r>
       </w:hyperlink>
       <w:r>
@@ -404,73 +716,295 @@
         <w:rPr>
           <w:lang w:val="zh_TW" w:bidi="zh_TW"/>
         </w:rPr>
-        <w:t>「以色列」與「列國」之間的區分並非絕對清晰。「以色列」是由不同民族演變而來的，而許多「列國」的起源也與以色列社群中的著名人物有關。猶太民族的祖先亞伯拉罕，原住在底格里斯—幼發拉底河流域的迦勒底的吾珥。與父親一同北遷至哈蘭，最終向西南進入迦南地（</w:t>
-      </w:r>
-      <w:hyperlink r:id="rId19">
-        <w:r>
-          <w:rPr>
-            <w:lang w:val="zh_TW" w:bidi="zh_TW"/>
-          </w:rPr>
-          <w:rPr>
-            <w:color w:val="0000EE"/>
-            <w:u w:val="single"/>
-          </w:rPr>
-          <w:t>創11:31–12:9</w:t>
-        </w:r>
-      </w:hyperlink>
-      <w:r>
-        <w:rPr>
-          <w:lang w:val="zh_TW" w:bidi="zh_TW"/>
-        </w:rPr>
-        <w:t>）。</w:t>
-      </w:r>
-      <w:hyperlink r:id="rId20">
-        <w:r>
-          <w:rPr>
-            <w:lang w:val="zh_TW" w:bidi="zh_TW"/>
-          </w:rPr>
-          <w:rPr>
-            <w:color w:val="0000EE"/>
-            <w:u w:val="single"/>
-          </w:rPr>
-          <w:t>申命記二十六章5節</w:t>
-        </w:r>
-      </w:hyperlink>
-      <w:r>
-        <w:rPr>
-          <w:lang w:val="zh_TW" w:bidi="zh_TW"/>
-        </w:rPr>
-        <w:t>（「我祖原是一個將亡的亞蘭人」）表明亞伯拉罕曾居於美索不達米亞地區的</w:t>
-      </w:r>
-      <w:r>
-        <w:rPr>
-          <w:lang w:val="zh_TW" w:bidi="zh_TW"/>
-        </w:rPr>
-        <w:t>亞蘭一納哈拉音（Aram-naharaim）</w:t>
-      </w:r>
-      <w:r>
-        <w:rPr>
-          <w:lang w:val="zh_TW" w:bidi="zh_TW"/>
-        </w:rPr>
-        <w:t>。當亞伯拉罕與神立約時，神給予他割禮作為約的記號。外邦人若被買為奴隸也須行割禮，從而納入約的群體中。當摩西帶領以色列人出埃及進入曠野時，也有許多閒雜人上去（</w:t>
-      </w:r>
-      <w:hyperlink r:id="rId21">
-        <w:r>
-          <w:rPr>
-            <w:lang w:val="zh_TW" w:bidi="zh_TW"/>
-          </w:rPr>
-          <w:rPr>
-            <w:color w:val="0000EE"/>
-            <w:u w:val="single"/>
-          </w:rPr>
-          <w:t>出12:38</w:t>
-        </w:r>
-      </w:hyperlink>
-      <w:r>
-        <w:rPr>
-          <w:lang w:val="zh_TW" w:bidi="zh_TW"/>
-        </w:rPr>
-        <w:t>），這再次表明某些與以色列人沒有血緣關係的群體，仍自我認同為以色列人。</w:t>
+        <w:t>由於以色列作為聖約子民，從神的慈愛和信實中學習到的功課，虔誠的猶太人在有需要的時候，自然會向神呼求憐憫與赦免，這在懺悔的詩篇中表達得非常動人（</w:t>
+      </w:r>
+      <w:hyperlink r:id="rId37">
+        <w:r>
+          <w:rPr>
+            <w:lang w:val="zh_TW" w:bidi="zh_TW"/>
+          </w:rPr>
+          <w:rPr>
+            <w:color w:val="0000EE"/>
+            <w:u w:val="single"/>
+          </w:rPr>
+          <w:t>詩6</w:t>
+        </w:r>
+      </w:hyperlink>
+      <w:r>
+        <w:rPr>
+          <w:lang w:val="zh_TW" w:bidi="zh_TW"/>
+        </w:rPr>
+        <w:t>，</w:t>
+      </w:r>
+      <w:hyperlink r:id="rId38">
+        <w:r>
+          <w:rPr>
+            <w:lang w:val="zh_TW" w:bidi="zh_TW"/>
+          </w:rPr>
+          <w:rPr>
+            <w:color w:val="0000EE"/>
+            <w:u w:val="single"/>
+          </w:rPr>
+          <w:t>32</w:t>
+        </w:r>
+      </w:hyperlink>
+      <w:r>
+        <w:rPr>
+          <w:lang w:val="zh_TW" w:bidi="zh_TW"/>
+        </w:rPr>
+        <w:t>，</w:t>
+      </w:r>
+      <w:hyperlink r:id="rId39">
+        <w:r>
+          <w:rPr>
+            <w:lang w:val="zh_TW" w:bidi="zh_TW"/>
+          </w:rPr>
+          <w:rPr>
+            <w:color w:val="0000EE"/>
+            <w:u w:val="single"/>
+          </w:rPr>
+          <w:t>38</w:t>
+        </w:r>
+      </w:hyperlink>
+      <w:r>
+        <w:rPr>
+          <w:lang w:val="zh_TW" w:bidi="zh_TW"/>
+        </w:rPr>
+        <w:t>，</w:t>
+      </w:r>
+      <w:hyperlink r:id="rId40">
+        <w:r>
+          <w:rPr>
+            <w:lang w:val="zh_TW" w:bidi="zh_TW"/>
+          </w:rPr>
+          <w:rPr>
+            <w:color w:val="0000EE"/>
+            <w:u w:val="single"/>
+          </w:rPr>
+          <w:t>51</w:t>
+        </w:r>
+      </w:hyperlink>
+      <w:r>
+        <w:rPr>
+          <w:lang w:val="zh_TW" w:bidi="zh_TW"/>
+        </w:rPr>
+        <w:t>，</w:t>
+      </w:r>
+      <w:hyperlink r:id="rId41">
+        <w:r>
+          <w:rPr>
+            <w:lang w:val="zh_TW" w:bidi="zh_TW"/>
+          </w:rPr>
+          <w:rPr>
+            <w:color w:val="0000EE"/>
+            <w:u w:val="single"/>
+          </w:rPr>
+          <w:t>102</w:t>
+        </w:r>
+      </w:hyperlink>
+      <w:r>
+        <w:rPr>
+          <w:lang w:val="zh_TW" w:bidi="zh_TW"/>
+        </w:rPr>
+        <w:t>，</w:t>
+      </w:r>
+      <w:hyperlink r:id="rId42">
+        <w:r>
+          <w:rPr>
+            <w:lang w:val="zh_TW" w:bidi="zh_TW"/>
+          </w:rPr>
+          <w:rPr>
+            <w:color w:val="0000EE"/>
+            <w:u w:val="single"/>
+          </w:rPr>
+          <w:t>130</w:t>
+        </w:r>
+      </w:hyperlink>
+      <w:r>
+        <w:rPr>
+          <w:lang w:val="zh_TW" w:bidi="zh_TW"/>
+        </w:rPr>
+        <w:t>，</w:t>
+      </w:r>
+      <w:hyperlink r:id="rId43">
+        <w:r>
+          <w:rPr>
+            <w:lang w:val="zh_TW" w:bidi="zh_TW"/>
+          </w:rPr>
+          <w:rPr>
+            <w:color w:val="0000EE"/>
+            <w:u w:val="single"/>
+          </w:rPr>
+          <w:t>143</w:t>
+        </w:r>
+      </w:hyperlink>
+      <w:r>
+        <w:rPr>
+          <w:lang w:val="zh_TW" w:bidi="zh_TW"/>
+        </w:rPr>
+        <w:t>），以及其他舊約經文（</w:t>
+      </w:r>
+      <w:hyperlink r:id="rId44">
+        <w:r>
+          <w:rPr>
+            <w:lang w:val="zh_TW" w:bidi="zh_TW"/>
+          </w:rPr>
+          <w:rPr>
+            <w:color w:val="0000EE"/>
+            <w:u w:val="single"/>
+          </w:rPr>
+          <w:t>出34:6</w:t>
+        </w:r>
+      </w:hyperlink>
+      <w:r>
+        <w:rPr>
+          <w:lang w:val="zh_TW" w:bidi="zh_TW"/>
+        </w:rPr>
+        <w:t>；</w:t>
+      </w:r>
+      <w:hyperlink r:id="rId45">
+        <w:r>
+          <w:rPr>
+            <w:lang w:val="zh_TW" w:bidi="zh_TW"/>
+          </w:rPr>
+          <w:rPr>
+            <w:color w:val="0000EE"/>
+            <w:u w:val="single"/>
+          </w:rPr>
+          <w:t>尼9:17</w:t>
+        </w:r>
+      </w:hyperlink>
+      <w:r>
+        <w:rPr>
+          <w:lang w:val="zh_TW" w:bidi="zh_TW"/>
+        </w:rPr>
+        <w:t>；</w:t>
+      </w:r>
+      <w:hyperlink r:id="rId46">
+        <w:r>
+          <w:rPr>
+            <w:lang w:val="zh_TW" w:bidi="zh_TW"/>
+          </w:rPr>
+          <w:rPr>
+            <w:color w:val="0000EE"/>
+            <w:u w:val="single"/>
+          </w:rPr>
+          <w:t>詩57</w:t>
+        </w:r>
+      </w:hyperlink>
+      <w:r>
+        <w:rPr>
+          <w:lang w:val="zh_TW" w:bidi="zh_TW"/>
+        </w:rPr>
+        <w:t>，</w:t>
+      </w:r>
+      <w:hyperlink r:id="rId47">
+        <w:r>
+          <w:rPr>
+            <w:lang w:val="zh_TW" w:bidi="zh_TW"/>
+          </w:rPr>
+          <w:rPr>
+            <w:color w:val="0000EE"/>
+            <w:u w:val="single"/>
+          </w:rPr>
+          <w:t>79</w:t>
+        </w:r>
+      </w:hyperlink>
+      <w:r>
+        <w:rPr>
+          <w:lang w:val="zh_TW" w:bidi="zh_TW"/>
+        </w:rPr>
+        <w:t>，</w:t>
+      </w:r>
+      <w:hyperlink r:id="rId48">
+        <w:r>
+          <w:rPr>
+            <w:lang w:val="zh_TW" w:bidi="zh_TW"/>
+          </w:rPr>
+          <w:rPr>
+            <w:color w:val="0000EE"/>
+            <w:u w:val="single"/>
+          </w:rPr>
+          <w:t>86</w:t>
+        </w:r>
+      </w:hyperlink>
+      <w:r>
+        <w:rPr>
+          <w:lang w:val="zh_TW" w:bidi="zh_TW"/>
+        </w:rPr>
+        <w:t>，</w:t>
+      </w:r>
+      <w:hyperlink r:id="rId49">
+        <w:r>
+          <w:rPr>
+            <w:lang w:val="zh_TW" w:bidi="zh_TW"/>
+          </w:rPr>
+          <w:rPr>
+            <w:color w:val="0000EE"/>
+            <w:u w:val="single"/>
+          </w:rPr>
+          <w:t>123</w:t>
+        </w:r>
+      </w:hyperlink>
+      <w:r>
+        <w:rPr>
+          <w:lang w:val="zh_TW" w:bidi="zh_TW"/>
+        </w:rPr>
+        <w:t>；</w:t>
+      </w:r>
+      <w:hyperlink r:id="rId50">
+        <w:r>
+          <w:rPr>
+            <w:lang w:val="zh_TW" w:bidi="zh_TW"/>
+          </w:rPr>
+          <w:rPr>
+            <w:color w:val="0000EE"/>
+            <w:u w:val="single"/>
+          </w:rPr>
+          <w:t>賽33:1–6</w:t>
+        </w:r>
+      </w:hyperlink>
+      <w:r>
+        <w:rPr>
+          <w:lang w:val="zh_TW" w:bidi="zh_TW"/>
+        </w:rPr>
+        <w:t>；</w:t>
+      </w:r>
+      <w:hyperlink r:id="rId51">
+        <w:r>
+          <w:rPr>
+            <w:lang w:val="zh_TW" w:bidi="zh_TW"/>
+          </w:rPr>
+          <w:rPr>
+            <w:color w:val="0000EE"/>
+            <w:u w:val="single"/>
+          </w:rPr>
+          <w:t>但9:3–19</w:t>
+        </w:r>
+      </w:hyperlink>
+      <w:r>
+        <w:rPr>
+          <w:lang w:val="zh_TW" w:bidi="zh_TW"/>
+        </w:rPr>
+        <w:t>；</w:t>
+      </w:r>
+      <w:hyperlink r:id="rId52">
+        <w:r>
+          <w:rPr>
+            <w:lang w:val="zh_TW" w:bidi="zh_TW"/>
+          </w:rPr>
+          <w:rPr>
+            <w:color w:val="0000EE"/>
+            <w:u w:val="single"/>
+          </w:rPr>
+          <w:t>珥2:13</w:t>
+        </w:r>
+      </w:hyperlink>
+      <w:r>
+        <w:rPr>
+          <w:lang w:val="zh_TW" w:bidi="zh_TW"/>
+        </w:rPr>
+        <w:t>）。悔改的人記得神的憐憫，使他們對神的恩惠和與祂和好的盼望，充滿信心。</w:t>
       </w:r>
     </w:p>
     <w:p>
@@ -484,36 +1018,72 @@
         <w:rPr>
           <w:lang w:val="zh_TW" w:bidi="zh_TW"/>
         </w:rPr>
-        <w:t>以色列民族並不包括所有亞伯拉罕的後裔。亞伯拉罕的長子以實瑪利的母親是埃及人，他是游牧於南部曠野的以實瑪利人的祖先（</w:t>
-      </w:r>
-      <w:hyperlink r:id="rId22">
-        <w:r>
-          <w:rPr>
-            <w:lang w:val="zh_TW" w:bidi="zh_TW"/>
-          </w:rPr>
-          <w:rPr>
-            <w:color w:val="0000EE"/>
-            <w:u w:val="single"/>
-          </w:rPr>
-          <w:t>創16</w:t>
-        </w:r>
-      </w:hyperlink>
-      <w:r>
-        <w:rPr>
-          <w:lang w:val="zh_TW" w:bidi="zh_TW"/>
-        </w:rPr>
-        <w:t>）。以撒與利百加所生的雙胞胎中，長子以掃是住在東南方的以東人的祖先，是以色列傳統上的敵人（</w:t>
-      </w:r>
-      <w:hyperlink r:id="rId23">
-        <w:r>
-          <w:rPr>
-            <w:lang w:val="zh_TW" w:bidi="zh_TW"/>
-          </w:rPr>
-          <w:rPr>
-            <w:color w:val="0000EE"/>
-            <w:u w:val="single"/>
-          </w:rPr>
-          <w:t>創25:23</w:t>
+        <w:t>在新約中，描述耶穌對有需要的人所表現出來的憐憫時，使用了一個非常生動的希臘文詞語（</w:t>
+      </w:r>
+      <w:hyperlink r:id="rId53">
+        <w:r>
+          <w:rPr>
+            <w:lang w:val="zh_TW" w:bidi="zh_TW"/>
+          </w:rPr>
+          <w:rPr>
+            <w:color w:val="0000EE"/>
+            <w:u w:val="single"/>
+          </w:rPr>
+          <w:t>太9:36</w:t>
+        </w:r>
+      </w:hyperlink>
+      <w:r>
+        <w:rPr>
+          <w:lang w:val="zh_TW" w:bidi="zh_TW"/>
+        </w:rPr>
+        <w:t>，</w:t>
+      </w:r>
+      <w:hyperlink r:id="rId54">
+        <w:r>
+          <w:rPr>
+            <w:lang w:val="zh_TW" w:bidi="zh_TW"/>
+          </w:rPr>
+          <w:rPr>
+            <w:color w:val="0000EE"/>
+            <w:u w:val="single"/>
+          </w:rPr>
+          <w:t>14:14</w:t>
+        </w:r>
+      </w:hyperlink>
+      <w:r>
+        <w:rPr>
+          <w:lang w:val="zh_TW" w:bidi="zh_TW"/>
+        </w:rPr>
+        <w:t>，</w:t>
+      </w:r>
+      <w:hyperlink r:id="rId55">
+        <w:r>
+          <w:rPr>
+            <w:lang w:val="zh_TW" w:bidi="zh_TW"/>
+          </w:rPr>
+          <w:rPr>
+            <w:color w:val="0000EE"/>
+            <w:u w:val="single"/>
+          </w:rPr>
+          <w:t>20:34</w:t>
+        </w:r>
+      </w:hyperlink>
+      <w:r>
+        <w:rPr>
+          <w:lang w:val="zh_TW" w:bidi="zh_TW"/>
+        </w:rPr>
+        <w:t>）。通過這個強烈的動詞（字面意思是「內心深受感動」），表達了祂對他們的憐憫和慈悲。希伯來人認為內心深處是情感的中心，特別是最溫柔的仁愛之情。描述耶穌深受感動並立即採取行動來減輕人們的痛苦——醫治（</w:t>
+      </w:r>
+      <w:hyperlink r:id="rId55">
+        <w:r>
+          <w:rPr>
+            <w:lang w:val="zh_TW" w:bidi="zh_TW"/>
+          </w:rPr>
+          <w:rPr>
+            <w:color w:val="0000EE"/>
+            <w:u w:val="single"/>
+          </w:rPr>
+          <w:t>太20:34</w:t>
         </w:r>
       </w:hyperlink>
       <w:r>
@@ -522,16 +1092,52 @@
         </w:rPr>
         <w:t>；</w:t>
       </w:r>
-      <w:hyperlink r:id="rId24">
-        <w:r>
-          <w:rPr>
-            <w:lang w:val="zh_TW" w:bidi="zh_TW"/>
-          </w:rPr>
-          <w:rPr>
-            <w:color w:val="0000EE"/>
-            <w:u w:val="single"/>
-          </w:rPr>
-          <w:t>民20:21</w:t>
+      <w:hyperlink r:id="rId56">
+        <w:r>
+          <w:rPr>
+            <w:lang w:val="zh_TW" w:bidi="zh_TW"/>
+          </w:rPr>
+          <w:rPr>
+            <w:color w:val="0000EE"/>
+            <w:u w:val="single"/>
+          </w:rPr>
+          <w:t>可1:41</w:t>
+        </w:r>
+      </w:hyperlink>
+      <w:r>
+        <w:rPr>
+          <w:lang w:val="zh_TW" w:bidi="zh_TW"/>
+        </w:rPr>
+        <w:t>）、使死人復活（</w:t>
+      </w:r>
+      <w:hyperlink r:id="rId57">
+        <w:r>
+          <w:rPr>
+            <w:lang w:val="zh_TW" w:bidi="zh_TW"/>
+          </w:rPr>
+          <w:rPr>
+            <w:color w:val="0000EE"/>
+            <w:u w:val="single"/>
+          </w:rPr>
+          <w:t>路7:13</w:t>
+        </w:r>
+      </w:hyperlink>
+      <w:r>
+        <w:rPr>
+          <w:lang w:val="zh_TW" w:bidi="zh_TW"/>
+        </w:rPr>
+        <w:t>）、並餵飽飢餓的人（</w:t>
+      </w:r>
+      <w:hyperlink r:id="rId58">
+        <w:r>
+          <w:rPr>
+            <w:lang w:val="zh_TW" w:bidi="zh_TW"/>
+          </w:rPr>
+          <w:rPr>
+            <w:color w:val="0000EE"/>
+            <w:u w:val="single"/>
+          </w:rPr>
+          <w:t>太15:32</w:t>
         </w:r>
       </w:hyperlink>
       <w:r>
@@ -539,17 +1145,6 @@
           <w:lang w:val="zh_TW" w:bidi="zh_TW"/>
         </w:rPr>
         <w:t>）。</w:t>
-      </w:r>
-    </w:p>
-    <w:p>
-      <w:pPr>
-        <w:pStyle w:val="Heading3"/>
-      </w:pPr>
-      <w:r>
-        <w:rPr>
-          <w:lang w:val="zh_TW" w:bidi="zh_TW"/>
-        </w:rPr>
-        <w:t>神與列國</w:t>
       </w:r>
     </w:p>
     <w:p>
@@ -563,84 +1158,18 @@
         <w:rPr>
           <w:lang w:val="zh_TW" w:bidi="zh_TW"/>
         </w:rPr>
-        <w:t>聖經對列國的態度有正面和負面的兩面。居於底格里斯—幼發拉底河谷和尼羅河之間的列國被認為是邪惡的，因此神奪取了他們的土地，將之賜給亞伯拉罕的後裔（</w:t>
-      </w:r>
-      <w:hyperlink r:id="rId25">
-        <w:r>
-          <w:rPr>
-            <w:lang w:val="zh_TW" w:bidi="zh_TW"/>
-          </w:rPr>
-          <w:rPr>
-            <w:color w:val="0000EE"/>
-            <w:u w:val="single"/>
-          </w:rPr>
-          <w:t>創15:16–20</w:t>
-        </w:r>
-      </w:hyperlink>
-      <w:r>
-        <w:rPr>
-          <w:lang w:val="zh_TW" w:bidi="zh_TW"/>
-        </w:rPr>
-        <w:t>）。列國中充斥著亂倫、姦淫、同性戀和人獸間的不潔行為，激怒了神（</w:t>
-      </w:r>
-      <w:hyperlink r:id="rId26">
-        <w:r>
-          <w:rPr>
-            <w:lang w:val="zh_TW" w:bidi="zh_TW"/>
-          </w:rPr>
-          <w:rPr>
-            <w:color w:val="0000EE"/>
-            <w:u w:val="single"/>
-          </w:rPr>
-          <w:t>利18</w:t>
-        </w:r>
-      </w:hyperlink>
-      <w:r>
-        <w:rPr>
-          <w:lang w:val="zh_TW" w:bidi="zh_TW"/>
-        </w:rPr>
-        <w:t>）。他們沉迷於巫術、占卜、招魂等靈異活動，因此希伯來人被告誡避免這些行為（</w:t>
-      </w:r>
-      <w:hyperlink r:id="rId27">
-        <w:r>
-          <w:rPr>
-            <w:lang w:val="zh_TW" w:bidi="zh_TW"/>
-          </w:rPr>
-          <w:rPr>
-            <w:color w:val="0000EE"/>
-            <w:u w:val="single"/>
-          </w:rPr>
-          <w:t>19:26，</w:t>
-        </w:r>
-      </w:hyperlink>
-      <w:hyperlink r:id="rId28">
-        <w:r>
-          <w:rPr>
-            <w:lang w:val="zh_TW" w:bidi="zh_TW"/>
-          </w:rPr>
-          <w:rPr>
-            <w:color w:val="0000EE"/>
-            <w:u w:val="single"/>
-          </w:rPr>
-          <w:t>20:6</w:t>
-        </w:r>
-      </w:hyperlink>
-      <w:r>
-        <w:rPr>
-          <w:lang w:val="zh_TW" w:bidi="zh_TW"/>
-        </w:rPr>
-        <w:t>）。列國敬拜多神，並進行人祭，尤其是兒童的獻祭——這是神所厭惡的（</w:t>
-      </w:r>
-      <w:hyperlink r:id="rId29">
-        <w:r>
-          <w:rPr>
-            <w:lang w:val="zh_TW" w:bidi="zh_TW"/>
-          </w:rPr>
-          <w:rPr>
-            <w:color w:val="0000EE"/>
-            <w:u w:val="single"/>
-          </w:rPr>
-          <w:t>利20:1–5</w:t>
+        <w:t>舊約中神對聖約子民憐憫的概念，在新約中也出現（</w:t>
+      </w:r>
+      <w:hyperlink r:id="rId59">
+        <w:r>
+          <w:rPr>
+            <w:lang w:val="zh_TW" w:bidi="zh_TW"/>
+          </w:rPr>
+          <w:rPr>
+            <w:color w:val="0000EE"/>
+            <w:u w:val="single"/>
+          </w:rPr>
+          <w:t>路1:50、54、72、78</w:t>
         </w:r>
       </w:hyperlink>
       <w:r>
@@ -649,52 +1178,16 @@
         </w:rPr>
         <w:t>；</w:t>
       </w:r>
-      <w:hyperlink r:id="rId30">
-        <w:r>
-          <w:rPr>
-            <w:lang w:val="zh_TW" w:bidi="zh_TW"/>
-          </w:rPr>
-          <w:rPr>
-            <w:color w:val="0000EE"/>
-            <w:u w:val="single"/>
-          </w:rPr>
-          <w:t>王下17:29–34</w:t>
-        </w:r>
-      </w:hyperlink>
-      <w:r>
-        <w:rPr>
-          <w:lang w:val="zh_TW" w:bidi="zh_TW"/>
-        </w:rPr>
-        <w:t>）。先知以賽亞對工匠的行為予以嚴厲譴責，這些工匠取一段樹枝，一部分用來生火，另一部分則雕刻成雕像並敬拜它（</w:t>
-      </w:r>
-      <w:hyperlink r:id="rId31">
-        <w:r>
-          <w:rPr>
-            <w:lang w:val="zh_TW" w:bidi="zh_TW"/>
-          </w:rPr>
-          <w:rPr>
-            <w:color w:val="0000EE"/>
-            <w:u w:val="single"/>
-          </w:rPr>
-          <w:t>賽44:12–20</w:t>
-        </w:r>
-      </w:hyperlink>
-      <w:r>
-        <w:rPr>
-          <w:lang w:val="zh_TW" w:bidi="zh_TW"/>
-        </w:rPr>
-        <w:t>）。巴力和亞斯她錄是迦南人的生育之神，成為以色列人常見的試探源。聖經中不斷重複的信息是，因為這些原因，神會驅逐列國，將其土地賜給以色列（</w:t>
-      </w:r>
-      <w:hyperlink r:id="rId32">
-        <w:r>
-          <w:rPr>
-            <w:lang w:val="zh_TW" w:bidi="zh_TW"/>
-          </w:rPr>
-          <w:rPr>
-            <w:color w:val="0000EE"/>
-            <w:u w:val="single"/>
-          </w:rPr>
-          <w:t>出34:24</w:t>
+      <w:hyperlink r:id="rId18">
+        <w:r>
+          <w:rPr>
+            <w:lang w:val="zh_TW" w:bidi="zh_TW"/>
+          </w:rPr>
+          <w:rPr>
+            <w:color w:val="0000EE"/>
+            <w:u w:val="single"/>
+          </w:rPr>
+          <w:t>弗2:4</w:t>
         </w:r>
       </w:hyperlink>
       <w:r>
@@ -703,34 +1196,16 @@
         </w:rPr>
         <w:t>；</w:t>
       </w:r>
-      <w:hyperlink r:id="rId33">
-        <w:r>
-          <w:rPr>
-            <w:lang w:val="zh_TW" w:bidi="zh_TW"/>
-          </w:rPr>
-          <w:rPr>
-            <w:color w:val="0000EE"/>
-            <w:u w:val="single"/>
-          </w:rPr>
-          <w:t>申12:29–31</w:t>
-        </w:r>
-      </w:hyperlink>
-      <w:r>
-        <w:rPr>
-          <w:lang w:val="zh_TW" w:bidi="zh_TW"/>
-        </w:rPr>
-        <w:t>）。先知書中對列國的預言鞏固了這一負面態度（</w:t>
-      </w:r>
-      <w:hyperlink r:id="rId34">
-        <w:r>
-          <w:rPr>
-            <w:lang w:val="zh_TW" w:bidi="zh_TW"/>
-          </w:rPr>
-          <w:rPr>
-            <w:color w:val="0000EE"/>
-            <w:u w:val="single"/>
-          </w:rPr>
-          <w:t>耶46–51</w:t>
+      <w:hyperlink r:id="rId60">
+        <w:r>
+          <w:rPr>
+            <w:lang w:val="zh_TW" w:bidi="zh_TW"/>
+          </w:rPr>
+          <w:rPr>
+            <w:color w:val="0000EE"/>
+            <w:u w:val="single"/>
+          </w:rPr>
+          <w:t>提前1:2</w:t>
         </w:r>
       </w:hyperlink>
       <w:r>
@@ -739,16 +1214,124 @@
         </w:rPr>
         <w:t>；</w:t>
       </w:r>
-      <w:hyperlink r:id="rId35">
-        <w:r>
-          <w:rPr>
-            <w:lang w:val="zh_TW" w:bidi="zh_TW"/>
-          </w:rPr>
-          <w:rPr>
-            <w:color w:val="0000EE"/>
-            <w:u w:val="single"/>
-          </w:rPr>
-          <w:t>摩1:3–2:3</w:t>
+      <w:hyperlink r:id="rId61">
+        <w:r>
+          <w:rPr>
+            <w:lang w:val="zh_TW" w:bidi="zh_TW"/>
+          </w:rPr>
+          <w:rPr>
+            <w:color w:val="0000EE"/>
+            <w:u w:val="single"/>
+          </w:rPr>
+          <w:t>彼前1:3</w:t>
+        </w:r>
+      </w:hyperlink>
+      <w:r>
+        <w:rPr>
+          <w:lang w:val="zh_TW" w:bidi="zh_TW"/>
+        </w:rPr>
+        <w:t>，</w:t>
+      </w:r>
+      <w:hyperlink r:id="rId62">
+        <w:r>
+          <w:rPr>
+            <w:lang w:val="zh_TW" w:bidi="zh_TW"/>
+          </w:rPr>
+          <w:rPr>
+            <w:color w:val="0000EE"/>
+            <w:u w:val="single"/>
+          </w:rPr>
+          <w:t>2:10</w:t>
+        </w:r>
+      </w:hyperlink>
+      <w:r>
+        <w:rPr>
+          <w:lang w:val="zh_TW" w:bidi="zh_TW"/>
+        </w:rPr>
+        <w:t>）。新約中「憐憫」最典型的用法是指神藉著耶穌基督為人提供的救恩（</w:t>
+      </w:r>
+      <w:hyperlink r:id="rId63">
+        <w:r>
+          <w:rPr>
+            <w:lang w:val="zh_TW" w:bidi="zh_TW"/>
+          </w:rPr>
+          <w:rPr>
+            <w:color w:val="0000EE"/>
+            <w:u w:val="single"/>
+          </w:rPr>
+          <w:t>羅11:30–32</w:t>
+        </w:r>
+      </w:hyperlink>
+      <w:r>
+        <w:rPr>
+          <w:lang w:val="zh_TW" w:bidi="zh_TW"/>
+        </w:rPr>
+        <w:t>；</w:t>
+      </w:r>
+      <w:hyperlink r:id="rId18">
+        <w:r>
+          <w:rPr>
+            <w:lang w:val="zh_TW" w:bidi="zh_TW"/>
+          </w:rPr>
+          <w:rPr>
+            <w:color w:val="0000EE"/>
+            <w:u w:val="single"/>
+          </w:rPr>
+          <w:t>弗2:4</w:t>
+        </w:r>
+      </w:hyperlink>
+      <w:r>
+        <w:rPr>
+          <w:lang w:val="zh_TW" w:bidi="zh_TW"/>
+        </w:rPr>
+        <w:t>）。神是「發慈悲的父」（</w:t>
+      </w:r>
+      <w:hyperlink r:id="rId64">
+        <w:r>
+          <w:rPr>
+            <w:lang w:val="zh_TW" w:bidi="zh_TW"/>
+          </w:rPr>
+          <w:rPr>
+            <w:color w:val="0000EE"/>
+            <w:u w:val="single"/>
+          </w:rPr>
+          <w:t>林後1:3</w:t>
+        </w:r>
+      </w:hyperlink>
+      <w:r>
+        <w:rPr>
+          <w:lang w:val="zh_TW" w:bidi="zh_TW"/>
+        </w:rPr>
+        <w:t>），祂將這恩惠賜給那些相信祂兒子的人。正因為祂「有豐富的憐憫」，祂拯救那些因罪而靈性死亡、注定滅亡的人（</w:t>
+      </w:r>
+      <w:hyperlink r:id="rId65">
+        <w:r>
+          <w:rPr>
+            <w:lang w:val="zh_TW" w:bidi="zh_TW"/>
+          </w:rPr>
+          <w:rPr>
+            <w:color w:val="0000EE"/>
+            <w:u w:val="single"/>
+          </w:rPr>
+          <w:t>弗2:4–6</w:t>
+        </w:r>
+      </w:hyperlink>
+      <w:r>
+        <w:rPr>
+          <w:lang w:val="zh_TW" w:bidi="zh_TW"/>
+        </w:rPr>
+        <w:t>）。人因神的憐憫而得赦免並被賜予永生（</w:t>
+      </w:r>
+      <w:hyperlink r:id="rId66">
+        <w:r>
+          <w:rPr>
+            <w:lang w:val="zh_TW" w:bidi="zh_TW"/>
+          </w:rPr>
+          <w:rPr>
+            <w:color w:val="0000EE"/>
+            <w:u w:val="single"/>
+          </w:rPr>
+          <w:t>提前1:13–16</w:t>
         </w:r>
       </w:hyperlink>
       <w:r>
@@ -756,6 +1339,17 @@
           <w:lang w:val="zh_TW" w:bidi="zh_TW"/>
         </w:rPr>
         <w:t>）。</w:t>
+      </w:r>
+    </w:p>
+    <w:p>
+      <w:pPr>
+        <w:pStyle w:val="Heading3"/>
+      </w:pPr>
+      <w:r>
+        <w:rPr>
+          <w:lang w:val="zh_TW" w:bidi="zh_TW"/>
+        </w:rPr>
+        <w:t>人們有責任對他人施予憐憫</w:t>
       </w:r>
     </w:p>
     <w:p>
@@ -769,72 +1363,246 @@
         <w:rPr>
           <w:lang w:val="zh_TW" w:bidi="zh_TW"/>
         </w:rPr>
-        <w:t>然而，聖經也有對列國正面的觀點。詩篇揭示，神不僅關心以色列，祂的眼目也關注列國，全地都應當讚美和敬拜祂（</w:t>
-      </w:r>
-      <w:hyperlink r:id="rId36">
-        <w:r>
-          <w:rPr>
-            <w:lang w:val="zh_TW" w:bidi="zh_TW"/>
-          </w:rPr>
-          <w:rPr>
-            <w:color w:val="0000EE"/>
-            <w:u w:val="single"/>
-          </w:rPr>
-          <w:t>詩66:1–8</w:t>
-        </w:r>
-      </w:hyperlink>
-      <w:r>
-        <w:rPr>
-          <w:lang w:val="zh_TW" w:bidi="zh_TW"/>
-        </w:rPr>
-        <w:t>）。詩人禱告神的救恩能在列國中得知。他肯定神以公義審判萬民，引導列國，地極都應敬畏祂（</w:t>
-      </w:r>
-      <w:hyperlink r:id="rId37">
-        <w:r>
-          <w:rPr>
-            <w:lang w:val="zh_TW" w:bidi="zh_TW"/>
-          </w:rPr>
-          <w:rPr>
-            <w:color w:val="0000EE"/>
-            <w:u w:val="single"/>
-          </w:rPr>
-          <w:t>67:7</w:t>
-        </w:r>
-      </w:hyperlink>
-      <w:r>
-        <w:rPr>
-          <w:lang w:val="zh_TW" w:bidi="zh_TW"/>
-        </w:rPr>
-        <w:t>）。先知以賽亞宣告耶路撒冷的聖殿將成為萬民禱告的殿，神歡迎來獻祭並敬拜的外邦人（</w:t>
-      </w:r>
-      <w:hyperlink r:id="rId38">
-        <w:r>
-          <w:rPr>
-            <w:lang w:val="zh_TW" w:bidi="zh_TW"/>
-          </w:rPr>
-          <w:rPr>
-            <w:color w:val="0000EE"/>
-            <w:u w:val="single"/>
-          </w:rPr>
-          <w:t>賽56:6–8</w:t>
-        </w:r>
-      </w:hyperlink>
-      <w:r>
-        <w:rPr>
-          <w:lang w:val="zh_TW" w:bidi="zh_TW"/>
-        </w:rPr>
-        <w:t>）。以賽亞的末世異象描繪萬民湧入耶路撒冷敬拜神，並學習祂的道。在神的統治下，國與國不再相爭，而是和平相處（</w:t>
-      </w:r>
-      <w:hyperlink r:id="rId39">
-        <w:r>
-          <w:rPr>
-            <w:lang w:val="zh_TW" w:bidi="zh_TW"/>
-          </w:rPr>
-          <w:rPr>
-            <w:color w:val="0000EE"/>
-            <w:u w:val="single"/>
-          </w:rPr>
-          <w:t>2:2–4</w:t>
+        <w:t>無論人是否配得或忠誠，神也白白地施恩憐憫，因此人也應當對他人施憐憫，即使他們不配或不尋求。實際上，人被命令要憐憫他人，尤其是窮人、困苦者、寡婦和孤兒（</w:t>
+      </w:r>
+      <w:hyperlink r:id="rId67">
+        <w:r>
+          <w:rPr>
+            <w:lang w:val="zh_TW" w:bidi="zh_TW"/>
+          </w:rPr>
+          <w:rPr>
+            <w:color w:val="0000EE"/>
+            <w:u w:val="single"/>
+          </w:rPr>
+          <w:t>箴14:31，</w:t>
+        </w:r>
+      </w:hyperlink>
+      <w:hyperlink r:id="rId68">
+        <w:r>
+          <w:rPr>
+            <w:lang w:val="zh_TW" w:bidi="zh_TW"/>
+          </w:rPr>
+          <w:rPr>
+            <w:color w:val="0000EE"/>
+            <w:u w:val="single"/>
+          </w:rPr>
+          <w:t>19:17</w:t>
+        </w:r>
+      </w:hyperlink>
+      <w:r>
+        <w:rPr>
+          <w:lang w:val="zh_TW" w:bidi="zh_TW"/>
+        </w:rPr>
+        <w:t>；</w:t>
+      </w:r>
+      <w:hyperlink r:id="rId69">
+        <w:r>
+          <w:rPr>
+            <w:lang w:val="zh_TW" w:bidi="zh_TW"/>
+          </w:rPr>
+          <w:rPr>
+            <w:color w:val="0000EE"/>
+            <w:u w:val="single"/>
+          </w:rPr>
+          <w:t>彌6:8</w:t>
+        </w:r>
+      </w:hyperlink>
+      <w:r>
+        <w:rPr>
+          <w:lang w:val="zh_TW" w:bidi="zh_TW"/>
+        </w:rPr>
+        <w:t>；</w:t>
+      </w:r>
+      <w:hyperlink r:id="rId70">
+        <w:r>
+          <w:rPr>
+            <w:lang w:val="zh_TW" w:bidi="zh_TW"/>
+          </w:rPr>
+          <w:rPr>
+            <w:color w:val="0000EE"/>
+            <w:u w:val="single"/>
+          </w:rPr>
+          <w:t>亞7:9–10</w:t>
+        </w:r>
+      </w:hyperlink>
+      <w:r>
+        <w:rPr>
+          <w:lang w:val="zh_TW" w:bidi="zh_TW"/>
+        </w:rPr>
+        <w:t>；</w:t>
+      </w:r>
+      <w:hyperlink r:id="rId71">
+        <w:r>
+          <w:rPr>
+            <w:lang w:val="zh_TW" w:bidi="zh_TW"/>
+          </w:rPr>
+          <w:rPr>
+            <w:color w:val="0000EE"/>
+            <w:u w:val="single"/>
+          </w:rPr>
+          <w:t>西3:12</w:t>
+        </w:r>
+      </w:hyperlink>
+      <w:r>
+        <w:rPr>
+          <w:lang w:val="zh_TW" w:bidi="zh_TW"/>
+        </w:rPr>
+        <w:t>）。神看重憐憫勝過儀式上的獻祭（</w:t>
+      </w:r>
+      <w:hyperlink r:id="rId72">
+        <w:r>
+          <w:rPr>
+            <w:lang w:val="zh_TW" w:bidi="zh_TW"/>
+          </w:rPr>
+          <w:rPr>
+            <w:color w:val="0000EE"/>
+            <w:u w:val="single"/>
+          </w:rPr>
+          <w:t>太9:13</w:t>
+        </w:r>
+      </w:hyperlink>
+      <w:r>
+        <w:rPr>
+          <w:lang w:val="zh_TW" w:bidi="zh_TW"/>
+        </w:rPr>
+        <w:t>）。神在基督裡所顯的憐憫，實際上使人有義務像神對待他們一樣對待他人。主將憐憫作為祂教導的基礎（</w:t>
+      </w:r>
+      <w:hyperlink r:id="rId73">
+        <w:r>
+          <w:rPr>
+            <w:lang w:val="zh_TW" w:bidi="zh_TW"/>
+          </w:rPr>
+          <w:rPr>
+            <w:color w:val="0000EE"/>
+            <w:u w:val="single"/>
+          </w:rPr>
+          <w:t>太5:7</w:t>
+        </w:r>
+      </w:hyperlink>
+      <w:r>
+        <w:rPr>
+          <w:lang w:val="zh_TW" w:bidi="zh_TW"/>
+        </w:rPr>
+        <w:t>，</w:t>
+      </w:r>
+      <w:hyperlink r:id="rId72">
+        <w:r>
+          <w:rPr>
+            <w:lang w:val="zh_TW" w:bidi="zh_TW"/>
+          </w:rPr>
+          <w:rPr>
+            <w:color w:val="0000EE"/>
+            <w:u w:val="single"/>
+          </w:rPr>
+          <w:t>9:13</w:t>
+        </w:r>
+      </w:hyperlink>
+      <w:r>
+        <w:rPr>
+          <w:lang w:val="zh_TW" w:bidi="zh_TW"/>
+        </w:rPr>
+        <w:t>，</w:t>
+      </w:r>
+      <w:hyperlink r:id="rId74">
+        <w:r>
+          <w:rPr>
+            <w:lang w:val="zh_TW" w:bidi="zh_TW"/>
+          </w:rPr>
+          <w:rPr>
+            <w:color w:val="0000EE"/>
+            <w:u w:val="single"/>
+          </w:rPr>
+          <w:t>12:7</w:t>
+        </w:r>
+      </w:hyperlink>
+      <w:r>
+        <w:rPr>
+          <w:lang w:val="zh_TW" w:bidi="zh_TW"/>
+        </w:rPr>
+        <w:t>，</w:t>
+      </w:r>
+      <w:hyperlink r:id="rId75">
+        <w:r>
+          <w:rPr>
+            <w:lang w:val="zh_TW" w:bidi="zh_TW"/>
+          </w:rPr>
+          <w:rPr>
+            <w:color w:val="0000EE"/>
+            <w:u w:val="single"/>
+          </w:rPr>
+          <w:t>23:23</w:t>
+        </w:r>
+      </w:hyperlink>
+      <w:r>
+        <w:rPr>
+          <w:lang w:val="zh_TW" w:bidi="zh_TW"/>
+        </w:rPr>
+        <w:t>；</w:t>
+      </w:r>
+      <w:hyperlink r:id="rId76">
+        <w:r>
+          <w:rPr>
+            <w:lang w:val="zh_TW" w:bidi="zh_TW"/>
+          </w:rPr>
+          <w:rPr>
+            <w:color w:val="0000EE"/>
+            <w:u w:val="single"/>
+          </w:rPr>
+          <w:t>路6:36</w:t>
+        </w:r>
+      </w:hyperlink>
+      <w:r>
+        <w:rPr>
+          <w:lang w:val="zh_TW" w:bidi="zh_TW"/>
+        </w:rPr>
+        <w:t>，</w:t>
+      </w:r>
+      <w:hyperlink r:id="rId77">
+        <w:r>
+          <w:rPr>
+            <w:lang w:val="zh_TW" w:bidi="zh_TW"/>
+          </w:rPr>
+          <w:rPr>
+            <w:color w:val="0000EE"/>
+            <w:u w:val="single"/>
+          </w:rPr>
+          <w:t>10:37</w:t>
+        </w:r>
+      </w:hyperlink>
+      <w:r>
+        <w:rPr>
+          <w:lang w:val="zh_TW" w:bidi="zh_TW"/>
+        </w:rPr>
+        <w:t>；</w:t>
+      </w:r>
+      <w:hyperlink r:id="rId78">
+        <w:r>
+          <w:rPr>
+            <w:lang w:val="zh_TW" w:bidi="zh_TW"/>
+          </w:rPr>
+          <w:rPr>
+            <w:color w:val="0000EE"/>
+            <w:u w:val="single"/>
+          </w:rPr>
+          <w:t>雅3:17</w:t>
+        </w:r>
+      </w:hyperlink>
+      <w:r>
+        <w:rPr>
+          <w:lang w:val="zh_TW" w:bidi="zh_TW"/>
+        </w:rPr>
+        <w:t>）。祂的來臨是在憐憫的背景下被期待和宣告的，這憐憫將成為祂使命的標誌（</w:t>
+      </w:r>
+      <w:hyperlink r:id="rId59">
+        <w:r>
+          <w:rPr>
+            <w:lang w:val="zh_TW" w:bidi="zh_TW"/>
+          </w:rPr>
+          <w:rPr>
+            <w:color w:val="0000EE"/>
+            <w:u w:val="single"/>
+          </w:rPr>
+          <w:t>路1:50、54、72、78</w:t>
         </w:r>
       </w:hyperlink>
       <w:r>
@@ -842,17 +1610,6 @@
           <w:lang w:val="zh_TW" w:bidi="zh_TW"/>
         </w:rPr>
         <w:t>）。</w:t>
-      </w:r>
-    </w:p>
-    <w:p>
-      <w:pPr>
-        <w:pStyle w:val="Heading3"/>
-      </w:pPr>
-      <w:r>
-        <w:rPr>
-          <w:lang w:val="zh_TW" w:bidi="zh_TW"/>
-        </w:rPr>
-        <w:t>新約中的列國</w:t>
       </w:r>
     </w:p>
     <w:p>
@@ -866,126 +1623,54 @@
         <w:rPr>
           <w:lang w:val="zh_TW" w:bidi="zh_TW"/>
         </w:rPr>
-        <w:t>根據四福音書，耶穌不僅服事猶太人，也按古代的預言服事外邦列國（</w:t>
-      </w:r>
-      <w:hyperlink r:id="rId40">
-        <w:r>
-          <w:rPr>
-            <w:lang w:val="zh_TW" w:bidi="zh_TW"/>
-          </w:rPr>
-          <w:rPr>
-            <w:color w:val="0000EE"/>
-            <w:u w:val="single"/>
-          </w:rPr>
-          <w:t>太4:15–16</w:t>
-        </w:r>
-      </w:hyperlink>
-      <w:r>
-        <w:rPr>
-          <w:lang w:val="zh_TW" w:bidi="zh_TW"/>
-        </w:rPr>
-        <w:t>）。耶穌在外邦人聚居的加利利教導百姓，前往泰爾和西頓（</w:t>
-      </w:r>
-      <w:hyperlink r:id="rId41">
-        <w:r>
-          <w:rPr>
-            <w:lang w:val="zh_TW" w:bidi="zh_TW"/>
-          </w:rPr>
-          <w:rPr>
-            <w:color w:val="0000EE"/>
-            <w:u w:val="single"/>
-          </w:rPr>
-          <w:t>可7:24</w:t>
-        </w:r>
-      </w:hyperlink>
-      <w:r>
-        <w:rPr>
-          <w:lang w:val="zh_TW" w:bidi="zh_TW"/>
-        </w:rPr>
-        <w:t>），並經過低加坡里（</w:t>
-      </w:r>
-      <w:hyperlink r:id="rId42">
-        <w:r>
-          <w:rPr>
-            <w:lang w:val="zh_TW" w:bidi="zh_TW"/>
-          </w:rPr>
-          <w:rPr>
-            <w:color w:val="0000EE"/>
-            <w:u w:val="single"/>
-          </w:rPr>
-          <w:t>31</w:t>
-        </w:r>
-      </w:hyperlink>
-      <w:r>
-        <w:rPr>
-          <w:lang w:val="zh_TW" w:bidi="zh_TW"/>
-        </w:rPr>
-        <w:t>節）。祂曾醫治一位羅馬百夫長（</w:t>
-      </w:r>
-      <w:hyperlink r:id="rId43">
-        <w:r>
-          <w:rPr>
-            <w:lang w:val="zh_TW" w:bidi="zh_TW"/>
-          </w:rPr>
-          <w:rPr>
-            <w:color w:val="0000EE"/>
-            <w:u w:val="single"/>
-          </w:rPr>
-          <w:t>路7:1–10</w:t>
-        </w:r>
-      </w:hyperlink>
-      <w:r>
-        <w:rPr>
-          <w:lang w:val="zh_TW" w:bidi="zh_TW"/>
-        </w:rPr>
-        <w:t>）、拿因的寡婦（</w:t>
-      </w:r>
-      <w:hyperlink r:id="rId44">
-        <w:r>
-          <w:rPr>
-            <w:lang w:val="zh_TW" w:bidi="zh_TW"/>
-          </w:rPr>
-          <w:rPr>
-            <w:color w:val="0000EE"/>
-            <w:u w:val="single"/>
-          </w:rPr>
-          <w:t>11–17</w:t>
-        </w:r>
-      </w:hyperlink>
-      <w:r>
-        <w:rPr>
-          <w:lang w:val="zh_TW" w:bidi="zh_TW"/>
-        </w:rPr>
-        <w:t>節），以及一位敘利腓尼基婦人（</w:t>
-      </w:r>
-      <w:hyperlink r:id="rId45">
-        <w:r>
-          <w:rPr>
-            <w:lang w:val="zh_TW" w:bidi="zh_TW"/>
-          </w:rPr>
-          <w:rPr>
-            <w:color w:val="0000EE"/>
-            <w:u w:val="single"/>
-          </w:rPr>
-          <w:t>可7:26</w:t>
-        </w:r>
-      </w:hyperlink>
-      <w:r>
-        <w:rPr>
-          <w:lang w:val="zh_TW" w:bidi="zh_TW"/>
-        </w:rPr>
-        <w:t>）。以土買人也來觀看祂的神蹟（</w:t>
-      </w:r>
-      <w:hyperlink r:id="rId46">
-        <w:r>
-          <w:rPr>
-            <w:lang w:val="zh_TW" w:bidi="zh_TW"/>
-          </w:rPr>
-          <w:rPr>
-            <w:color w:val="0000EE"/>
-            <w:u w:val="single"/>
-          </w:rPr>
-          <w:t>3:8</w:t>
+        <w:t>基督徒群體的成員應當彼此憐憫，實際地關心彼此。正如基督在他們需要時，白白地給予他們一樣，他們也應該彼此幫助、救濟、愛護並安慰對方。使徒雅各教導這樣的善行是信心的本質所在（</w:t>
+      </w:r>
+      <w:hyperlink r:id="rId79">
+        <w:r>
+          <w:rPr>
+            <w:lang w:val="zh_TW" w:bidi="zh_TW"/>
+          </w:rPr>
+          <w:rPr>
+            <w:color w:val="0000EE"/>
+            <w:u w:val="single"/>
+          </w:rPr>
+          <w:t>雅2:14–26</w:t>
+        </w:r>
+      </w:hyperlink>
+      <w:r>
+        <w:rPr>
+          <w:lang w:val="zh_TW" w:bidi="zh_TW"/>
+        </w:rPr>
+        <w:t>）。好撒馬利亞人對那位被打劫且受傷之人的憐憫，正是主特別表揚的（</w:t>
+      </w:r>
+      <w:hyperlink r:id="rId80">
+        <w:r>
+          <w:rPr>
+            <w:lang w:val="zh_TW" w:bidi="zh_TW"/>
+          </w:rPr>
+          <w:rPr>
+            <w:color w:val="0000EE"/>
+            <w:u w:val="single"/>
+          </w:rPr>
+          <w:t>路10:36–37</w:t>
+        </w:r>
+      </w:hyperlink>
+      <w:r>
+        <w:rPr>
+          <w:lang w:val="zh_TW" w:bidi="zh_TW"/>
+        </w:rPr>
+        <w:t>）。充滿憐憫是天國子民的一個顯著美德（</w:t>
+      </w:r>
+      <w:hyperlink r:id="rId73">
+        <w:r>
+          <w:rPr>
+            <w:lang w:val="zh_TW" w:bidi="zh_TW"/>
+          </w:rPr>
+          <w:rPr>
+            <w:color w:val="0000EE"/>
+            <w:u w:val="single"/>
+          </w:rPr>
+          <w:t>太5:7</w:t>
         </w:r>
       </w:hyperlink>
       <w:r>
@@ -1004,45 +1689,56 @@
       </w:r>
       <w:r>
         <w:rPr>
-          <w:lang w:val="zh_TW" w:bidi="zh_TW"/>
-        </w:rPr>
-        <w:t>耶穌的教導範疇也非常廣泛。關於大審判的敘述（</w:t>
-      </w:r>
-      <w:hyperlink r:id="rId47">
-        <w:r>
-          <w:rPr>
-            <w:lang w:val="zh_TW" w:bidi="zh_TW"/>
-          </w:rPr>
-          <w:rPr>
-            <w:color w:val="0000EE"/>
-            <w:u w:val="single"/>
-          </w:rPr>
-          <w:t>太25:31–46</w:t>
-        </w:r>
-      </w:hyperlink>
-      <w:r>
-        <w:rPr>
-          <w:lang w:val="zh_TW" w:bidi="zh_TW"/>
-        </w:rPr>
-        <w:t>）顯示萬國聚集在人子面前，耶穌命令使徒「使萬民作我的門徒」（</w:t>
-      </w:r>
-      <w:hyperlink r:id="rId48">
-        <w:r>
-          <w:rPr>
-            <w:lang w:val="zh_TW" w:bidi="zh_TW"/>
-          </w:rPr>
-          <w:rPr>
-            <w:color w:val="0000EE"/>
-            <w:u w:val="single"/>
-          </w:rPr>
-          <w:t>太28:19</w:t>
-        </w:r>
-      </w:hyperlink>
-      <w:r>
-        <w:rPr>
-          <w:lang w:val="zh_TW" w:bidi="zh_TW"/>
-        </w:rPr>
-        <w:t>）。</w:t>
+          <w:i/>
+          <w:lang w:val="zh_TW" w:bidi="zh_TW"/>
+        </w:rPr>
+        <w:t>另見</w:t>
+      </w:r>
+      <w:r>
+        <w:rPr>
+          <w:lang w:val="zh_TW" w:bidi="zh_TW"/>
+        </w:rPr>
+        <w:t xml:space="preserve"> </w:t>
+      </w:r>
+      <w:r>
+        <w:rPr>
+          <w:lang w:val="zh_TW" w:bidi="zh_TW"/>
+        </w:rPr>
+        <w:t>神的存在與屬性；</w:t>
+      </w:r>
+      <w:r>
+        <w:rPr>
+          <w:lang w:val="zh_TW" w:bidi="zh_TW"/>
+        </w:rPr>
+        <w:t>恩典</w:t>
+      </w:r>
+      <w:r>
+        <w:rPr>
+          <w:lang w:val="zh_TW" w:bidi="zh_TW"/>
+        </w:rPr>
+        <w:t>；</w:t>
+      </w:r>
+      <w:r>
+        <w:rPr>
+          <w:lang w:val="zh_TW" w:bidi="zh_TW"/>
+        </w:rPr>
+        <w:t>愛</w:t>
+      </w:r>
+      <w:r>
+        <w:rPr>
+          <w:lang w:val="zh_TW" w:bidi="zh_TW"/>
+        </w:rPr>
+        <w:t>。</w:t>
+      </w:r>
+      <w:r>
+        <w:rPr>
+          <w:lang w:val="zh_TW" w:bidi="zh_TW"/>
+        </w:rPr>
+      </w:r>
+      <w:r>
+        <w:rPr>
+          <w:lang w:val="zh_TW" w:bidi="zh_TW"/>
+        </w:rPr>
       </w:r>
     </w:p>
     <w:p>
@@ -1052,95 +1748,879 @@
           <w:lang w:val="zh_TW" w:bidi="zh_TW"/>
         </w:rPr>
       </w:r>
-      <w:r>
-        <w:rPr>
-          <w:lang w:val="zh_TW" w:bidi="zh_TW"/>
-        </w:rPr>
-        <w:t>儘管使徒行傳提到列國在耶穌的死亡（</w:t>
-      </w:r>
-      <w:hyperlink r:id="rId49">
-        <w:r>
-          <w:rPr>
-            <w:lang w:val="zh_TW" w:bidi="zh_TW"/>
-          </w:rPr>
-          <w:rPr>
-            <w:color w:val="0000EE"/>
-            <w:u w:val="single"/>
-          </w:rPr>
-          <w:t>徒4:27</w:t>
-        </w:r>
-      </w:hyperlink>
-      <w:r>
-        <w:rPr>
-          <w:lang w:val="zh_TW" w:bidi="zh_TW"/>
-        </w:rPr>
-        <w:t>），以及反對保羅事工中的角色（</w:t>
-      </w:r>
-      <w:hyperlink r:id="rId50">
-        <w:r>
-          <w:rPr>
-            <w:lang w:val="zh_TW" w:bidi="zh_TW"/>
-          </w:rPr>
-          <w:rPr>
-            <w:color w:val="0000EE"/>
-            <w:u w:val="single"/>
-          </w:rPr>
-          <w:t>26:17</w:t>
-        </w:r>
-      </w:hyperlink>
-      <w:r>
-        <w:rPr>
-          <w:lang w:val="zh_TW" w:bidi="zh_TW"/>
-        </w:rPr>
-        <w:t>），但它清楚表明教會完成了向非猶太民族傳福音的使命。彼得向意大利營的一位羅馬軍官哥尼流家人宣講耶穌的信息（</w:t>
-      </w:r>
-      <w:hyperlink r:id="rId51">
-        <w:r>
-          <w:rPr>
-            <w:lang w:val="zh_TW" w:bidi="zh_TW"/>
-          </w:rPr>
-          <w:rPr>
-            <w:color w:val="0000EE"/>
-            <w:u w:val="single"/>
-          </w:rPr>
-          <w:t>10</w:t>
-        </w:r>
-      </w:hyperlink>
-      <w:r>
-        <w:rPr>
-          <w:lang w:val="zh_TW" w:bidi="zh_TW"/>
-        </w:rPr>
-        <w:t>章）。雖然早期教會曾抗拒外邦人可以自由接受聖靈的事實，但最終他們接受了這結論（</w:t>
-      </w:r>
-      <w:hyperlink r:id="rId52">
-        <w:r>
-          <w:rPr>
-            <w:lang w:val="zh_TW" w:bidi="zh_TW"/>
-          </w:rPr>
-          <w:rPr>
-            <w:color w:val="0000EE"/>
-            <w:u w:val="single"/>
-          </w:rPr>
-          <w:t>11:1–8，</w:t>
-        </w:r>
-      </w:hyperlink>
-      <w:hyperlink r:id="rId53">
-        <w:r>
-          <w:rPr>
-            <w:lang w:val="zh_TW" w:bidi="zh_TW"/>
-          </w:rPr>
-          <w:rPr>
-            <w:color w:val="0000EE"/>
-            <w:u w:val="single"/>
-          </w:rPr>
-          <w:t>15:1–29</w:t>
-        </w:r>
-      </w:hyperlink>
-      <w:r>
-        <w:rPr>
-          <w:lang w:val="zh_TW" w:bidi="zh_TW"/>
-        </w:rPr>
-        <w:t>）。保羅旅行至塞浦路斯、小亞細亞、希臘和意大利，在外邦人為主的教會中建立或探訪。使徒行傳戲劇性地結尾於保羅在羅馬城——羅馬帝國的核心地區宣講福音。</w:t>
+    </w:p>
+    <w:p>
+      <w:pPr>
+        <w:pStyle w:val="Heading2"/>
+      </w:pPr>
+      <w:r>
+        <w:rPr>
+          <w:lang w:val="zh_TW" w:bidi="zh_TW"/>
+        </w:rPr>
+        <w:t>聯盟</w:t>
+      </w:r>
+      <w:r>
+        <w:rPr>
+          <w:lang w:val="zh_TW" w:bidi="zh_TW"/>
+        </w:rPr>
+      </w:r>
+    </w:p>
+    <w:p>
+      <w:pPr/>
+      <w:r>
+        <w:rPr>
+          <w:lang w:val="zh_TW" w:bidi="zh_TW"/>
+        </w:rPr>
+      </w:r>
+      <w:r>
+        <w:rPr>
+          <w:lang w:val="zh_TW" w:bidi="zh_TW"/>
+        </w:rPr>
+        <w:t>聯盟（alliance）是指有權勢的個人或國家為了共同目標而建立的緊密結盟關係。這類聯盟可透過多種方式加以確認，例如：</w:t>
+      </w:r>
+    </w:p>
+    <w:p>
+      <w:pPr>
+        <w:pStyle w:val="ListBullet"/>
+        <w:spacing w:line="240" w:lineRule="auto"/>
+        <w:ind w:left="720"/>
+      </w:pPr>
+      <w:r>
+        <w:rPr>
+          <w:lang w:val="zh_TW" w:bidi="zh_TW"/>
+        </w:rPr>
+      </w:r>
+      <w:r>
+        <w:rPr>
+          <w:lang w:val="zh_TW" w:bidi="zh_TW"/>
+        </w:rPr>
+        <w:t>送禮</w:t>
+      </w:r>
+    </w:p>
+    <w:p>
+      <w:pPr>
+        <w:pStyle w:val="ListBullet"/>
+        <w:spacing w:line="240" w:lineRule="auto"/>
+        <w:ind w:left="720"/>
+      </w:pPr>
+      <w:r>
+        <w:rPr>
+          <w:lang w:val="zh_TW" w:bidi="zh_TW"/>
+        </w:rPr>
+      </w:r>
+      <w:r>
+        <w:rPr>
+          <w:lang w:val="zh_TW" w:bidi="zh_TW"/>
+        </w:rPr>
+        <w:t>發誓</w:t>
+      </w:r>
+    </w:p>
+    <w:p>
+      <w:pPr>
+        <w:pStyle w:val="ListBullet"/>
+        <w:spacing w:line="240" w:lineRule="auto"/>
+        <w:ind w:left="720"/>
+      </w:pPr>
+      <w:r>
+        <w:rPr>
+          <w:lang w:val="zh_TW" w:bidi="zh_TW"/>
+        </w:rPr>
+      </w:r>
+      <w:r>
+        <w:rPr>
+          <w:lang w:val="zh_TW" w:bidi="zh_TW"/>
+        </w:rPr>
+        <w:t>婚姻所付的聘財（聘金）</w:t>
+      </w:r>
+    </w:p>
+    <w:p>
+      <w:pPr>
+        <w:pStyle w:val="ListBullet"/>
+        <w:spacing w:line="240" w:lineRule="auto"/>
+        <w:ind w:left="720"/>
+      </w:pPr>
+      <w:r>
+        <w:rPr>
+          <w:lang w:val="zh_TW" w:bidi="zh_TW"/>
+        </w:rPr>
+      </w:r>
+      <w:r>
+        <w:rPr>
+          <w:lang w:val="zh_TW" w:bidi="zh_TW"/>
+        </w:rPr>
+        <w:t>安排重要家族之間的通婚</w:t>
+      </w:r>
+    </w:p>
+    <w:p>
+      <w:pPr>
+        <w:pStyle w:val="ListBullet"/>
+        <w:spacing w:line="240" w:lineRule="auto"/>
+        <w:ind w:left="720"/>
+      </w:pPr>
+      <w:r>
+        <w:rPr>
+          <w:lang w:val="zh_TW" w:bidi="zh_TW"/>
+        </w:rPr>
+      </w:r>
+      <w:r>
+        <w:rPr>
+          <w:lang w:val="zh_TW" w:bidi="zh_TW"/>
+        </w:rPr>
+        <w:t>訂立特殊協議（盟約）</w:t>
+      </w:r>
+    </w:p>
+    <w:p>
+      <w:pPr/>
+      <w:r>
+        <w:rPr>
+          <w:lang w:val="zh_TW" w:bidi="zh_TW"/>
+        </w:rPr>
+      </w:r>
+      <w:r>
+        <w:rPr>
+          <w:lang w:val="zh_TW" w:bidi="zh_TW"/>
+        </w:rPr>
+        <w:t>在族長時期（亞伯拉罕、以撒和雅各的年代），以色列人較容易與外族建立聯盟。亞伯拉罕曾與下列對象結盟：</w:t>
+      </w:r>
+    </w:p>
+    <w:p>
+      <w:pPr>
+        <w:pStyle w:val="ListBullet"/>
+        <w:spacing w:line="240" w:lineRule="auto"/>
+        <w:ind w:left="720"/>
+      </w:pPr>
+      <w:r>
+        <w:rPr>
+          <w:lang w:val="zh_TW" w:bidi="zh_TW"/>
+        </w:rPr>
+      </w:r>
+      <w:r>
+        <w:rPr>
+          <w:lang w:val="zh_TW" w:bidi="zh_TW"/>
+        </w:rPr>
+        <w:t>三位亞摩利人：幔利、以實各和亞乃（</w:t>
+      </w:r>
+      <w:hyperlink r:id="rId81">
+        <w:r>
+          <w:rPr>
+            <w:lang w:val="zh_TW" w:bidi="zh_TW"/>
+          </w:rPr>
+          <w:rPr>
+            <w:color w:val="0000EE"/>
+            <w:u w:val="single"/>
+          </w:rPr>
+          <w:t>創14:13</w:t>
+        </w:r>
+      </w:hyperlink>
+      <w:r>
+        <w:rPr>
+          <w:lang w:val="zh_TW" w:bidi="zh_TW"/>
+        </w:rPr>
+        <w:t>、</w:t>
+      </w:r>
+      <w:hyperlink r:id="rId81">
+        <w:r>
+          <w:rPr>
+            <w:lang w:val="zh_TW" w:bidi="zh_TW"/>
+          </w:rPr>
+          <w:rPr>
+            <w:color w:val="0000EE"/>
+            <w:u w:val="single"/>
+          </w:rPr>
+          <w:t>24</w:t>
+        </w:r>
+      </w:hyperlink>
+      <w:r>
+        <w:rPr>
+          <w:lang w:val="zh_TW" w:bidi="zh_TW"/>
+        </w:rPr>
+        <w:t>）</w:t>
+      </w:r>
+    </w:p>
+    <w:p>
+      <w:pPr>
+        <w:pStyle w:val="ListBullet"/>
+        <w:spacing w:line="240" w:lineRule="auto"/>
+        <w:ind w:left="720"/>
+      </w:pPr>
+      <w:r>
+        <w:rPr>
+          <w:lang w:val="zh_TW" w:bidi="zh_TW"/>
+        </w:rPr>
+      </w:r>
+      <w:r>
+        <w:rPr>
+          <w:lang w:val="zh_TW" w:bidi="zh_TW"/>
+        </w:rPr>
+        <w:t>基拉耳的王亞比米勒（</w:t>
+      </w:r>
+      <w:hyperlink r:id="rId82">
+        <w:r>
+          <w:rPr>
+            <w:lang w:val="zh_TW" w:bidi="zh_TW"/>
+          </w:rPr>
+          <w:rPr>
+            <w:color w:val="0000EE"/>
+            <w:u w:val="single"/>
+          </w:rPr>
+          <w:t>創21:22–34</w:t>
+        </w:r>
+      </w:hyperlink>
+      <w:r>
+        <w:rPr>
+          <w:lang w:val="zh_TW" w:bidi="zh_TW"/>
+        </w:rPr>
+        <w:t>）</w:t>
+      </w:r>
+    </w:p>
+    <w:p>
+      <w:pPr/>
+      <w:r>
+        <w:rPr>
+          <w:lang w:val="zh_TW" w:bidi="zh_TW"/>
+        </w:rPr>
+      </w:r>
+      <w:r>
+        <w:rPr>
+          <w:lang w:val="zh_TW" w:bidi="zh_TW"/>
+        </w:rPr>
+        <w:t>亞伯拉罕的兒子以撒也與亞比米勒結盟（</w:t>
+      </w:r>
+      <w:hyperlink r:id="rId83">
+        <w:r>
+          <w:rPr>
+            <w:lang w:val="zh_TW" w:bidi="zh_TW"/>
+          </w:rPr>
+          <w:rPr>
+            <w:color w:val="0000EE"/>
+            <w:u w:val="single"/>
+          </w:rPr>
+          <w:t>創26:26–31</w:t>
+        </w:r>
+      </w:hyperlink>
+      <w:r>
+        <w:rPr>
+          <w:lang w:val="zh_TW" w:bidi="zh_TW"/>
+        </w:rPr>
+        <w:t>）。</w:t>
+      </w:r>
+    </w:p>
+    <w:p>
+      <w:pPr/>
+      <w:r>
+        <w:rPr>
+          <w:lang w:val="zh_TW" w:bidi="zh_TW"/>
+        </w:rPr>
+      </w:r>
+      <w:r>
+        <w:rPr>
+          <w:lang w:val="zh_TW" w:bidi="zh_TW"/>
+        </w:rPr>
+        <w:t>後來，摩西出於宗教信仰的考量，禁止以色列人與迦南人結盟（</w:t>
+      </w:r>
+      <w:hyperlink r:id="rId84">
+        <w:r>
+          <w:rPr>
+            <w:lang w:val="zh_TW" w:bidi="zh_TW"/>
+          </w:rPr>
+          <w:rPr>
+            <w:color w:val="0000EE"/>
+            <w:u w:val="single"/>
+          </w:rPr>
+          <w:t>出23:31–33</w:t>
+        </w:r>
+      </w:hyperlink>
+      <w:r>
+        <w:rPr>
+          <w:lang w:val="zh_TW" w:bidi="zh_TW"/>
+        </w:rPr>
+        <w:t>，</w:t>
+      </w:r>
+      <w:hyperlink r:id="rId85">
+        <w:r>
+          <w:rPr>
+            <w:lang w:val="zh_TW" w:bidi="zh_TW"/>
+          </w:rPr>
+          <w:rPr>
+            <w:color w:val="0000EE"/>
+            <w:u w:val="single"/>
+          </w:rPr>
+          <w:t>34:12</w:t>
+        </w:r>
+      </w:hyperlink>
+      <w:r>
+        <w:rPr>
+          <w:lang w:val="zh_TW" w:bidi="zh_TW"/>
+        </w:rPr>
+        <w:t>；</w:t>
+      </w:r>
+      <w:hyperlink r:id="rId86">
+        <w:r>
+          <w:rPr>
+            <w:lang w:val="zh_TW" w:bidi="zh_TW"/>
+          </w:rPr>
+          <w:rPr>
+            <w:color w:val="0000EE"/>
+            <w:u w:val="single"/>
+          </w:rPr>
+          <w:t>申7:1–4</w:t>
+        </w:r>
+      </w:hyperlink>
+      <w:r>
+        <w:rPr>
+          <w:lang w:val="zh_TW" w:bidi="zh_TW"/>
+        </w:rPr>
+        <w:t>）。在士師時代，以色列人再次被提醒要遵守此命令（</w:t>
+      </w:r>
+      <w:hyperlink r:id="rId87">
+        <w:r>
+          <w:rPr>
+            <w:lang w:val="zh_TW" w:bidi="zh_TW"/>
+          </w:rPr>
+          <w:rPr>
+            <w:color w:val="0000EE"/>
+            <w:u w:val="single"/>
+          </w:rPr>
+          <w:t>士2:1–3</w:t>
+        </w:r>
+      </w:hyperlink>
+      <w:r>
+        <w:rPr>
+          <w:lang w:val="zh_TW" w:bidi="zh_TW"/>
+        </w:rPr>
+        <w:t>）。但是，</w:t>
+      </w:r>
+      <w:hyperlink r:id="rId88">
+        <w:r>
+          <w:rPr>
+            <w:lang w:val="zh_TW" w:bidi="zh_TW"/>
+          </w:rPr>
+          <w:rPr>
+            <w:color w:val="0000EE"/>
+            <w:u w:val="single"/>
+          </w:rPr>
+          <w:t>約書亞記第九章</w:t>
+        </w:r>
+      </w:hyperlink>
+      <w:r>
+        <w:rPr>
+          <w:lang w:val="zh_TW" w:bidi="zh_TW"/>
+        </w:rPr>
+        <w:t>講述了以色列曾受騙而與基遍人立約結盟。</w:t>
+      </w:r>
+    </w:p>
+    <w:p>
+      <w:pPr/>
+      <w:r>
+        <w:rPr>
+          <w:lang w:val="zh_TW" w:bidi="zh_TW"/>
+        </w:rPr>
+      </w:r>
+      <w:r>
+        <w:rPr>
+          <w:lang w:val="zh_TW" w:bidi="zh_TW"/>
+        </w:rPr>
+        <w:t>在君主制時期，許多君王與外邦建立同盟，並藉通婚鞏固關係，例如：</w:t>
+      </w:r>
+    </w:p>
+    <w:p>
+      <w:pPr>
+        <w:pStyle w:val="ListBullet"/>
+        <w:spacing w:line="240" w:lineRule="auto"/>
+        <w:ind w:left="720"/>
+      </w:pPr>
+      <w:r>
+        <w:rPr>
+          <w:lang w:val="zh_TW" w:bidi="zh_TW"/>
+        </w:rPr>
+      </w:r>
+      <w:r>
+        <w:rPr>
+          <w:lang w:val="zh_TW" w:bidi="zh_TW"/>
+        </w:rPr>
+        <w:t>大衛（在他成為全以色列的王之前）同意與迦特王亞吉及非利士人一起對抗掃羅（</w:t>
+      </w:r>
+      <w:hyperlink r:id="rId89">
+        <w:r>
+          <w:rPr>
+            <w:lang w:val="zh_TW" w:bidi="zh_TW"/>
+          </w:rPr>
+          <w:rPr>
+            <w:color w:val="0000EE"/>
+            <w:u w:val="single"/>
+          </w:rPr>
+          <w:t>撒上27:1</w:t>
+        </w:r>
+      </w:hyperlink>
+      <w:r>
+        <w:rPr>
+          <w:lang w:val="zh_TW" w:bidi="zh_TW"/>
+        </w:rPr>
+        <w:t>，</w:t>
+      </w:r>
+      <w:hyperlink r:id="rId90">
+        <w:r>
+          <w:rPr>
+            <w:lang w:val="zh_TW" w:bidi="zh_TW"/>
+          </w:rPr>
+          <w:rPr>
+            <w:color w:val="0000EE"/>
+            <w:u w:val="single"/>
+          </w:rPr>
+          <w:t>28:2</w:t>
+        </w:r>
+      </w:hyperlink>
+      <w:r>
+        <w:rPr>
+          <w:lang w:val="zh_TW" w:bidi="zh_TW"/>
+        </w:rPr>
+        <w:t>）。</w:t>
+      </w:r>
+    </w:p>
+    <w:p>
+      <w:pPr>
+        <w:pStyle w:val="ListBullet"/>
+        <w:spacing w:line="240" w:lineRule="auto"/>
+        <w:ind w:left="720"/>
+      </w:pPr>
+      <w:r>
+        <w:rPr>
+          <w:lang w:val="zh_TW" w:bidi="zh_TW"/>
+        </w:rPr>
+      </w:r>
+      <w:r>
+        <w:rPr>
+          <w:lang w:val="zh_TW" w:bidi="zh_TW"/>
+        </w:rPr>
+        <w:t>所羅門與泰爾的希蘭建立貿易聯盟 （</w:t>
+      </w:r>
+      <w:hyperlink r:id="rId91">
+        <w:r>
+          <w:rPr>
+            <w:lang w:val="zh_TW" w:bidi="zh_TW"/>
+          </w:rPr>
+          <w:rPr>
+            <w:color w:val="0000EE"/>
+            <w:u w:val="single"/>
+          </w:rPr>
+          <w:t>王上5:1–18</w:t>
+        </w:r>
+      </w:hyperlink>
+      <w:r>
+        <w:rPr>
+          <w:lang w:val="zh_TW" w:bidi="zh_TW"/>
+        </w:rPr>
+        <w:t>，</w:t>
+      </w:r>
+      <w:hyperlink r:id="rId92">
+        <w:r>
+          <w:rPr>
+            <w:lang w:val="zh_TW" w:bidi="zh_TW"/>
+          </w:rPr>
+          <w:rPr>
+            <w:color w:val="0000EE"/>
+            <w:u w:val="single"/>
+          </w:rPr>
+          <w:t>9:26–28</w:t>
+        </w:r>
+      </w:hyperlink>
+      <w:r>
+        <w:rPr>
+          <w:lang w:val="zh_TW" w:bidi="zh_TW"/>
+        </w:rPr>
+        <w:t>）。</w:t>
+      </w:r>
+    </w:p>
+    <w:p>
+      <w:pPr>
+        <w:pStyle w:val="ListBullet"/>
+        <w:spacing w:line="240" w:lineRule="auto"/>
+        <w:ind w:left="720"/>
+      </w:pPr>
+      <w:r>
+        <w:rPr>
+          <w:lang w:val="zh_TW" w:bidi="zh_TW"/>
+        </w:rPr>
+      </w:r>
+      <w:r>
+        <w:rPr>
+          <w:lang w:val="zh_TW" w:bidi="zh_TW"/>
+        </w:rPr>
+        <w:t>所羅門也與埃及王建立貿易聯盟（</w:t>
+      </w:r>
+      <w:hyperlink r:id="rId93">
+        <w:r>
+          <w:rPr>
+            <w:lang w:val="zh_TW" w:bidi="zh_TW"/>
+          </w:rPr>
+          <w:rPr>
+            <w:color w:val="0000EE"/>
+            <w:u w:val="single"/>
+          </w:rPr>
+          <w:t>王上9:16</w:t>
+        </w:r>
+      </w:hyperlink>
+      <w:r>
+        <w:rPr>
+          <w:lang w:val="zh_TW" w:bidi="zh_TW"/>
+        </w:rPr>
+        <w:t>）。</w:t>
+      </w:r>
+    </w:p>
+    <w:p>
+      <w:pPr>
+        <w:pStyle w:val="ListBullet"/>
+        <w:spacing w:line="240" w:lineRule="auto"/>
+        <w:ind w:left="720"/>
+      </w:pPr>
+      <w:r>
+        <w:rPr>
+          <w:lang w:val="zh_TW" w:bidi="zh_TW"/>
+        </w:rPr>
+      </w:r>
+      <w:r>
+        <w:rPr>
+          <w:lang w:val="zh_TW" w:bidi="zh_TW"/>
+        </w:rPr>
+        <w:t>亞撒與</w:t>
+      </w:r>
+      <w:r>
+        <w:rPr>
+          <w:lang w:val="zh_TW" w:bidi="zh_TW"/>
+        </w:rPr>
+        <w:t>亞蘭</w:t>
+      </w:r>
+      <w:r>
+        <w:rPr>
+          <w:lang w:val="zh_TW" w:bidi="zh_TW"/>
+        </w:rPr>
+        <w:t>王便‧哈達結盟（</w:t>
+      </w:r>
+      <w:hyperlink r:id="rId94">
+        <w:r>
+          <w:rPr>
+            <w:lang w:val="zh_TW" w:bidi="zh_TW"/>
+          </w:rPr>
+          <w:rPr>
+            <w:color w:val="0000EE"/>
+            <w:u w:val="single"/>
+          </w:rPr>
+          <w:t>王上15:18–20</w:t>
+        </w:r>
+      </w:hyperlink>
+      <w:r>
+        <w:rPr>
+          <w:lang w:val="zh_TW" w:bidi="zh_TW"/>
+        </w:rPr>
+        <w:t>）。</w:t>
+      </w:r>
+    </w:p>
+    <w:p>
+      <w:pPr>
+        <w:pStyle w:val="ListBullet"/>
+        <w:spacing w:line="240" w:lineRule="auto"/>
+        <w:ind w:left="720"/>
+      </w:pPr>
+      <w:r>
+        <w:rPr>
+          <w:lang w:val="zh_TW" w:bidi="zh_TW"/>
+        </w:rPr>
+      </w:r>
+      <w:r>
+        <w:rPr>
+          <w:lang w:val="zh_TW" w:bidi="zh_TW"/>
+        </w:rPr>
+        <w:t>亞哈王與約沙法聯盟對抗</w:t>
+      </w:r>
+      <w:r>
+        <w:rPr>
+          <w:lang w:val="zh_TW" w:bidi="zh_TW"/>
+        </w:rPr>
+        <w:t>亞蘭</w:t>
+      </w:r>
+      <w:r>
+        <w:rPr>
+          <w:lang w:val="zh_TW" w:bidi="zh_TW"/>
+        </w:rPr>
+        <w:t>（</w:t>
+      </w:r>
+      <w:hyperlink r:id="rId95">
+        <w:r>
+          <w:rPr>
+            <w:lang w:val="zh_TW" w:bidi="zh_TW"/>
+          </w:rPr>
+          <w:rPr>
+            <w:color w:val="0000EE"/>
+            <w:u w:val="single"/>
+          </w:rPr>
+          <w:t>王上22:1–4</w:t>
+        </w:r>
+      </w:hyperlink>
+      <w:r>
+        <w:rPr>
+          <w:lang w:val="zh_TW" w:bidi="zh_TW"/>
+        </w:rPr>
+        <w:t>；</w:t>
+      </w:r>
+      <w:hyperlink r:id="rId96">
+        <w:r>
+          <w:rPr>
+            <w:lang w:val="zh_TW" w:bidi="zh_TW"/>
+          </w:rPr>
+          <w:rPr>
+            <w:color w:val="0000EE"/>
+            <w:u w:val="single"/>
+          </w:rPr>
+          <w:t>代下18:1–13</w:t>
+        </w:r>
+      </w:hyperlink>
+      <w:r>
+        <w:rPr>
+          <w:lang w:val="zh_TW" w:bidi="zh_TW"/>
+        </w:rPr>
+        <w:t>）。</w:t>
+      </w:r>
+    </w:p>
+    <w:p>
+      <w:pPr>
+        <w:pStyle w:val="ListBullet"/>
+        <w:spacing w:line="240" w:lineRule="auto"/>
+        <w:ind w:left="720"/>
+      </w:pPr>
+      <w:r>
+        <w:rPr>
+          <w:lang w:val="zh_TW" w:bidi="zh_TW"/>
+        </w:rPr>
+      </w:r>
+      <w:r>
+        <w:rPr>
+          <w:lang w:val="zh_TW" w:bidi="zh_TW"/>
+        </w:rPr>
+        <w:t>以色列王比加與</w:t>
+      </w:r>
+      <w:r>
+        <w:rPr>
+          <w:lang w:val="zh_TW" w:bidi="zh_TW"/>
+        </w:rPr>
+        <w:t>亞蘭</w:t>
+      </w:r>
+      <w:r>
+        <w:rPr>
+          <w:lang w:val="zh_TW" w:bidi="zh_TW"/>
+        </w:rPr>
+        <w:t>王利汛結盟，對抗猶大王亞哈斯（</w:t>
+      </w:r>
+      <w:hyperlink r:id="rId97">
+        <w:r>
+          <w:rPr>
+            <w:lang w:val="zh_TW" w:bidi="zh_TW"/>
+          </w:rPr>
+          <w:rPr>
+            <w:color w:val="0000EE"/>
+            <w:u w:val="single"/>
+          </w:rPr>
+          <w:t>賽7:1–9</w:t>
+        </w:r>
+      </w:hyperlink>
+      <w:r>
+        <w:rPr>
+          <w:lang w:val="zh_TW" w:bidi="zh_TW"/>
+        </w:rPr>
+        <w:t>）。</w:t>
+      </w:r>
+    </w:p>
+    <w:p>
+      <w:pPr>
+        <w:pStyle w:val="ListBullet"/>
+        <w:spacing w:line="240" w:lineRule="auto"/>
+        <w:ind w:left="720"/>
+      </w:pPr>
+      <w:r>
+        <w:rPr>
+          <w:lang w:val="zh_TW" w:bidi="zh_TW"/>
+        </w:rPr>
+      </w:r>
+      <w:r>
+        <w:rPr>
+          <w:lang w:val="zh_TW" w:bidi="zh_TW"/>
+        </w:rPr>
+        <w:t>亞哈斯與亞述王提革拉‧毗列色結盟，對抗比加和利汛（</w:t>
+      </w:r>
+      <w:hyperlink r:id="rId98">
+        <w:r>
+          <w:rPr>
+            <w:lang w:val="zh_TW" w:bidi="zh_TW"/>
+          </w:rPr>
+          <w:rPr>
+            <w:color w:val="0000EE"/>
+            <w:u w:val="single"/>
+          </w:rPr>
+          <w:t>王下16:7–9</w:t>
+        </w:r>
+      </w:hyperlink>
+      <w:r>
+        <w:rPr>
+          <w:lang w:val="zh_TW" w:bidi="zh_TW"/>
+        </w:rPr>
+        <w:t>）。</w:t>
+      </w:r>
+    </w:p>
+    <w:p>
+      <w:pPr>
+        <w:pStyle w:val="ListBullet"/>
+        <w:spacing w:line="240" w:lineRule="auto"/>
+        <w:ind w:left="720"/>
+      </w:pPr>
+      <w:r>
+        <w:rPr>
+          <w:lang w:val="zh_TW" w:bidi="zh_TW"/>
+        </w:rPr>
+      </w:r>
+      <w:r>
+        <w:rPr>
+          <w:lang w:val="zh_TW" w:bidi="zh_TW"/>
+        </w:rPr>
+        <w:t>西底家與埃及結盟對抗巴比倫人（</w:t>
+      </w:r>
+      <w:hyperlink r:id="rId99">
+        <w:r>
+          <w:rPr>
+            <w:lang w:val="zh_TW" w:bidi="zh_TW"/>
+          </w:rPr>
+          <w:rPr>
+            <w:color w:val="0000EE"/>
+            <w:u w:val="single"/>
+          </w:rPr>
+          <w:t>王下24:20</w:t>
+        </w:r>
+      </w:hyperlink>
+      <w:r>
+        <w:rPr>
+          <w:lang w:val="zh_TW" w:bidi="zh_TW"/>
+        </w:rPr>
+        <w:t>；</w:t>
+      </w:r>
+      <w:hyperlink r:id="rId100">
+        <w:r>
+          <w:rPr>
+            <w:lang w:val="zh_TW" w:bidi="zh_TW"/>
+          </w:rPr>
+          <w:rPr>
+            <w:color w:val="0000EE"/>
+            <w:u w:val="single"/>
+          </w:rPr>
+          <w:t>結17:1–21</w:t>
+        </w:r>
+      </w:hyperlink>
+      <w:r>
+        <w:rPr>
+          <w:lang w:val="zh_TW" w:bidi="zh_TW"/>
+        </w:rPr>
+        <w:t>）。</w:t>
+      </w:r>
+    </w:p>
+    <w:p>
+      <w:pPr/>
+      <w:r>
+        <w:rPr>
+          <w:lang w:val="zh_TW" w:bidi="zh_TW"/>
+        </w:rPr>
+      </w:r>
+      <w:r>
+        <w:rPr>
+          <w:lang w:val="zh_TW" w:bidi="zh_TW"/>
+        </w:rPr>
+        <w:t>這些聯盟經常會將外邦宗教帶入耶路撒冷（</w:t>
+      </w:r>
+      <w:hyperlink r:id="rId101">
+        <w:r>
+          <w:rPr>
+            <w:lang w:val="zh_TW" w:bidi="zh_TW"/>
+          </w:rPr>
+          <w:rPr>
+            <w:color w:val="0000EE"/>
+            <w:u w:val="single"/>
+          </w:rPr>
+          <w:t>王下16:10–18</w:t>
+        </w:r>
+      </w:hyperlink>
+      <w:r>
+        <w:rPr>
+          <w:lang w:val="zh_TW" w:bidi="zh_TW"/>
+        </w:rPr>
+        <w:t>），導致先知們的批評（</w:t>
+      </w:r>
+      <w:hyperlink r:id="rId102">
+        <w:r>
+          <w:rPr>
+            <w:lang w:val="zh_TW" w:bidi="zh_TW"/>
+          </w:rPr>
+          <w:rPr>
+            <w:color w:val="0000EE"/>
+            <w:u w:val="single"/>
+          </w:rPr>
+          <w:t>何8:8–10</w:t>
+        </w:r>
+      </w:hyperlink>
+      <w:r>
+        <w:rPr>
+          <w:lang w:val="zh_TW" w:bidi="zh_TW"/>
+        </w:rPr>
+        <w:t>；</w:t>
+      </w:r>
+      <w:hyperlink r:id="rId103">
+        <w:r>
+          <w:rPr>
+            <w:lang w:val="zh_TW" w:bidi="zh_TW"/>
+          </w:rPr>
+          <w:rPr>
+            <w:color w:val="0000EE"/>
+            <w:u w:val="single"/>
+          </w:rPr>
+          <w:t>賽30:1–3</w:t>
+        </w:r>
+      </w:hyperlink>
+      <w:r>
+        <w:rPr>
+          <w:lang w:val="zh_TW" w:bidi="zh_TW"/>
+        </w:rPr>
+        <w:t>、</w:t>
+      </w:r>
+      <w:hyperlink r:id="rId103">
+        <w:r>
+          <w:rPr>
+            <w:lang w:val="zh_TW" w:bidi="zh_TW"/>
+          </w:rPr>
+          <w:rPr>
+            <w:color w:val="0000EE"/>
+            <w:u w:val="single"/>
+          </w:rPr>
+          <w:t>15–16</w:t>
+        </w:r>
+      </w:hyperlink>
+      <w:r>
+        <w:rPr>
+          <w:lang w:val="zh_TW" w:bidi="zh_TW"/>
+        </w:rPr>
+        <w:t>；</w:t>
+      </w:r>
+      <w:hyperlink r:id="rId104">
+        <w:r>
+          <w:rPr>
+            <w:lang w:val="zh_TW" w:bidi="zh_TW"/>
+          </w:rPr>
+          <w:rPr>
+            <w:color w:val="0000EE"/>
+            <w:u w:val="single"/>
+          </w:rPr>
+          <w:t>耶2:18</w:t>
+        </w:r>
+      </w:hyperlink>
+      <w:r>
+        <w:rPr>
+          <w:lang w:val="zh_TW" w:bidi="zh_TW"/>
+        </w:rPr>
+        <w:t>）。</w:t>
       </w:r>
       <w:r>
         <w:rPr>

--- a/zht/docx/088.content.docx
+++ b/zht/docx/088.content.docx
@@ -149,7 +149,7 @@
         <w:rPr>
           <w:lang w:val="zh_TW" w:bidi="zh_TW"/>
         </w:rPr>
-        <w:t>lian</w:t>
+        <w:t>lei</w:t>
       </w:r>
       <w:r>
         <w:rPr>
@@ -212,7 +212,7 @@
         <w:rPr>
           <w:lang w:val="zh_TW" w:bidi="zh_TW"/>
         </w:rPr>
-        <w:t>憐憫</w:t>
+        <w:t>雷子</w:t>
       </w:r>
       <w:r>
         <w:rPr>
@@ -231,7 +231,7 @@
         <w:rPr>
           <w:lang w:val="zh_TW" w:bidi="zh_TW"/>
         </w:rPr>
-        <w:t>一種神的屬性，神信實地履行祂的應許，並在祂的選民不配和不忠的情況下，仍維持與他們的立約關係（</w:t>
+        <w:t>「半尼其」翻譯出來的意思，即耶穌給雅各和約翰的稱號（</w:t>
       </w:r>
       <w:hyperlink r:id="rId13">
         <w:r>
@@ -242,97 +242,7 @@
             <w:color w:val="0000EE"/>
             <w:u w:val="single"/>
           </w:rPr>
-          <w:t>申30:1–6</w:t>
-        </w:r>
-      </w:hyperlink>
-      <w:r>
-        <w:rPr>
-          <w:lang w:val="zh_TW" w:bidi="zh_TW"/>
-        </w:rPr>
-        <w:t>；</w:t>
-      </w:r>
-      <w:hyperlink r:id="rId14">
-        <w:r>
-          <w:rPr>
-            <w:lang w:val="zh_TW" w:bidi="zh_TW"/>
-          </w:rPr>
-          <w:rPr>
-            <w:color w:val="0000EE"/>
-            <w:u w:val="single"/>
-          </w:rPr>
-          <w:t>賽14:1</w:t>
-        </w:r>
-      </w:hyperlink>
-      <w:r>
-        <w:rPr>
-          <w:lang w:val="zh_TW" w:bidi="zh_TW"/>
-        </w:rPr>
-        <w:t>；</w:t>
-      </w:r>
-      <w:hyperlink r:id="rId15">
-        <w:r>
-          <w:rPr>
-            <w:lang w:val="zh_TW" w:bidi="zh_TW"/>
-          </w:rPr>
-          <w:rPr>
-            <w:color w:val="0000EE"/>
-            <w:u w:val="single"/>
-          </w:rPr>
-          <w:t>結39:25–29</w:t>
-        </w:r>
-      </w:hyperlink>
-      <w:r>
-        <w:rPr>
-          <w:lang w:val="zh_TW" w:bidi="zh_TW"/>
-        </w:rPr>
-        <w:t>；</w:t>
-      </w:r>
-      <w:hyperlink r:id="rId16">
-        <w:r>
-          <w:rPr>
-            <w:lang w:val="zh_TW" w:bidi="zh_TW"/>
-          </w:rPr>
-          <w:rPr>
-            <w:color w:val="0000EE"/>
-            <w:u w:val="single"/>
-          </w:rPr>
-          <w:t>羅9:15–16、23</w:t>
-        </w:r>
-      </w:hyperlink>
-      <w:r>
-        <w:rPr>
-          <w:lang w:val="zh_TW" w:bidi="zh_TW"/>
-        </w:rPr>
-        <w:t>，</w:t>
-      </w:r>
-      <w:hyperlink r:id="rId17">
-        <w:r>
-          <w:rPr>
-            <w:lang w:val="zh_TW" w:bidi="zh_TW"/>
-          </w:rPr>
-          <w:rPr>
-            <w:color w:val="0000EE"/>
-            <w:u w:val="single"/>
-          </w:rPr>
-          <w:t>11:32</w:t>
-        </w:r>
-      </w:hyperlink>
-      <w:r>
-        <w:rPr>
-          <w:lang w:val="zh_TW" w:bidi="zh_TW"/>
-        </w:rPr>
-        <w:t>；</w:t>
-      </w:r>
-      <w:hyperlink r:id="rId18">
-        <w:r>
-          <w:rPr>
-            <w:lang w:val="zh_TW" w:bidi="zh_TW"/>
-          </w:rPr>
-          <w:rPr>
-            <w:color w:val="0000EE"/>
-            <w:u w:val="single"/>
-          </w:rPr>
-          <w:t>弗2:4</w:t>
+          <w:t>可3:17</w:t>
         </w:r>
       </w:hyperlink>
       <w:r>
@@ -341,1358 +251,12 @@
         </w:rPr>
         <w:t>）。</w:t>
       </w:r>
-    </w:p>
-    <w:p>
-      <w:pPr/>
-      <w:r>
-        <w:rPr>
-          <w:lang w:val="zh_TW" w:bidi="zh_TW"/>
-        </w:rPr>
-      </w:r>
-      <w:r>
-        <w:rPr>
-          <w:lang w:val="zh_TW" w:bidi="zh_TW"/>
-        </w:rPr>
-        <w:t>聖經中憐憫一詞的意義極其豐富且複雜，這一點可以從使用多個希伯來文和希臘文詞彙來表達這一概念中看出。因此，在翻譯中使用了許多同義詞來表達其含義的不同層面，如「仁慈」、「慈愛」、「良善」、「恩典」、「恩惠」、「顧惜」、「憐恤」和「慈愛」。憐憫概念中的一個重要方面是寬恕冒犯者或對手的同情態度，並在他們的困境中幫助或憐恤他們。</w:t>
-      </w:r>
-    </w:p>
-    <w:p>
-      <w:pPr>
-        <w:pStyle w:val="Heading3"/>
-      </w:pPr>
-      <w:r>
-        <w:rPr>
-          <w:lang w:val="zh_TW" w:bidi="zh_TW"/>
-        </w:rPr>
-        <w:t>神學意義</w:t>
-      </w:r>
-    </w:p>
-    <w:p>
-      <w:pPr/>
-      <w:r>
-        <w:rPr>
-          <w:lang w:val="zh_TW" w:bidi="zh_TW"/>
-        </w:rPr>
-      </w:r>
-      <w:r>
-        <w:rPr>
-          <w:lang w:val="zh_TW" w:bidi="zh_TW"/>
-        </w:rPr>
-        <w:t>憐憫概念的核心是神的愛，這愛藉著祂在立約關係中，為那些祂已應許要拯救的人施行恩慈的救贖行動而顯明。在舊約中，神選擇了以色列成為祂的子民，顯明祂對他們的憐憫（</w:t>
-      </w:r>
-      <w:hyperlink r:id="rId19">
-        <w:r>
-          <w:rPr>
-            <w:lang w:val="zh_TW" w:bidi="zh_TW"/>
-          </w:rPr>
-          <w:rPr>
-            <w:color w:val="0000EE"/>
-            <w:u w:val="single"/>
-          </w:rPr>
-          <w:t>出33:19</w:t>
-        </w:r>
-      </w:hyperlink>
-      <w:r>
-        <w:rPr>
-          <w:lang w:val="zh_TW" w:bidi="zh_TW"/>
-        </w:rPr>
-        <w:t>；</w:t>
-      </w:r>
-      <w:hyperlink r:id="rId20">
-        <w:r>
-          <w:rPr>
-            <w:lang w:val="zh_TW" w:bidi="zh_TW"/>
-          </w:rPr>
-          <w:rPr>
-            <w:color w:val="0000EE"/>
-            <w:u w:val="single"/>
-          </w:rPr>
-          <w:t>賽54:10</w:t>
-        </w:r>
-      </w:hyperlink>
-      <w:r>
-        <w:rPr>
-          <w:lang w:val="zh_TW" w:bidi="zh_TW"/>
-        </w:rPr>
-        <w:t>；</w:t>
-      </w:r>
-      <w:hyperlink r:id="rId21">
-        <w:r>
-          <w:rPr>
-            <w:lang w:val="zh_TW" w:bidi="zh_TW"/>
-          </w:rPr>
-          <w:rPr>
-            <w:color w:val="0000EE"/>
-            <w:u w:val="single"/>
-          </w:rPr>
-          <w:t>63:9</w:t>
-        </w:r>
-      </w:hyperlink>
-      <w:r>
-        <w:rPr>
-          <w:lang w:val="zh_TW" w:bidi="zh_TW"/>
-        </w:rPr>
-        <w:t>）。神不斷地容忍著祂悖逆且偏行己路的子民，不斷尋找他們，將他們重新帶回祂自己面前。詩人描述神像父親一樣，憐恤那些敬畏並信靠祂的兒女（</w:t>
-      </w:r>
-      <w:hyperlink r:id="rId22">
-        <w:r>
-          <w:rPr>
-            <w:lang w:val="zh_TW" w:bidi="zh_TW"/>
-          </w:rPr>
-          <w:rPr>
-            <w:color w:val="0000EE"/>
-            <w:u w:val="single"/>
-          </w:rPr>
-          <w:t>詩103:13</w:t>
-        </w:r>
-      </w:hyperlink>
-      <w:r>
-        <w:rPr>
-          <w:lang w:val="zh_TW" w:bidi="zh_TW"/>
-        </w:rPr>
-        <w:t>）。何西阿將神比作一位慈愛的父親，從天上以憐憫的心，看著祂那叛逆和迷途的子民（</w:t>
-      </w:r>
-      <w:hyperlink r:id="rId23">
-        <w:r>
-          <w:rPr>
-            <w:lang w:val="zh_TW" w:bidi="zh_TW"/>
-          </w:rPr>
-          <w:rPr>
-            <w:color w:val="0000EE"/>
-            <w:u w:val="single"/>
-          </w:rPr>
-          <w:t>何11</w:t>
-        </w:r>
-      </w:hyperlink>
-      <w:r>
-        <w:rPr>
-          <w:lang w:val="zh_TW" w:bidi="zh_TW"/>
-        </w:rPr>
-        <w:t>；參</w:t>
-      </w:r>
-      <w:hyperlink r:id="rId24">
-        <w:r>
-          <w:rPr>
-            <w:lang w:val="zh_TW" w:bidi="zh_TW"/>
-          </w:rPr>
-          <w:rPr>
-            <w:color w:val="0000EE"/>
-            <w:u w:val="single"/>
-          </w:rPr>
-          <w:t>耶31:20</w:t>
-        </w:r>
-      </w:hyperlink>
-      <w:r>
-        <w:rPr>
-          <w:lang w:val="zh_TW" w:bidi="zh_TW"/>
-        </w:rPr>
-        <w:t>）。他也將以色列比作一位不忠且行淫的妻子，而神卻像一位忠貞的丈夫，雖然她處於背道且罪惡的狀態，仍然愛她（</w:t>
-      </w:r>
-      <w:hyperlink r:id="rId25">
-        <w:r>
-          <w:rPr>
-            <w:lang w:val="zh_TW" w:bidi="zh_TW"/>
-          </w:rPr>
-          <w:rPr>
-            <w:color w:val="0000EE"/>
-            <w:u w:val="single"/>
-          </w:rPr>
-          <w:t>何1–3章</w:t>
-        </w:r>
-      </w:hyperlink>
-      <w:r>
-        <w:rPr>
-          <w:lang w:val="zh_TW" w:bidi="zh_TW"/>
-        </w:rPr>
-        <w:t>；參</w:t>
-      </w:r>
-      <w:hyperlink r:id="rId26">
-        <w:r>
-          <w:rPr>
-            <w:lang w:val="zh_TW" w:bidi="zh_TW"/>
-          </w:rPr>
-          <w:rPr>
-            <w:color w:val="0000EE"/>
-            <w:u w:val="single"/>
-          </w:rPr>
-          <w:t>賽54:4–8</w:t>
-        </w:r>
-      </w:hyperlink>
-      <w:r>
-        <w:rPr>
-          <w:lang w:val="zh_TW" w:bidi="zh_TW"/>
-        </w:rPr>
-        <w:t>）。以賽亞將神描繪為母親，對腹中所生的孩子充滿憐恤（</w:t>
-      </w:r>
-      <w:hyperlink r:id="rId27">
-        <w:r>
-          <w:rPr>
-            <w:lang w:val="zh_TW" w:bidi="zh_TW"/>
-          </w:rPr>
-          <w:rPr>
-            <w:color w:val="0000EE"/>
-            <w:u w:val="single"/>
-          </w:rPr>
-          <w:t>賽49:15</w:t>
-        </w:r>
-      </w:hyperlink>
-      <w:r>
-        <w:rPr>
-          <w:lang w:val="zh_TW" w:bidi="zh_TW"/>
-        </w:rPr>
-        <w:t>）。這些比喻以豐富多樣的方式顯明神的憐恤。其它層面包括饒恕和恢復恩惠（</w:t>
-      </w:r>
-      <w:hyperlink r:id="rId28">
-        <w:r>
-          <w:rPr>
-            <w:lang w:val="zh_TW" w:bidi="zh_TW"/>
-          </w:rPr>
-          <w:rPr>
-            <w:color w:val="0000EE"/>
-            <w:u w:val="single"/>
-          </w:rPr>
-          <w:t>王下13:23</w:t>
-        </w:r>
-      </w:hyperlink>
-      <w:r>
-        <w:rPr>
-          <w:lang w:val="zh_TW" w:bidi="zh_TW"/>
-        </w:rPr>
-        <w:t>；</w:t>
-      </w:r>
-      <w:hyperlink r:id="rId29">
-        <w:r>
-          <w:rPr>
-            <w:lang w:val="zh_TW" w:bidi="zh_TW"/>
-          </w:rPr>
-          <w:rPr>
-            <w:color w:val="0000EE"/>
-            <w:u w:val="single"/>
-          </w:rPr>
-          <w:t>賽54:8</w:t>
-        </w:r>
-      </w:hyperlink>
-      <w:r>
-        <w:rPr>
-          <w:lang w:val="zh_TW" w:bidi="zh_TW"/>
-        </w:rPr>
-        <w:t>；</w:t>
-      </w:r>
-      <w:hyperlink r:id="rId30">
-        <w:r>
-          <w:rPr>
-            <w:lang w:val="zh_TW" w:bidi="zh_TW"/>
-          </w:rPr>
-          <w:rPr>
-            <w:color w:val="0000EE"/>
-            <w:u w:val="single"/>
-          </w:rPr>
-          <w:t>珥2:18–32</w:t>
-        </w:r>
-      </w:hyperlink>
-      <w:r>
-        <w:rPr>
-          <w:lang w:val="zh_TW" w:bidi="zh_TW"/>
-        </w:rPr>
-        <w:t>；</w:t>
-      </w:r>
-      <w:hyperlink r:id="rId31">
-        <w:r>
-          <w:rPr>
-            <w:lang w:val="zh_TW" w:bidi="zh_TW"/>
-          </w:rPr>
-          <w:rPr>
-            <w:color w:val="0000EE"/>
-            <w:u w:val="single"/>
-          </w:rPr>
-          <w:t>彌7:18–20</w:t>
-        </w:r>
-      </w:hyperlink>
-      <w:r>
-        <w:rPr>
-          <w:lang w:val="zh_TW" w:bidi="zh_TW"/>
-        </w:rPr>
-        <w:t>），以及脫離困苦和危難（</w:t>
-      </w:r>
-      <w:hyperlink r:id="rId32">
-        <w:r>
-          <w:rPr>
-            <w:lang w:val="zh_TW" w:bidi="zh_TW"/>
-          </w:rPr>
-          <w:rPr>
-            <w:color w:val="0000EE"/>
-            <w:u w:val="single"/>
-          </w:rPr>
-          <w:t>尼9:19–21</w:t>
-        </w:r>
-      </w:hyperlink>
-      <w:r>
-        <w:rPr>
-          <w:lang w:val="zh_TW" w:bidi="zh_TW"/>
-        </w:rPr>
-        <w:t>；</w:t>
-      </w:r>
-      <w:hyperlink r:id="rId33">
-        <w:r>
-          <w:rPr>
-            <w:lang w:val="zh_TW" w:bidi="zh_TW"/>
-          </w:rPr>
-          <w:rPr>
-            <w:color w:val="0000EE"/>
-            <w:u w:val="single"/>
-          </w:rPr>
-          <w:t>詩40:11–17</w:t>
-        </w:r>
-      </w:hyperlink>
-      <w:r>
-        <w:rPr>
-          <w:lang w:val="zh_TW" w:bidi="zh_TW"/>
-        </w:rPr>
-        <w:t>，</w:t>
-      </w:r>
-      <w:hyperlink r:id="rId34">
-        <w:r>
-          <w:rPr>
-            <w:lang w:val="zh_TW" w:bidi="zh_TW"/>
-          </w:rPr>
-          <w:rPr>
-            <w:color w:val="0000EE"/>
-            <w:u w:val="single"/>
-          </w:rPr>
-          <w:t>69:16–36</w:t>
-        </w:r>
-      </w:hyperlink>
-      <w:r>
-        <w:rPr>
-          <w:lang w:val="zh_TW" w:bidi="zh_TW"/>
-        </w:rPr>
-        <w:t>，</w:t>
-      </w:r>
-      <w:hyperlink r:id="rId35">
-        <w:r>
-          <w:rPr>
-            <w:lang w:val="zh_TW" w:bidi="zh_TW"/>
-          </w:rPr>
-          <w:rPr>
-            <w:color w:val="0000EE"/>
-            <w:u w:val="single"/>
-          </w:rPr>
-          <w:t>79:8–9</w:t>
-        </w:r>
-      </w:hyperlink>
-      <w:r>
-        <w:rPr>
-          <w:lang w:val="zh_TW" w:bidi="zh_TW"/>
-        </w:rPr>
-        <w:t>；</w:t>
-      </w:r>
-      <w:hyperlink r:id="rId36">
-        <w:r>
-          <w:rPr>
-            <w:lang w:val="zh_TW" w:bidi="zh_TW"/>
-          </w:rPr>
-          <w:rPr>
-            <w:color w:val="0000EE"/>
-            <w:u w:val="single"/>
-          </w:rPr>
-          <w:t>賽49:10</w:t>
-        </w:r>
-      </w:hyperlink>
-      <w:r>
-        <w:rPr>
-          <w:lang w:val="zh_TW" w:bidi="zh_TW"/>
-        </w:rPr>
-        <w:t>）。</w:t>
-      </w:r>
-    </w:p>
-    <w:p>
-      <w:pPr/>
-      <w:r>
-        <w:rPr>
-          <w:lang w:val="zh_TW" w:bidi="zh_TW"/>
-        </w:rPr>
-      </w:r>
-      <w:r>
-        <w:rPr>
-          <w:lang w:val="zh_TW" w:bidi="zh_TW"/>
-        </w:rPr>
-        <w:t>由於以色列作為聖約子民，從神的慈愛和信實中學習到的功課，虔誠的猶太人在有需要的時候，自然會向神呼求憐憫與赦免，這在懺悔的詩篇中表達得非常動人（</w:t>
-      </w:r>
-      <w:hyperlink r:id="rId37">
-        <w:r>
-          <w:rPr>
-            <w:lang w:val="zh_TW" w:bidi="zh_TW"/>
-          </w:rPr>
-          <w:rPr>
-            <w:color w:val="0000EE"/>
-            <w:u w:val="single"/>
-          </w:rPr>
-          <w:t>詩6</w:t>
-        </w:r>
-      </w:hyperlink>
-      <w:r>
-        <w:rPr>
-          <w:lang w:val="zh_TW" w:bidi="zh_TW"/>
-        </w:rPr>
-        <w:t>，</w:t>
-      </w:r>
-      <w:hyperlink r:id="rId38">
-        <w:r>
-          <w:rPr>
-            <w:lang w:val="zh_TW" w:bidi="zh_TW"/>
-          </w:rPr>
-          <w:rPr>
-            <w:color w:val="0000EE"/>
-            <w:u w:val="single"/>
-          </w:rPr>
-          <w:t>32</w:t>
-        </w:r>
-      </w:hyperlink>
-      <w:r>
-        <w:rPr>
-          <w:lang w:val="zh_TW" w:bidi="zh_TW"/>
-        </w:rPr>
-        <w:t>，</w:t>
-      </w:r>
-      <w:hyperlink r:id="rId39">
-        <w:r>
-          <w:rPr>
-            <w:lang w:val="zh_TW" w:bidi="zh_TW"/>
-          </w:rPr>
-          <w:rPr>
-            <w:color w:val="0000EE"/>
-            <w:u w:val="single"/>
-          </w:rPr>
-          <w:t>38</w:t>
-        </w:r>
-      </w:hyperlink>
-      <w:r>
-        <w:rPr>
-          <w:lang w:val="zh_TW" w:bidi="zh_TW"/>
-        </w:rPr>
-        <w:t>，</w:t>
-      </w:r>
-      <w:hyperlink r:id="rId40">
-        <w:r>
-          <w:rPr>
-            <w:lang w:val="zh_TW" w:bidi="zh_TW"/>
-          </w:rPr>
-          <w:rPr>
-            <w:color w:val="0000EE"/>
-            <w:u w:val="single"/>
-          </w:rPr>
-          <w:t>51</w:t>
-        </w:r>
-      </w:hyperlink>
-      <w:r>
-        <w:rPr>
-          <w:lang w:val="zh_TW" w:bidi="zh_TW"/>
-        </w:rPr>
-        <w:t>，</w:t>
-      </w:r>
-      <w:hyperlink r:id="rId41">
-        <w:r>
-          <w:rPr>
-            <w:lang w:val="zh_TW" w:bidi="zh_TW"/>
-          </w:rPr>
-          <w:rPr>
-            <w:color w:val="0000EE"/>
-            <w:u w:val="single"/>
-          </w:rPr>
-          <w:t>102</w:t>
-        </w:r>
-      </w:hyperlink>
-      <w:r>
-        <w:rPr>
-          <w:lang w:val="zh_TW" w:bidi="zh_TW"/>
-        </w:rPr>
-        <w:t>，</w:t>
-      </w:r>
-      <w:hyperlink r:id="rId42">
-        <w:r>
-          <w:rPr>
-            <w:lang w:val="zh_TW" w:bidi="zh_TW"/>
-          </w:rPr>
-          <w:rPr>
-            <w:color w:val="0000EE"/>
-            <w:u w:val="single"/>
-          </w:rPr>
-          <w:t>130</w:t>
-        </w:r>
-      </w:hyperlink>
-      <w:r>
-        <w:rPr>
-          <w:lang w:val="zh_TW" w:bidi="zh_TW"/>
-        </w:rPr>
-        <w:t>，</w:t>
-      </w:r>
-      <w:hyperlink r:id="rId43">
-        <w:r>
-          <w:rPr>
-            <w:lang w:val="zh_TW" w:bidi="zh_TW"/>
-          </w:rPr>
-          <w:rPr>
-            <w:color w:val="0000EE"/>
-            <w:u w:val="single"/>
-          </w:rPr>
-          <w:t>143</w:t>
-        </w:r>
-      </w:hyperlink>
-      <w:r>
-        <w:rPr>
-          <w:lang w:val="zh_TW" w:bidi="zh_TW"/>
-        </w:rPr>
-        <w:t>），以及其他舊約經文（</w:t>
-      </w:r>
-      <w:hyperlink r:id="rId44">
-        <w:r>
-          <w:rPr>
-            <w:lang w:val="zh_TW" w:bidi="zh_TW"/>
-          </w:rPr>
-          <w:rPr>
-            <w:color w:val="0000EE"/>
-            <w:u w:val="single"/>
-          </w:rPr>
-          <w:t>出34:6</w:t>
-        </w:r>
-      </w:hyperlink>
-      <w:r>
-        <w:rPr>
-          <w:lang w:val="zh_TW" w:bidi="zh_TW"/>
-        </w:rPr>
-        <w:t>；</w:t>
-      </w:r>
-      <w:hyperlink r:id="rId45">
-        <w:r>
-          <w:rPr>
-            <w:lang w:val="zh_TW" w:bidi="zh_TW"/>
-          </w:rPr>
-          <w:rPr>
-            <w:color w:val="0000EE"/>
-            <w:u w:val="single"/>
-          </w:rPr>
-          <w:t>尼9:17</w:t>
-        </w:r>
-      </w:hyperlink>
-      <w:r>
-        <w:rPr>
-          <w:lang w:val="zh_TW" w:bidi="zh_TW"/>
-        </w:rPr>
-        <w:t>；</w:t>
-      </w:r>
-      <w:hyperlink r:id="rId46">
-        <w:r>
-          <w:rPr>
-            <w:lang w:val="zh_TW" w:bidi="zh_TW"/>
-          </w:rPr>
-          <w:rPr>
-            <w:color w:val="0000EE"/>
-            <w:u w:val="single"/>
-          </w:rPr>
-          <w:t>詩57</w:t>
-        </w:r>
-      </w:hyperlink>
-      <w:r>
-        <w:rPr>
-          <w:lang w:val="zh_TW" w:bidi="zh_TW"/>
-        </w:rPr>
-        <w:t>，</w:t>
-      </w:r>
-      <w:hyperlink r:id="rId47">
-        <w:r>
-          <w:rPr>
-            <w:lang w:val="zh_TW" w:bidi="zh_TW"/>
-          </w:rPr>
-          <w:rPr>
-            <w:color w:val="0000EE"/>
-            <w:u w:val="single"/>
-          </w:rPr>
-          <w:t>79</w:t>
-        </w:r>
-      </w:hyperlink>
-      <w:r>
-        <w:rPr>
-          <w:lang w:val="zh_TW" w:bidi="zh_TW"/>
-        </w:rPr>
-        <w:t>，</w:t>
-      </w:r>
-      <w:hyperlink r:id="rId48">
-        <w:r>
-          <w:rPr>
-            <w:lang w:val="zh_TW" w:bidi="zh_TW"/>
-          </w:rPr>
-          <w:rPr>
-            <w:color w:val="0000EE"/>
-            <w:u w:val="single"/>
-          </w:rPr>
-          <w:t>86</w:t>
-        </w:r>
-      </w:hyperlink>
-      <w:r>
-        <w:rPr>
-          <w:lang w:val="zh_TW" w:bidi="zh_TW"/>
-        </w:rPr>
-        <w:t>，</w:t>
-      </w:r>
-      <w:hyperlink r:id="rId49">
-        <w:r>
-          <w:rPr>
-            <w:lang w:val="zh_TW" w:bidi="zh_TW"/>
-          </w:rPr>
-          <w:rPr>
-            <w:color w:val="0000EE"/>
-            <w:u w:val="single"/>
-          </w:rPr>
-          <w:t>123</w:t>
-        </w:r>
-      </w:hyperlink>
-      <w:r>
-        <w:rPr>
-          <w:lang w:val="zh_TW" w:bidi="zh_TW"/>
-        </w:rPr>
-        <w:t>；</w:t>
-      </w:r>
-      <w:hyperlink r:id="rId50">
-        <w:r>
-          <w:rPr>
-            <w:lang w:val="zh_TW" w:bidi="zh_TW"/>
-          </w:rPr>
-          <w:rPr>
-            <w:color w:val="0000EE"/>
-            <w:u w:val="single"/>
-          </w:rPr>
-          <w:t>賽33:1–6</w:t>
-        </w:r>
-      </w:hyperlink>
-      <w:r>
-        <w:rPr>
-          <w:lang w:val="zh_TW" w:bidi="zh_TW"/>
-        </w:rPr>
-        <w:t>；</w:t>
-      </w:r>
-      <w:hyperlink r:id="rId51">
-        <w:r>
-          <w:rPr>
-            <w:lang w:val="zh_TW" w:bidi="zh_TW"/>
-          </w:rPr>
-          <w:rPr>
-            <w:color w:val="0000EE"/>
-            <w:u w:val="single"/>
-          </w:rPr>
-          <w:t>但9:3–19</w:t>
-        </w:r>
-      </w:hyperlink>
-      <w:r>
-        <w:rPr>
-          <w:lang w:val="zh_TW" w:bidi="zh_TW"/>
-        </w:rPr>
-        <w:t>；</w:t>
-      </w:r>
-      <w:hyperlink r:id="rId52">
-        <w:r>
-          <w:rPr>
-            <w:lang w:val="zh_TW" w:bidi="zh_TW"/>
-          </w:rPr>
-          <w:rPr>
-            <w:color w:val="0000EE"/>
-            <w:u w:val="single"/>
-          </w:rPr>
-          <w:t>珥2:13</w:t>
-        </w:r>
-      </w:hyperlink>
-      <w:r>
-        <w:rPr>
-          <w:lang w:val="zh_TW" w:bidi="zh_TW"/>
-        </w:rPr>
-        <w:t>）。悔改的人記得神的憐憫，使他們對神的恩惠和與祂和好的盼望，充滿信心。</w:t>
-      </w:r>
-    </w:p>
-    <w:p>
-      <w:pPr/>
-      <w:r>
-        <w:rPr>
-          <w:lang w:val="zh_TW" w:bidi="zh_TW"/>
-        </w:rPr>
-      </w:r>
-      <w:r>
-        <w:rPr>
-          <w:lang w:val="zh_TW" w:bidi="zh_TW"/>
-        </w:rPr>
-        <w:t>在新約中，描述耶穌對有需要的人所表現出來的憐憫時，使用了一個非常生動的希臘文詞語（</w:t>
-      </w:r>
-      <w:hyperlink r:id="rId53">
-        <w:r>
-          <w:rPr>
-            <w:lang w:val="zh_TW" w:bidi="zh_TW"/>
-          </w:rPr>
-          <w:rPr>
-            <w:color w:val="0000EE"/>
-            <w:u w:val="single"/>
-          </w:rPr>
-          <w:t>太9:36</w:t>
-        </w:r>
-      </w:hyperlink>
-      <w:r>
-        <w:rPr>
-          <w:lang w:val="zh_TW" w:bidi="zh_TW"/>
-        </w:rPr>
-        <w:t>，</w:t>
-      </w:r>
-      <w:hyperlink r:id="rId54">
-        <w:r>
-          <w:rPr>
-            <w:lang w:val="zh_TW" w:bidi="zh_TW"/>
-          </w:rPr>
-          <w:rPr>
-            <w:color w:val="0000EE"/>
-            <w:u w:val="single"/>
-          </w:rPr>
-          <w:t>14:14</w:t>
-        </w:r>
-      </w:hyperlink>
-      <w:r>
-        <w:rPr>
-          <w:lang w:val="zh_TW" w:bidi="zh_TW"/>
-        </w:rPr>
-        <w:t>，</w:t>
-      </w:r>
-      <w:hyperlink r:id="rId55">
-        <w:r>
-          <w:rPr>
-            <w:lang w:val="zh_TW" w:bidi="zh_TW"/>
-          </w:rPr>
-          <w:rPr>
-            <w:color w:val="0000EE"/>
-            <w:u w:val="single"/>
-          </w:rPr>
-          <w:t>20:34</w:t>
-        </w:r>
-      </w:hyperlink>
-      <w:r>
-        <w:rPr>
-          <w:lang w:val="zh_TW" w:bidi="zh_TW"/>
-        </w:rPr>
-        <w:t>）。通過這個強烈的動詞（字面意思是「內心深受感動」），表達了祂對他們的憐憫和慈悲。希伯來人認為內心深處是情感的中心，特別是最溫柔的仁愛之情。描述耶穌深受感動並立即採取行動來減輕人們的痛苦——醫治（</w:t>
-      </w:r>
-      <w:hyperlink r:id="rId55">
-        <w:r>
-          <w:rPr>
-            <w:lang w:val="zh_TW" w:bidi="zh_TW"/>
-          </w:rPr>
-          <w:rPr>
-            <w:color w:val="0000EE"/>
-            <w:u w:val="single"/>
-          </w:rPr>
-          <w:t>太20:34</w:t>
-        </w:r>
-      </w:hyperlink>
-      <w:r>
-        <w:rPr>
-          <w:lang w:val="zh_TW" w:bidi="zh_TW"/>
-        </w:rPr>
-        <w:t>；</w:t>
-      </w:r>
-      <w:hyperlink r:id="rId56">
-        <w:r>
-          <w:rPr>
-            <w:lang w:val="zh_TW" w:bidi="zh_TW"/>
-          </w:rPr>
-          <w:rPr>
-            <w:color w:val="0000EE"/>
-            <w:u w:val="single"/>
-          </w:rPr>
-          <w:t>可1:41</w:t>
-        </w:r>
-      </w:hyperlink>
-      <w:r>
-        <w:rPr>
-          <w:lang w:val="zh_TW" w:bidi="zh_TW"/>
-        </w:rPr>
-        <w:t>）、使死人復活（</w:t>
-      </w:r>
-      <w:hyperlink r:id="rId57">
-        <w:r>
-          <w:rPr>
-            <w:lang w:val="zh_TW" w:bidi="zh_TW"/>
-          </w:rPr>
-          <w:rPr>
-            <w:color w:val="0000EE"/>
-            <w:u w:val="single"/>
-          </w:rPr>
-          <w:t>路7:13</w:t>
-        </w:r>
-      </w:hyperlink>
-      <w:r>
-        <w:rPr>
-          <w:lang w:val="zh_TW" w:bidi="zh_TW"/>
-        </w:rPr>
-        <w:t>）、並餵飽飢餓的人（</w:t>
-      </w:r>
-      <w:hyperlink r:id="rId58">
-        <w:r>
-          <w:rPr>
-            <w:lang w:val="zh_TW" w:bidi="zh_TW"/>
-          </w:rPr>
-          <w:rPr>
-            <w:color w:val="0000EE"/>
-            <w:u w:val="single"/>
-          </w:rPr>
-          <w:t>太15:32</w:t>
-        </w:r>
-      </w:hyperlink>
-      <w:r>
-        <w:rPr>
-          <w:lang w:val="zh_TW" w:bidi="zh_TW"/>
-        </w:rPr>
-        <w:t>）。</w:t>
-      </w:r>
-    </w:p>
-    <w:p>
-      <w:pPr/>
-      <w:r>
-        <w:rPr>
-          <w:lang w:val="zh_TW" w:bidi="zh_TW"/>
-        </w:rPr>
-      </w:r>
-      <w:r>
-        <w:rPr>
-          <w:lang w:val="zh_TW" w:bidi="zh_TW"/>
-        </w:rPr>
-        <w:t>舊約中神對聖約子民憐憫的概念，在新約中也出現（</w:t>
-      </w:r>
-      <w:hyperlink r:id="rId59">
-        <w:r>
-          <w:rPr>
-            <w:lang w:val="zh_TW" w:bidi="zh_TW"/>
-          </w:rPr>
-          <w:rPr>
-            <w:color w:val="0000EE"/>
-            <w:u w:val="single"/>
-          </w:rPr>
-          <w:t>路1:50、54、72、78</w:t>
-        </w:r>
-      </w:hyperlink>
-      <w:r>
-        <w:rPr>
-          <w:lang w:val="zh_TW" w:bidi="zh_TW"/>
-        </w:rPr>
-        <w:t>；</w:t>
-      </w:r>
-      <w:hyperlink r:id="rId18">
-        <w:r>
-          <w:rPr>
-            <w:lang w:val="zh_TW" w:bidi="zh_TW"/>
-          </w:rPr>
-          <w:rPr>
-            <w:color w:val="0000EE"/>
-            <w:u w:val="single"/>
-          </w:rPr>
-          <w:t>弗2:4</w:t>
-        </w:r>
-      </w:hyperlink>
-      <w:r>
-        <w:rPr>
-          <w:lang w:val="zh_TW" w:bidi="zh_TW"/>
-        </w:rPr>
-        <w:t>；</w:t>
-      </w:r>
-      <w:hyperlink r:id="rId60">
-        <w:r>
-          <w:rPr>
-            <w:lang w:val="zh_TW" w:bidi="zh_TW"/>
-          </w:rPr>
-          <w:rPr>
-            <w:color w:val="0000EE"/>
-            <w:u w:val="single"/>
-          </w:rPr>
-          <w:t>提前1:2</w:t>
-        </w:r>
-      </w:hyperlink>
-      <w:r>
-        <w:rPr>
-          <w:lang w:val="zh_TW" w:bidi="zh_TW"/>
-        </w:rPr>
-        <w:t>；</w:t>
-      </w:r>
-      <w:hyperlink r:id="rId61">
-        <w:r>
-          <w:rPr>
-            <w:lang w:val="zh_TW" w:bidi="zh_TW"/>
-          </w:rPr>
-          <w:rPr>
-            <w:color w:val="0000EE"/>
-            <w:u w:val="single"/>
-          </w:rPr>
-          <w:t>彼前1:3</w:t>
-        </w:r>
-      </w:hyperlink>
-      <w:r>
-        <w:rPr>
-          <w:lang w:val="zh_TW" w:bidi="zh_TW"/>
-        </w:rPr>
-        <w:t>，</w:t>
-      </w:r>
-      <w:hyperlink r:id="rId62">
-        <w:r>
-          <w:rPr>
-            <w:lang w:val="zh_TW" w:bidi="zh_TW"/>
-          </w:rPr>
-          <w:rPr>
-            <w:color w:val="0000EE"/>
-            <w:u w:val="single"/>
-          </w:rPr>
-          <w:t>2:10</w:t>
-        </w:r>
-      </w:hyperlink>
-      <w:r>
-        <w:rPr>
-          <w:lang w:val="zh_TW" w:bidi="zh_TW"/>
-        </w:rPr>
-        <w:t>）。新約中「憐憫」最典型的用法是指神藉著耶穌基督為人提供的救恩（</w:t>
-      </w:r>
-      <w:hyperlink r:id="rId63">
-        <w:r>
-          <w:rPr>
-            <w:lang w:val="zh_TW" w:bidi="zh_TW"/>
-          </w:rPr>
-          <w:rPr>
-            <w:color w:val="0000EE"/>
-            <w:u w:val="single"/>
-          </w:rPr>
-          <w:t>羅11:30–32</w:t>
-        </w:r>
-      </w:hyperlink>
-      <w:r>
-        <w:rPr>
-          <w:lang w:val="zh_TW" w:bidi="zh_TW"/>
-        </w:rPr>
-        <w:t>；</w:t>
-      </w:r>
-      <w:hyperlink r:id="rId18">
-        <w:r>
-          <w:rPr>
-            <w:lang w:val="zh_TW" w:bidi="zh_TW"/>
-          </w:rPr>
-          <w:rPr>
-            <w:color w:val="0000EE"/>
-            <w:u w:val="single"/>
-          </w:rPr>
-          <w:t>弗2:4</w:t>
-        </w:r>
-      </w:hyperlink>
-      <w:r>
-        <w:rPr>
-          <w:lang w:val="zh_TW" w:bidi="zh_TW"/>
-        </w:rPr>
-        <w:t>）。神是「發慈悲的父」（</w:t>
-      </w:r>
-      <w:hyperlink r:id="rId64">
-        <w:r>
-          <w:rPr>
-            <w:lang w:val="zh_TW" w:bidi="zh_TW"/>
-          </w:rPr>
-          <w:rPr>
-            <w:color w:val="0000EE"/>
-            <w:u w:val="single"/>
-          </w:rPr>
-          <w:t>林後1:3</w:t>
-        </w:r>
-      </w:hyperlink>
-      <w:r>
-        <w:rPr>
-          <w:lang w:val="zh_TW" w:bidi="zh_TW"/>
-        </w:rPr>
-        <w:t>），祂將這恩惠賜給那些相信祂兒子的人。正因為祂「有豐富的憐憫」，祂拯救那些因罪而靈性死亡、注定滅亡的人（</w:t>
-      </w:r>
-      <w:hyperlink r:id="rId65">
-        <w:r>
-          <w:rPr>
-            <w:lang w:val="zh_TW" w:bidi="zh_TW"/>
-          </w:rPr>
-          <w:rPr>
-            <w:color w:val="0000EE"/>
-            <w:u w:val="single"/>
-          </w:rPr>
-          <w:t>弗2:4–6</w:t>
-        </w:r>
-      </w:hyperlink>
-      <w:r>
-        <w:rPr>
-          <w:lang w:val="zh_TW" w:bidi="zh_TW"/>
-        </w:rPr>
-        <w:t>）。人因神的憐憫而得赦免並被賜予永生（</w:t>
-      </w:r>
-      <w:hyperlink r:id="rId66">
-        <w:r>
-          <w:rPr>
-            <w:lang w:val="zh_TW" w:bidi="zh_TW"/>
-          </w:rPr>
-          <w:rPr>
-            <w:color w:val="0000EE"/>
-            <w:u w:val="single"/>
-          </w:rPr>
-          <w:t>提前1:13–16</w:t>
-        </w:r>
-      </w:hyperlink>
-      <w:r>
-        <w:rPr>
-          <w:lang w:val="zh_TW" w:bidi="zh_TW"/>
-        </w:rPr>
-        <w:t>）。</w:t>
-      </w:r>
-    </w:p>
-    <w:p>
-      <w:pPr>
-        <w:pStyle w:val="Heading3"/>
-      </w:pPr>
-      <w:r>
-        <w:rPr>
-          <w:lang w:val="zh_TW" w:bidi="zh_TW"/>
-        </w:rPr>
-        <w:t>人們有責任對他人施予憐憫</w:t>
-      </w:r>
-    </w:p>
-    <w:p>
-      <w:pPr/>
-      <w:r>
-        <w:rPr>
-          <w:lang w:val="zh_TW" w:bidi="zh_TW"/>
-        </w:rPr>
-      </w:r>
-      <w:r>
-        <w:rPr>
-          <w:lang w:val="zh_TW" w:bidi="zh_TW"/>
-        </w:rPr>
-        <w:t>無論人是否配得或忠誠，神也白白地施恩憐憫，因此人也應當對他人施憐憫，即使他們不配或不尋求。實際上，人被命令要憐憫他人，尤其是窮人、困苦者、寡婦和孤兒（</w:t>
-      </w:r>
-      <w:hyperlink r:id="rId67">
-        <w:r>
-          <w:rPr>
-            <w:lang w:val="zh_TW" w:bidi="zh_TW"/>
-          </w:rPr>
-          <w:rPr>
-            <w:color w:val="0000EE"/>
-            <w:u w:val="single"/>
-          </w:rPr>
-          <w:t>箴14:31，</w:t>
-        </w:r>
-      </w:hyperlink>
-      <w:hyperlink r:id="rId68">
-        <w:r>
-          <w:rPr>
-            <w:lang w:val="zh_TW" w:bidi="zh_TW"/>
-          </w:rPr>
-          <w:rPr>
-            <w:color w:val="0000EE"/>
-            <w:u w:val="single"/>
-          </w:rPr>
-          <w:t>19:17</w:t>
-        </w:r>
-      </w:hyperlink>
-      <w:r>
-        <w:rPr>
-          <w:lang w:val="zh_TW" w:bidi="zh_TW"/>
-        </w:rPr>
-        <w:t>；</w:t>
-      </w:r>
-      <w:hyperlink r:id="rId69">
-        <w:r>
-          <w:rPr>
-            <w:lang w:val="zh_TW" w:bidi="zh_TW"/>
-          </w:rPr>
-          <w:rPr>
-            <w:color w:val="0000EE"/>
-            <w:u w:val="single"/>
-          </w:rPr>
-          <w:t>彌6:8</w:t>
-        </w:r>
-      </w:hyperlink>
-      <w:r>
-        <w:rPr>
-          <w:lang w:val="zh_TW" w:bidi="zh_TW"/>
-        </w:rPr>
-        <w:t>；</w:t>
-      </w:r>
-      <w:hyperlink r:id="rId70">
-        <w:r>
-          <w:rPr>
-            <w:lang w:val="zh_TW" w:bidi="zh_TW"/>
-          </w:rPr>
-          <w:rPr>
-            <w:color w:val="0000EE"/>
-            <w:u w:val="single"/>
-          </w:rPr>
-          <w:t>亞7:9–10</w:t>
-        </w:r>
-      </w:hyperlink>
-      <w:r>
-        <w:rPr>
-          <w:lang w:val="zh_TW" w:bidi="zh_TW"/>
-        </w:rPr>
-        <w:t>；</w:t>
-      </w:r>
-      <w:hyperlink r:id="rId71">
-        <w:r>
-          <w:rPr>
-            <w:lang w:val="zh_TW" w:bidi="zh_TW"/>
-          </w:rPr>
-          <w:rPr>
-            <w:color w:val="0000EE"/>
-            <w:u w:val="single"/>
-          </w:rPr>
-          <w:t>西3:12</w:t>
-        </w:r>
-      </w:hyperlink>
-      <w:r>
-        <w:rPr>
-          <w:lang w:val="zh_TW" w:bidi="zh_TW"/>
-        </w:rPr>
-        <w:t>）。神看重憐憫勝過儀式上的獻祭（</w:t>
-      </w:r>
-      <w:hyperlink r:id="rId72">
-        <w:r>
-          <w:rPr>
-            <w:lang w:val="zh_TW" w:bidi="zh_TW"/>
-          </w:rPr>
-          <w:rPr>
-            <w:color w:val="0000EE"/>
-            <w:u w:val="single"/>
-          </w:rPr>
-          <w:t>太9:13</w:t>
-        </w:r>
-      </w:hyperlink>
-      <w:r>
-        <w:rPr>
-          <w:lang w:val="zh_TW" w:bidi="zh_TW"/>
-        </w:rPr>
-        <w:t>）。神在基督裡所顯的憐憫，實際上使人有義務像神對待他們一樣對待他人。主將憐憫作為祂教導的基礎（</w:t>
-      </w:r>
-      <w:hyperlink r:id="rId73">
-        <w:r>
-          <w:rPr>
-            <w:lang w:val="zh_TW" w:bidi="zh_TW"/>
-          </w:rPr>
-          <w:rPr>
-            <w:color w:val="0000EE"/>
-            <w:u w:val="single"/>
-          </w:rPr>
-          <w:t>太5:7</w:t>
-        </w:r>
-      </w:hyperlink>
-      <w:r>
-        <w:rPr>
-          <w:lang w:val="zh_TW" w:bidi="zh_TW"/>
-        </w:rPr>
-        <w:t>，</w:t>
-      </w:r>
-      <w:hyperlink r:id="rId72">
-        <w:r>
-          <w:rPr>
-            <w:lang w:val="zh_TW" w:bidi="zh_TW"/>
-          </w:rPr>
-          <w:rPr>
-            <w:color w:val="0000EE"/>
-            <w:u w:val="single"/>
-          </w:rPr>
-          <w:t>9:13</w:t>
-        </w:r>
-      </w:hyperlink>
-      <w:r>
-        <w:rPr>
-          <w:lang w:val="zh_TW" w:bidi="zh_TW"/>
-        </w:rPr>
-        <w:t>，</w:t>
-      </w:r>
-      <w:hyperlink r:id="rId74">
-        <w:r>
-          <w:rPr>
-            <w:lang w:val="zh_TW" w:bidi="zh_TW"/>
-          </w:rPr>
-          <w:rPr>
-            <w:color w:val="0000EE"/>
-            <w:u w:val="single"/>
-          </w:rPr>
-          <w:t>12:7</w:t>
-        </w:r>
-      </w:hyperlink>
-      <w:r>
-        <w:rPr>
-          <w:lang w:val="zh_TW" w:bidi="zh_TW"/>
-        </w:rPr>
-        <w:t>，</w:t>
-      </w:r>
-      <w:hyperlink r:id="rId75">
-        <w:r>
-          <w:rPr>
-            <w:lang w:val="zh_TW" w:bidi="zh_TW"/>
-          </w:rPr>
-          <w:rPr>
-            <w:color w:val="0000EE"/>
-            <w:u w:val="single"/>
-          </w:rPr>
-          <w:t>23:23</w:t>
-        </w:r>
-      </w:hyperlink>
-      <w:r>
-        <w:rPr>
-          <w:lang w:val="zh_TW" w:bidi="zh_TW"/>
-        </w:rPr>
-        <w:t>；</w:t>
-      </w:r>
-      <w:hyperlink r:id="rId76">
-        <w:r>
-          <w:rPr>
-            <w:lang w:val="zh_TW" w:bidi="zh_TW"/>
-          </w:rPr>
-          <w:rPr>
-            <w:color w:val="0000EE"/>
-            <w:u w:val="single"/>
-          </w:rPr>
-          <w:t>路6:36</w:t>
-        </w:r>
-      </w:hyperlink>
-      <w:r>
-        <w:rPr>
-          <w:lang w:val="zh_TW" w:bidi="zh_TW"/>
-        </w:rPr>
-        <w:t>，</w:t>
-      </w:r>
-      <w:hyperlink r:id="rId77">
-        <w:r>
-          <w:rPr>
-            <w:lang w:val="zh_TW" w:bidi="zh_TW"/>
-          </w:rPr>
-          <w:rPr>
-            <w:color w:val="0000EE"/>
-            <w:u w:val="single"/>
-          </w:rPr>
-          <w:t>10:37</w:t>
-        </w:r>
-      </w:hyperlink>
-      <w:r>
-        <w:rPr>
-          <w:lang w:val="zh_TW" w:bidi="zh_TW"/>
-        </w:rPr>
-        <w:t>；</w:t>
-      </w:r>
-      <w:hyperlink r:id="rId78">
-        <w:r>
-          <w:rPr>
-            <w:lang w:val="zh_TW" w:bidi="zh_TW"/>
-          </w:rPr>
-          <w:rPr>
-            <w:color w:val="0000EE"/>
-            <w:u w:val="single"/>
-          </w:rPr>
-          <w:t>雅3:17</w:t>
-        </w:r>
-      </w:hyperlink>
-      <w:r>
-        <w:rPr>
-          <w:lang w:val="zh_TW" w:bidi="zh_TW"/>
-        </w:rPr>
-        <w:t>）。祂的來臨是在憐憫的背景下被期待和宣告的，這憐憫將成為祂使命的標誌（</w:t>
-      </w:r>
-      <w:hyperlink r:id="rId59">
-        <w:r>
-          <w:rPr>
-            <w:lang w:val="zh_TW" w:bidi="zh_TW"/>
-          </w:rPr>
-          <w:rPr>
-            <w:color w:val="0000EE"/>
-            <w:u w:val="single"/>
-          </w:rPr>
-          <w:t>路1:50、54、72、78</w:t>
-        </w:r>
-      </w:hyperlink>
-      <w:r>
-        <w:rPr>
-          <w:lang w:val="zh_TW" w:bidi="zh_TW"/>
-        </w:rPr>
-        <w:t>）。</w:t>
-      </w:r>
-    </w:p>
-    <w:p>
-      <w:pPr/>
-      <w:r>
-        <w:rPr>
-          <w:lang w:val="zh_TW" w:bidi="zh_TW"/>
-        </w:rPr>
-      </w:r>
-      <w:r>
-        <w:rPr>
-          <w:lang w:val="zh_TW" w:bidi="zh_TW"/>
-        </w:rPr>
-        <w:t>基督徒群體的成員應當彼此憐憫，實際地關心彼此。正如基督在他們需要時，白白地給予他們一樣，他們也應該彼此幫助、救濟、愛護並安慰對方。使徒雅各教導這樣的善行是信心的本質所在（</w:t>
-      </w:r>
-      <w:hyperlink r:id="rId79">
-        <w:r>
-          <w:rPr>
-            <w:lang w:val="zh_TW" w:bidi="zh_TW"/>
-          </w:rPr>
-          <w:rPr>
-            <w:color w:val="0000EE"/>
-            <w:u w:val="single"/>
-          </w:rPr>
-          <w:t>雅2:14–26</w:t>
-        </w:r>
-      </w:hyperlink>
-      <w:r>
-        <w:rPr>
-          <w:lang w:val="zh_TW" w:bidi="zh_TW"/>
-        </w:rPr>
-        <w:t>）。好撒馬利亞人對那位被打劫且受傷之人的憐憫，正是主特別表揚的（</w:t>
-      </w:r>
-      <w:hyperlink r:id="rId80">
-        <w:r>
-          <w:rPr>
-            <w:lang w:val="zh_TW" w:bidi="zh_TW"/>
-          </w:rPr>
-          <w:rPr>
-            <w:color w:val="0000EE"/>
-            <w:u w:val="single"/>
-          </w:rPr>
-          <w:t>路10:36–37</w:t>
-        </w:r>
-      </w:hyperlink>
-      <w:r>
-        <w:rPr>
-          <w:lang w:val="zh_TW" w:bidi="zh_TW"/>
-        </w:rPr>
-        <w:t>）。充滿憐憫是天國子民的一個顯著美德（</w:t>
-      </w:r>
-      <w:hyperlink r:id="rId73">
-        <w:r>
-          <w:rPr>
-            <w:lang w:val="zh_TW" w:bidi="zh_TW"/>
-          </w:rPr>
-          <w:rPr>
-            <w:color w:val="0000EE"/>
-            <w:u w:val="single"/>
-          </w:rPr>
-          <w:t>太5:7</w:t>
-        </w:r>
-      </w:hyperlink>
-      <w:r>
-        <w:rPr>
-          <w:lang w:val="zh_TW" w:bidi="zh_TW"/>
-        </w:rPr>
-        <w:t>）。</w:t>
-      </w:r>
-    </w:p>
-    <w:p>
-      <w:pPr/>
-      <w:r>
-        <w:rPr>
-          <w:lang w:val="zh_TW" w:bidi="zh_TW"/>
-        </w:rPr>
-      </w:r>
       <w:r>
         <w:rPr>
           <w:i/>
           <w:lang w:val="zh_TW" w:bidi="zh_TW"/>
         </w:rPr>
-        <w:t>另見</w:t>
+        <w:t>見</w:t>
       </w:r>
       <w:r>
         <w:rPr>
@@ -1704,25 +268,7 @@
         <w:rPr>
           <w:lang w:val="zh_TW" w:bidi="zh_TW"/>
         </w:rPr>
-        <w:t>神的存在與屬性；</w:t>
-      </w:r>
-      <w:r>
-        <w:rPr>
-          <w:lang w:val="zh_TW" w:bidi="zh_TW"/>
-        </w:rPr>
-        <w:t>恩典</w:t>
-      </w:r>
-      <w:r>
-        <w:rPr>
-          <w:lang w:val="zh_TW" w:bidi="zh_TW"/>
-        </w:rPr>
-        <w:t>；</w:t>
-      </w:r>
-      <w:r>
-        <w:rPr>
-          <w:lang w:val="zh_TW" w:bidi="zh_TW"/>
-        </w:rPr>
-        <w:t>愛</w:t>
+        <w:t>半尼其</w:t>
       </w:r>
       <w:r>
         <w:rPr>
@@ -1757,7 +303,7 @@
         <w:rPr>
           <w:lang w:val="zh_TW" w:bidi="zh_TW"/>
         </w:rPr>
-        <w:t>聯盟</w:t>
+        <w:t>雷子</w:t>
       </w:r>
       <w:r>
         <w:rPr>
@@ -1776,131 +322,9 @@
         <w:rPr>
           <w:lang w:val="zh_TW" w:bidi="zh_TW"/>
         </w:rPr>
-        <w:t>聯盟（alliance）是指有權勢的個人或國家為了共同目標而建立的緊密結盟關係。這類聯盟可透過多種方式加以確認，例如：</w:t>
+        <w:t>「半尼其」這個詞翻譯出來的意思，是耶穌給雅各和約翰的綽號（</w:t>
       </w:r>
-    </w:p>
-    <w:p>
-      <w:pPr>
-        <w:pStyle w:val="ListBullet"/>
-        <w:spacing w:line="240" w:lineRule="auto"/>
-        <w:ind w:left="720"/>
-      </w:pPr>
-      <w:r>
-        <w:rPr>
-          <w:lang w:val="zh_TW" w:bidi="zh_TW"/>
-        </w:rPr>
-      </w:r>
-      <w:r>
-        <w:rPr>
-          <w:lang w:val="zh_TW" w:bidi="zh_TW"/>
-        </w:rPr>
-        <w:t>送禮</w:t>
-      </w:r>
-    </w:p>
-    <w:p>
-      <w:pPr>
-        <w:pStyle w:val="ListBullet"/>
-        <w:spacing w:line="240" w:lineRule="auto"/>
-        <w:ind w:left="720"/>
-      </w:pPr>
-      <w:r>
-        <w:rPr>
-          <w:lang w:val="zh_TW" w:bidi="zh_TW"/>
-        </w:rPr>
-      </w:r>
-      <w:r>
-        <w:rPr>
-          <w:lang w:val="zh_TW" w:bidi="zh_TW"/>
-        </w:rPr>
-        <w:t>發誓</w:t>
-      </w:r>
-    </w:p>
-    <w:p>
-      <w:pPr>
-        <w:pStyle w:val="ListBullet"/>
-        <w:spacing w:line="240" w:lineRule="auto"/>
-        <w:ind w:left="720"/>
-      </w:pPr>
-      <w:r>
-        <w:rPr>
-          <w:lang w:val="zh_TW" w:bidi="zh_TW"/>
-        </w:rPr>
-      </w:r>
-      <w:r>
-        <w:rPr>
-          <w:lang w:val="zh_TW" w:bidi="zh_TW"/>
-        </w:rPr>
-        <w:t>婚姻所付的聘財（聘金）</w:t>
-      </w:r>
-    </w:p>
-    <w:p>
-      <w:pPr>
-        <w:pStyle w:val="ListBullet"/>
-        <w:spacing w:line="240" w:lineRule="auto"/>
-        <w:ind w:left="720"/>
-      </w:pPr>
-      <w:r>
-        <w:rPr>
-          <w:lang w:val="zh_TW" w:bidi="zh_TW"/>
-        </w:rPr>
-      </w:r>
-      <w:r>
-        <w:rPr>
-          <w:lang w:val="zh_TW" w:bidi="zh_TW"/>
-        </w:rPr>
-        <w:t>安排重要家族之間的通婚</w:t>
-      </w:r>
-    </w:p>
-    <w:p>
-      <w:pPr>
-        <w:pStyle w:val="ListBullet"/>
-        <w:spacing w:line="240" w:lineRule="auto"/>
-        <w:ind w:left="720"/>
-      </w:pPr>
-      <w:r>
-        <w:rPr>
-          <w:lang w:val="zh_TW" w:bidi="zh_TW"/>
-        </w:rPr>
-      </w:r>
-      <w:r>
-        <w:rPr>
-          <w:lang w:val="zh_TW" w:bidi="zh_TW"/>
-        </w:rPr>
-        <w:t>訂立特殊協議（盟約）</w:t>
-      </w:r>
-    </w:p>
-    <w:p>
-      <w:pPr/>
-      <w:r>
-        <w:rPr>
-          <w:lang w:val="zh_TW" w:bidi="zh_TW"/>
-        </w:rPr>
-      </w:r>
-      <w:r>
-        <w:rPr>
-          <w:lang w:val="zh_TW" w:bidi="zh_TW"/>
-        </w:rPr>
-        <w:t>在族長時期（亞伯拉罕、以撒和雅各的年代），以色列人較容易與外族建立聯盟。亞伯拉罕曾與下列對象結盟：</w:t>
-      </w:r>
-    </w:p>
-    <w:p>
-      <w:pPr>
-        <w:pStyle w:val="ListBullet"/>
-        <w:spacing w:line="240" w:lineRule="auto"/>
-        <w:ind w:left="720"/>
-      </w:pPr>
-      <w:r>
-        <w:rPr>
-          <w:lang w:val="zh_TW" w:bidi="zh_TW"/>
-        </w:rPr>
-      </w:r>
-      <w:r>
-        <w:rPr>
-          <w:lang w:val="zh_TW" w:bidi="zh_TW"/>
-        </w:rPr>
-        <w:t>三位亞摩利人：幔利、以實各和亞乃（</w:t>
-      </w:r>
-      <w:hyperlink r:id="rId81">
+      <w:hyperlink r:id="rId13">
         <w:r>
           <w:rPr>
             <w:lang w:val="zh_TW" w:bidi="zh_TW"/>
@@ -1909,93 +333,7 @@
             <w:color w:val="0000EE"/>
             <w:u w:val="single"/>
           </w:rPr>
-          <w:t>創14:13</w:t>
-        </w:r>
-      </w:hyperlink>
-      <w:r>
-        <w:rPr>
-          <w:lang w:val="zh_TW" w:bidi="zh_TW"/>
-        </w:rPr>
-        <w:t>、</w:t>
-      </w:r>
-      <w:hyperlink r:id="rId81">
-        <w:r>
-          <w:rPr>
-            <w:lang w:val="zh_TW" w:bidi="zh_TW"/>
-          </w:rPr>
-          <w:rPr>
-            <w:color w:val="0000EE"/>
-            <w:u w:val="single"/>
-          </w:rPr>
-          <w:t>24</w:t>
-        </w:r>
-      </w:hyperlink>
-      <w:r>
-        <w:rPr>
-          <w:lang w:val="zh_TW" w:bidi="zh_TW"/>
-        </w:rPr>
-        <w:t>）</w:t>
-      </w:r>
-    </w:p>
-    <w:p>
-      <w:pPr>
-        <w:pStyle w:val="ListBullet"/>
-        <w:spacing w:line="240" w:lineRule="auto"/>
-        <w:ind w:left="720"/>
-      </w:pPr>
-      <w:r>
-        <w:rPr>
-          <w:lang w:val="zh_TW" w:bidi="zh_TW"/>
-        </w:rPr>
-      </w:r>
-      <w:r>
-        <w:rPr>
-          <w:lang w:val="zh_TW" w:bidi="zh_TW"/>
-        </w:rPr>
-        <w:t>基拉耳的王亞比米勒（</w:t>
-      </w:r>
-      <w:hyperlink r:id="rId82">
-        <w:r>
-          <w:rPr>
-            <w:lang w:val="zh_TW" w:bidi="zh_TW"/>
-          </w:rPr>
-          <w:rPr>
-            <w:color w:val="0000EE"/>
-            <w:u w:val="single"/>
-          </w:rPr>
-          <w:t>創21:22–34</w:t>
-        </w:r>
-      </w:hyperlink>
-      <w:r>
-        <w:rPr>
-          <w:lang w:val="zh_TW" w:bidi="zh_TW"/>
-        </w:rPr>
-        <w:t>）</w:t>
-      </w:r>
-    </w:p>
-    <w:p>
-      <w:pPr/>
-      <w:r>
-        <w:rPr>
-          <w:lang w:val="zh_TW" w:bidi="zh_TW"/>
-        </w:rPr>
-      </w:r>
-      <w:r>
-        <w:rPr>
-          <w:lang w:val="zh_TW" w:bidi="zh_TW"/>
-        </w:rPr>
-        <w:t>亞伯拉罕的兒子以撒也與亞比米勒結盟（</w:t>
-      </w:r>
-      <w:hyperlink r:id="rId83">
-        <w:r>
-          <w:rPr>
-            <w:lang w:val="zh_TW" w:bidi="zh_TW"/>
-          </w:rPr>
-          <w:rPr>
-            <w:color w:val="0000EE"/>
-            <w:u w:val="single"/>
-          </w:rPr>
-          <w:t>創26:26–31</w:t>
+          <w:t>可3:17</w:t>
         </w:r>
       </w:hyperlink>
       <w:r>
@@ -2004,623 +342,30 @@
         </w:rPr>
         <w:t>）。</w:t>
       </w:r>
-    </w:p>
-    <w:p>
-      <w:pPr/>
       <w:r>
         <w:rPr>
+          <w:i/>
           <w:lang w:val="zh_TW" w:bidi="zh_TW"/>
         </w:rPr>
+        <w:t>見</w:t>
       </w:r>
       <w:r>
         <w:rPr>
           <w:lang w:val="zh_TW" w:bidi="zh_TW"/>
         </w:rPr>
-        <w:t>後來，摩西出於宗教信仰的考量，禁止以色列人與迦南人結盟（</w:t>
-      </w:r>
-      <w:hyperlink r:id="rId84">
-        <w:r>
-          <w:rPr>
-            <w:lang w:val="zh_TW" w:bidi="zh_TW"/>
-          </w:rPr>
-          <w:rPr>
-            <w:color w:val="0000EE"/>
-            <w:u w:val="single"/>
-          </w:rPr>
-          <w:t>出23:31–33</w:t>
-        </w:r>
-      </w:hyperlink>
-      <w:r>
-        <w:rPr>
-          <w:lang w:val="zh_TW" w:bidi="zh_TW"/>
-        </w:rPr>
-        <w:t>，</w:t>
-      </w:r>
-      <w:hyperlink r:id="rId85">
-        <w:r>
-          <w:rPr>
-            <w:lang w:val="zh_TW" w:bidi="zh_TW"/>
-          </w:rPr>
-          <w:rPr>
-            <w:color w:val="0000EE"/>
-            <w:u w:val="single"/>
-          </w:rPr>
-          <w:t>34:12</w:t>
-        </w:r>
-      </w:hyperlink>
-      <w:r>
-        <w:rPr>
-          <w:lang w:val="zh_TW" w:bidi="zh_TW"/>
-        </w:rPr>
-        <w:t>；</w:t>
-      </w:r>
-      <w:hyperlink r:id="rId86">
-        <w:r>
-          <w:rPr>
-            <w:lang w:val="zh_TW" w:bidi="zh_TW"/>
-          </w:rPr>
-          <w:rPr>
-            <w:color w:val="0000EE"/>
-            <w:u w:val="single"/>
-          </w:rPr>
-          <w:t>申7:1–4</w:t>
-        </w:r>
-      </w:hyperlink>
-      <w:r>
-        <w:rPr>
-          <w:lang w:val="zh_TW" w:bidi="zh_TW"/>
-        </w:rPr>
-        <w:t>）。在士師時代，以色列人再次被提醒要遵守此命令（</w:t>
-      </w:r>
-      <w:hyperlink r:id="rId87">
-        <w:r>
-          <w:rPr>
-            <w:lang w:val="zh_TW" w:bidi="zh_TW"/>
-          </w:rPr>
-          <w:rPr>
-            <w:color w:val="0000EE"/>
-            <w:u w:val="single"/>
-          </w:rPr>
-          <w:t>士2:1–3</w:t>
-        </w:r>
-      </w:hyperlink>
-      <w:r>
-        <w:rPr>
-          <w:lang w:val="zh_TW" w:bidi="zh_TW"/>
-        </w:rPr>
-        <w:t>）。但是，</w:t>
-      </w:r>
-      <w:hyperlink r:id="rId88">
-        <w:r>
-          <w:rPr>
-            <w:lang w:val="zh_TW" w:bidi="zh_TW"/>
-          </w:rPr>
-          <w:rPr>
-            <w:color w:val="0000EE"/>
-            <w:u w:val="single"/>
-          </w:rPr>
-          <w:t>約書亞記第九章</w:t>
-        </w:r>
-      </w:hyperlink>
-      <w:r>
-        <w:rPr>
-          <w:lang w:val="zh_TW" w:bidi="zh_TW"/>
-        </w:rPr>
-        <w:t>講述了以色列曾受騙而與基遍人立約結盟。</w:t>
-      </w:r>
-    </w:p>
-    <w:p>
-      <w:pPr/>
-      <w:r>
-        <w:rPr>
-          <w:lang w:val="zh_TW" w:bidi="zh_TW"/>
-        </w:rPr>
+        <w:t xml:space="preserve"> </w:t>
       </w:r>
       <w:r>
         <w:rPr>
           <w:lang w:val="zh_TW" w:bidi="zh_TW"/>
         </w:rPr>
-        <w:t>在君主制時期，許多君王與外邦建立同盟，並藉通婚鞏固關係，例如：</w:t>
-      </w:r>
-    </w:p>
-    <w:p>
-      <w:pPr>
-        <w:pStyle w:val="ListBullet"/>
-        <w:spacing w:line="240" w:lineRule="auto"/>
-        <w:ind w:left="720"/>
-      </w:pPr>
-      <w:r>
-        <w:rPr>
-          <w:lang w:val="zh_TW" w:bidi="zh_TW"/>
-        </w:rPr>
+        <w:t>半尼其</w:t>
       </w:r>
       <w:r>
         <w:rPr>
           <w:lang w:val="zh_TW" w:bidi="zh_TW"/>
         </w:rPr>
-        <w:t>大衛（在他成為全以色列的王之前）同意與迦特王亞吉及非利士人一起對抗掃羅（</w:t>
-      </w:r>
-      <w:hyperlink r:id="rId89">
-        <w:r>
-          <w:rPr>
-            <w:lang w:val="zh_TW" w:bidi="zh_TW"/>
-          </w:rPr>
-          <w:rPr>
-            <w:color w:val="0000EE"/>
-            <w:u w:val="single"/>
-          </w:rPr>
-          <w:t>撒上27:1</w:t>
-        </w:r>
-      </w:hyperlink>
-      <w:r>
-        <w:rPr>
-          <w:lang w:val="zh_TW" w:bidi="zh_TW"/>
-        </w:rPr>
-        <w:t>，</w:t>
-      </w:r>
-      <w:hyperlink r:id="rId90">
-        <w:r>
-          <w:rPr>
-            <w:lang w:val="zh_TW" w:bidi="zh_TW"/>
-          </w:rPr>
-          <w:rPr>
-            <w:color w:val="0000EE"/>
-            <w:u w:val="single"/>
-          </w:rPr>
-          <w:t>28:2</w:t>
-        </w:r>
-      </w:hyperlink>
-      <w:r>
-        <w:rPr>
-          <w:lang w:val="zh_TW" w:bidi="zh_TW"/>
-        </w:rPr>
-        <w:t>）。</w:t>
-      </w:r>
-    </w:p>
-    <w:p>
-      <w:pPr>
-        <w:pStyle w:val="ListBullet"/>
-        <w:spacing w:line="240" w:lineRule="auto"/>
-        <w:ind w:left="720"/>
-      </w:pPr>
-      <w:r>
-        <w:rPr>
-          <w:lang w:val="zh_TW" w:bidi="zh_TW"/>
-        </w:rPr>
-      </w:r>
-      <w:r>
-        <w:rPr>
-          <w:lang w:val="zh_TW" w:bidi="zh_TW"/>
-        </w:rPr>
-        <w:t>所羅門與泰爾的希蘭建立貿易聯盟 （</w:t>
-      </w:r>
-      <w:hyperlink r:id="rId91">
-        <w:r>
-          <w:rPr>
-            <w:lang w:val="zh_TW" w:bidi="zh_TW"/>
-          </w:rPr>
-          <w:rPr>
-            <w:color w:val="0000EE"/>
-            <w:u w:val="single"/>
-          </w:rPr>
-          <w:t>王上5:1–18</w:t>
-        </w:r>
-      </w:hyperlink>
-      <w:r>
-        <w:rPr>
-          <w:lang w:val="zh_TW" w:bidi="zh_TW"/>
-        </w:rPr>
-        <w:t>，</w:t>
-      </w:r>
-      <w:hyperlink r:id="rId92">
-        <w:r>
-          <w:rPr>
-            <w:lang w:val="zh_TW" w:bidi="zh_TW"/>
-          </w:rPr>
-          <w:rPr>
-            <w:color w:val="0000EE"/>
-            <w:u w:val="single"/>
-          </w:rPr>
-          <w:t>9:26–28</w:t>
-        </w:r>
-      </w:hyperlink>
-      <w:r>
-        <w:rPr>
-          <w:lang w:val="zh_TW" w:bidi="zh_TW"/>
-        </w:rPr>
-        <w:t>）。</w:t>
-      </w:r>
-    </w:p>
-    <w:p>
-      <w:pPr>
-        <w:pStyle w:val="ListBullet"/>
-        <w:spacing w:line="240" w:lineRule="auto"/>
-        <w:ind w:left="720"/>
-      </w:pPr>
-      <w:r>
-        <w:rPr>
-          <w:lang w:val="zh_TW" w:bidi="zh_TW"/>
-        </w:rPr>
-      </w:r>
-      <w:r>
-        <w:rPr>
-          <w:lang w:val="zh_TW" w:bidi="zh_TW"/>
-        </w:rPr>
-        <w:t>所羅門也與埃及王建立貿易聯盟（</w:t>
-      </w:r>
-      <w:hyperlink r:id="rId93">
-        <w:r>
-          <w:rPr>
-            <w:lang w:val="zh_TW" w:bidi="zh_TW"/>
-          </w:rPr>
-          <w:rPr>
-            <w:color w:val="0000EE"/>
-            <w:u w:val="single"/>
-          </w:rPr>
-          <w:t>王上9:16</w:t>
-        </w:r>
-      </w:hyperlink>
-      <w:r>
-        <w:rPr>
-          <w:lang w:val="zh_TW" w:bidi="zh_TW"/>
-        </w:rPr>
-        <w:t>）。</w:t>
-      </w:r>
-    </w:p>
-    <w:p>
-      <w:pPr>
-        <w:pStyle w:val="ListBullet"/>
-        <w:spacing w:line="240" w:lineRule="auto"/>
-        <w:ind w:left="720"/>
-      </w:pPr>
-      <w:r>
-        <w:rPr>
-          <w:lang w:val="zh_TW" w:bidi="zh_TW"/>
-        </w:rPr>
-      </w:r>
-      <w:r>
-        <w:rPr>
-          <w:lang w:val="zh_TW" w:bidi="zh_TW"/>
-        </w:rPr>
-        <w:t>亞撒與</w:t>
-      </w:r>
-      <w:r>
-        <w:rPr>
-          <w:lang w:val="zh_TW" w:bidi="zh_TW"/>
-        </w:rPr>
-        <w:t>亞蘭</w:t>
-      </w:r>
-      <w:r>
-        <w:rPr>
-          <w:lang w:val="zh_TW" w:bidi="zh_TW"/>
-        </w:rPr>
-        <w:t>王便‧哈達結盟（</w:t>
-      </w:r>
-      <w:hyperlink r:id="rId94">
-        <w:r>
-          <w:rPr>
-            <w:lang w:val="zh_TW" w:bidi="zh_TW"/>
-          </w:rPr>
-          <w:rPr>
-            <w:color w:val="0000EE"/>
-            <w:u w:val="single"/>
-          </w:rPr>
-          <w:t>王上15:18–20</w:t>
-        </w:r>
-      </w:hyperlink>
-      <w:r>
-        <w:rPr>
-          <w:lang w:val="zh_TW" w:bidi="zh_TW"/>
-        </w:rPr>
-        <w:t>）。</w:t>
-      </w:r>
-    </w:p>
-    <w:p>
-      <w:pPr>
-        <w:pStyle w:val="ListBullet"/>
-        <w:spacing w:line="240" w:lineRule="auto"/>
-        <w:ind w:left="720"/>
-      </w:pPr>
-      <w:r>
-        <w:rPr>
-          <w:lang w:val="zh_TW" w:bidi="zh_TW"/>
-        </w:rPr>
-      </w:r>
-      <w:r>
-        <w:rPr>
-          <w:lang w:val="zh_TW" w:bidi="zh_TW"/>
-        </w:rPr>
-        <w:t>亞哈王與約沙法聯盟對抗</w:t>
-      </w:r>
-      <w:r>
-        <w:rPr>
-          <w:lang w:val="zh_TW" w:bidi="zh_TW"/>
-        </w:rPr>
-        <w:t>亞蘭</w:t>
-      </w:r>
-      <w:r>
-        <w:rPr>
-          <w:lang w:val="zh_TW" w:bidi="zh_TW"/>
-        </w:rPr>
-        <w:t>（</w:t>
-      </w:r>
-      <w:hyperlink r:id="rId95">
-        <w:r>
-          <w:rPr>
-            <w:lang w:val="zh_TW" w:bidi="zh_TW"/>
-          </w:rPr>
-          <w:rPr>
-            <w:color w:val="0000EE"/>
-            <w:u w:val="single"/>
-          </w:rPr>
-          <w:t>王上22:1–4</w:t>
-        </w:r>
-      </w:hyperlink>
-      <w:r>
-        <w:rPr>
-          <w:lang w:val="zh_TW" w:bidi="zh_TW"/>
-        </w:rPr>
-        <w:t>；</w:t>
-      </w:r>
-      <w:hyperlink r:id="rId96">
-        <w:r>
-          <w:rPr>
-            <w:lang w:val="zh_TW" w:bidi="zh_TW"/>
-          </w:rPr>
-          <w:rPr>
-            <w:color w:val="0000EE"/>
-            <w:u w:val="single"/>
-          </w:rPr>
-          <w:t>代下18:1–13</w:t>
-        </w:r>
-      </w:hyperlink>
-      <w:r>
-        <w:rPr>
-          <w:lang w:val="zh_TW" w:bidi="zh_TW"/>
-        </w:rPr>
-        <w:t>）。</w:t>
-      </w:r>
-    </w:p>
-    <w:p>
-      <w:pPr>
-        <w:pStyle w:val="ListBullet"/>
-        <w:spacing w:line="240" w:lineRule="auto"/>
-        <w:ind w:left="720"/>
-      </w:pPr>
-      <w:r>
-        <w:rPr>
-          <w:lang w:val="zh_TW" w:bidi="zh_TW"/>
-        </w:rPr>
-      </w:r>
-      <w:r>
-        <w:rPr>
-          <w:lang w:val="zh_TW" w:bidi="zh_TW"/>
-        </w:rPr>
-        <w:t>以色列王比加與</w:t>
-      </w:r>
-      <w:r>
-        <w:rPr>
-          <w:lang w:val="zh_TW" w:bidi="zh_TW"/>
-        </w:rPr>
-        <w:t>亞蘭</w:t>
-      </w:r>
-      <w:r>
-        <w:rPr>
-          <w:lang w:val="zh_TW" w:bidi="zh_TW"/>
-        </w:rPr>
-        <w:t>王利汛結盟，對抗猶大王亞哈斯（</w:t>
-      </w:r>
-      <w:hyperlink r:id="rId97">
-        <w:r>
-          <w:rPr>
-            <w:lang w:val="zh_TW" w:bidi="zh_TW"/>
-          </w:rPr>
-          <w:rPr>
-            <w:color w:val="0000EE"/>
-            <w:u w:val="single"/>
-          </w:rPr>
-          <w:t>賽7:1–9</w:t>
-        </w:r>
-      </w:hyperlink>
-      <w:r>
-        <w:rPr>
-          <w:lang w:val="zh_TW" w:bidi="zh_TW"/>
-        </w:rPr>
-        <w:t>）。</w:t>
-      </w:r>
-    </w:p>
-    <w:p>
-      <w:pPr>
-        <w:pStyle w:val="ListBullet"/>
-        <w:spacing w:line="240" w:lineRule="auto"/>
-        <w:ind w:left="720"/>
-      </w:pPr>
-      <w:r>
-        <w:rPr>
-          <w:lang w:val="zh_TW" w:bidi="zh_TW"/>
-        </w:rPr>
-      </w:r>
-      <w:r>
-        <w:rPr>
-          <w:lang w:val="zh_TW" w:bidi="zh_TW"/>
-        </w:rPr>
-        <w:t>亞哈斯與亞述王提革拉‧毗列色結盟，對抗比加和利汛（</w:t>
-      </w:r>
-      <w:hyperlink r:id="rId98">
-        <w:r>
-          <w:rPr>
-            <w:lang w:val="zh_TW" w:bidi="zh_TW"/>
-          </w:rPr>
-          <w:rPr>
-            <w:color w:val="0000EE"/>
-            <w:u w:val="single"/>
-          </w:rPr>
-          <w:t>王下16:7–9</w:t>
-        </w:r>
-      </w:hyperlink>
-      <w:r>
-        <w:rPr>
-          <w:lang w:val="zh_TW" w:bidi="zh_TW"/>
-        </w:rPr>
-        <w:t>）。</w:t>
-      </w:r>
-    </w:p>
-    <w:p>
-      <w:pPr>
-        <w:pStyle w:val="ListBullet"/>
-        <w:spacing w:line="240" w:lineRule="auto"/>
-        <w:ind w:left="720"/>
-      </w:pPr>
-      <w:r>
-        <w:rPr>
-          <w:lang w:val="zh_TW" w:bidi="zh_TW"/>
-        </w:rPr>
-      </w:r>
-      <w:r>
-        <w:rPr>
-          <w:lang w:val="zh_TW" w:bidi="zh_TW"/>
-        </w:rPr>
-        <w:t>西底家與埃及結盟對抗巴比倫人（</w:t>
-      </w:r>
-      <w:hyperlink r:id="rId99">
-        <w:r>
-          <w:rPr>
-            <w:lang w:val="zh_TW" w:bidi="zh_TW"/>
-          </w:rPr>
-          <w:rPr>
-            <w:color w:val="0000EE"/>
-            <w:u w:val="single"/>
-          </w:rPr>
-          <w:t>王下24:20</w:t>
-        </w:r>
-      </w:hyperlink>
-      <w:r>
-        <w:rPr>
-          <w:lang w:val="zh_TW" w:bidi="zh_TW"/>
-        </w:rPr>
-        <w:t>；</w:t>
-      </w:r>
-      <w:hyperlink r:id="rId100">
-        <w:r>
-          <w:rPr>
-            <w:lang w:val="zh_TW" w:bidi="zh_TW"/>
-          </w:rPr>
-          <w:rPr>
-            <w:color w:val="0000EE"/>
-            <w:u w:val="single"/>
-          </w:rPr>
-          <w:t>結17:1–21</w:t>
-        </w:r>
-      </w:hyperlink>
-      <w:r>
-        <w:rPr>
-          <w:lang w:val="zh_TW" w:bidi="zh_TW"/>
-        </w:rPr>
-        <w:t>）。</w:t>
-      </w:r>
-    </w:p>
-    <w:p>
-      <w:pPr/>
-      <w:r>
-        <w:rPr>
-          <w:lang w:val="zh_TW" w:bidi="zh_TW"/>
-        </w:rPr>
-      </w:r>
-      <w:r>
-        <w:rPr>
-          <w:lang w:val="zh_TW" w:bidi="zh_TW"/>
-        </w:rPr>
-        <w:t>這些聯盟經常會將外邦宗教帶入耶路撒冷（</w:t>
-      </w:r>
-      <w:hyperlink r:id="rId101">
-        <w:r>
-          <w:rPr>
-            <w:lang w:val="zh_TW" w:bidi="zh_TW"/>
-          </w:rPr>
-          <w:rPr>
-            <w:color w:val="0000EE"/>
-            <w:u w:val="single"/>
-          </w:rPr>
-          <w:t>王下16:10–18</w:t>
-        </w:r>
-      </w:hyperlink>
-      <w:r>
-        <w:rPr>
-          <w:lang w:val="zh_TW" w:bidi="zh_TW"/>
-        </w:rPr>
-        <w:t>），導致先知們的批評（</w:t>
-      </w:r>
-      <w:hyperlink r:id="rId102">
-        <w:r>
-          <w:rPr>
-            <w:lang w:val="zh_TW" w:bidi="zh_TW"/>
-          </w:rPr>
-          <w:rPr>
-            <w:color w:val="0000EE"/>
-            <w:u w:val="single"/>
-          </w:rPr>
-          <w:t>何8:8–10</w:t>
-        </w:r>
-      </w:hyperlink>
-      <w:r>
-        <w:rPr>
-          <w:lang w:val="zh_TW" w:bidi="zh_TW"/>
-        </w:rPr>
-        <w:t>；</w:t>
-      </w:r>
-      <w:hyperlink r:id="rId103">
-        <w:r>
-          <w:rPr>
-            <w:lang w:val="zh_TW" w:bidi="zh_TW"/>
-          </w:rPr>
-          <w:rPr>
-            <w:color w:val="0000EE"/>
-            <w:u w:val="single"/>
-          </w:rPr>
-          <w:t>賽30:1–3</w:t>
-        </w:r>
-      </w:hyperlink>
-      <w:r>
-        <w:rPr>
-          <w:lang w:val="zh_TW" w:bidi="zh_TW"/>
-        </w:rPr>
-        <w:t>、</w:t>
-      </w:r>
-      <w:hyperlink r:id="rId103">
-        <w:r>
-          <w:rPr>
-            <w:lang w:val="zh_TW" w:bidi="zh_TW"/>
-          </w:rPr>
-          <w:rPr>
-            <w:color w:val="0000EE"/>
-            <w:u w:val="single"/>
-          </w:rPr>
-          <w:t>15–16</w:t>
-        </w:r>
-      </w:hyperlink>
-      <w:r>
-        <w:rPr>
-          <w:lang w:val="zh_TW" w:bidi="zh_TW"/>
-        </w:rPr>
-        <w:t>；</w:t>
-      </w:r>
-      <w:hyperlink r:id="rId104">
-        <w:r>
-          <w:rPr>
-            <w:lang w:val="zh_TW" w:bidi="zh_TW"/>
-          </w:rPr>
-          <w:rPr>
-            <w:color w:val="0000EE"/>
-            <w:u w:val="single"/>
-          </w:rPr>
-          <w:t>耶2:18</w:t>
-        </w:r>
-      </w:hyperlink>
-      <w:r>
-        <w:rPr>
-          <w:lang w:val="zh_TW" w:bidi="zh_TW"/>
-        </w:rPr>
-        <w:t>）。</w:t>
+        <w:t>。</w:t>
       </w:r>
       <w:r>
         <w:rPr>

--- a/zht/docx/088.content.docx
+++ b/zht/docx/088.content.docx
@@ -149,7 +149,7 @@
         <w:rPr>
           <w:lang w:val="zh_TW" w:bidi="zh_TW"/>
         </w:rPr>
-        <w:t>lei</w:t>
+        <w:t>lan</w:t>
       </w:r>
       <w:r>
         <w:rPr>
@@ -212,7 +212,7 @@
         <w:rPr>
           <w:lang w:val="zh_TW" w:bidi="zh_TW"/>
         </w:rPr>
-        <w:t>雷子</w:t>
+        <w:t>蘭塞（地點）</w:t>
       </w:r>
       <w:r>
         <w:rPr>
@@ -226,12 +226,6 @@
         <w:rPr>
           <w:lang w:val="zh_TW" w:bidi="zh_TW"/>
         </w:rPr>
-      </w:r>
-      <w:r>
-        <w:rPr>
-          <w:lang w:val="zh_TW" w:bidi="zh_TW"/>
-        </w:rPr>
-        <w:t>「半尼其」翻譯出來的意思，即耶穌給雅各和約翰的稱號（</w:t>
       </w:r>
       <w:hyperlink r:id="rId13">
         <w:r>
@@ -242,89 +236,16 @@
             <w:color w:val="0000EE"/>
             <w:u w:val="single"/>
           </w:rPr>
-          <w:t>可3:17</w:t>
+          <w:t>出埃及記一章11節</w:t>
         </w:r>
       </w:hyperlink>
       <w:r>
         <w:rPr>
           <w:lang w:val="zh_TW" w:bidi="zh_TW"/>
         </w:rPr>
-        <w:t>）。</w:t>
-      </w:r>
-      <w:r>
-        <w:rPr>
-          <w:i/>
-          <w:lang w:val="zh_TW" w:bidi="zh_TW"/>
-        </w:rPr>
-        <w:t>見</w:t>
-      </w:r>
-      <w:r>
-        <w:rPr>
-          <w:lang w:val="zh_TW" w:bidi="zh_TW"/>
-        </w:rPr>
-        <w:t xml:space="preserve"> </w:t>
-      </w:r>
-      <w:r>
-        <w:rPr>
-          <w:lang w:val="zh_TW" w:bidi="zh_TW"/>
-        </w:rPr>
-        <w:t>半尼其</w:t>
-      </w:r>
-      <w:r>
-        <w:rPr>
-          <w:lang w:val="zh_TW" w:bidi="zh_TW"/>
-        </w:rPr>
-        <w:t>。</w:t>
-      </w:r>
-      <w:r>
-        <w:rPr>
-          <w:lang w:val="zh_TW" w:bidi="zh_TW"/>
-        </w:rPr>
-      </w:r>
-      <w:r>
-        <w:rPr>
-          <w:lang w:val="zh_TW" w:bidi="zh_TW"/>
-        </w:rPr>
-      </w:r>
-    </w:p>
-    <w:p>
-      <w:pPr/>
-      <w:r>
-        <w:rPr>
-          <w:lang w:val="zh_TW" w:bidi="zh_TW"/>
-        </w:rPr>
-      </w:r>
-    </w:p>
-    <w:p>
-      <w:pPr>
-        <w:pStyle w:val="Heading2"/>
-      </w:pPr>
-      <w:r>
-        <w:rPr>
-          <w:lang w:val="zh_TW" w:bidi="zh_TW"/>
-        </w:rPr>
-        <w:t>雷子</w:t>
-      </w:r>
-      <w:r>
-        <w:rPr>
-          <w:lang w:val="zh_TW" w:bidi="zh_TW"/>
-        </w:rPr>
-      </w:r>
-    </w:p>
-    <w:p>
-      <w:pPr/>
-      <w:r>
-        <w:rPr>
-          <w:lang w:val="zh_TW" w:bidi="zh_TW"/>
-        </w:rPr>
-      </w:r>
-      <w:r>
-        <w:rPr>
-          <w:lang w:val="zh_TW" w:bidi="zh_TW"/>
-        </w:rPr>
-        <w:t>「半尼其」這個詞翻譯出來的意思，是耶穌給雅各和約翰的綽號（</w:t>
-      </w:r>
-      <w:hyperlink r:id="rId13">
+        <w:t>中提到的一座城（也稱為拉默西〔Ra'amses〕或蘭塞〔Ramses〕），經文中將這座城與比東並列提及。希伯來人在埃及為法老建造積貨城時，被迫在這裡從事建築工程，並承受法老督工所加給他們的沉重勞役。後來，他們脫離這種壓迫，從這裡啟程前往應許之地（</w:t>
+      </w:r>
+      <w:hyperlink r:id="rId14">
         <w:r>
           <w:rPr>
             <w:lang w:val="zh_TW" w:bidi="zh_TW"/>
@@ -333,21 +254,511 @@
             <w:color w:val="0000EE"/>
             <w:u w:val="single"/>
           </w:rPr>
-          <w:t>可3:17</w:t>
+          <w:t>出12:37</w:t>
         </w:r>
       </w:hyperlink>
       <w:r>
         <w:rPr>
           <w:lang w:val="zh_TW" w:bidi="zh_TW"/>
         </w:rPr>
+        <w:t>；</w:t>
+      </w:r>
+      <w:hyperlink r:id="rId15">
+        <w:r>
+          <w:rPr>
+            <w:lang w:val="zh_TW" w:bidi="zh_TW"/>
+          </w:rPr>
+          <w:rPr>
+            <w:color w:val="0000EE"/>
+            <w:u w:val="single"/>
+          </w:rPr>
+          <w:t>民33:3</w:t>
+        </w:r>
+      </w:hyperlink>
+      <w:r>
+        <w:rPr>
+          <w:lang w:val="zh_TW" w:bidi="zh_TW"/>
+        </w:rPr>
+        <w:t>）。這座城的確切位置，對於確定出埃及的年代具有重要意義。</w:t>
+      </w:r>
+    </w:p>
+    <w:p>
+      <w:pPr/>
+      <w:r>
+        <w:rPr>
+          <w:lang w:val="zh_TW" w:bidi="zh_TW"/>
+        </w:rPr>
+      </w:r>
+      <w:r>
+        <w:rPr>
+          <w:lang w:val="zh_TW" w:bidi="zh_TW"/>
+        </w:rPr>
+        <w:t>強大的法老蘭塞二世（Ramses II，公元前1290至1224年在位）在尼羅河三角洲東部興建了許多建築。這位雄心勃勃的法老希望建立王國的新中心，因此選擇了家族舊都阿瓦里斯（Avaris）作為起點。他的父親已經在那裡建造了一座夏宮。蘭塞二世又在阿瓦里斯北面建造了一座宏偉的宮殿，並命名為比蘭塞（Pirameses）</w:t>
+      </w:r>
+    </w:p>
+    <w:p>
+      <w:pPr/>
+      <w:r>
+        <w:rPr>
+          <w:lang w:val="zh_TW" w:bidi="zh_TW"/>
+        </w:rPr>
+      </w:r>
+      <w:r>
+        <w:rPr>
+          <w:lang w:val="zh_TW" w:bidi="zh_TW"/>
+        </w:rPr>
+        <w:t>學者一直在爭論這座城究竟位於何處。有些學者認為是在佩盧西姆（Pelusium，位於地中海沿岸），也有人認為是在塔尼斯（Tanis，又稱瑣安）。如今，在塔尼斯的說法已被否定，因為當地的石造建築都是從其它地方搬運並重新使用的材料，而不是原址興建。</w:t>
+      </w:r>
+    </w:p>
+    <w:p>
+      <w:pPr/>
+      <w:r>
+        <w:rPr>
+          <w:lang w:val="zh_TW" w:bidi="zh_TW"/>
+        </w:rPr>
+      </w:r>
+      <w:r>
+        <w:rPr>
+          <w:lang w:val="zh_TW" w:bidi="zh_TW"/>
+        </w:rPr>
+        <w:t>然而，在塔尼斯以南30.6公里（19英里）的坎提爾（Qantir）附近，考古學家發現了大量重要遺跡，包括：</w:t>
+      </w:r>
+    </w:p>
+    <w:p>
+      <w:pPr>
+        <w:pStyle w:val="ListBullet"/>
+        <w:spacing w:line="240" w:lineRule="auto"/>
+        <w:ind w:left="720"/>
+      </w:pPr>
+      <w:r>
+        <w:rPr>
+          <w:lang w:val="zh_TW" w:bidi="zh_TW"/>
+        </w:rPr>
+      </w:r>
+      <w:r>
+        <w:rPr>
+          <w:lang w:val="zh_TW" w:bidi="zh_TW"/>
+        </w:rPr>
+        <w:t>塞提一世（蘭塞二世的父親）開始建造的一座宮殿。</w:t>
+      </w:r>
+    </w:p>
+    <w:p>
+      <w:pPr>
+        <w:pStyle w:val="ListBullet"/>
+        <w:spacing w:line="240" w:lineRule="auto"/>
+        <w:ind w:left="720"/>
+      </w:pPr>
+      <w:r>
+        <w:rPr>
+          <w:lang w:val="zh_TW" w:bidi="zh_TW"/>
+        </w:rPr>
+      </w:r>
+      <w:r>
+        <w:rPr>
+          <w:lang w:val="zh_TW" w:bidi="zh_TW"/>
+        </w:rPr>
+        <w:t>附近的一座釉器工場</w:t>
+      </w:r>
+    </w:p>
+    <w:p>
+      <w:pPr>
+        <w:pStyle w:val="ListBullet"/>
+        <w:spacing w:line="240" w:lineRule="auto"/>
+        <w:ind w:left="720"/>
+      </w:pPr>
+      <w:r>
+        <w:rPr>
+          <w:lang w:val="zh_TW" w:bidi="zh_TW"/>
+        </w:rPr>
+      </w:r>
+      <w:r>
+        <w:rPr>
+          <w:lang w:val="zh_TW" w:bidi="zh_TW"/>
+        </w:rPr>
+        <w:t>王子和高級官員的住宅</w:t>
+      </w:r>
+    </w:p>
+    <w:p>
+      <w:pPr>
+        <w:pStyle w:val="ListBullet"/>
+        <w:spacing w:line="240" w:lineRule="auto"/>
+        <w:ind w:left="720"/>
+      </w:pPr>
+      <w:r>
+        <w:rPr>
+          <w:lang w:val="zh_TW" w:bidi="zh_TW"/>
+        </w:rPr>
+      </w:r>
+      <w:r>
+        <w:rPr>
+          <w:lang w:val="zh_TW" w:bidi="zh_TW"/>
+        </w:rPr>
+        <w:t>一座神廟和公共集會廳的遺跡</w:t>
+      </w:r>
+    </w:p>
+    <w:p>
+      <w:pPr/>
+      <w:r>
+        <w:rPr>
+          <w:lang w:val="zh_TW" w:bidi="zh_TW"/>
+        </w:rPr>
+      </w:r>
+      <w:r>
+        <w:rPr>
+          <w:lang w:val="zh_TW" w:bidi="zh_TW"/>
+        </w:rPr>
+        <w:t>如今，這些發現已普遍被認為就是拉默西（皮蘭塞）的遺址。原先由許克所斯人（Hyksos，外族統治者）建立的城，在公元前十八王朝初期（約公元前1552至1306年），許克所斯人被逐出埃及後遭到毀壞。這座城一度遭到廢棄，後來又在第十九王朝重建。蘭塞二世大規模裝飾他父親的宮殿，並在附近設立軍事設施，包括：</w:t>
+      </w:r>
+    </w:p>
+    <w:p>
+      <w:pPr>
+        <w:pStyle w:val="ListBullet"/>
+        <w:spacing w:line="240" w:lineRule="auto"/>
+        <w:ind w:left="720"/>
+      </w:pPr>
+      <w:r>
+        <w:rPr>
+          <w:lang w:val="zh_TW" w:bidi="zh_TW"/>
+        </w:rPr>
+      </w:r>
+      <w:r>
+        <w:rPr>
+          <w:lang w:val="zh_TW" w:bidi="zh_TW"/>
+        </w:rPr>
+        <w:t>其戰車集結之地，</w:t>
+      </w:r>
+    </w:p>
+    <w:p>
+      <w:pPr>
+        <w:pStyle w:val="ListBullet"/>
+        <w:spacing w:line="240" w:lineRule="auto"/>
+        <w:ind w:left="720"/>
+      </w:pPr>
+      <w:r>
+        <w:rPr>
+          <w:lang w:val="zh_TW" w:bidi="zh_TW"/>
+        </w:rPr>
+      </w:r>
+      <w:r>
+        <w:rPr>
+          <w:lang w:val="zh_TW" w:bidi="zh_TW"/>
+        </w:rPr>
+        <w:t>其步兵訓練之地，以及</w:t>
+      </w:r>
+    </w:p>
+    <w:p>
+      <w:pPr>
+        <w:pStyle w:val="ListBullet"/>
+        <w:spacing w:line="240" w:lineRule="auto"/>
+        <w:ind w:left="720"/>
+      </w:pPr>
+      <w:r>
+        <w:rPr>
+          <w:lang w:val="zh_TW" w:bidi="zh_TW"/>
+        </w:rPr>
+      </w:r>
+      <w:r>
+        <w:rPr>
+          <w:lang w:val="zh_TW" w:bidi="zh_TW"/>
+        </w:rPr>
+        <w:t>其船隻的停泊區。</w:t>
+      </w:r>
+    </w:p>
+    <w:p>
+      <w:pPr/>
+      <w:r>
+        <w:rPr>
+          <w:lang w:val="zh_TW" w:bidi="zh_TW"/>
+        </w:rPr>
+      </w:r>
+      <w:r>
+        <w:rPr>
+          <w:i/>
+          <w:lang w:val="zh_TW" w:bidi="zh_TW"/>
+        </w:rPr>
+        <w:t>另見</w:t>
+      </w:r>
+      <w:r>
+        <w:rPr>
+          <w:lang w:val="zh_TW" w:bidi="zh_TW"/>
+        </w:rPr>
+        <w:t xml:space="preserve"> </w:t>
+      </w:r>
+      <w:r>
+        <w:rPr>
+          <w:lang w:val="zh_TW" w:bidi="zh_TW"/>
+        </w:rPr>
+        <w:t>埃及，埃及人</w:t>
+      </w:r>
+      <w:r>
+        <w:rPr>
+          <w:lang w:val="zh_TW" w:bidi="zh_TW"/>
+        </w:rPr>
+        <w:t>；</w:t>
+      </w:r>
+      <w:r>
+        <w:rPr>
+          <w:lang w:val="zh_TW" w:bidi="zh_TW"/>
+        </w:rPr>
+        <w:t>比東</w:t>
+      </w:r>
+      <w:r>
+        <w:rPr>
+          <w:lang w:val="zh_TW" w:bidi="zh_TW"/>
+        </w:rPr>
+        <w:t>。</w:t>
+      </w:r>
+      <w:r>
+        <w:rPr>
+          <w:lang w:val="zh_TW" w:bidi="zh_TW"/>
+        </w:rPr>
+      </w:r>
+      <w:r>
+        <w:rPr>
+          <w:lang w:val="zh_TW" w:bidi="zh_TW"/>
+        </w:rPr>
+      </w:r>
+    </w:p>
+    <w:p>
+      <w:pPr/>
+      <w:r>
+        <w:rPr>
+          <w:lang w:val="zh_TW" w:bidi="zh_TW"/>
+        </w:rPr>
+      </w:r>
+    </w:p>
+    <w:p>
+      <w:pPr>
+        <w:pStyle w:val="Heading2"/>
+      </w:pPr>
+      <w:r>
+        <w:rPr>
+          <w:lang w:val="zh_TW" w:bidi="zh_TW"/>
+        </w:rPr>
+        <w:t>蘭塞（人物）</w:t>
+      </w:r>
+      <w:r>
+        <w:rPr>
+          <w:lang w:val="zh_TW" w:bidi="zh_TW"/>
+        </w:rPr>
+      </w:r>
+    </w:p>
+    <w:p>
+      <w:pPr/>
+      <w:r>
+        <w:rPr>
+          <w:lang w:val="zh_TW" w:bidi="zh_TW"/>
+        </w:rPr>
+      </w:r>
+      <w:r>
+        <w:rPr>
+          <w:lang w:val="zh_TW" w:bidi="zh_TW"/>
+        </w:rPr>
+        <w:t>十九王朝和二十王朝共有11位埃及王名叫蘭塞（Ramses，亦拼寫為Rameses）。</w:t>
+      </w:r>
+    </w:p>
+    <w:p>
+      <w:pPr>
+        <w:pStyle w:val="Heading3"/>
+      </w:pPr>
+      <w:r>
+        <w:rPr>
+          <w:lang w:val="zh_TW" w:bidi="zh_TW"/>
+        </w:rPr>
+        <w:t>蘭塞二世</w:t>
+      </w:r>
+    </w:p>
+    <w:p>
+      <w:pPr/>
+      <w:r>
+        <w:rPr>
+          <w:lang w:val="zh_TW" w:bidi="zh_TW"/>
+        </w:rPr>
+      </w:r>
+      <w:r>
+        <w:rPr>
+          <w:lang w:val="zh_TW" w:bidi="zh_TW"/>
+        </w:rPr>
+        <w:t>蘭塞二世（Ramses II）在位約67年（約公元前1290至1224年）。他因興建許多重要建築而有「蘭塞大帝（Ramses the Great）」之稱，包括：</w:t>
+      </w:r>
+    </w:p>
+    <w:p>
+      <w:pPr>
+        <w:pStyle w:val="ListBullet"/>
+        <w:spacing w:line="240" w:lineRule="auto"/>
+        <w:ind w:left="720"/>
+      </w:pPr>
+      <w:r>
+        <w:rPr>
+          <w:lang w:val="zh_TW" w:bidi="zh_TW"/>
+        </w:rPr>
+      </w:r>
+      <w:r>
+        <w:rPr>
+          <w:lang w:val="zh_TW" w:bidi="zh_TW"/>
+        </w:rPr>
+        <w:t>他位於底比斯的葬祭殿（稱為蘭塞神殿〔Ramesseum〕），</w:t>
+      </w:r>
+    </w:p>
+    <w:p>
+      <w:pPr>
+        <w:pStyle w:val="ListBullet"/>
+        <w:spacing w:line="240" w:lineRule="auto"/>
+        <w:ind w:left="720"/>
+      </w:pPr>
+      <w:r>
+        <w:rPr>
+          <w:lang w:val="zh_TW" w:bidi="zh_TW"/>
+        </w:rPr>
+      </w:r>
+      <w:r>
+        <w:rPr>
+          <w:lang w:val="zh_TW" w:bidi="zh_TW"/>
+        </w:rPr>
+        <w:t>努比亞（Nubia）阿布辛貝（Abu Simbel）的岩石神廟，以及</w:t>
+      </w:r>
+    </w:p>
+    <w:p>
+      <w:pPr>
+        <w:pStyle w:val="ListBullet"/>
+        <w:spacing w:line="240" w:lineRule="auto"/>
+        <w:ind w:left="720"/>
+      </w:pPr>
+      <w:r>
+        <w:rPr>
+          <w:lang w:val="zh_TW" w:bidi="zh_TW"/>
+        </w:rPr>
+      </w:r>
+      <w:r>
+        <w:rPr>
+          <w:lang w:val="zh_TW" w:bidi="zh_TW"/>
+        </w:rPr>
+        <w:t>加建卡納克（Karnak）和盧克索（Luxor）的神廟。</w:t>
+      </w:r>
+    </w:p>
+    <w:p>
+      <w:pPr/>
+      <w:r>
+        <w:rPr>
+          <w:lang w:val="zh_TW" w:bidi="zh_TW"/>
+        </w:rPr>
+      </w:r>
+      <w:r>
+        <w:rPr>
+          <w:lang w:val="zh_TW" w:bidi="zh_TW"/>
+        </w:rPr>
+        <w:t>神廟牆上的浮雕把他描繪成一位偉大的軍事領袖。他曾在奧龍特斯河（Orontes River）畔的加低斯與赫人交戰。這場戰役最後沒有分出勝負，但蘭塞卻在蘭塞神殿和阿布辛貝的神廟中，以浮雕和銘文宣稱埃及得勝。他與赫人訂立的和平條約，是目前已知最早的國際和平條約。有些人認為他就是奴役以色列人的法老，但這種看法不太可能成立（</w:t>
+      </w:r>
+      <w:hyperlink r:id="rId16">
+        <w:r>
+          <w:rPr>
+            <w:lang w:val="zh_TW" w:bidi="zh_TW"/>
+          </w:rPr>
+          <w:rPr>
+            <w:color w:val="0000EE"/>
+            <w:u w:val="single"/>
+          </w:rPr>
+          <w:t>出1:8–11</w:t>
+        </w:r>
+      </w:hyperlink>
+      <w:r>
+        <w:rPr>
+          <w:lang w:val="zh_TW" w:bidi="zh_TW"/>
+        </w:rPr>
         <w:t>）。</w:t>
       </w:r>
+    </w:p>
+    <w:p>
+      <w:pPr>
+        <w:pStyle w:val="Heading3"/>
+      </w:pPr>
+      <w:r>
+        <w:rPr>
+          <w:lang w:val="zh_TW" w:bidi="zh_TW"/>
+        </w:rPr>
+        <w:t>蘭塞三世</w:t>
+      </w:r>
+    </w:p>
+    <w:p>
+      <w:pPr/>
+      <w:r>
+        <w:rPr>
+          <w:lang w:val="zh_TW" w:bidi="zh_TW"/>
+        </w:rPr>
+      </w:r>
+      <w:r>
+        <w:rPr>
+          <w:lang w:val="zh_TW" w:bidi="zh_TW"/>
+        </w:rPr>
+        <w:t>蘭塞三世（Ramses III）是二十王朝的法老，於公元前1195至1124年在位。他在尼羅河三角洲（Nile Delta）的一場陸海戰役中，成功抵禦了海上民族的入侵。他在底比斯地區名為哈布城（Medinet Habu）的地方，建造了一座大型葬祭殿和王宮。</w:t>
+      </w:r>
+    </w:p>
+    <w:p>
+      <w:pPr/>
+      <w:r>
+        <w:rPr>
+          <w:lang w:val="zh_TW" w:bidi="zh_TW"/>
+        </w:rPr>
+      </w:r>
+      <w:r>
+        <w:rPr>
+          <w:lang w:val="zh_TW" w:bidi="zh_TW"/>
+        </w:rPr>
+        <w:t>神殿區北側外牆保存著目前已知最早描繪海戰的圖像。圖中被擄的人包括非利士（Peleset）人；許多學者認為他們就是非利士人（Philistines）。外牆還刻有精美的獵獅和獵野牛浮雕。</w:t>
+      </w:r>
+    </w:p>
+    <w:p>
+      <w:pPr/>
+      <w:r>
+        <w:rPr>
+          <w:lang w:val="zh_TW" w:bidi="zh_TW"/>
+        </w:rPr>
+      </w:r>
+      <w:r>
+        <w:rPr>
+          <w:lang w:val="zh_TW" w:bidi="zh_TW"/>
+        </w:rPr>
+        <w:t>蘭塞三世晚年留下了著名的《哈里斯蒲草紙（Harris Papyrus）》，記載了他獻給阿蒙神（Amon）的一切供物。這段時期，由皇家陵墓的工人沒有領到工資，因此發動罷工。蘭塞九世（Ramses IX）和蘭塞十世（Ramses X）在位期間，也發生過類似的事件。蘭塞三世晚年的文獻還記載了一場宮廷審判，審理的是王室後宮內的一宗陰謀；這場陰謀顯然導致蘭塞三世遭到殺害。</w:t>
+      </w:r>
+    </w:p>
+    <w:p>
+      <w:pPr>
+        <w:pStyle w:val="Heading3"/>
+      </w:pPr>
+      <w:r>
+        <w:rPr>
+          <w:lang w:val="zh_TW" w:bidi="zh_TW"/>
+        </w:rPr>
+        <w:t>其他名叫蘭塞的法老</w:t>
+      </w:r>
+    </w:p>
+    <w:p>
+      <w:pPr/>
+      <w:r>
+        <w:rPr>
+          <w:lang w:val="zh_TW" w:bidi="zh_TW"/>
+        </w:rPr>
+      </w:r>
+      <w:r>
+        <w:rPr>
+          <w:lang w:val="zh_TW" w:bidi="zh_TW"/>
+        </w:rPr>
+        <w:t>其他名叫蘭塞的法老都是較次要的統治者，沒有在歷史上留下重要事蹟。這段時期埃及局勢動盪，王陵盜掘事件十分普遍。蘭塞九世在位期間，曾對這些盜墓案件展開一次複雜而且充滿爭議的調查。</w:t>
+      </w:r>
+    </w:p>
+    <w:p>
+      <w:pPr/>
+      <w:r>
+        <w:rPr>
+          <w:lang w:val="zh_TW" w:bidi="zh_TW"/>
+        </w:rPr>
+      </w:r>
       <w:r>
         <w:rPr>
           <w:i/>
           <w:lang w:val="zh_TW" w:bidi="zh_TW"/>
         </w:rPr>
-        <w:t>見</w:t>
+        <w:t>另見</w:t>
       </w:r>
       <w:r>
         <w:rPr>
@@ -359,7 +770,7 @@
         <w:rPr>
           <w:lang w:val="zh_TW" w:bidi="zh_TW"/>
         </w:rPr>
-        <w:t>半尼其</w:t>
+        <w:t>埃及，埃及人</w:t>
       </w:r>
       <w:r>
         <w:rPr>

--- a/zht/docx/088.content.docx
+++ b/zht/docx/088.content.docx
@@ -227,54 +227,36 @@
           <w:lang w:val="zh_TW" w:bidi="zh_TW"/>
         </w:rPr>
       </w:r>
-      <w:hyperlink r:id="rId13">
-        <w:r>
-          <w:rPr>
-            <w:lang w:val="zh_TW" w:bidi="zh_TW"/>
-          </w:rPr>
-          <w:rPr>
-            <w:color w:val="0000EE"/>
-            <w:u w:val="single"/>
-          </w:rPr>
-          <w:t>出埃及記一章11節</w:t>
-        </w:r>
-      </w:hyperlink>
+      <w:r>
+        <w:rPr>
+          <w:lang w:val="zh_TW" w:bidi="zh_TW"/>
+        </w:rPr>
+        <w:t>出埃及記一章11節</w:t>
+      </w:r>
       <w:r>
         <w:rPr>
           <w:lang w:val="zh_TW" w:bidi="zh_TW"/>
         </w:rPr>
         <w:t>中提到的一座城（也稱為拉默西〔Ra'amses〕或蘭塞〔Ramses〕），經文中將這座城與比東並列提及。希伯來人在埃及為法老建造積貨城時，被迫在這裡從事建築工程，並承受法老督工所加給他們的沉重勞役。後來，他們脫離這種壓迫，從這裡啟程前往應許之地（</w:t>
       </w:r>
-      <w:hyperlink r:id="rId14">
-        <w:r>
-          <w:rPr>
-            <w:lang w:val="zh_TW" w:bidi="zh_TW"/>
-          </w:rPr>
-          <w:rPr>
-            <w:color w:val="0000EE"/>
-            <w:u w:val="single"/>
-          </w:rPr>
-          <w:t>出12:37</w:t>
-        </w:r>
-      </w:hyperlink>
+      <w:r>
+        <w:rPr>
+          <w:lang w:val="zh_TW" w:bidi="zh_TW"/>
+        </w:rPr>
+        <w:t>出12:37</w:t>
+      </w:r>
       <w:r>
         <w:rPr>
           <w:lang w:val="zh_TW" w:bidi="zh_TW"/>
         </w:rPr>
         <w:t>；</w:t>
       </w:r>
-      <w:hyperlink r:id="rId15">
-        <w:r>
-          <w:rPr>
-            <w:lang w:val="zh_TW" w:bidi="zh_TW"/>
-          </w:rPr>
-          <w:rPr>
-            <w:color w:val="0000EE"/>
-            <w:u w:val="single"/>
-          </w:rPr>
-          <w:t>民33:3</w:t>
-        </w:r>
-      </w:hyperlink>
+      <w:r>
+        <w:rPr>
+          <w:lang w:val="zh_TW" w:bidi="zh_TW"/>
+        </w:rPr>
+        <w:t>民33:3</w:t>
+      </w:r>
       <w:r>
         <w:rPr>
           <w:lang w:val="zh_TW" w:bidi="zh_TW"/>
@@ -649,18 +631,12 @@
         </w:rPr>
         <w:t>神廟牆上的浮雕把他描繪成一位偉大的軍事領袖。他曾在奧龍特斯河（Orontes River）畔的加低斯與赫人交戰。這場戰役最後沒有分出勝負，但蘭塞卻在蘭塞神殿和阿布辛貝的神廟中，以浮雕和銘文宣稱埃及得勝。他與赫人訂立的和平條約，是目前已知最早的國際和平條約。有些人認為他就是奴役以色列人的法老，但這種看法不太可能成立（</w:t>
       </w:r>
-      <w:hyperlink r:id="rId16">
-        <w:r>
-          <w:rPr>
-            <w:lang w:val="zh_TW" w:bidi="zh_TW"/>
-          </w:rPr>
-          <w:rPr>
-            <w:color w:val="0000EE"/>
-            <w:u w:val="single"/>
-          </w:rPr>
-          <w:t>出1:8–11</w:t>
-        </w:r>
-      </w:hyperlink>
+      <w:r>
+        <w:rPr>
+          <w:lang w:val="zh_TW" w:bidi="zh_TW"/>
+        </w:rPr>
+        <w:t>出1:8–11</w:t>
+      </w:r>
       <w:r>
         <w:rPr>
           <w:lang w:val="zh_TW" w:bidi="zh_TW"/>
